--- a/ПРАКТИКА инфор.технологии/Практика 2.docx
+++ b/ПРАКТИКА инфор.технологии/Практика 2.docx
@@ -284,8 +284,17 @@
       <w:pPr>
         <w:pStyle w:val="af7"/>
         <w:ind w:firstLine="284"/>
-      </w:pPr>
-      <w:r>
+        <w:jc w:val="center"/>
+        <w:rPr>
+          <w:b/>
+          <w:bCs/>
+        </w:rPr>
+      </w:pPr>
+      <w:r>
+        <w:rPr>
+          <w:b/>
+          <w:bCs/>
+        </w:rPr>
         <w:lastRenderedPageBreak/>
         <w:t>СОДЕРЖАНИЕ</w:t>
       </w:r>
@@ -293,27 +302,1496 @@
     <w:p>
       <w:pPr>
         <w:pStyle w:val="af7"/>
+        <w:ind w:firstLine="284"/>
         <w:jc w:val="center"/>
         <w:rPr>
-          <w:rFonts w:eastAsia="Times New Roman"/>
           <w:b/>
           <w:bCs/>
         </w:rPr>
       </w:pPr>
+    </w:p>
+    <w:sdt>
+      <w:sdtPr>
+        <w:id w:val="455450408"/>
+        <w:docPartObj>
+          <w:docPartGallery w:val="Table of Contents"/>
+          <w:docPartUnique/>
+        </w:docPartObj>
+      </w:sdtPr>
+      <w:sdtEndPr>
+        <w:rPr>
+          <w:rFonts w:ascii="Times New Roman" w:eastAsia="SimSun" w:hAnsi="Times New Roman" w:cstheme="minorBidi"/>
+          <w:color w:val="auto"/>
+          <w:sz w:val="28"/>
+          <w:szCs w:val="22"/>
+          <w:lang w:eastAsia="en-US"/>
+        </w:rPr>
+      </w:sdtEndPr>
+      <w:sdtContent>
+        <w:p>
+          <w:pPr>
+            <w:pStyle w:val="af1"/>
+            <w:spacing w:before="0" w:line="360" w:lineRule="auto"/>
+          </w:pPr>
+        </w:p>
+        <w:p>
+          <w:pPr>
+            <w:pStyle w:val="11"/>
+            <w:rPr>
+              <w:rFonts w:asciiTheme="minorHAnsi" w:eastAsiaTheme="minorEastAsia" w:hAnsiTheme="minorHAnsi"/>
+              <w:noProof/>
+              <w:kern w:val="2"/>
+              <w:sz w:val="24"/>
+              <w:szCs w:val="24"/>
+              <w:lang w:eastAsia="ru-RU"/>
+              <w14:ligatures w14:val="standardContextual"/>
+            </w:rPr>
+          </w:pPr>
+          <w:r>
+            <w:fldChar w:fldCharType="begin"/>
+          </w:r>
+          <w:r>
+            <w:instrText xml:space="preserve"> TOC \o "1-3" \h \z \u </w:instrText>
+          </w:r>
+          <w:r>
+            <w:fldChar w:fldCharType="separate"/>
+          </w:r>
+          <w:hyperlink w:anchor="_Toc210676422" w:history="1">
+            <w:r>
+              <w:rPr>
+                <w:rStyle w:val="ae"/>
+                <w:noProof/>
+              </w:rPr>
+              <w:t>ВВЕДЕНИЕ</w:t>
+            </w:r>
+            <w:r>
+              <w:rPr>
+                <w:noProof/>
+                <w:webHidden/>
+              </w:rPr>
+              <w:tab/>
+            </w:r>
+            <w:r>
+              <w:rPr>
+                <w:noProof/>
+                <w:webHidden/>
+              </w:rPr>
+              <w:fldChar w:fldCharType="begin"/>
+            </w:r>
+            <w:r>
+              <w:rPr>
+                <w:noProof/>
+                <w:webHidden/>
+              </w:rPr>
+              <w:instrText xml:space="preserve"> PAGEREF _Toc210676422 \h </w:instrText>
+            </w:r>
+            <w:r>
+              <w:rPr>
+                <w:noProof/>
+                <w:webHidden/>
+              </w:rPr>
+            </w:r>
+            <w:r>
+              <w:rPr>
+                <w:noProof/>
+                <w:webHidden/>
+              </w:rPr>
+              <w:fldChar w:fldCharType="separate"/>
+            </w:r>
+            <w:r>
+              <w:rPr>
+                <w:noProof/>
+                <w:webHidden/>
+              </w:rPr>
+              <w:t>4</w:t>
+            </w:r>
+            <w:r>
+              <w:rPr>
+                <w:noProof/>
+                <w:webHidden/>
+              </w:rPr>
+              <w:fldChar w:fldCharType="end"/>
+            </w:r>
+          </w:hyperlink>
+        </w:p>
+        <w:p>
+          <w:pPr>
+            <w:pStyle w:val="11"/>
+            <w:rPr>
+              <w:rFonts w:asciiTheme="minorHAnsi" w:eastAsiaTheme="minorEastAsia" w:hAnsiTheme="minorHAnsi"/>
+              <w:noProof/>
+              <w:kern w:val="2"/>
+              <w:sz w:val="24"/>
+              <w:szCs w:val="24"/>
+              <w:lang w:eastAsia="ru-RU"/>
+              <w14:ligatures w14:val="standardContextual"/>
+            </w:rPr>
+          </w:pPr>
+          <w:hyperlink w:anchor="_Toc210676423" w:history="1">
+            <w:r>
+              <w:rPr>
+                <w:rStyle w:val="ae"/>
+                <w:noProof/>
+              </w:rPr>
+              <w:t>ГЛАВА 1. АНАЛИЗ ОБЛАСТИ УХОДА ЗА ДОМАШНИМИ ЖИВОТНЫМИ</w:t>
+            </w:r>
+            <w:r>
+              <w:rPr>
+                <w:noProof/>
+                <w:webHidden/>
+              </w:rPr>
+              <w:tab/>
+            </w:r>
+            <w:r>
+              <w:rPr>
+                <w:noProof/>
+                <w:webHidden/>
+              </w:rPr>
+              <w:fldChar w:fldCharType="begin"/>
+            </w:r>
+            <w:r>
+              <w:rPr>
+                <w:noProof/>
+                <w:webHidden/>
+              </w:rPr>
+              <w:instrText xml:space="preserve"> PAGEREF _Toc210676423 \h </w:instrText>
+            </w:r>
+            <w:r>
+              <w:rPr>
+                <w:noProof/>
+                <w:webHidden/>
+              </w:rPr>
+            </w:r>
+            <w:r>
+              <w:rPr>
+                <w:noProof/>
+                <w:webHidden/>
+              </w:rPr>
+              <w:fldChar w:fldCharType="separate"/>
+            </w:r>
+            <w:r>
+              <w:rPr>
+                <w:noProof/>
+                <w:webHidden/>
+              </w:rPr>
+              <w:t>6</w:t>
+            </w:r>
+            <w:r>
+              <w:rPr>
+                <w:noProof/>
+                <w:webHidden/>
+              </w:rPr>
+              <w:fldChar w:fldCharType="end"/>
+            </w:r>
+          </w:hyperlink>
+        </w:p>
+        <w:p>
+          <w:pPr>
+            <w:pStyle w:val="21"/>
+            <w:tabs>
+              <w:tab w:val="right" w:leader="dot" w:pos="11641"/>
+            </w:tabs>
+            <w:spacing w:after="0" w:line="360" w:lineRule="auto"/>
+            <w:ind w:left="0"/>
+            <w:jc w:val="left"/>
+            <w:rPr>
+              <w:rFonts w:asciiTheme="minorHAnsi" w:hAnsiTheme="minorHAnsi" w:cstheme="minorBidi"/>
+              <w:noProof/>
+              <w:kern w:val="2"/>
+              <w:sz w:val="24"/>
+              <w:szCs w:val="24"/>
+              <w14:ligatures w14:val="standardContextual"/>
+            </w:rPr>
+          </w:pPr>
+          <w:hyperlink w:anchor="_Toc210676424" w:history="1">
+            <w:r>
+              <w:rPr>
+                <w:rStyle w:val="ae"/>
+                <w:noProof/>
+              </w:rPr>
+              <w:t>1.1 Анализ предметной области</w:t>
+            </w:r>
+            <w:r>
+              <w:rPr>
+                <w:noProof/>
+                <w:webHidden/>
+              </w:rPr>
+              <w:tab/>
+            </w:r>
+            <w:r>
+              <w:rPr>
+                <w:noProof/>
+                <w:webHidden/>
+              </w:rPr>
+              <w:fldChar w:fldCharType="begin"/>
+            </w:r>
+            <w:r>
+              <w:rPr>
+                <w:noProof/>
+                <w:webHidden/>
+              </w:rPr>
+              <w:instrText xml:space="preserve"> PAGEREF _Toc210676424 \h </w:instrText>
+            </w:r>
+            <w:r>
+              <w:rPr>
+                <w:noProof/>
+                <w:webHidden/>
+              </w:rPr>
+            </w:r>
+            <w:r>
+              <w:rPr>
+                <w:noProof/>
+                <w:webHidden/>
+              </w:rPr>
+              <w:fldChar w:fldCharType="separate"/>
+            </w:r>
+            <w:r>
+              <w:rPr>
+                <w:noProof/>
+                <w:webHidden/>
+              </w:rPr>
+              <w:t>6</w:t>
+            </w:r>
+            <w:r>
+              <w:rPr>
+                <w:noProof/>
+                <w:webHidden/>
+              </w:rPr>
+              <w:fldChar w:fldCharType="end"/>
+            </w:r>
+          </w:hyperlink>
+        </w:p>
+        <w:p>
+          <w:pPr>
+            <w:pStyle w:val="21"/>
+            <w:tabs>
+              <w:tab w:val="right" w:leader="dot" w:pos="11641"/>
+            </w:tabs>
+            <w:spacing w:after="0" w:line="360" w:lineRule="auto"/>
+            <w:ind w:left="0"/>
+            <w:jc w:val="left"/>
+            <w:rPr>
+              <w:rFonts w:asciiTheme="minorHAnsi" w:hAnsiTheme="minorHAnsi" w:cstheme="minorBidi"/>
+              <w:noProof/>
+              <w:kern w:val="2"/>
+              <w:sz w:val="24"/>
+              <w:szCs w:val="24"/>
+              <w14:ligatures w14:val="standardContextual"/>
+            </w:rPr>
+          </w:pPr>
+          <w:hyperlink w:anchor="_Toc210676425" w:history="1">
+            <w:r>
+              <w:rPr>
+                <w:rStyle w:val="ae"/>
+                <w:noProof/>
+              </w:rPr>
+              <w:t>1.2 Анализ мобильных решений для владельцев домашних животных</w:t>
+            </w:r>
+            <w:r>
+              <w:rPr>
+                <w:noProof/>
+                <w:webHidden/>
+              </w:rPr>
+              <w:tab/>
+            </w:r>
+            <w:r>
+              <w:rPr>
+                <w:noProof/>
+                <w:webHidden/>
+              </w:rPr>
+              <w:fldChar w:fldCharType="begin"/>
+            </w:r>
+            <w:r>
+              <w:rPr>
+                <w:noProof/>
+                <w:webHidden/>
+              </w:rPr>
+              <w:instrText xml:space="preserve"> PAGEREF _Toc210676425 \h </w:instrText>
+            </w:r>
+            <w:r>
+              <w:rPr>
+                <w:noProof/>
+                <w:webHidden/>
+              </w:rPr>
+            </w:r>
+            <w:r>
+              <w:rPr>
+                <w:noProof/>
+                <w:webHidden/>
+              </w:rPr>
+              <w:fldChar w:fldCharType="separate"/>
+            </w:r>
+            <w:r>
+              <w:rPr>
+                <w:noProof/>
+                <w:webHidden/>
+              </w:rPr>
+              <w:t>6</w:t>
+            </w:r>
+            <w:r>
+              <w:rPr>
+                <w:noProof/>
+                <w:webHidden/>
+              </w:rPr>
+              <w:fldChar w:fldCharType="end"/>
+            </w:r>
+          </w:hyperlink>
+        </w:p>
+        <w:p>
+          <w:pPr>
+            <w:pStyle w:val="11"/>
+            <w:rPr>
+              <w:rFonts w:asciiTheme="minorHAnsi" w:eastAsiaTheme="minorEastAsia" w:hAnsiTheme="minorHAnsi"/>
+              <w:noProof/>
+              <w:kern w:val="2"/>
+              <w:sz w:val="24"/>
+              <w:szCs w:val="24"/>
+              <w:lang w:eastAsia="ru-RU"/>
+              <w14:ligatures w14:val="standardContextual"/>
+            </w:rPr>
+          </w:pPr>
+          <w:hyperlink w:anchor="_Toc210676426" w:history="1">
+            <w:r>
+              <w:rPr>
+                <w:rStyle w:val="ae"/>
+                <w:noProof/>
+              </w:rPr>
+              <w:t>ГЛАВА 2. ФУНКЦИОНАЛЬНЫЕ ТРЕБОВАНИЯ К ЕЖЕДНЕВНИКУ-ПЛАНЕРУ ДЛЯ ПИТОМЦА</w:t>
+            </w:r>
+            <w:r>
+              <w:rPr>
+                <w:noProof/>
+                <w:webHidden/>
+              </w:rPr>
+              <w:tab/>
+            </w:r>
+            <w:r>
+              <w:rPr>
+                <w:noProof/>
+                <w:webHidden/>
+              </w:rPr>
+              <w:fldChar w:fldCharType="begin"/>
+            </w:r>
+            <w:r>
+              <w:rPr>
+                <w:noProof/>
+                <w:webHidden/>
+              </w:rPr>
+              <w:instrText xml:space="preserve"> PAGEREF _Toc210676426 \h </w:instrText>
+            </w:r>
+            <w:r>
+              <w:rPr>
+                <w:noProof/>
+                <w:webHidden/>
+              </w:rPr>
+            </w:r>
+            <w:r>
+              <w:rPr>
+                <w:noProof/>
+                <w:webHidden/>
+              </w:rPr>
+              <w:fldChar w:fldCharType="separate"/>
+            </w:r>
+            <w:r>
+              <w:rPr>
+                <w:noProof/>
+                <w:webHidden/>
+              </w:rPr>
+              <w:t>12</w:t>
+            </w:r>
+            <w:r>
+              <w:rPr>
+                <w:noProof/>
+                <w:webHidden/>
+              </w:rPr>
+              <w:fldChar w:fldCharType="end"/>
+            </w:r>
+          </w:hyperlink>
+        </w:p>
+        <w:p>
+          <w:pPr>
+            <w:pStyle w:val="21"/>
+            <w:tabs>
+              <w:tab w:val="right" w:leader="dot" w:pos="11641"/>
+            </w:tabs>
+            <w:spacing w:after="0" w:line="360" w:lineRule="auto"/>
+            <w:ind w:left="0"/>
+            <w:jc w:val="left"/>
+            <w:rPr>
+              <w:rFonts w:asciiTheme="minorHAnsi" w:hAnsiTheme="minorHAnsi" w:cstheme="minorBidi"/>
+              <w:noProof/>
+              <w:kern w:val="2"/>
+              <w:sz w:val="24"/>
+              <w:szCs w:val="24"/>
+              <w14:ligatures w14:val="standardContextual"/>
+            </w:rPr>
+          </w:pPr>
+          <w:hyperlink w:anchor="_Toc210676427" w:history="1">
+            <w:r>
+              <w:rPr>
+                <w:rStyle w:val="ae"/>
+                <w:noProof/>
+              </w:rPr>
+              <w:t>2.1 Общие функциональные требования к приложению</w:t>
+            </w:r>
+            <w:r>
+              <w:rPr>
+                <w:noProof/>
+                <w:webHidden/>
+              </w:rPr>
+              <w:tab/>
+            </w:r>
+            <w:r>
+              <w:rPr>
+                <w:noProof/>
+                <w:webHidden/>
+              </w:rPr>
+              <w:fldChar w:fldCharType="begin"/>
+            </w:r>
+            <w:r>
+              <w:rPr>
+                <w:noProof/>
+                <w:webHidden/>
+              </w:rPr>
+              <w:instrText xml:space="preserve"> PAGEREF _Toc210676427 \h </w:instrText>
+            </w:r>
+            <w:r>
+              <w:rPr>
+                <w:noProof/>
+                <w:webHidden/>
+              </w:rPr>
+            </w:r>
+            <w:r>
+              <w:rPr>
+                <w:noProof/>
+                <w:webHidden/>
+              </w:rPr>
+              <w:fldChar w:fldCharType="separate"/>
+            </w:r>
+            <w:r>
+              <w:rPr>
+                <w:noProof/>
+                <w:webHidden/>
+              </w:rPr>
+              <w:t>12</w:t>
+            </w:r>
+            <w:r>
+              <w:rPr>
+                <w:noProof/>
+                <w:webHidden/>
+              </w:rPr>
+              <w:fldChar w:fldCharType="end"/>
+            </w:r>
+          </w:hyperlink>
+        </w:p>
+        <w:p>
+          <w:pPr>
+            <w:pStyle w:val="11"/>
+            <w:rPr>
+              <w:rFonts w:asciiTheme="minorHAnsi" w:eastAsiaTheme="minorEastAsia" w:hAnsiTheme="minorHAnsi"/>
+              <w:noProof/>
+              <w:kern w:val="2"/>
+              <w:sz w:val="24"/>
+              <w:szCs w:val="24"/>
+              <w:lang w:eastAsia="ru-RU"/>
+              <w14:ligatures w14:val="standardContextual"/>
+            </w:rPr>
+          </w:pPr>
+          <w:hyperlink w:anchor="_Toc210676428" w:history="1">
+            <w:r>
+              <w:rPr>
+                <w:rStyle w:val="ae"/>
+                <w:noProof/>
+              </w:rPr>
+              <w:t>ГЛАВА 3. ПРОЕКТИРОВАНИЕ ЕЖЕДНЕВНИКА-ПЛАНЕРА ДЛЯ ПИТОМЦА</w:t>
+            </w:r>
+            <w:r>
+              <w:rPr>
+                <w:noProof/>
+                <w:webHidden/>
+              </w:rPr>
+              <w:tab/>
+            </w:r>
+            <w:r>
+              <w:rPr>
+                <w:noProof/>
+                <w:webHidden/>
+              </w:rPr>
+              <w:fldChar w:fldCharType="begin"/>
+            </w:r>
+            <w:r>
+              <w:rPr>
+                <w:noProof/>
+                <w:webHidden/>
+              </w:rPr>
+              <w:instrText xml:space="preserve"> PAGEREF _Toc210676428 \h </w:instrText>
+            </w:r>
+            <w:r>
+              <w:rPr>
+                <w:noProof/>
+                <w:webHidden/>
+              </w:rPr>
+            </w:r>
+            <w:r>
+              <w:rPr>
+                <w:noProof/>
+                <w:webHidden/>
+              </w:rPr>
+              <w:fldChar w:fldCharType="separate"/>
+            </w:r>
+            <w:r>
+              <w:rPr>
+                <w:noProof/>
+                <w:webHidden/>
+              </w:rPr>
+              <w:t>14</w:t>
+            </w:r>
+            <w:r>
+              <w:rPr>
+                <w:noProof/>
+                <w:webHidden/>
+              </w:rPr>
+              <w:fldChar w:fldCharType="end"/>
+            </w:r>
+          </w:hyperlink>
+        </w:p>
+        <w:p>
+          <w:pPr>
+            <w:pStyle w:val="21"/>
+            <w:tabs>
+              <w:tab w:val="right" w:leader="dot" w:pos="11641"/>
+            </w:tabs>
+            <w:spacing w:after="0" w:line="360" w:lineRule="auto"/>
+            <w:ind w:left="0"/>
+            <w:jc w:val="left"/>
+            <w:rPr>
+              <w:rFonts w:asciiTheme="minorHAnsi" w:hAnsiTheme="minorHAnsi" w:cstheme="minorBidi"/>
+              <w:noProof/>
+              <w:kern w:val="2"/>
+              <w:sz w:val="24"/>
+              <w:szCs w:val="24"/>
+              <w14:ligatures w14:val="standardContextual"/>
+            </w:rPr>
+          </w:pPr>
+          <w:hyperlink w:anchor="_Toc210676429" w:history="1">
+            <w:r>
+              <w:rPr>
+                <w:rStyle w:val="ae"/>
+                <w:noProof/>
+              </w:rPr>
+              <w:t>3.1 Выбор архитектурно-программного решения</w:t>
+            </w:r>
+            <w:r>
+              <w:rPr>
+                <w:noProof/>
+                <w:webHidden/>
+              </w:rPr>
+              <w:tab/>
+            </w:r>
+            <w:r>
+              <w:rPr>
+                <w:noProof/>
+                <w:webHidden/>
+              </w:rPr>
+              <w:fldChar w:fldCharType="begin"/>
+            </w:r>
+            <w:r>
+              <w:rPr>
+                <w:noProof/>
+                <w:webHidden/>
+              </w:rPr>
+              <w:instrText xml:space="preserve"> PAGEREF _Toc210676429 \h </w:instrText>
+            </w:r>
+            <w:r>
+              <w:rPr>
+                <w:noProof/>
+                <w:webHidden/>
+              </w:rPr>
+            </w:r>
+            <w:r>
+              <w:rPr>
+                <w:noProof/>
+                <w:webHidden/>
+              </w:rPr>
+              <w:fldChar w:fldCharType="separate"/>
+            </w:r>
+            <w:r>
+              <w:rPr>
+                <w:noProof/>
+                <w:webHidden/>
+              </w:rPr>
+              <w:t>14</w:t>
+            </w:r>
+            <w:r>
+              <w:rPr>
+                <w:noProof/>
+                <w:webHidden/>
+              </w:rPr>
+              <w:fldChar w:fldCharType="end"/>
+            </w:r>
+          </w:hyperlink>
+        </w:p>
+        <w:p>
+          <w:pPr>
+            <w:pStyle w:val="21"/>
+            <w:tabs>
+              <w:tab w:val="right" w:leader="dot" w:pos="11641"/>
+            </w:tabs>
+            <w:spacing w:after="0" w:line="360" w:lineRule="auto"/>
+            <w:ind w:left="0"/>
+            <w:jc w:val="left"/>
+            <w:rPr>
+              <w:rFonts w:asciiTheme="minorHAnsi" w:hAnsiTheme="minorHAnsi" w:cstheme="minorBidi"/>
+              <w:noProof/>
+              <w:kern w:val="2"/>
+              <w:sz w:val="24"/>
+              <w:szCs w:val="24"/>
+              <w14:ligatures w14:val="standardContextual"/>
+            </w:rPr>
+          </w:pPr>
+          <w:hyperlink w:anchor="_Toc210676430" w:history="1">
+            <w:r>
+              <w:rPr>
+                <w:rStyle w:val="ae"/>
+                <w:noProof/>
+              </w:rPr>
+              <w:t>3.2 Разработка основных диаграмм функционирования мобильного приложения</w:t>
+            </w:r>
+            <w:r>
+              <w:rPr>
+                <w:noProof/>
+                <w:webHidden/>
+              </w:rPr>
+              <w:tab/>
+            </w:r>
+            <w:r>
+              <w:rPr>
+                <w:noProof/>
+                <w:webHidden/>
+              </w:rPr>
+              <w:fldChar w:fldCharType="begin"/>
+            </w:r>
+            <w:r>
+              <w:rPr>
+                <w:noProof/>
+                <w:webHidden/>
+              </w:rPr>
+              <w:instrText xml:space="preserve"> PAGEREF _Toc210676430 \h </w:instrText>
+            </w:r>
+            <w:r>
+              <w:rPr>
+                <w:noProof/>
+                <w:webHidden/>
+              </w:rPr>
+            </w:r>
+            <w:r>
+              <w:rPr>
+                <w:noProof/>
+                <w:webHidden/>
+              </w:rPr>
+              <w:fldChar w:fldCharType="separate"/>
+            </w:r>
+            <w:r>
+              <w:rPr>
+                <w:noProof/>
+                <w:webHidden/>
+              </w:rPr>
+              <w:t>14</w:t>
+            </w:r>
+            <w:r>
+              <w:rPr>
+                <w:noProof/>
+                <w:webHidden/>
+              </w:rPr>
+              <w:fldChar w:fldCharType="end"/>
+            </w:r>
+          </w:hyperlink>
+        </w:p>
+        <w:p>
+          <w:pPr>
+            <w:pStyle w:val="21"/>
+            <w:tabs>
+              <w:tab w:val="right" w:leader="dot" w:pos="11641"/>
+            </w:tabs>
+            <w:spacing w:after="0" w:line="360" w:lineRule="auto"/>
+            <w:ind w:left="0"/>
+            <w:jc w:val="left"/>
+            <w:rPr>
+              <w:rFonts w:asciiTheme="minorHAnsi" w:hAnsiTheme="minorHAnsi" w:cstheme="minorBidi"/>
+              <w:noProof/>
+              <w:kern w:val="2"/>
+              <w:sz w:val="24"/>
+              <w:szCs w:val="24"/>
+              <w14:ligatures w14:val="standardContextual"/>
+            </w:rPr>
+          </w:pPr>
+          <w:hyperlink w:anchor="_Toc210676431" w:history="1">
+            <w:r>
+              <w:rPr>
+                <w:rStyle w:val="ae"/>
+                <w:noProof/>
+              </w:rPr>
+              <w:t>3.3 Проектирование базы данных</w:t>
+            </w:r>
+            <w:r>
+              <w:rPr>
+                <w:noProof/>
+                <w:webHidden/>
+              </w:rPr>
+              <w:tab/>
+            </w:r>
+            <w:r>
+              <w:rPr>
+                <w:noProof/>
+                <w:webHidden/>
+              </w:rPr>
+              <w:fldChar w:fldCharType="begin"/>
+            </w:r>
+            <w:r>
+              <w:rPr>
+                <w:noProof/>
+                <w:webHidden/>
+              </w:rPr>
+              <w:instrText xml:space="preserve"> PAGEREF _Toc210676431 \h </w:instrText>
+            </w:r>
+            <w:r>
+              <w:rPr>
+                <w:noProof/>
+                <w:webHidden/>
+              </w:rPr>
+            </w:r>
+            <w:r>
+              <w:rPr>
+                <w:noProof/>
+                <w:webHidden/>
+              </w:rPr>
+              <w:fldChar w:fldCharType="separate"/>
+            </w:r>
+            <w:r>
+              <w:rPr>
+                <w:noProof/>
+                <w:webHidden/>
+              </w:rPr>
+              <w:t>16</w:t>
+            </w:r>
+            <w:r>
+              <w:rPr>
+                <w:noProof/>
+                <w:webHidden/>
+              </w:rPr>
+              <w:fldChar w:fldCharType="end"/>
+            </w:r>
+          </w:hyperlink>
+        </w:p>
+        <w:p>
+          <w:pPr>
+            <w:pStyle w:val="21"/>
+            <w:tabs>
+              <w:tab w:val="right" w:leader="dot" w:pos="11641"/>
+            </w:tabs>
+            <w:spacing w:after="0" w:line="360" w:lineRule="auto"/>
+            <w:ind w:left="0"/>
+            <w:jc w:val="left"/>
+            <w:rPr>
+              <w:rFonts w:asciiTheme="minorHAnsi" w:hAnsiTheme="minorHAnsi" w:cstheme="minorBidi"/>
+              <w:noProof/>
+              <w:kern w:val="2"/>
+              <w:sz w:val="24"/>
+              <w:szCs w:val="24"/>
+              <w14:ligatures w14:val="standardContextual"/>
+            </w:rPr>
+          </w:pPr>
+          <w:hyperlink w:anchor="_Toc210676432" w:history="1">
+            <w:r>
+              <w:rPr>
+                <w:rStyle w:val="ae"/>
+                <w:noProof/>
+              </w:rPr>
+              <w:t>3.4 Прототипирование экранных форм</w:t>
+            </w:r>
+            <w:r>
+              <w:rPr>
+                <w:noProof/>
+                <w:webHidden/>
+              </w:rPr>
+              <w:tab/>
+            </w:r>
+            <w:r>
+              <w:rPr>
+                <w:noProof/>
+                <w:webHidden/>
+              </w:rPr>
+              <w:fldChar w:fldCharType="begin"/>
+            </w:r>
+            <w:r>
+              <w:rPr>
+                <w:noProof/>
+                <w:webHidden/>
+              </w:rPr>
+              <w:instrText xml:space="preserve"> PAGEREF _Toc210676432 \h </w:instrText>
+            </w:r>
+            <w:r>
+              <w:rPr>
+                <w:noProof/>
+                <w:webHidden/>
+              </w:rPr>
+            </w:r>
+            <w:r>
+              <w:rPr>
+                <w:noProof/>
+                <w:webHidden/>
+              </w:rPr>
+              <w:fldChar w:fldCharType="separate"/>
+            </w:r>
+            <w:r>
+              <w:rPr>
+                <w:noProof/>
+                <w:webHidden/>
+              </w:rPr>
+              <w:t>19</w:t>
+            </w:r>
+            <w:r>
+              <w:rPr>
+                <w:noProof/>
+                <w:webHidden/>
+              </w:rPr>
+              <w:fldChar w:fldCharType="end"/>
+            </w:r>
+          </w:hyperlink>
+        </w:p>
+        <w:p>
+          <w:pPr>
+            <w:pStyle w:val="11"/>
+            <w:rPr>
+              <w:rFonts w:asciiTheme="minorHAnsi" w:eastAsiaTheme="minorEastAsia" w:hAnsiTheme="minorHAnsi"/>
+              <w:noProof/>
+              <w:kern w:val="2"/>
+              <w:sz w:val="24"/>
+              <w:szCs w:val="24"/>
+              <w:lang w:eastAsia="ru-RU"/>
+              <w14:ligatures w14:val="standardContextual"/>
+            </w:rPr>
+          </w:pPr>
+          <w:hyperlink w:anchor="_Toc210676433" w:history="1">
+            <w:r>
+              <w:rPr>
+                <w:rStyle w:val="ae"/>
+                <w:noProof/>
+              </w:rPr>
+              <w:t>ГЛАВА 4. ТЕСТИРОВАНИЕ И ОТЛАДКА</w:t>
+            </w:r>
+            <w:r>
+              <w:rPr>
+                <w:noProof/>
+                <w:webHidden/>
+              </w:rPr>
+              <w:tab/>
+            </w:r>
+            <w:r>
+              <w:rPr>
+                <w:noProof/>
+                <w:webHidden/>
+              </w:rPr>
+              <w:fldChar w:fldCharType="begin"/>
+            </w:r>
+            <w:r>
+              <w:rPr>
+                <w:noProof/>
+                <w:webHidden/>
+              </w:rPr>
+              <w:instrText xml:space="preserve"> PAGEREF _Toc210676433 \h </w:instrText>
+            </w:r>
+            <w:r>
+              <w:rPr>
+                <w:noProof/>
+                <w:webHidden/>
+              </w:rPr>
+            </w:r>
+            <w:r>
+              <w:rPr>
+                <w:noProof/>
+                <w:webHidden/>
+              </w:rPr>
+              <w:fldChar w:fldCharType="separate"/>
+            </w:r>
+            <w:r>
+              <w:rPr>
+                <w:noProof/>
+                <w:webHidden/>
+              </w:rPr>
+              <w:t>24</w:t>
+            </w:r>
+            <w:r>
+              <w:rPr>
+                <w:noProof/>
+                <w:webHidden/>
+              </w:rPr>
+              <w:fldChar w:fldCharType="end"/>
+            </w:r>
+          </w:hyperlink>
+        </w:p>
+        <w:p>
+          <w:pPr>
+            <w:pStyle w:val="21"/>
+            <w:tabs>
+              <w:tab w:val="right" w:leader="dot" w:pos="11641"/>
+            </w:tabs>
+            <w:spacing w:after="0" w:line="360" w:lineRule="auto"/>
+            <w:ind w:left="0"/>
+            <w:jc w:val="left"/>
+            <w:rPr>
+              <w:rFonts w:asciiTheme="minorHAnsi" w:hAnsiTheme="minorHAnsi" w:cstheme="minorBidi"/>
+              <w:noProof/>
+              <w:kern w:val="2"/>
+              <w:sz w:val="24"/>
+              <w:szCs w:val="24"/>
+              <w14:ligatures w14:val="standardContextual"/>
+            </w:rPr>
+          </w:pPr>
+          <w:hyperlink w:anchor="_Toc210676434" w:history="1">
+            <w:r>
+              <w:rPr>
+                <w:rStyle w:val="ae"/>
+                <w:noProof/>
+              </w:rPr>
+              <w:t>4.1 Цели и задачи тестирования</w:t>
+            </w:r>
+            <w:r>
+              <w:rPr>
+                <w:noProof/>
+                <w:webHidden/>
+              </w:rPr>
+              <w:tab/>
+            </w:r>
+            <w:r>
+              <w:rPr>
+                <w:noProof/>
+                <w:webHidden/>
+              </w:rPr>
+              <w:fldChar w:fldCharType="begin"/>
+            </w:r>
+            <w:r>
+              <w:rPr>
+                <w:noProof/>
+                <w:webHidden/>
+              </w:rPr>
+              <w:instrText xml:space="preserve"> PAGEREF _Toc210676434 \h </w:instrText>
+            </w:r>
+            <w:r>
+              <w:rPr>
+                <w:noProof/>
+                <w:webHidden/>
+              </w:rPr>
+            </w:r>
+            <w:r>
+              <w:rPr>
+                <w:noProof/>
+                <w:webHidden/>
+              </w:rPr>
+              <w:fldChar w:fldCharType="separate"/>
+            </w:r>
+            <w:r>
+              <w:rPr>
+                <w:noProof/>
+                <w:webHidden/>
+              </w:rPr>
+              <w:t>24</w:t>
+            </w:r>
+            <w:r>
+              <w:rPr>
+                <w:noProof/>
+                <w:webHidden/>
+              </w:rPr>
+              <w:fldChar w:fldCharType="end"/>
+            </w:r>
+          </w:hyperlink>
+        </w:p>
+        <w:p>
+          <w:pPr>
+            <w:pStyle w:val="21"/>
+            <w:tabs>
+              <w:tab w:val="right" w:leader="dot" w:pos="11641"/>
+            </w:tabs>
+            <w:spacing w:after="0" w:line="360" w:lineRule="auto"/>
+            <w:ind w:left="0"/>
+            <w:jc w:val="left"/>
+            <w:rPr>
+              <w:rFonts w:asciiTheme="minorHAnsi" w:hAnsiTheme="minorHAnsi" w:cstheme="minorBidi"/>
+              <w:noProof/>
+              <w:kern w:val="2"/>
+              <w:sz w:val="24"/>
+              <w:szCs w:val="24"/>
+              <w14:ligatures w14:val="standardContextual"/>
+            </w:rPr>
+          </w:pPr>
+          <w:hyperlink w:anchor="_Toc210676435" w:history="1">
+            <w:r>
+              <w:rPr>
+                <w:rStyle w:val="ae"/>
+                <w:noProof/>
+              </w:rPr>
+              <w:t>4.2 Методы тестирования</w:t>
+            </w:r>
+            <w:r>
+              <w:rPr>
+                <w:noProof/>
+                <w:webHidden/>
+              </w:rPr>
+              <w:tab/>
+            </w:r>
+            <w:r>
+              <w:rPr>
+                <w:noProof/>
+                <w:webHidden/>
+              </w:rPr>
+              <w:fldChar w:fldCharType="begin"/>
+            </w:r>
+            <w:r>
+              <w:rPr>
+                <w:noProof/>
+                <w:webHidden/>
+              </w:rPr>
+              <w:instrText xml:space="preserve"> PAGEREF _Toc210676435 \h </w:instrText>
+            </w:r>
+            <w:r>
+              <w:rPr>
+                <w:noProof/>
+                <w:webHidden/>
+              </w:rPr>
+            </w:r>
+            <w:r>
+              <w:rPr>
+                <w:noProof/>
+                <w:webHidden/>
+              </w:rPr>
+              <w:fldChar w:fldCharType="separate"/>
+            </w:r>
+            <w:r>
+              <w:rPr>
+                <w:noProof/>
+                <w:webHidden/>
+              </w:rPr>
+              <w:t>24</w:t>
+            </w:r>
+            <w:r>
+              <w:rPr>
+                <w:noProof/>
+                <w:webHidden/>
+              </w:rPr>
+              <w:fldChar w:fldCharType="end"/>
+            </w:r>
+          </w:hyperlink>
+        </w:p>
+        <w:p>
+          <w:pPr>
+            <w:pStyle w:val="31"/>
+            <w:tabs>
+              <w:tab w:val="right" w:leader="dot" w:pos="11641"/>
+            </w:tabs>
+            <w:spacing w:after="0" w:line="360" w:lineRule="auto"/>
+            <w:ind w:left="0"/>
+            <w:jc w:val="left"/>
+            <w:rPr>
+              <w:rFonts w:asciiTheme="minorHAnsi" w:hAnsiTheme="minorHAnsi" w:cstheme="minorBidi"/>
+              <w:noProof/>
+              <w:kern w:val="2"/>
+              <w:sz w:val="24"/>
+              <w:szCs w:val="24"/>
+              <w14:ligatures w14:val="standardContextual"/>
+            </w:rPr>
+          </w:pPr>
+          <w:hyperlink w:anchor="_Toc210676436" w:history="1">
+            <w:r>
+              <w:rPr>
+                <w:rStyle w:val="ae"/>
+                <w:noProof/>
+              </w:rPr>
+              <w:t>4.2.1 Функциональное тестирование</w:t>
+            </w:r>
+            <w:r>
+              <w:rPr>
+                <w:noProof/>
+                <w:webHidden/>
+              </w:rPr>
+              <w:tab/>
+            </w:r>
+            <w:r>
+              <w:rPr>
+                <w:noProof/>
+                <w:webHidden/>
+              </w:rPr>
+              <w:fldChar w:fldCharType="begin"/>
+            </w:r>
+            <w:r>
+              <w:rPr>
+                <w:noProof/>
+                <w:webHidden/>
+              </w:rPr>
+              <w:instrText xml:space="preserve"> PAGEREF _Toc210676436 \h </w:instrText>
+            </w:r>
+            <w:r>
+              <w:rPr>
+                <w:noProof/>
+                <w:webHidden/>
+              </w:rPr>
+            </w:r>
+            <w:r>
+              <w:rPr>
+                <w:noProof/>
+                <w:webHidden/>
+              </w:rPr>
+              <w:fldChar w:fldCharType="separate"/>
+            </w:r>
+            <w:r>
+              <w:rPr>
+                <w:noProof/>
+                <w:webHidden/>
+              </w:rPr>
+              <w:t>24</w:t>
+            </w:r>
+            <w:r>
+              <w:rPr>
+                <w:noProof/>
+                <w:webHidden/>
+              </w:rPr>
+              <w:fldChar w:fldCharType="end"/>
+            </w:r>
+          </w:hyperlink>
+        </w:p>
+        <w:p>
+          <w:pPr>
+            <w:pStyle w:val="31"/>
+            <w:tabs>
+              <w:tab w:val="right" w:leader="dot" w:pos="11641"/>
+            </w:tabs>
+            <w:spacing w:after="0" w:line="360" w:lineRule="auto"/>
+            <w:ind w:left="0"/>
+            <w:jc w:val="left"/>
+            <w:rPr>
+              <w:rFonts w:asciiTheme="minorHAnsi" w:hAnsiTheme="minorHAnsi" w:cstheme="minorBidi"/>
+              <w:noProof/>
+              <w:kern w:val="2"/>
+              <w:sz w:val="24"/>
+              <w:szCs w:val="24"/>
+              <w14:ligatures w14:val="standardContextual"/>
+            </w:rPr>
+          </w:pPr>
+          <w:hyperlink w:anchor="_Toc210676437" w:history="1">
+            <w:r>
+              <w:rPr>
+                <w:rStyle w:val="ae"/>
+                <w:noProof/>
+              </w:rPr>
+              <w:t>4.2.2 Инструментальное тестирование производительности</w:t>
+            </w:r>
+            <w:r>
+              <w:rPr>
+                <w:noProof/>
+                <w:webHidden/>
+              </w:rPr>
+              <w:tab/>
+            </w:r>
+            <w:r>
+              <w:rPr>
+                <w:noProof/>
+                <w:webHidden/>
+              </w:rPr>
+              <w:fldChar w:fldCharType="begin"/>
+            </w:r>
+            <w:r>
+              <w:rPr>
+                <w:noProof/>
+                <w:webHidden/>
+              </w:rPr>
+              <w:instrText xml:space="preserve"> PAGEREF _Toc210676437 \h </w:instrText>
+            </w:r>
+            <w:r>
+              <w:rPr>
+                <w:noProof/>
+                <w:webHidden/>
+              </w:rPr>
+            </w:r>
+            <w:r>
+              <w:rPr>
+                <w:noProof/>
+                <w:webHidden/>
+              </w:rPr>
+              <w:fldChar w:fldCharType="separate"/>
+            </w:r>
+            <w:r>
+              <w:rPr>
+                <w:noProof/>
+                <w:webHidden/>
+              </w:rPr>
+              <w:t>24</w:t>
+            </w:r>
+            <w:r>
+              <w:rPr>
+                <w:noProof/>
+                <w:webHidden/>
+              </w:rPr>
+              <w:fldChar w:fldCharType="end"/>
+            </w:r>
+          </w:hyperlink>
+        </w:p>
+        <w:p>
+          <w:pPr>
+            <w:pStyle w:val="31"/>
+            <w:tabs>
+              <w:tab w:val="right" w:leader="dot" w:pos="11641"/>
+            </w:tabs>
+            <w:spacing w:after="0" w:line="360" w:lineRule="auto"/>
+            <w:ind w:left="0"/>
+            <w:jc w:val="left"/>
+            <w:rPr>
+              <w:rFonts w:asciiTheme="minorHAnsi" w:hAnsiTheme="minorHAnsi" w:cstheme="minorBidi"/>
+              <w:noProof/>
+              <w:kern w:val="2"/>
+              <w:sz w:val="24"/>
+              <w:szCs w:val="24"/>
+              <w14:ligatures w14:val="standardContextual"/>
+            </w:rPr>
+          </w:pPr>
+          <w:hyperlink w:anchor="_Toc210676438" w:history="1">
+            <w:r>
+              <w:rPr>
+                <w:rStyle w:val="ae"/>
+                <w:noProof/>
+              </w:rPr>
+              <w:t>4.2.3 Тестирование интерфейса с помощью инструмента Espresso</w:t>
+            </w:r>
+            <w:r>
+              <w:rPr>
+                <w:noProof/>
+                <w:webHidden/>
+              </w:rPr>
+              <w:tab/>
+            </w:r>
+            <w:r>
+              <w:rPr>
+                <w:noProof/>
+                <w:webHidden/>
+              </w:rPr>
+              <w:fldChar w:fldCharType="begin"/>
+            </w:r>
+            <w:r>
+              <w:rPr>
+                <w:noProof/>
+                <w:webHidden/>
+              </w:rPr>
+              <w:instrText xml:space="preserve"> PAGEREF _Toc210676438 \h </w:instrText>
+            </w:r>
+            <w:r>
+              <w:rPr>
+                <w:noProof/>
+                <w:webHidden/>
+              </w:rPr>
+            </w:r>
+            <w:r>
+              <w:rPr>
+                <w:noProof/>
+                <w:webHidden/>
+              </w:rPr>
+              <w:fldChar w:fldCharType="separate"/>
+            </w:r>
+            <w:r>
+              <w:rPr>
+                <w:noProof/>
+                <w:webHidden/>
+              </w:rPr>
+              <w:t>24</w:t>
+            </w:r>
+            <w:r>
+              <w:rPr>
+                <w:noProof/>
+                <w:webHidden/>
+              </w:rPr>
+              <w:fldChar w:fldCharType="end"/>
+            </w:r>
+          </w:hyperlink>
+        </w:p>
+        <w:p>
+          <w:pPr>
+            <w:pStyle w:val="11"/>
+            <w:rPr>
+              <w:rFonts w:asciiTheme="minorHAnsi" w:eastAsiaTheme="minorEastAsia" w:hAnsiTheme="minorHAnsi"/>
+              <w:noProof/>
+              <w:kern w:val="2"/>
+              <w:sz w:val="24"/>
+              <w:szCs w:val="24"/>
+              <w:lang w:eastAsia="ru-RU"/>
+              <w14:ligatures w14:val="standardContextual"/>
+            </w:rPr>
+          </w:pPr>
+          <w:hyperlink w:anchor="_Toc210676439" w:history="1">
+            <w:r>
+              <w:rPr>
+                <w:rStyle w:val="ae"/>
+                <w:noProof/>
+              </w:rPr>
+              <w:t>ЗАКЛЮЧЕНИЕ</w:t>
+            </w:r>
+            <w:r>
+              <w:rPr>
+                <w:noProof/>
+                <w:webHidden/>
+              </w:rPr>
+              <w:tab/>
+            </w:r>
+            <w:r>
+              <w:rPr>
+                <w:noProof/>
+                <w:webHidden/>
+              </w:rPr>
+              <w:fldChar w:fldCharType="begin"/>
+            </w:r>
+            <w:r>
+              <w:rPr>
+                <w:noProof/>
+                <w:webHidden/>
+              </w:rPr>
+              <w:instrText xml:space="preserve"> PAGEREF _Toc210676439 \h </w:instrText>
+            </w:r>
+            <w:r>
+              <w:rPr>
+                <w:noProof/>
+                <w:webHidden/>
+              </w:rPr>
+            </w:r>
+            <w:r>
+              <w:rPr>
+                <w:noProof/>
+                <w:webHidden/>
+              </w:rPr>
+              <w:fldChar w:fldCharType="separate"/>
+            </w:r>
+            <w:r>
+              <w:rPr>
+                <w:noProof/>
+                <w:webHidden/>
+              </w:rPr>
+              <w:t>24</w:t>
+            </w:r>
+            <w:r>
+              <w:rPr>
+                <w:noProof/>
+                <w:webHidden/>
+              </w:rPr>
+              <w:fldChar w:fldCharType="end"/>
+            </w:r>
+          </w:hyperlink>
+        </w:p>
+        <w:p>
+          <w:pPr>
+            <w:pStyle w:val="11"/>
+            <w:rPr>
+              <w:rFonts w:asciiTheme="minorHAnsi" w:eastAsiaTheme="minorEastAsia" w:hAnsiTheme="minorHAnsi"/>
+              <w:noProof/>
+              <w:kern w:val="2"/>
+              <w:sz w:val="24"/>
+              <w:szCs w:val="24"/>
+              <w:lang w:eastAsia="ru-RU"/>
+              <w14:ligatures w14:val="standardContextual"/>
+            </w:rPr>
+          </w:pPr>
+          <w:hyperlink w:anchor="_Toc210676440" w:history="1">
+            <w:r>
+              <w:rPr>
+                <w:rStyle w:val="ae"/>
+                <w:rFonts w:cs="Times New Roman"/>
+                <w:noProof/>
+              </w:rPr>
+              <w:t>СПИСОК ИСПОЛЬЗОВАННЫХ ИСТОЧНИКОВ</w:t>
+            </w:r>
+            <w:r>
+              <w:rPr>
+                <w:noProof/>
+                <w:webHidden/>
+              </w:rPr>
+              <w:tab/>
+            </w:r>
+            <w:r>
+              <w:rPr>
+                <w:noProof/>
+                <w:webHidden/>
+              </w:rPr>
+              <w:fldChar w:fldCharType="begin"/>
+            </w:r>
+            <w:r>
+              <w:rPr>
+                <w:noProof/>
+                <w:webHidden/>
+              </w:rPr>
+              <w:instrText xml:space="preserve"> PAGEREF _Toc210676440 \h </w:instrText>
+            </w:r>
+            <w:r>
+              <w:rPr>
+                <w:noProof/>
+                <w:webHidden/>
+              </w:rPr>
+            </w:r>
+            <w:r>
+              <w:rPr>
+                <w:noProof/>
+                <w:webHidden/>
+              </w:rPr>
+              <w:fldChar w:fldCharType="separate"/>
+            </w:r>
+            <w:r>
+              <w:rPr>
+                <w:noProof/>
+                <w:webHidden/>
+              </w:rPr>
+              <w:t>26</w:t>
+            </w:r>
+            <w:r>
+              <w:rPr>
+                <w:noProof/>
+                <w:webHidden/>
+              </w:rPr>
+              <w:fldChar w:fldCharType="end"/>
+            </w:r>
+          </w:hyperlink>
+        </w:p>
+        <w:p>
+          <w:pPr>
+            <w:spacing w:after="0"/>
+            <w:jc w:val="left"/>
+          </w:pPr>
+          <w:r>
+            <w:fldChar w:fldCharType="end"/>
+          </w:r>
+        </w:p>
+      </w:sdtContent>
+    </w:sdt>
+    <w:p>
+      <w:pPr>
+        <w:pStyle w:val="af7"/>
+      </w:pPr>
+    </w:p>
+    <w:p>
+      <w:pPr>
+        <w:pStyle w:val="12"/>
+        <w:rPr>
+          <w:b/>
+          <w:bCs w:val="0"/>
+        </w:rPr>
+      </w:pPr>
       <w:r>
         <w:br w:type="page"/>
       </w:r>
       <w:bookmarkStart w:id="0" w:name="_Toc200971401"/>
-      <w:r>
-        <w:rPr>
-          <w:rFonts w:eastAsia="Times New Roman"/>
+      <w:bookmarkStart w:id="1" w:name="_Toc210676422"/>
+      <w:r>
+        <w:rPr>
           <w:b/>
-          <w:bCs/>
+          <w:bCs w:val="0"/>
         </w:rPr>
         <w:lastRenderedPageBreak/>
         <w:t>ВВЕДЕНИЕ</w:t>
       </w:r>
       <w:bookmarkEnd w:id="0"/>
+      <w:bookmarkEnd w:id="1"/>
     </w:p>
     <w:p>
       <w:pPr>
@@ -452,7 +1930,7 @@
       <w:pPr>
         <w:pStyle w:val="af7"/>
         <w:spacing w:line="360" w:lineRule="auto"/>
-        <w:ind w:firstLine="708"/>
+        <w:ind w:firstLine="709"/>
         <w:rPr>
           <w:rFonts w:cs="Times New Roman"/>
         </w:rPr>
@@ -488,6 +1966,7 @@
           <w:numId w:val="44"/>
         </w:numPr>
         <w:spacing w:line="360" w:lineRule="auto"/>
+        <w:ind w:left="0" w:firstLine="709"/>
         <w:rPr>
           <w:rFonts w:cs="Times New Roman"/>
         </w:rPr>
@@ -507,14 +1986,16 @@
           <w:numId w:val="44"/>
         </w:numPr>
         <w:spacing w:line="360" w:lineRule="auto"/>
-        <w:rPr>
-          <w:rFonts w:cs="Times New Roman"/>
-        </w:rPr>
-      </w:pPr>
-      <w:r>
-        <w:rPr>
-          <w:rFonts w:cs="Times New Roman"/>
-        </w:rPr>
+        <w:ind w:left="0" w:firstLine="709"/>
+        <w:rPr>
+          <w:rFonts w:cs="Times New Roman"/>
+        </w:rPr>
+      </w:pPr>
+      <w:r>
+        <w:rPr>
+          <w:rFonts w:cs="Times New Roman"/>
+        </w:rPr>
+        <w:lastRenderedPageBreak/>
         <w:t>Сформулировать функциональные и нефункциональные требования к разрабатываемой системе.</w:t>
       </w:r>
     </w:p>
@@ -526,15 +2007,15 @@
           <w:numId w:val="44"/>
         </w:numPr>
         <w:spacing w:line="360" w:lineRule="auto"/>
-        <w:rPr>
-          <w:rFonts w:cs="Times New Roman"/>
-        </w:rPr>
-      </w:pPr>
-      <w:r>
-        <w:rPr>
-          <w:rFonts w:cs="Times New Roman"/>
-        </w:rPr>
-        <w:lastRenderedPageBreak/>
+        <w:ind w:left="0" w:firstLine="709"/>
+        <w:rPr>
+          <w:rFonts w:cs="Times New Roman"/>
+        </w:rPr>
+      </w:pPr>
+      <w:r>
+        <w:rPr>
+          <w:rFonts w:cs="Times New Roman"/>
+        </w:rPr>
         <w:t xml:space="preserve">Спроектировать архитектуру мобильного приложения и структуру хранения данных с использованием облачной платформы </w:t>
       </w:r>
       <w:proofErr w:type="spellStart"/>
@@ -560,6 +2041,7 @@
           <w:numId w:val="44"/>
         </w:numPr>
         <w:spacing w:line="360" w:lineRule="auto"/>
+        <w:ind w:left="0" w:firstLine="709"/>
         <w:rPr>
           <w:rFonts w:cs="Times New Roman"/>
         </w:rPr>
@@ -621,6 +2103,7 @@
           <w:numId w:val="44"/>
         </w:numPr>
         <w:spacing w:line="360" w:lineRule="auto"/>
+        <w:ind w:left="0" w:firstLine="709"/>
         <w:rPr>
           <w:rFonts w:cs="Times New Roman"/>
         </w:rPr>
@@ -630,38 +2113,6 @@
           <w:rFonts w:cs="Times New Roman"/>
         </w:rPr>
         <w:t>Выполнить тестирование пользовательского интерфейса и проверку корректности выполнения бизнес-логики.</w:t>
-      </w:r>
-    </w:p>
-    <w:p>
-      <w:pPr>
-        <w:pStyle w:val="af7"/>
-        <w:spacing w:line="360" w:lineRule="auto"/>
-        <w:ind w:firstLine="708"/>
-        <w:rPr>
-          <w:rFonts w:cs="Times New Roman"/>
-        </w:rPr>
-      </w:pPr>
-      <w:r>
-        <w:rPr>
-          <w:rFonts w:cs="Times New Roman"/>
-          <w:b/>
-          <w:bCs/>
-        </w:rPr>
-        <w:t>Объект исследования</w:t>
-      </w:r>
-      <w:r>
-        <w:rPr>
-          <w:rFonts w:cs="Times New Roman"/>
-          <w:b/>
-          <w:bCs/>
-        </w:rPr>
-        <w:t>:</w:t>
-      </w:r>
-      <w:r>
-        <w:rPr>
-          <w:rFonts w:cs="Times New Roman"/>
-        </w:rPr>
-        <w:t xml:space="preserve"> процесс цифрового сопровождения владельца питомца в части ухода, мониторинга состояния и планирования действий. Предметом исследования выступает архитектура и реализация мобильного приложения, обеспечивающего ведение индивидуального профиля питомца и структурированного дневника записей.</w:t>
       </w:r>
     </w:p>
     <w:p>
@@ -679,7 +2130,7 @@
           <w:b/>
           <w:bCs/>
         </w:rPr>
-        <w:t xml:space="preserve">Методы </w:t>
+        <w:t>Объект исследования</w:t>
       </w:r>
       <w:r>
         <w:rPr>
@@ -687,47 +2138,13 @@
           <w:b/>
           <w:bCs/>
         </w:rPr>
-        <w:t xml:space="preserve">исследования: </w:t>
-      </w:r>
-      <w:r>
-        <w:rPr>
-          <w:rFonts w:cs="Times New Roman"/>
-        </w:rPr>
-        <w:t>анализ предметной области, сравнительный анализ аналогов, проектирование архитектуры и пользовательского интерфейса, реализация прототипа с использованием современных инструментов разработки (</w:t>
-      </w:r>
-      <w:proofErr w:type="spellStart"/>
-      <w:r>
-        <w:rPr>
-          <w:rFonts w:cs="Times New Roman"/>
-        </w:rPr>
-        <w:t>Android</w:t>
-      </w:r>
-      <w:proofErr w:type="spellEnd"/>
-      <w:r>
-        <w:rPr>
-          <w:rFonts w:cs="Times New Roman"/>
-        </w:rPr>
-        <w:t xml:space="preserve"> Studio, </w:t>
-      </w:r>
-      <w:proofErr w:type="spellStart"/>
-      <w:r>
-        <w:rPr>
-          <w:rFonts w:cs="Times New Roman"/>
-        </w:rPr>
-        <w:t>Firebase</w:t>
-      </w:r>
-      <w:proofErr w:type="spellEnd"/>
-      <w:r>
-        <w:rPr>
-          <w:rFonts w:cs="Times New Roman"/>
-        </w:rPr>
-        <w:t>), а также тестирование и анализ пользовательского опыта.</w:t>
-      </w:r>
-      <w:r>
-        <w:rPr>
-          <w:rFonts w:cs="Times New Roman"/>
-        </w:rPr>
-        <w:br w:type="page"/>
+        <w:t>:</w:t>
+      </w:r>
+      <w:r>
+        <w:rPr>
+          <w:rFonts w:cs="Times New Roman"/>
+        </w:rPr>
+        <w:t xml:space="preserve"> процесс цифрового сопровождения владельца питомца в части ухода, мониторинга состояния и планирования действий. Предметом исследования выступает архитектура и реализация мобильного приложения, обеспечивающего ведение индивидуального профиля питомца и структурированного дневника записей.</w:t>
       </w:r>
     </w:p>
     <w:p>
@@ -737,142 +2154,123 @@
         <w:ind w:firstLine="709"/>
         <w:rPr>
           <w:rFonts w:cs="Times New Roman"/>
-        </w:rPr>
-      </w:pPr>
-    </w:p>
-    <w:p>
-      <w:pPr>
-        <w:pStyle w:val="af7"/>
-        <w:rPr>
-          <w:color w:val="000000"/>
-        </w:rPr>
-      </w:pPr>
-      <w:r>
-        <w:tab/>
-      </w:r>
-      <w:r>
-        <w:tab/>
-      </w:r>
-    </w:p>
-    <w:p>
-      <w:pPr>
-        <w:pStyle w:val="af7"/>
-      </w:pPr>
-    </w:p>
-    <w:p>
-      <w:pPr>
-        <w:pStyle w:val="af7"/>
-      </w:pPr>
-    </w:p>
-    <w:p>
-      <w:pPr>
-        <w:pStyle w:val="af7"/>
-      </w:pPr>
-    </w:p>
-    <w:p>
-      <w:pPr>
-        <w:pStyle w:val="af7"/>
-      </w:pPr>
-    </w:p>
-    <w:p>
-      <w:pPr>
-        <w:pStyle w:val="af7"/>
-      </w:pPr>
-    </w:p>
-    <w:p>
-      <w:pPr>
-        <w:pStyle w:val="af7"/>
-      </w:pPr>
-    </w:p>
-    <w:p>
-      <w:pPr>
-        <w:pStyle w:val="af7"/>
-      </w:pPr>
-    </w:p>
-    <w:p>
-      <w:pPr>
-        <w:pStyle w:val="af7"/>
-      </w:pPr>
-    </w:p>
-    <w:p>
-      <w:pPr>
-        <w:pStyle w:val="af7"/>
-      </w:pPr>
-    </w:p>
-    <w:p>
-      <w:pPr>
-        <w:pStyle w:val="af7"/>
-      </w:pPr>
-    </w:p>
-    <w:p>
-      <w:pPr>
-        <w:pStyle w:val="af7"/>
-      </w:pPr>
-    </w:p>
-    <w:p>
-      <w:pPr>
-        <w:pStyle w:val="af7"/>
-      </w:pPr>
-    </w:p>
-    <w:p>
-      <w:pPr>
-        <w:pStyle w:val="af7"/>
-      </w:pPr>
-    </w:p>
-    <w:p>
-      <w:pPr>
-        <w:pStyle w:val="af7"/>
-      </w:pPr>
-    </w:p>
-    <w:p>
-      <w:pPr>
-        <w:pStyle w:val="af7"/>
-      </w:pPr>
-    </w:p>
-    <w:p>
-      <w:pPr>
-        <w:pStyle w:val="af7"/>
-      </w:pPr>
-    </w:p>
-    <w:p>
-      <w:pPr>
-        <w:pStyle w:val="af7"/>
-      </w:pPr>
-    </w:p>
-    <w:p>
-      <w:pPr>
-        <w:pStyle w:val="af7"/>
-      </w:pPr>
-    </w:p>
-    <w:p>
-      <w:pPr>
-        <w:pStyle w:val="af7"/>
-      </w:pPr>
-      <w:bookmarkStart w:id="1" w:name="_Toc200971402"/>
-      <w:r>
-        <w:t>Глава 1. Анализ области ухода за домашними животными</w:t>
-      </w:r>
-      <w:bookmarkEnd w:id="1"/>
-    </w:p>
-    <w:p>
-      <w:pPr>
-        <w:pStyle w:val="af7"/>
-        <w:rPr>
-          <w:bCs/>
-        </w:rPr>
-      </w:pPr>
-      <w:bookmarkStart w:id="2" w:name="_Toc198167735"/>
-      <w:bookmarkStart w:id="3" w:name="_Toc200971403"/>
-      <w:r>
+          <w:lang w:val="en-US"/>
+        </w:rPr>
+      </w:pPr>
+      <w:r>
+        <w:rPr>
+          <w:rFonts w:cs="Times New Roman"/>
+          <w:b/>
+          <w:bCs/>
+        </w:rPr>
+        <w:t xml:space="preserve">Методы </w:t>
+      </w:r>
+      <w:r>
+        <w:rPr>
+          <w:rFonts w:cs="Times New Roman"/>
+          <w:b/>
+          <w:bCs/>
+        </w:rPr>
+        <w:t xml:space="preserve">исследования: </w:t>
+      </w:r>
+      <w:r>
+        <w:rPr>
+          <w:rFonts w:cs="Times New Roman"/>
+        </w:rPr>
+        <w:t>анализ предметной области, сравнительный анализ аналогов, проектирование архитектуры и пользовательского интерфейса, реализация прототипа с использованием современных инструментов разработки (</w:t>
+      </w:r>
+      <w:proofErr w:type="spellStart"/>
+      <w:r>
+        <w:rPr>
+          <w:rFonts w:cs="Times New Roman"/>
+        </w:rPr>
+        <w:t>Android</w:t>
+      </w:r>
+      <w:proofErr w:type="spellEnd"/>
+      <w:r>
+        <w:rPr>
+          <w:rFonts w:cs="Times New Roman"/>
+        </w:rPr>
+        <w:t xml:space="preserve"> Studio, </w:t>
+      </w:r>
+      <w:proofErr w:type="spellStart"/>
+      <w:r>
+        <w:rPr>
+          <w:rFonts w:cs="Times New Roman"/>
+        </w:rPr>
+        <w:t>Firebase</w:t>
+      </w:r>
+      <w:proofErr w:type="spellEnd"/>
+      <w:r>
+        <w:rPr>
+          <w:rFonts w:cs="Times New Roman"/>
+        </w:rPr>
+        <w:t>), а также тестирование и анализ пользовательского опыта.</w:t>
+      </w:r>
+      <w:r>
+        <w:rPr>
+          <w:rFonts w:cs="Times New Roman"/>
+        </w:rPr>
+        <w:br w:type="page"/>
+      </w:r>
+    </w:p>
+    <w:p>
+      <w:pPr>
+        <w:pStyle w:val="12"/>
+        <w:rPr>
+          <w:b/>
+          <w:bCs w:val="0"/>
+        </w:rPr>
+      </w:pPr>
+      <w:bookmarkStart w:id="2" w:name="_Toc200971402"/>
+      <w:bookmarkStart w:id="3" w:name="_Toc210676423"/>
+      <w:r>
+        <w:rPr>
+          <w:b/>
+          <w:bCs w:val="0"/>
+        </w:rPr>
+        <w:lastRenderedPageBreak/>
+        <w:t>ГЛАВА 1. АНАЛИЗ ОБЛАСТИ УХОДА ЗА ДОМАШНИМИ ЖИВОТНЫМИ</w:t>
+      </w:r>
+      <w:bookmarkEnd w:id="2"/>
+      <w:bookmarkEnd w:id="3"/>
+    </w:p>
+    <w:p>
+      <w:pPr>
+        <w:pStyle w:val="1"/>
+      </w:pPr>
+    </w:p>
+    <w:p>
+      <w:pPr>
+        <w:pStyle w:val="2"/>
+        <w:ind w:firstLine="709"/>
+        <w:rPr>
+          <w:b/>
+          <w:bCs w:val="0"/>
+        </w:rPr>
+      </w:pPr>
+      <w:bookmarkStart w:id="4" w:name="_Toc198167735"/>
+      <w:bookmarkStart w:id="5" w:name="_Toc200971403"/>
+      <w:bookmarkStart w:id="6" w:name="_Toc210676424"/>
+      <w:r>
+        <w:rPr>
+          <w:b/>
+          <w:bCs w:val="0"/>
+        </w:rPr>
         <w:t>1</w:t>
       </w:r>
       <w:r>
+        <w:rPr>
+          <w:b/>
+          <w:bCs w:val="0"/>
+        </w:rPr>
         <w:t xml:space="preserve">.1 </w:t>
       </w:r>
       <w:r>
         <w:rPr>
           <w:rStyle w:val="af0"/>
           <w:b/>
+          <w:bCs/>
         </w:rPr>
         <w:t>Анализ</w:t>
       </w:r>
@@ -880,15 +2278,19 @@
         <w:rPr>
           <w:rStyle w:val="af0"/>
           <w:b/>
+          <w:bCs/>
         </w:rPr>
         <w:t xml:space="preserve"> предметной области</w:t>
       </w:r>
-      <w:bookmarkEnd w:id="2"/>
-      <w:bookmarkEnd w:id="3"/>
-    </w:p>
-    <w:p>
-      <w:pPr>
-        <w:pStyle w:val="af7"/>
+      <w:bookmarkEnd w:id="4"/>
+      <w:bookmarkEnd w:id="5"/>
+      <w:bookmarkEnd w:id="6"/>
+    </w:p>
+    <w:p>
+      <w:pPr>
+        <w:pStyle w:val="af7"/>
+        <w:spacing w:line="360" w:lineRule="auto"/>
+        <w:ind w:firstLine="709"/>
         <w:rPr>
           <w:bCs/>
         </w:rPr>
@@ -927,6 +2329,8 @@
     <w:p>
       <w:pPr>
         <w:pStyle w:val="af7"/>
+        <w:spacing w:line="360" w:lineRule="auto"/>
+        <w:ind w:firstLine="709"/>
         <w:rPr>
           <w:bCs/>
         </w:rPr>
@@ -941,6 +2345,8 @@
     <w:p>
       <w:pPr>
         <w:pStyle w:val="af7"/>
+        <w:spacing w:line="360" w:lineRule="auto"/>
+        <w:ind w:firstLine="709"/>
         <w:rPr>
           <w:bCs/>
         </w:rPr>
@@ -960,38 +2366,58 @@
     </w:p>
     <w:p>
       <w:pPr>
-        <w:pStyle w:val="af7"/>
-        <w:rPr>
-          <w:bCs/>
-        </w:rPr>
-      </w:pPr>
-      <w:bookmarkStart w:id="4" w:name="_Toc198167736"/>
-      <w:bookmarkStart w:id="5" w:name="_Toc200971404"/>
-      <w:r>
+        <w:pStyle w:val="2"/>
+        <w:ind w:firstLine="709"/>
+        <w:rPr>
+          <w:b/>
+          <w:bCs w:val="0"/>
+        </w:rPr>
+      </w:pPr>
+      <w:bookmarkStart w:id="7" w:name="_Toc198167736"/>
+      <w:bookmarkStart w:id="8" w:name="_Toc200971404"/>
+      <w:bookmarkStart w:id="9" w:name="_Toc210676425"/>
+      <w:r>
+        <w:rPr>
+          <w:b/>
+          <w:bCs w:val="0"/>
+        </w:rPr>
         <w:t>1</w:t>
       </w:r>
       <w:r>
+        <w:rPr>
+          <w:b/>
+          <w:bCs w:val="0"/>
+        </w:rPr>
         <w:t xml:space="preserve">.2 </w:t>
       </w:r>
-      <w:bookmarkEnd w:id="4"/>
-      <w:r>
+      <w:bookmarkEnd w:id="7"/>
+      <w:r>
+        <w:rPr>
+          <w:b/>
+          <w:bCs w:val="0"/>
+        </w:rPr>
         <w:t>Анализ мобильных решений для владельцев домашних животных</w:t>
       </w:r>
-      <w:bookmarkEnd w:id="5"/>
-    </w:p>
-    <w:p>
-      <w:pPr>
-        <w:pStyle w:val="af7"/>
-      </w:pPr>
-      <w:bookmarkStart w:id="6" w:name="_Toc198167737"/>
+      <w:bookmarkEnd w:id="8"/>
+      <w:bookmarkEnd w:id="9"/>
+    </w:p>
+    <w:p>
+      <w:pPr>
+        <w:pStyle w:val="af7"/>
+        <w:spacing w:line="360" w:lineRule="auto"/>
+        <w:ind w:firstLine="709"/>
+      </w:pPr>
+      <w:bookmarkStart w:id="10" w:name="_Toc198167737"/>
       <w:r>
         <w:t>«Дневник питомца»</w:t>
       </w:r>
-      <w:bookmarkEnd w:id="6"/>
-    </w:p>
-    <w:p>
-      <w:pPr>
-        <w:pStyle w:val="af7"/>
+      <w:bookmarkEnd w:id="10"/>
+    </w:p>
+    <w:p>
+      <w:pPr>
+        <w:pStyle w:val="af7"/>
+        <w:spacing w:line="360" w:lineRule="auto"/>
+        <w:ind w:firstLine="709"/>
         <w:rPr>
           <w:bCs/>
         </w:rPr>
@@ -1017,6 +2443,8 @@
     <w:p>
       <w:pPr>
         <w:pStyle w:val="af7"/>
+        <w:spacing w:line="360" w:lineRule="auto"/>
+        <w:ind w:firstLine="709"/>
       </w:pPr>
       <w:r>
         <w:t>Приложение рассчитано на владельцев различных домашних питомцев. Позволяет добавлять питомцев с подробной анкетой: имя, тип животного, пол, порода, окрас, дата рождения, дата появления в семье, кастрация/стерилизация, наличие микрочипа, примечание и фото.</w:t>
@@ -1025,6 +2453,8 @@
     <w:p>
       <w:pPr>
         <w:pStyle w:val="af7"/>
+        <w:spacing w:line="360" w:lineRule="auto"/>
+        <w:ind w:firstLine="709"/>
       </w:pPr>
       <w:r>
         <w:t>Есть отдельный экран со списком всех питомцев, каждый отображается карточкой. При нажатии открывается профиль питомца, где можно вести записи (дата, время, категория: настроение, активность, питание, процедуры, медицинский уход и др.). К записям можно прикрепить фото и комментарии.</w:t>
@@ -1033,6 +2463,8 @@
     <w:p>
       <w:pPr>
         <w:pStyle w:val="af7"/>
+        <w:spacing w:line="360" w:lineRule="auto"/>
+        <w:ind w:firstLine="709"/>
         <w:rPr>
           <w:bCs/>
         </w:rPr>
@@ -1047,6 +2479,8 @@
     <w:p>
       <w:pPr>
         <w:pStyle w:val="af7"/>
+        <w:spacing w:line="360" w:lineRule="auto"/>
+        <w:ind w:firstLine="709"/>
         <w:rPr>
           <w:bCs/>
         </w:rPr>
@@ -1075,58 +2509,66 @@
     <w:p>
       <w:pPr>
         <w:pStyle w:val="af7"/>
-        <w:rPr>
-          <w:bCs/>
-        </w:rPr>
-      </w:pPr>
-      <w:r>
-        <w:rPr>
-          <w:bCs/>
+        <w:spacing w:line="360" w:lineRule="auto"/>
+        <w:ind w:firstLine="709"/>
+        <w:rPr>
+          <w:bCs/>
+        </w:rPr>
+      </w:pPr>
+      <w:r>
+        <w:rPr>
+          <w:bCs/>
+        </w:rPr>
+        <w:t>фильтр по дате и категории;</w:t>
+      </w:r>
+    </w:p>
+    <w:p>
+      <w:pPr>
+        <w:pStyle w:val="af7"/>
+        <w:spacing w:line="360" w:lineRule="auto"/>
+        <w:ind w:firstLine="709"/>
+        <w:rPr>
+          <w:bCs/>
+        </w:rPr>
+      </w:pPr>
+      <w:r>
+        <w:rPr>
+          <w:bCs/>
+        </w:rPr>
+        <w:t>графики по «питанию» и «измерениям»;</w:t>
+      </w:r>
+    </w:p>
+    <w:p>
+      <w:pPr>
+        <w:pStyle w:val="af7"/>
+        <w:spacing w:line="360" w:lineRule="auto"/>
+        <w:ind w:firstLine="709"/>
+        <w:rPr>
+          <w:bCs/>
+        </w:rPr>
+      </w:pPr>
+      <w:r>
+        <w:rPr>
+          <w:bCs/>
+        </w:rPr>
+        <w:t>экспорт/импорт данных.</w:t>
+      </w:r>
+    </w:p>
+    <w:p>
+      <w:pPr>
+        <w:pStyle w:val="af7"/>
+        <w:spacing w:line="360" w:lineRule="auto"/>
+        <w:ind w:firstLine="709"/>
+        <w:rPr>
+          <w:bCs/>
+        </w:rPr>
+      </w:pPr>
+      <w:r>
+        <w:rPr>
+          <w:bCs/>
+          <w:noProof/>
         </w:rPr>
         <w:lastRenderedPageBreak/>
-        <w:t>фильтр по дате и категории;</w:t>
-      </w:r>
-    </w:p>
-    <w:p>
-      <w:pPr>
-        <w:pStyle w:val="af7"/>
-        <w:rPr>
-          <w:bCs/>
-        </w:rPr>
-      </w:pPr>
-      <w:r>
-        <w:rPr>
-          <w:bCs/>
-        </w:rPr>
-        <w:t>графики по «питанию» и «измерениям»;</w:t>
-      </w:r>
-    </w:p>
-    <w:p>
-      <w:pPr>
-        <w:pStyle w:val="af7"/>
-        <w:rPr>
-          <w:bCs/>
-        </w:rPr>
-      </w:pPr>
-      <w:r>
-        <w:rPr>
-          <w:bCs/>
-        </w:rPr>
-        <w:t>экспорт/импорт данных.</w:t>
-      </w:r>
-    </w:p>
-    <w:p>
-      <w:pPr>
-        <w:pStyle w:val="af7"/>
-        <w:rPr>
-          <w:bCs/>
-        </w:rPr>
-      </w:pPr>
-      <w:r>
-        <w:rPr>
-          <w:bCs/>
-          <w:noProof/>
-        </w:rPr>
         <w:drawing>
           <wp:inline distT="0" distB="0" distL="0" distR="0" wp14:anchorId="331CCE64" wp14:editId="20DAA4C4">
             <wp:extent cx="1970315" cy="3490881"/>
@@ -1167,6 +2609,8 @@
     <w:p>
       <w:pPr>
         <w:pStyle w:val="af7"/>
+        <w:spacing w:line="360" w:lineRule="auto"/>
+        <w:ind w:firstLine="709"/>
         <w:rPr>
           <w:bCs/>
         </w:rPr>
@@ -1193,6 +2637,8 @@
     <w:p>
       <w:pPr>
         <w:pStyle w:val="af7"/>
+        <w:spacing w:line="360" w:lineRule="auto"/>
+        <w:ind w:firstLine="709"/>
         <w:rPr>
           <w:bCs/>
         </w:rPr>
@@ -1207,6 +2653,8 @@
     <w:p>
       <w:pPr>
         <w:pStyle w:val="af7"/>
+        <w:spacing w:line="360" w:lineRule="auto"/>
+        <w:ind w:firstLine="709"/>
         <w:rPr>
           <w:bCs/>
         </w:rPr>
@@ -1221,6 +2669,8 @@
     <w:p>
       <w:pPr>
         <w:pStyle w:val="af7"/>
+        <w:spacing w:line="360" w:lineRule="auto"/>
+        <w:ind w:firstLine="709"/>
         <w:rPr>
           <w:bCs/>
         </w:rPr>
@@ -1241,6 +2691,8 @@
     <w:p>
       <w:pPr>
         <w:pStyle w:val="af7"/>
+        <w:spacing w:line="360" w:lineRule="auto"/>
+        <w:ind w:firstLine="709"/>
         <w:rPr>
           <w:bCs/>
         </w:rPr>
@@ -1261,6 +2713,8 @@
     <w:p>
       <w:pPr>
         <w:pStyle w:val="af7"/>
+        <w:spacing w:line="360" w:lineRule="auto"/>
+        <w:ind w:firstLine="709"/>
         <w:rPr>
           <w:bCs/>
         </w:rPr>
@@ -1281,6 +2735,8 @@
     <w:p>
       <w:pPr>
         <w:pStyle w:val="af7"/>
+        <w:spacing w:line="360" w:lineRule="auto"/>
+        <w:ind w:firstLine="709"/>
         <w:rPr>
           <w:bCs/>
         </w:rPr>
@@ -1301,6 +2757,8 @@
     <w:p>
       <w:pPr>
         <w:pStyle w:val="af7"/>
+        <w:spacing w:line="360" w:lineRule="auto"/>
+        <w:ind w:firstLine="709"/>
         <w:rPr>
           <w:bCs/>
         </w:rPr>
@@ -1333,6 +2791,8 @@
     <w:p>
       <w:pPr>
         <w:pStyle w:val="af7"/>
+        <w:spacing w:line="360" w:lineRule="auto"/>
+        <w:ind w:firstLine="709"/>
         <w:rPr>
           <w:bCs/>
         </w:rPr>
@@ -1353,6 +2813,8 @@
     <w:p>
       <w:pPr>
         <w:pStyle w:val="af7"/>
+        <w:spacing w:line="360" w:lineRule="auto"/>
+        <w:ind w:firstLine="709"/>
         <w:rPr>
           <w:bCs/>
         </w:rPr>
@@ -1367,6 +2829,8 @@
     <w:p>
       <w:pPr>
         <w:pStyle w:val="af7"/>
+        <w:spacing w:line="360" w:lineRule="auto"/>
+        <w:ind w:firstLine="709"/>
         <w:rPr>
           <w:bCs/>
         </w:rPr>
@@ -1381,19 +2845,23 @@
     <w:p>
       <w:pPr>
         <w:pStyle w:val="af7"/>
-        <w:rPr>
-          <w:bCs/>
-        </w:rPr>
-      </w:pPr>
-    </w:p>
-    <w:p>
-      <w:pPr>
-        <w:pStyle w:val="af7"/>
+        <w:spacing w:line="360" w:lineRule="auto"/>
+        <w:ind w:firstLine="709"/>
+        <w:rPr>
+          <w:bCs/>
+        </w:rPr>
+      </w:pPr>
+    </w:p>
+    <w:p>
+      <w:pPr>
+        <w:pStyle w:val="af7"/>
+        <w:spacing w:line="360" w:lineRule="auto"/>
+        <w:ind w:firstLine="709"/>
         <w:rPr>
           <w:lang w:val="en-US"/>
         </w:rPr>
       </w:pPr>
-      <w:bookmarkStart w:id="7" w:name="_Toc198167738"/>
+      <w:bookmarkStart w:id="11" w:name="_Toc198167738"/>
       <w:r>
         <w:rPr>
           <w:lang w:val="en-US"/>
@@ -1414,11 +2882,13 @@
         </w:rPr>
         <w:t>»</w:t>
       </w:r>
-      <w:bookmarkEnd w:id="7"/>
-    </w:p>
-    <w:p>
-      <w:pPr>
-        <w:pStyle w:val="af7"/>
+      <w:bookmarkEnd w:id="11"/>
+    </w:p>
+    <w:p>
+      <w:pPr>
+        <w:pStyle w:val="af7"/>
+        <w:spacing w:line="360" w:lineRule="auto"/>
+        <w:ind w:firstLine="709"/>
         <w:rPr>
           <w:bCs/>
           <w:lang w:val="en-US"/>
@@ -1453,6 +2923,8 @@
     <w:p>
       <w:pPr>
         <w:pStyle w:val="af7"/>
+        <w:spacing w:line="360" w:lineRule="auto"/>
+        <w:ind w:firstLine="709"/>
         <w:rPr>
           <w:bCs/>
         </w:rPr>
@@ -1467,6 +2939,8 @@
     <w:p>
       <w:pPr>
         <w:pStyle w:val="af7"/>
+        <w:spacing w:line="360" w:lineRule="auto"/>
+        <w:ind w:firstLine="709"/>
         <w:rPr>
           <w:bCs/>
         </w:rPr>
@@ -1517,6 +2991,8 @@
     <w:p>
       <w:pPr>
         <w:pStyle w:val="af7"/>
+        <w:spacing w:line="360" w:lineRule="auto"/>
+        <w:ind w:firstLine="709"/>
         <w:rPr>
           <w:bCs/>
         </w:rPr>
@@ -1558,6 +3034,8 @@
     <w:p>
       <w:pPr>
         <w:pStyle w:val="af7"/>
+        <w:spacing w:line="360" w:lineRule="auto"/>
+        <w:ind w:firstLine="709"/>
         <w:rPr>
           <w:bCs/>
         </w:rPr>
@@ -1572,6 +3050,8 @@
     <w:p>
       <w:pPr>
         <w:pStyle w:val="af7"/>
+        <w:spacing w:line="360" w:lineRule="auto"/>
+        <w:ind w:firstLine="709"/>
         <w:rPr>
           <w:bCs/>
         </w:rPr>
@@ -1592,6 +3072,8 @@
     <w:p>
       <w:pPr>
         <w:pStyle w:val="af7"/>
+        <w:spacing w:line="360" w:lineRule="auto"/>
+        <w:ind w:firstLine="709"/>
         <w:rPr>
           <w:bCs/>
         </w:rPr>
@@ -1612,6 +3094,8 @@
     <w:p>
       <w:pPr>
         <w:pStyle w:val="af7"/>
+        <w:spacing w:line="360" w:lineRule="auto"/>
+        <w:ind w:firstLine="709"/>
         <w:rPr>
           <w:bCs/>
         </w:rPr>
@@ -1626,6 +3110,8 @@
     <w:p>
       <w:pPr>
         <w:pStyle w:val="af7"/>
+        <w:spacing w:line="360" w:lineRule="auto"/>
+        <w:ind w:firstLine="709"/>
         <w:rPr>
           <w:bCs/>
         </w:rPr>
@@ -1640,6 +3126,8 @@
     <w:p>
       <w:pPr>
         <w:pStyle w:val="af7"/>
+        <w:spacing w:line="360" w:lineRule="auto"/>
+        <w:ind w:firstLine="709"/>
         <w:rPr>
           <w:bCs/>
         </w:rPr>
@@ -1654,6 +3142,8 @@
     <w:p>
       <w:pPr>
         <w:pStyle w:val="af7"/>
+        <w:spacing w:line="360" w:lineRule="auto"/>
+        <w:ind w:firstLine="709"/>
         <w:rPr>
           <w:bCs/>
         </w:rPr>
@@ -1668,6 +3158,8 @@
     <w:p>
       <w:pPr>
         <w:pStyle w:val="af7"/>
+        <w:spacing w:line="360" w:lineRule="auto"/>
+        <w:ind w:firstLine="709"/>
         <w:rPr>
           <w:bCs/>
         </w:rPr>
@@ -1688,6 +3180,8 @@
     <w:p>
       <w:pPr>
         <w:pStyle w:val="af7"/>
+        <w:spacing w:line="360" w:lineRule="auto"/>
+        <w:ind w:firstLine="709"/>
         <w:rPr>
           <w:bCs/>
         </w:rPr>
@@ -1702,6 +3196,8 @@
     <w:p>
       <w:pPr>
         <w:pStyle w:val="af7"/>
+        <w:spacing w:line="360" w:lineRule="auto"/>
+        <w:ind w:firstLine="709"/>
         <w:rPr>
           <w:bCs/>
         </w:rPr>
@@ -1722,6 +3218,8 @@
     <w:p>
       <w:pPr>
         <w:pStyle w:val="af7"/>
+        <w:spacing w:line="360" w:lineRule="auto"/>
+        <w:ind w:firstLine="709"/>
         <w:rPr>
           <w:bCs/>
         </w:rPr>
@@ -1742,6 +3240,8 @@
     <w:p>
       <w:pPr>
         <w:pStyle w:val="af7"/>
+        <w:spacing w:line="360" w:lineRule="auto"/>
+        <w:ind w:firstLine="709"/>
         <w:rPr>
           <w:bCs/>
         </w:rPr>
@@ -1762,6 +3262,8 @@
     <w:p>
       <w:pPr>
         <w:pStyle w:val="af7"/>
+        <w:spacing w:line="360" w:lineRule="auto"/>
+        <w:ind w:firstLine="709"/>
         <w:rPr>
           <w:bCs/>
         </w:rPr>
@@ -1776,6 +3278,8 @@
     <w:p>
       <w:pPr>
         <w:pStyle w:val="af7"/>
+        <w:spacing w:line="360" w:lineRule="auto"/>
+        <w:ind w:firstLine="709"/>
         <w:rPr>
           <w:bCs/>
         </w:rPr>
@@ -1790,8 +3294,10 @@
     <w:p>
       <w:pPr>
         <w:pStyle w:val="af7"/>
-      </w:pPr>
-      <w:bookmarkStart w:id="8" w:name="_Toc198167739"/>
+        <w:spacing w:line="360" w:lineRule="auto"/>
+        <w:ind w:firstLine="709"/>
+      </w:pPr>
+      <w:bookmarkStart w:id="12" w:name="_Toc198167739"/>
       <w:r>
         <w:t>«</w:t>
       </w:r>
@@ -1806,11 +3312,13 @@
       <w:r>
         <w:t>»</w:t>
       </w:r>
-      <w:bookmarkEnd w:id="8"/>
-    </w:p>
-    <w:p>
-      <w:pPr>
-        <w:pStyle w:val="af7"/>
+      <w:bookmarkEnd w:id="12"/>
+    </w:p>
+    <w:p>
+      <w:pPr>
+        <w:pStyle w:val="af7"/>
+        <w:spacing w:line="360" w:lineRule="auto"/>
+        <w:ind w:firstLine="709"/>
         <w:rPr>
           <w:bCs/>
         </w:rPr>
@@ -1836,20 +3344,25 @@
     <w:p>
       <w:pPr>
         <w:pStyle w:val="af7"/>
-        <w:rPr>
-          <w:bCs/>
-        </w:rPr>
-      </w:pPr>
-      <w:r>
-        <w:rPr>
-          <w:bCs/>
-        </w:rPr>
+        <w:spacing w:line="360" w:lineRule="auto"/>
+        <w:ind w:firstLine="709"/>
+        <w:rPr>
+          <w:bCs/>
+        </w:rPr>
+      </w:pPr>
+      <w:r>
+        <w:rPr>
+          <w:bCs/>
+        </w:rPr>
+        <w:lastRenderedPageBreak/>
         <w:t>Приложение для владельцев разных домашних животных. Позволяет добавить питомца с указанием имени, вида, пола, породы, окраса, даты рождения и фото.</w:t>
       </w:r>
     </w:p>
     <w:p>
       <w:pPr>
         <w:pStyle w:val="af7"/>
+        <w:spacing w:line="360" w:lineRule="auto"/>
+        <w:ind w:firstLine="709"/>
         <w:rPr>
           <w:bCs/>
         </w:rPr>
@@ -1864,6 +3377,8 @@
     <w:p>
       <w:pPr>
         <w:pStyle w:val="af7"/>
+        <w:spacing w:line="360" w:lineRule="auto"/>
+        <w:ind w:firstLine="709"/>
         <w:rPr>
           <w:bCs/>
         </w:rPr>
@@ -1873,7 +3388,6 @@
           <w:bCs/>
           <w:noProof/>
         </w:rPr>
-        <w:lastRenderedPageBreak/>
         <w:drawing>
           <wp:inline distT="0" distB="0" distL="0" distR="0" wp14:anchorId="11166795" wp14:editId="0B1B4E49">
             <wp:extent cx="2160853" cy="3875314"/>
@@ -1914,6 +3428,8 @@
     <w:p>
       <w:pPr>
         <w:pStyle w:val="af7"/>
+        <w:spacing w:line="360" w:lineRule="auto"/>
+        <w:ind w:firstLine="709"/>
         <w:rPr>
           <w:bCs/>
         </w:rPr>
@@ -1955,6 +3471,8 @@
     <w:p>
       <w:pPr>
         <w:pStyle w:val="af7"/>
+        <w:spacing w:line="360" w:lineRule="auto"/>
+        <w:ind w:firstLine="709"/>
         <w:rPr>
           <w:bCs/>
         </w:rPr>
@@ -1969,6 +3487,8 @@
     <w:p>
       <w:pPr>
         <w:pStyle w:val="af7"/>
+        <w:spacing w:line="360" w:lineRule="auto"/>
+        <w:ind w:firstLine="709"/>
         <w:rPr>
           <w:bCs/>
         </w:rPr>
@@ -1989,6 +3509,8 @@
     <w:p>
       <w:pPr>
         <w:pStyle w:val="af7"/>
+        <w:spacing w:line="360" w:lineRule="auto"/>
+        <w:ind w:firstLine="709"/>
         <w:rPr>
           <w:bCs/>
         </w:rPr>
@@ -2003,6 +3525,8 @@
     <w:p>
       <w:pPr>
         <w:pStyle w:val="af7"/>
+        <w:spacing w:line="360" w:lineRule="auto"/>
+        <w:ind w:firstLine="709"/>
         <w:rPr>
           <w:bCs/>
         </w:rPr>
@@ -2023,6 +3547,8 @@
     <w:p>
       <w:pPr>
         <w:pStyle w:val="af7"/>
+        <w:spacing w:line="360" w:lineRule="auto"/>
+        <w:ind w:firstLine="709"/>
         <w:rPr>
           <w:bCs/>
         </w:rPr>
@@ -2037,6 +3563,8 @@
     <w:p>
       <w:pPr>
         <w:pStyle w:val="af7"/>
+        <w:spacing w:line="360" w:lineRule="auto"/>
+        <w:ind w:firstLine="709"/>
         <w:rPr>
           <w:bCs/>
         </w:rPr>
@@ -2057,6 +3585,8 @@
     <w:p>
       <w:pPr>
         <w:pStyle w:val="af7"/>
+        <w:spacing w:line="360" w:lineRule="auto"/>
+        <w:ind w:firstLine="709"/>
         <w:rPr>
           <w:bCs/>
         </w:rPr>
@@ -2077,6 +3607,8 @@
     <w:p>
       <w:pPr>
         <w:pStyle w:val="af7"/>
+        <w:spacing w:line="360" w:lineRule="auto"/>
+        <w:ind w:firstLine="709"/>
         <w:rPr>
           <w:bCs/>
         </w:rPr>
@@ -2097,6 +3629,8 @@
     <w:p>
       <w:pPr>
         <w:pStyle w:val="af7"/>
+        <w:spacing w:line="360" w:lineRule="auto"/>
+        <w:ind w:firstLine="709"/>
         <w:rPr>
           <w:bCs/>
         </w:rPr>
@@ -2111,6 +3645,8 @@
     <w:p>
       <w:pPr>
         <w:pStyle w:val="af7"/>
+        <w:spacing w:line="360" w:lineRule="auto"/>
+        <w:ind w:firstLine="709"/>
         <w:rPr>
           <w:bCs/>
         </w:rPr>
@@ -2125,6 +3661,8 @@
     <w:p>
       <w:pPr>
         <w:pStyle w:val="af7"/>
+        <w:spacing w:line="360" w:lineRule="auto"/>
+        <w:ind w:firstLine="709"/>
         <w:rPr>
           <w:bCs/>
         </w:rPr>
@@ -2145,6 +3683,8 @@
     <w:p>
       <w:pPr>
         <w:pStyle w:val="af7"/>
+        <w:spacing w:line="360" w:lineRule="auto"/>
+        <w:ind w:firstLine="709"/>
         <w:rPr>
           <w:bCs/>
         </w:rPr>
@@ -2159,14 +3699,17 @@
     <w:p>
       <w:pPr>
         <w:pStyle w:val="af7"/>
-        <w:rPr>
-          <w:bCs/>
-        </w:rPr>
-      </w:pPr>
-      <w:r>
-        <w:rPr>
-          <w:bCs/>
-        </w:rPr>
+        <w:spacing w:line="360" w:lineRule="auto"/>
+        <w:ind w:firstLine="709"/>
+        <w:rPr>
+          <w:bCs/>
+        </w:rPr>
+      </w:pPr>
+      <w:r>
+        <w:rPr>
+          <w:bCs/>
+        </w:rPr>
+        <w:lastRenderedPageBreak/>
         <w:t xml:space="preserve">Рассмотренные приложения покрывают широкий спектр базовых функций для ухода за питомцами: добавление питомцев, ведение записей, напоминания и простая аналитика (графики по весу/питанию). Наиболее функциональным и сбалансированным оказался «Дневник питомца», так как он поддерживает множество видов животных, имеет фильтрацию записей, графики, экспорт/импорт данных и приятный лаконичный интерфейс. </w:t>
       </w:r>
       <w:proofErr w:type="spellStart"/>
@@ -2201,6 +3744,8 @@
     <w:p>
       <w:pPr>
         <w:pStyle w:val="af7"/>
+        <w:spacing w:line="360" w:lineRule="auto"/>
+        <w:ind w:firstLine="709"/>
         <w:rPr>
           <w:bCs/>
         </w:rPr>
@@ -2215,6 +3760,8 @@
     <w:p>
       <w:pPr>
         <w:pStyle w:val="af7"/>
+        <w:spacing w:line="360" w:lineRule="auto"/>
+        <w:ind w:firstLine="709"/>
         <w:rPr>
           <w:bCs/>
         </w:rPr>
@@ -2229,6 +3776,8 @@
     <w:p>
       <w:pPr>
         <w:pStyle w:val="af7"/>
+        <w:spacing w:line="360" w:lineRule="auto"/>
+        <w:ind w:firstLine="709"/>
         <w:rPr>
           <w:bCs/>
         </w:rPr>
@@ -2243,6 +3792,8 @@
     <w:p>
       <w:pPr>
         <w:pStyle w:val="af7"/>
+        <w:spacing w:line="360" w:lineRule="auto"/>
+        <w:ind w:firstLine="709"/>
         <w:rPr>
           <w:bCs/>
         </w:rPr>
@@ -2257,6 +3808,8 @@
     <w:p>
       <w:pPr>
         <w:pStyle w:val="af7"/>
+        <w:spacing w:line="360" w:lineRule="auto"/>
+        <w:ind w:firstLine="709"/>
         <w:rPr>
           <w:bCs/>
         </w:rPr>
@@ -2271,6 +3824,8 @@
     <w:p>
       <w:pPr>
         <w:pStyle w:val="af7"/>
+        <w:spacing w:line="360" w:lineRule="auto"/>
+        <w:ind w:firstLine="709"/>
         <w:rPr>
           <w:bCs/>
         </w:rPr>
@@ -2285,21 +3840,24 @@
     <w:p>
       <w:pPr>
         <w:pStyle w:val="af7"/>
-        <w:rPr>
-          <w:bCs/>
-        </w:rPr>
-      </w:pPr>
-      <w:r>
-        <w:rPr>
-          <w:bCs/>
-        </w:rPr>
-        <w:lastRenderedPageBreak/>
+        <w:spacing w:line="360" w:lineRule="auto"/>
+        <w:ind w:firstLine="709"/>
+        <w:rPr>
+          <w:bCs/>
+        </w:rPr>
+      </w:pPr>
+      <w:r>
+        <w:rPr>
+          <w:bCs/>
+        </w:rPr>
         <w:t>простой и интуитивно понятный интерфейс, который не перегружен лишними окнами;</w:t>
       </w:r>
     </w:p>
     <w:p>
       <w:pPr>
         <w:pStyle w:val="af7"/>
+        <w:spacing w:line="360" w:lineRule="auto"/>
+        <w:ind w:firstLine="709"/>
         <w:rPr>
           <w:bCs/>
         </w:rPr>
@@ -2314,6 +3872,8 @@
     <w:p>
       <w:pPr>
         <w:pStyle w:val="af7"/>
+        <w:spacing w:line="360" w:lineRule="auto"/>
+        <w:ind w:firstLine="709"/>
         <w:rPr>
           <w:bCs/>
         </w:rPr>
@@ -2328,6 +3888,8 @@
     <w:p>
       <w:pPr>
         <w:pStyle w:val="af7"/>
+        <w:spacing w:line="360" w:lineRule="auto"/>
+        <w:ind w:firstLine="709"/>
         <w:rPr>
           <w:bCs/>
         </w:rPr>
@@ -2342,6 +3904,8 @@
     <w:p>
       <w:pPr>
         <w:pStyle w:val="af7"/>
+        <w:spacing w:line="360" w:lineRule="auto"/>
+        <w:ind w:firstLine="709"/>
         <w:rPr>
           <w:bCs/>
         </w:rPr>
@@ -2354,10 +3918,10 @@
         <w:tblLook w:val="04A0" w:firstRow="1" w:lastRow="0" w:firstColumn="1" w:lastColumn="0" w:noHBand="0" w:noVBand="1"/>
       </w:tblPr>
       <w:tblGrid>
-        <w:gridCol w:w="2460"/>
-        <w:gridCol w:w="2336"/>
-        <w:gridCol w:w="2336"/>
-        <w:gridCol w:w="2337"/>
+        <w:gridCol w:w="3169"/>
+        <w:gridCol w:w="2655"/>
+        <w:gridCol w:w="2655"/>
+        <w:gridCol w:w="2845"/>
       </w:tblGrid>
       <w:tr>
         <w:trPr>
@@ -2370,6 +3934,8 @@
           <w:p>
             <w:pPr>
               <w:pStyle w:val="af7"/>
+              <w:spacing w:line="360" w:lineRule="auto"/>
+              <w:ind w:firstLine="709"/>
               <w:rPr>
                 <w:bCs/>
               </w:rPr>
@@ -2389,6 +3955,8 @@
           <w:p>
             <w:pPr>
               <w:pStyle w:val="af7"/>
+              <w:spacing w:line="360" w:lineRule="auto"/>
+              <w:ind w:firstLine="709"/>
               <w:rPr>
                 <w:bCs/>
               </w:rPr>
@@ -2408,6 +3976,8 @@
           <w:p>
             <w:pPr>
               <w:pStyle w:val="af7"/>
+              <w:spacing w:line="360" w:lineRule="auto"/>
+              <w:ind w:firstLine="709"/>
               <w:rPr>
                 <w:bCs/>
                 <w:lang w:val="en-US"/>
@@ -2431,6 +4001,8 @@
           <w:p>
             <w:pPr>
               <w:pStyle w:val="af7"/>
+              <w:spacing w:line="360" w:lineRule="auto"/>
+              <w:ind w:firstLine="709"/>
               <w:rPr>
                 <w:bCs/>
                 <w:lang w:val="en-US"/>
@@ -2456,6 +4028,8 @@
           <w:p>
             <w:pPr>
               <w:pStyle w:val="af7"/>
+              <w:spacing w:line="360" w:lineRule="auto"/>
+              <w:ind w:firstLine="709"/>
               <w:rPr>
                 <w:bCs/>
               </w:rPr>
@@ -2475,6 +4049,8 @@
           <w:p>
             <w:pPr>
               <w:pStyle w:val="af7"/>
+              <w:spacing w:line="360" w:lineRule="auto"/>
+              <w:ind w:firstLine="709"/>
               <w:rPr>
                 <w:bCs/>
               </w:rPr>
@@ -2494,6 +4070,8 @@
           <w:p>
             <w:pPr>
               <w:pStyle w:val="af7"/>
+              <w:spacing w:line="360" w:lineRule="auto"/>
+              <w:ind w:firstLine="709"/>
               <w:rPr>
                 <w:bCs/>
               </w:rPr>
@@ -2513,6 +4091,8 @@
           <w:p>
             <w:pPr>
               <w:pStyle w:val="af7"/>
+              <w:spacing w:line="360" w:lineRule="auto"/>
+              <w:ind w:firstLine="709"/>
               <w:rPr>
                 <w:bCs/>
               </w:rPr>
@@ -2534,6 +4114,8 @@
           <w:p>
             <w:pPr>
               <w:pStyle w:val="af7"/>
+              <w:spacing w:line="360" w:lineRule="auto"/>
+              <w:ind w:firstLine="709"/>
               <w:rPr>
                 <w:bCs/>
               </w:rPr>
@@ -2553,6 +4135,8 @@
           <w:p>
             <w:pPr>
               <w:pStyle w:val="af7"/>
+              <w:spacing w:line="360" w:lineRule="auto"/>
+              <w:ind w:firstLine="709"/>
               <w:rPr>
                 <w:bCs/>
               </w:rPr>
@@ -2561,7 +4145,14 @@
               <w:rPr>
                 <w:bCs/>
               </w:rPr>
-              <w:t>Имя, вид, пол, порода, окрас, дата рождения, дата появления, кастрация, микрочип, примечание, фото</w:t>
+              <w:t xml:space="preserve">Имя, вид, пол, порода, окрас, дата рождения, дата </w:t>
+            </w:r>
+            <w:r>
+              <w:rPr>
+                <w:bCs/>
+              </w:rPr>
+              <w:lastRenderedPageBreak/>
+              <w:t>появления, кастрация, микрочип, примечание, фото</w:t>
             </w:r>
           </w:p>
         </w:tc>
@@ -2572,6 +4163,8 @@
           <w:p>
             <w:pPr>
               <w:pStyle w:val="af7"/>
+              <w:spacing w:line="360" w:lineRule="auto"/>
+              <w:ind w:firstLine="709"/>
               <w:rPr>
                 <w:bCs/>
               </w:rPr>
@@ -2580,7 +4173,15 @@
               <w:rPr>
                 <w:bCs/>
               </w:rPr>
-              <w:t>Имя, порода, пол, возраст, вес, характер, тип корма, фото</w:t>
+              <w:lastRenderedPageBreak/>
+              <w:t xml:space="preserve">Имя, порода, пол, возраст, вес, </w:t>
+            </w:r>
+            <w:r>
+              <w:rPr>
+                <w:bCs/>
+              </w:rPr>
+              <w:lastRenderedPageBreak/>
+              <w:t>характер, тип корма, фото</w:t>
             </w:r>
           </w:p>
         </w:tc>
@@ -2591,6 +4192,8 @@
           <w:p>
             <w:pPr>
               <w:pStyle w:val="af7"/>
+              <w:spacing w:line="360" w:lineRule="auto"/>
+              <w:ind w:firstLine="709"/>
               <w:rPr>
                 <w:bCs/>
               </w:rPr>
@@ -2599,6 +4202,7 @@
               <w:rPr>
                 <w:bCs/>
               </w:rPr>
+              <w:lastRenderedPageBreak/>
               <w:t>Имя, вид, пол, порода, окрас, дата рождения, фото</w:t>
             </w:r>
           </w:p>
@@ -2612,6 +4216,8 @@
           <w:p>
             <w:pPr>
               <w:pStyle w:val="af7"/>
+              <w:spacing w:line="360" w:lineRule="auto"/>
+              <w:ind w:firstLine="709"/>
               <w:rPr>
                 <w:bCs/>
               </w:rPr>
@@ -2631,6 +4237,8 @@
           <w:p>
             <w:pPr>
               <w:pStyle w:val="af7"/>
+              <w:spacing w:line="360" w:lineRule="auto"/>
+              <w:ind w:firstLine="709"/>
               <w:rPr>
                 <w:bCs/>
               </w:rPr>
@@ -2650,6 +4258,8 @@
           <w:p>
             <w:pPr>
               <w:pStyle w:val="af7"/>
+              <w:spacing w:line="360" w:lineRule="auto"/>
+              <w:ind w:firstLine="709"/>
               <w:rPr>
                 <w:bCs/>
               </w:rPr>
@@ -2669,6 +4279,8 @@
           <w:p>
             <w:pPr>
               <w:pStyle w:val="af7"/>
+              <w:spacing w:line="360" w:lineRule="auto"/>
+              <w:ind w:firstLine="709"/>
               <w:rPr>
                 <w:bCs/>
               </w:rPr>
@@ -2690,6 +4302,8 @@
           <w:p>
             <w:pPr>
               <w:pStyle w:val="af7"/>
+              <w:spacing w:line="360" w:lineRule="auto"/>
+              <w:ind w:firstLine="709"/>
               <w:rPr>
                 <w:bCs/>
               </w:rPr>
@@ -2722,6 +4336,8 @@
           <w:p>
             <w:pPr>
               <w:pStyle w:val="af7"/>
+              <w:spacing w:line="360" w:lineRule="auto"/>
+              <w:ind w:firstLine="709"/>
               <w:rPr>
                 <w:bCs/>
               </w:rPr>
@@ -2741,6 +4357,8 @@
           <w:p>
             <w:pPr>
               <w:pStyle w:val="af7"/>
+              <w:spacing w:line="360" w:lineRule="auto"/>
+              <w:ind w:firstLine="709"/>
               <w:rPr>
                 <w:bCs/>
               </w:rPr>
@@ -2760,6 +4378,8 @@
           <w:p>
             <w:pPr>
               <w:pStyle w:val="af7"/>
+              <w:spacing w:line="360" w:lineRule="auto"/>
+              <w:ind w:firstLine="709"/>
               <w:rPr>
                 <w:bCs/>
               </w:rPr>
@@ -2781,6 +4401,8 @@
           <w:p>
             <w:pPr>
               <w:pStyle w:val="af7"/>
+              <w:spacing w:line="360" w:lineRule="auto"/>
+              <w:ind w:firstLine="709"/>
               <w:rPr>
                 <w:bCs/>
               </w:rPr>
@@ -2800,6 +4422,8 @@
           <w:p>
             <w:pPr>
               <w:pStyle w:val="af7"/>
+              <w:spacing w:line="360" w:lineRule="auto"/>
+              <w:ind w:firstLine="709"/>
               <w:rPr>
                 <w:bCs/>
               </w:rPr>
@@ -2819,6 +4443,8 @@
           <w:p>
             <w:pPr>
               <w:pStyle w:val="af7"/>
+              <w:spacing w:line="360" w:lineRule="auto"/>
+              <w:ind w:firstLine="709"/>
               <w:rPr>
                 <w:bCs/>
               </w:rPr>
@@ -2838,6 +4464,8 @@
           <w:p>
             <w:pPr>
               <w:pStyle w:val="af7"/>
+              <w:spacing w:line="360" w:lineRule="auto"/>
+              <w:ind w:firstLine="709"/>
               <w:rPr>
                 <w:bCs/>
               </w:rPr>
@@ -2859,6 +4487,8 @@
           <w:p>
             <w:pPr>
               <w:pStyle w:val="af7"/>
+              <w:spacing w:line="360" w:lineRule="auto"/>
+              <w:ind w:firstLine="709"/>
               <w:rPr>
                 <w:bCs/>
               </w:rPr>
@@ -2878,6 +4508,8 @@
           <w:p>
             <w:pPr>
               <w:pStyle w:val="af7"/>
+              <w:spacing w:line="360" w:lineRule="auto"/>
+              <w:ind w:firstLine="709"/>
               <w:rPr>
                 <w:bCs/>
               </w:rPr>
@@ -2897,6 +4529,8 @@
           <w:p>
             <w:pPr>
               <w:pStyle w:val="af7"/>
+              <w:spacing w:line="360" w:lineRule="auto"/>
+              <w:ind w:firstLine="709"/>
               <w:rPr>
                 <w:bCs/>
               </w:rPr>
@@ -2916,6 +4550,8 @@
           <w:p>
             <w:pPr>
               <w:pStyle w:val="af7"/>
+              <w:spacing w:line="360" w:lineRule="auto"/>
+              <w:ind w:firstLine="709"/>
               <w:rPr>
                 <w:bCs/>
               </w:rPr>
@@ -2937,6 +4573,8 @@
           <w:p>
             <w:pPr>
               <w:pStyle w:val="af7"/>
+              <w:spacing w:line="360" w:lineRule="auto"/>
+              <w:ind w:firstLine="709"/>
               <w:rPr>
                 <w:bCs/>
               </w:rPr>
@@ -2969,6 +4607,8 @@
           <w:p>
             <w:pPr>
               <w:pStyle w:val="af7"/>
+              <w:spacing w:line="360" w:lineRule="auto"/>
+              <w:ind w:firstLine="709"/>
               <w:rPr>
                 <w:bCs/>
               </w:rPr>
@@ -2988,6 +4628,8 @@
           <w:p>
             <w:pPr>
               <w:pStyle w:val="af7"/>
+              <w:spacing w:line="360" w:lineRule="auto"/>
+              <w:ind w:firstLine="709"/>
               <w:rPr>
                 <w:bCs/>
               </w:rPr>
@@ -3007,6 +4649,8 @@
           <w:p>
             <w:pPr>
               <w:pStyle w:val="af7"/>
+              <w:spacing w:line="360" w:lineRule="auto"/>
+              <w:ind w:firstLine="709"/>
               <w:rPr>
                 <w:bCs/>
               </w:rPr>
@@ -3028,6 +4672,8 @@
           <w:p>
             <w:pPr>
               <w:pStyle w:val="af7"/>
+              <w:spacing w:line="360" w:lineRule="auto"/>
+              <w:ind w:firstLine="709"/>
               <w:rPr>
                 <w:bCs/>
               </w:rPr>
@@ -3047,6 +4693,8 @@
           <w:p>
             <w:pPr>
               <w:pStyle w:val="af7"/>
+              <w:spacing w:line="360" w:lineRule="auto"/>
+              <w:ind w:firstLine="709"/>
               <w:rPr>
                 <w:bCs/>
               </w:rPr>
@@ -3066,6 +4714,8 @@
           <w:p>
             <w:pPr>
               <w:pStyle w:val="af7"/>
+              <w:spacing w:line="360" w:lineRule="auto"/>
+              <w:ind w:firstLine="709"/>
               <w:rPr>
                 <w:bCs/>
               </w:rPr>
@@ -3085,6 +4735,8 @@
           <w:p>
             <w:pPr>
               <w:pStyle w:val="af7"/>
+              <w:spacing w:line="360" w:lineRule="auto"/>
+              <w:ind w:firstLine="709"/>
               <w:rPr>
                 <w:bCs/>
               </w:rPr>
@@ -3106,6 +4758,8 @@
           <w:p>
             <w:pPr>
               <w:pStyle w:val="af7"/>
+              <w:spacing w:line="360" w:lineRule="auto"/>
+              <w:ind w:firstLine="709"/>
               <w:rPr>
                 <w:bCs/>
               </w:rPr>
@@ -3125,6 +4779,8 @@
           <w:p>
             <w:pPr>
               <w:pStyle w:val="af7"/>
+              <w:spacing w:line="360" w:lineRule="auto"/>
+              <w:ind w:firstLine="709"/>
               <w:rPr>
                 <w:bCs/>
               </w:rPr>
@@ -3144,6 +4800,8 @@
           <w:p>
             <w:pPr>
               <w:pStyle w:val="af7"/>
+              <w:spacing w:line="360" w:lineRule="auto"/>
+              <w:ind w:firstLine="709"/>
               <w:rPr>
                 <w:bCs/>
               </w:rPr>
@@ -3163,6 +4821,8 @@
           <w:p>
             <w:pPr>
               <w:pStyle w:val="af7"/>
+              <w:spacing w:line="360" w:lineRule="auto"/>
+              <w:ind w:firstLine="709"/>
               <w:rPr>
                 <w:bCs/>
               </w:rPr>
@@ -3184,6 +4844,8 @@
           <w:p>
             <w:pPr>
               <w:pStyle w:val="af7"/>
+              <w:spacing w:line="360" w:lineRule="auto"/>
+              <w:ind w:firstLine="709"/>
               <w:rPr>
                 <w:bCs/>
               </w:rPr>
@@ -3203,6 +4865,8 @@
           <w:p>
             <w:pPr>
               <w:pStyle w:val="af7"/>
+              <w:spacing w:line="360" w:lineRule="auto"/>
+              <w:ind w:firstLine="709"/>
               <w:rPr>
                 <w:bCs/>
               </w:rPr>
@@ -3222,6 +4886,8 @@
           <w:p>
             <w:pPr>
               <w:pStyle w:val="af7"/>
+              <w:spacing w:line="360" w:lineRule="auto"/>
+              <w:ind w:firstLine="709"/>
               <w:rPr>
                 <w:bCs/>
               </w:rPr>
@@ -3241,6 +4907,8 @@
           <w:p>
             <w:pPr>
               <w:pStyle w:val="af7"/>
+              <w:spacing w:line="360" w:lineRule="auto"/>
+              <w:ind w:firstLine="709"/>
               <w:rPr>
                 <w:bCs/>
               </w:rPr>
@@ -3262,6 +4930,8 @@
           <w:p>
             <w:pPr>
               <w:pStyle w:val="af7"/>
+              <w:spacing w:line="360" w:lineRule="auto"/>
+              <w:ind w:firstLine="709"/>
               <w:rPr>
                 <w:bCs/>
               </w:rPr>
@@ -3281,6 +4951,8 @@
           <w:p>
             <w:pPr>
               <w:pStyle w:val="af7"/>
+              <w:spacing w:line="360" w:lineRule="auto"/>
+              <w:ind w:firstLine="709"/>
               <w:rPr>
                 <w:bCs/>
               </w:rPr>
@@ -3289,14 +4961,7 @@
               <w:rPr>
                 <w:bCs/>
               </w:rPr>
-              <w:t xml:space="preserve">Уведомления, графики, поиск/фильтр, экспорт/импорт, поддержка </w:t>
-            </w:r>
-            <w:r>
-              <w:rPr>
-                <w:bCs/>
-              </w:rPr>
-              <w:lastRenderedPageBreak/>
-              <w:t>многих видов питомцев</w:t>
+              <w:t>Уведомления, графики, поиск/фильтр, экспорт/импорт, поддержка многих видов питомцев</w:t>
             </w:r>
           </w:p>
         </w:tc>
@@ -3307,6 +4972,8 @@
           <w:p>
             <w:pPr>
               <w:pStyle w:val="af7"/>
+              <w:spacing w:line="360" w:lineRule="auto"/>
+              <w:ind w:firstLine="709"/>
               <w:rPr>
                 <w:bCs/>
               </w:rPr>
@@ -3315,7 +4982,6 @@
               <w:rPr>
                 <w:bCs/>
               </w:rPr>
-              <w:lastRenderedPageBreak/>
               <w:t>Статистика, графики, отсутствие рекламы, большой выбор пород</w:t>
             </w:r>
           </w:p>
@@ -3327,6 +4993,8 @@
           <w:p>
             <w:pPr>
               <w:pStyle w:val="af7"/>
+              <w:spacing w:line="360" w:lineRule="auto"/>
+              <w:ind w:firstLine="709"/>
               <w:rPr>
                 <w:bCs/>
               </w:rPr>
@@ -3348,6 +5016,8 @@
           <w:p>
             <w:pPr>
               <w:pStyle w:val="af7"/>
+              <w:spacing w:line="360" w:lineRule="auto"/>
+              <w:ind w:firstLine="709"/>
               <w:rPr>
                 <w:bCs/>
               </w:rPr>
@@ -3356,6 +5026,7 @@
               <w:rPr>
                 <w:bCs/>
               </w:rPr>
+              <w:lastRenderedPageBreak/>
               <w:t>Недостатки</w:t>
             </w:r>
           </w:p>
@@ -3367,6 +5038,8 @@
           <w:p>
             <w:pPr>
               <w:pStyle w:val="af7"/>
+              <w:spacing w:line="360" w:lineRule="auto"/>
+              <w:ind w:firstLine="709"/>
               <w:rPr>
                 <w:bCs/>
               </w:rPr>
@@ -3386,6 +5059,8 @@
           <w:p>
             <w:pPr>
               <w:pStyle w:val="af7"/>
+              <w:spacing w:line="360" w:lineRule="auto"/>
+              <w:ind w:firstLine="709"/>
               <w:rPr>
                 <w:bCs/>
               </w:rPr>
@@ -3405,6 +5080,8 @@
           <w:p>
             <w:pPr>
               <w:pStyle w:val="af7"/>
+              <w:spacing w:line="360" w:lineRule="auto"/>
+              <w:ind w:firstLine="709"/>
               <w:rPr>
                 <w:bCs/>
               </w:rPr>
@@ -3422,20 +5099,22 @@
     <w:p>
       <w:pPr>
         <w:pStyle w:val="af7"/>
+        <w:spacing w:line="360" w:lineRule="auto"/>
+        <w:ind w:firstLine="709"/>
         <w:rPr>
           <w:bCs/>
           <w:spacing w:val="-20"/>
         </w:rPr>
       </w:pPr>
-      <w:bookmarkStart w:id="9" w:name="_Toc198167742"/>
-      <w:bookmarkStart w:id="10" w:name="_Toc200971405"/>
+      <w:bookmarkStart w:id="13" w:name="_Toc198167742"/>
+      <w:bookmarkStart w:id="14" w:name="_Toc200971405"/>
       <w:r>
         <w:rPr>
           <w:spacing w:val="-20"/>
         </w:rPr>
         <w:t xml:space="preserve">Вывод по </w:t>
       </w:r>
-      <w:bookmarkEnd w:id="9"/>
+      <w:bookmarkEnd w:id="13"/>
       <w:r>
         <w:rPr>
           <w:spacing w:val="-20"/>
@@ -3448,11 +5127,13 @@
         </w:rPr>
         <w:t>1</w:t>
       </w:r>
-      <w:bookmarkEnd w:id="10"/>
-    </w:p>
-    <w:p>
-      <w:pPr>
-        <w:pStyle w:val="af7"/>
+      <w:bookmarkEnd w:id="14"/>
+    </w:p>
+    <w:p>
+      <w:pPr>
+        <w:pStyle w:val="af7"/>
+        <w:spacing w:line="360" w:lineRule="auto"/>
+        <w:ind w:firstLine="709"/>
         <w:rPr>
           <w:spacing w:val="-20"/>
         </w:rPr>
@@ -3467,6 +5148,8 @@
     <w:p>
       <w:pPr>
         <w:pStyle w:val="af7"/>
+        <w:spacing w:line="360" w:lineRule="auto"/>
+        <w:ind w:firstLine="709"/>
         <w:rPr>
           <w:bCs/>
           <w:spacing w:val="-20"/>
@@ -3516,6 +5199,8 @@
     <w:p>
       <w:pPr>
         <w:pStyle w:val="af7"/>
+        <w:spacing w:line="360" w:lineRule="auto"/>
+        <w:ind w:firstLine="709"/>
         <w:rPr>
           <w:bCs/>
           <w:spacing w:val="-20"/>
@@ -3553,48 +5238,70 @@
     <w:p>
       <w:pPr>
         <w:pStyle w:val="af7"/>
-      </w:pPr>
-      <w:bookmarkStart w:id="11" w:name="_Toc198167743"/>
+        <w:spacing w:line="360" w:lineRule="auto"/>
+        <w:ind w:firstLine="709"/>
+      </w:pPr>
+      <w:bookmarkStart w:id="15" w:name="_Toc198167743"/>
       <w:r>
         <w:br w:type="page"/>
       </w:r>
     </w:p>
     <w:p>
       <w:pPr>
-        <w:pStyle w:val="af7"/>
-        <w:rPr>
-          <w:bCs/>
-        </w:rPr>
-      </w:pPr>
-      <w:bookmarkStart w:id="12" w:name="_Toc200971406"/>
-      <w:r>
+        <w:pStyle w:val="12"/>
+        <w:rPr>
+          <w:b/>
+          <w:bCs w:val="0"/>
+        </w:rPr>
+      </w:pPr>
+      <w:bookmarkStart w:id="16" w:name="_Toc200971406"/>
+      <w:bookmarkStart w:id="17" w:name="_Toc210676426"/>
+      <w:r>
+        <w:rPr>
+          <w:b/>
+          <w:bCs w:val="0"/>
+        </w:rPr>
         <w:lastRenderedPageBreak/>
-        <w:t>Глава 2. Функциональные требования к ежедневнику-планеру для питомца</w:t>
-      </w:r>
-      <w:bookmarkEnd w:id="12"/>
-    </w:p>
-    <w:p>
-      <w:pPr>
-        <w:pStyle w:val="af7"/>
-        <w:rPr>
-          <w:bCs/>
-        </w:rPr>
-      </w:pPr>
-      <w:bookmarkStart w:id="13" w:name="_Toc200971407"/>
-      <w:r>
+        <w:t>ГЛАВА 2. ФУНКЦИОНАЛЬНЫЕ ТРЕБОВАНИЯ К ЕЖЕДНЕВНИКУ-ПЛАНЕРУ ДЛЯ ПИТОМЦА</w:t>
+      </w:r>
+      <w:bookmarkEnd w:id="16"/>
+      <w:bookmarkEnd w:id="17"/>
+    </w:p>
+    <w:p/>
+    <w:p>
+      <w:pPr>
+        <w:pStyle w:val="2"/>
+        <w:ind w:firstLine="709"/>
+        <w:rPr>
+          <w:b/>
+          <w:bCs w:val="0"/>
+        </w:rPr>
+      </w:pPr>
+      <w:bookmarkStart w:id="18" w:name="_Toc200971407"/>
+      <w:bookmarkStart w:id="19" w:name="_Toc210676427"/>
+      <w:r>
+        <w:rPr>
+          <w:b/>
+          <w:bCs w:val="0"/>
+        </w:rPr>
         <w:t>2.1 Общие функциональные требования к приложению</w:t>
       </w:r>
-      <w:bookmarkEnd w:id="13"/>
-    </w:p>
-    <w:p>
-      <w:pPr>
-        <w:pStyle w:val="af7"/>
-        <w:rPr>
-          <w:bCs/>
-        </w:rPr>
-      </w:pPr>
-      <w:r>
-        <w:rPr>
+      <w:bookmarkEnd w:id="18"/>
+      <w:bookmarkEnd w:id="19"/>
+    </w:p>
+    <w:p>
+      <w:pPr>
+        <w:pStyle w:val="af7"/>
+        <w:spacing w:line="360" w:lineRule="auto"/>
+        <w:ind w:firstLine="709"/>
+        <w:rPr>
+          <w:rFonts w:cs="Times New Roman"/>
+          <w:bCs/>
+        </w:rPr>
+      </w:pPr>
+      <w:r>
+        <w:rPr>
+          <w:rFonts w:cs="Times New Roman"/>
           <w:bCs/>
         </w:rPr>
         <w:t>Проведенный анализ предметной области выявил потребность владельцев домашних животных в удобном и функциональном инструменте для систематизации данных о питомцах. Особенно востребовано решение, позволяющее централизованно хранить и оперативно управлять всей важной информацией в одном месте.</w:t>
@@ -3603,42 +5310,51 @@
     <w:p>
       <w:pPr>
         <w:pStyle w:val="af7"/>
-        <w:rPr>
-          <w:bCs/>
-        </w:rPr>
-      </w:pPr>
-      <w:r>
-        <w:rPr>
+        <w:spacing w:line="360" w:lineRule="auto"/>
+        <w:ind w:firstLine="709"/>
+        <w:rPr>
+          <w:rFonts w:cs="Times New Roman"/>
+          <w:bCs/>
+        </w:rPr>
+      </w:pPr>
+      <w:r>
+        <w:rPr>
+          <w:rFonts w:cs="Times New Roman"/>
           <w:bCs/>
         </w:rPr>
         <w:t>Таким образом, о</w:t>
       </w:r>
       <w:r>
         <w:rPr>
+          <w:rFonts w:cs="Times New Roman"/>
           <w:bCs/>
         </w:rPr>
         <w:t xml:space="preserve">сновной функционал </w:t>
       </w:r>
       <w:r>
         <w:rPr>
+          <w:rFonts w:cs="Times New Roman"/>
           <w:bCs/>
         </w:rPr>
         <w:t xml:space="preserve">разрабатываемой </w:t>
       </w:r>
       <w:r>
         <w:rPr>
+          <w:rFonts w:cs="Times New Roman"/>
           <w:bCs/>
         </w:rPr>
         <w:t xml:space="preserve">системы </w:t>
       </w:r>
       <w:r>
         <w:rPr>
+          <w:rFonts w:cs="Times New Roman"/>
           <w:bCs/>
         </w:rPr>
         <w:t>должен включать</w:t>
       </w:r>
       <w:r>
         <w:rPr>
+          <w:rFonts w:cs="Times New Roman"/>
           <w:bCs/>
         </w:rPr>
         <w:t>:</w:t>
@@ -3647,24 +5363,30 @@
     <w:p>
       <w:pPr>
         <w:pStyle w:val="af7"/>
-        <w:rPr>
-          <w:bCs/>
-        </w:rPr>
-      </w:pPr>
-      <w:r>
-        <w:rPr>
+        <w:spacing w:line="360" w:lineRule="auto"/>
+        <w:ind w:firstLine="709"/>
+        <w:rPr>
+          <w:rFonts w:cs="Times New Roman"/>
+          <w:bCs/>
+        </w:rPr>
+      </w:pPr>
+      <w:r>
+        <w:rPr>
+          <w:rFonts w:cs="Times New Roman"/>
           <w:bCs/>
         </w:rPr>
         <w:t xml:space="preserve">1. Регистрация и </w:t>
       </w:r>
       <w:r>
         <w:rPr>
+          <w:rFonts w:cs="Times New Roman"/>
           <w:bCs/>
         </w:rPr>
         <w:t>аутентификация</w:t>
       </w:r>
       <w:r>
         <w:rPr>
+          <w:rFonts w:cs="Times New Roman"/>
           <w:bCs/>
         </w:rPr>
         <w:t xml:space="preserve"> пользователя:</w:t>
@@ -3673,12 +5395,16 @@
     <w:p>
       <w:pPr>
         <w:pStyle w:val="af7"/>
-        <w:rPr>
-          <w:bCs/>
-        </w:rPr>
-      </w:pPr>
-      <w:r>
-        <w:rPr>
+        <w:spacing w:line="360" w:lineRule="auto"/>
+        <w:ind w:firstLine="709"/>
+        <w:rPr>
+          <w:rFonts w:cs="Times New Roman"/>
+          <w:bCs/>
+        </w:rPr>
+      </w:pPr>
+      <w:r>
+        <w:rPr>
+          <w:rFonts w:cs="Times New Roman"/>
           <w:bCs/>
         </w:rPr>
         <w:t xml:space="preserve">регистрация через </w:t>
@@ -3686,6 +5412,7 @@
       <w:proofErr w:type="spellStart"/>
       <w:r>
         <w:rPr>
+          <w:rFonts w:cs="Times New Roman"/>
           <w:bCs/>
         </w:rPr>
         <w:t>email</w:t>
@@ -3693,6 +5420,7 @@
       <w:proofErr w:type="spellEnd"/>
       <w:r>
         <w:rPr>
+          <w:rFonts w:cs="Times New Roman"/>
           <w:bCs/>
         </w:rPr>
         <w:t xml:space="preserve"> и пароль;</w:t>
@@ -3701,18 +5429,23 @@
     <w:p>
       <w:pPr>
         <w:pStyle w:val="af7"/>
-        <w:rPr>
-          <w:bCs/>
-        </w:rPr>
-      </w:pPr>
-      <w:r>
-        <w:rPr>
+        <w:spacing w:line="360" w:lineRule="auto"/>
+        <w:ind w:firstLine="709"/>
+        <w:rPr>
+          <w:rFonts w:cs="Times New Roman"/>
+          <w:bCs/>
+        </w:rPr>
+      </w:pPr>
+      <w:r>
+        <w:rPr>
+          <w:rFonts w:cs="Times New Roman"/>
           <w:bCs/>
         </w:rPr>
         <w:t>вход по зарегистрированным данным</w:t>
       </w:r>
       <w:r>
         <w:rPr>
+          <w:rFonts w:cs="Times New Roman"/>
           <w:bCs/>
         </w:rPr>
         <w:t>;</w:t>
@@ -3721,25 +5454,88 @@
     <w:p>
       <w:pPr>
         <w:pStyle w:val="af7"/>
-        <w:rPr>
-          <w:bCs/>
-        </w:rPr>
-      </w:pPr>
-      <w:r>
-        <w:rPr>
-          <w:bCs/>
-        </w:rPr>
-        <w:t>о</w:t>
-      </w:r>
-      <w:r>
-        <w:rPr>
-          <w:bCs/>
-        </w:rPr>
-        <w:t>бработка возможных ошибок при вводе</w:t>
-      </w:r>
-      <w:r>
-        <w:rPr>
-          <w:bCs/>
+        <w:spacing w:line="360" w:lineRule="auto"/>
+        <w:ind w:firstLine="709"/>
+        <w:rPr>
+          <w:rFonts w:cs="Times New Roman"/>
+          <w:bCs/>
+        </w:rPr>
+      </w:pPr>
+      <w:r>
+        <w:rPr>
+          <w:rFonts w:cs="Times New Roman"/>
+          <w:bCs/>
+        </w:rPr>
+        <w:t>обработка возможных ошибок при вводе;</w:t>
+      </w:r>
+    </w:p>
+    <w:p>
+      <w:pPr>
+        <w:pStyle w:val="af7"/>
+        <w:spacing w:line="360" w:lineRule="auto"/>
+        <w:ind w:firstLine="709"/>
+        <w:rPr>
+          <w:rFonts w:cs="Times New Roman"/>
+          <w:bCs/>
+        </w:rPr>
+      </w:pPr>
+      <w:r>
+        <w:rPr>
+          <w:rFonts w:cs="Times New Roman"/>
+          <w:bCs/>
+        </w:rPr>
+        <w:t>разделение данных между пользователями (каждый пользователь имеет доступ только к своим питомцам и записям).</w:t>
+      </w:r>
+    </w:p>
+    <w:p>
+      <w:pPr>
+        <w:pStyle w:val="af7"/>
+        <w:spacing w:line="360" w:lineRule="auto"/>
+        <w:ind w:firstLine="709"/>
+        <w:rPr>
+          <w:rFonts w:cs="Times New Roman"/>
+          <w:bCs/>
+        </w:rPr>
+      </w:pPr>
+      <w:r>
+        <w:rPr>
+          <w:rFonts w:cs="Times New Roman"/>
+          <w:bCs/>
+        </w:rPr>
+        <w:t>2. Управление данными о питомцах:</w:t>
+      </w:r>
+    </w:p>
+    <w:p>
+      <w:pPr>
+        <w:pStyle w:val="af7"/>
+        <w:spacing w:line="360" w:lineRule="auto"/>
+        <w:ind w:firstLine="709"/>
+        <w:rPr>
+          <w:rFonts w:cs="Times New Roman"/>
+          <w:bCs/>
+          <w:color w:val="595959" w:themeColor="text1" w:themeTint="A6"/>
+        </w:rPr>
+      </w:pPr>
+      <w:r>
+        <w:rPr>
+          <w:rFonts w:cs="Times New Roman"/>
+          <w:bCs/>
+        </w:rPr>
+        <w:t xml:space="preserve">добавление </w:t>
+      </w:r>
+      <w:r>
+        <w:rPr>
+          <w:rFonts w:cs="Times New Roman"/>
+          <w:bCs/>
+          <w:color w:val="595959" w:themeColor="text1" w:themeTint="A6"/>
+        </w:rPr>
+        <w:t>нового питомца с указанием следующих параметров: имя, вид животного (собака, кошка, попугай, хомяк, рыбка, черепаха, кролик), пол, порода, дата рождения</w:t>
+      </w:r>
+      <w:r>
+        <w:rPr>
+          <w:rFonts w:cs="Times New Roman"/>
+          <w:bCs/>
+          <w:color w:val="595959" w:themeColor="text1" w:themeTint="A6"/>
         </w:rPr>
         <w:t>;</w:t>
       </w:r>
@@ -3747,84 +5543,25 @@
     <w:p>
       <w:pPr>
         <w:pStyle w:val="af7"/>
-        <w:rPr>
-          <w:bCs/>
-        </w:rPr>
-      </w:pPr>
-      <w:r>
-        <w:rPr>
-          <w:bCs/>
-        </w:rPr>
-        <w:t>р</w:t>
-      </w:r>
-      <w:r>
-        <w:rPr>
-          <w:bCs/>
-        </w:rPr>
-        <w:t>азделение данных между пользователями</w:t>
-      </w:r>
-      <w:r>
-        <w:rPr>
-          <w:bCs/>
-        </w:rPr>
-        <w:t xml:space="preserve"> (</w:t>
-      </w:r>
-      <w:r>
-        <w:rPr>
-          <w:bCs/>
-        </w:rPr>
-        <w:t>каждый пользователь имеет доступ только к своим питомцам и записям</w:t>
-      </w:r>
-      <w:r>
-        <w:rPr>
-          <w:bCs/>
-        </w:rPr>
-        <w:t>).</w:t>
-      </w:r>
-    </w:p>
-    <w:p>
-      <w:pPr>
-        <w:pStyle w:val="af7"/>
-        <w:rPr>
-          <w:bCs/>
-        </w:rPr>
-      </w:pPr>
-      <w:r>
-        <w:rPr>
-          <w:bCs/>
-        </w:rPr>
-        <w:t>2. Управление данными о питомцах:</w:t>
-      </w:r>
-    </w:p>
-    <w:p>
-      <w:pPr>
-        <w:pStyle w:val="af7"/>
-        <w:rPr>
+        <w:spacing w:line="360" w:lineRule="auto"/>
+        <w:ind w:firstLine="709"/>
+        <w:rPr>
+          <w:rFonts w:cs="Times New Roman"/>
           <w:bCs/>
           <w:color w:val="595959" w:themeColor="text1" w:themeTint="A6"/>
         </w:rPr>
       </w:pPr>
       <w:r>
         <w:rPr>
-          <w:bCs/>
-        </w:rPr>
-        <w:t>д</w:t>
-      </w:r>
-      <w:r>
-        <w:rPr>
-          <w:bCs/>
-        </w:rPr>
-        <w:t xml:space="preserve">обавление </w:t>
-      </w:r>
-      <w:r>
-        <w:rPr>
+          <w:rFonts w:cs="Times New Roman"/>
           <w:bCs/>
           <w:color w:val="595959" w:themeColor="text1" w:themeTint="A6"/>
         </w:rPr>
-        <w:t>нового питомца с указанием следующих параметров: имя, вид животного (собака, кошка, попугай, хомяк, рыбка, черепаха, кролик), пол, порода, дата рождения</w:t>
-      </w:r>
-      <w:r>
-        <w:rPr>
+        <w:t>загрузка и изменение фотографии питомца (из галереи устройства)</w:t>
+      </w:r>
+      <w:r>
+        <w:rPr>
+          <w:rFonts w:cs="Times New Roman"/>
           <w:bCs/>
           <w:color w:val="595959" w:themeColor="text1" w:themeTint="A6"/>
         </w:rPr>
@@ -3834,20 +5571,25 @@
     <w:p>
       <w:pPr>
         <w:pStyle w:val="af7"/>
-        <w:rPr>
+        <w:spacing w:line="360" w:lineRule="auto"/>
+        <w:ind w:firstLine="709"/>
+        <w:rPr>
+          <w:rFonts w:cs="Times New Roman"/>
           <w:bCs/>
           <w:color w:val="595959" w:themeColor="text1" w:themeTint="A6"/>
         </w:rPr>
       </w:pPr>
       <w:r>
         <w:rPr>
+          <w:rFonts w:cs="Times New Roman"/>
           <w:bCs/>
           <w:color w:val="595959" w:themeColor="text1" w:themeTint="A6"/>
         </w:rPr>
-        <w:t>загрузка и изменение фотографии питомца (из галереи устройства)</w:t>
-      </w:r>
-      <w:r>
-        <w:rPr>
+        <w:t>просмотр карточки питомца с отображением всех введённых данных</w:t>
+      </w:r>
+      <w:r>
+        <w:rPr>
+          <w:rFonts w:cs="Times New Roman"/>
           <w:bCs/>
           <w:color w:val="595959" w:themeColor="text1" w:themeTint="A6"/>
         </w:rPr>
@@ -3857,448 +5599,504 @@
     <w:p>
       <w:pPr>
         <w:pStyle w:val="af7"/>
-        <w:rPr>
+        <w:spacing w:line="360" w:lineRule="auto"/>
+        <w:ind w:firstLine="709"/>
+        <w:rPr>
+          <w:rFonts w:cs="Times New Roman"/>
           <w:bCs/>
           <w:color w:val="595959" w:themeColor="text1" w:themeTint="A6"/>
         </w:rPr>
       </w:pPr>
       <w:r>
         <w:rPr>
+          <w:rFonts w:cs="Times New Roman"/>
           <w:bCs/>
           <w:color w:val="595959" w:themeColor="text1" w:themeTint="A6"/>
         </w:rPr>
-        <w:t>просмотр карточки питомца с отображением всех введённых данных</w:t>
-      </w:r>
-      <w:r>
-        <w:rPr>
+        <w:t>редактирование данных питомца;</w:t>
+      </w:r>
+    </w:p>
+    <w:p>
+      <w:pPr>
+        <w:pStyle w:val="af7"/>
+        <w:spacing w:line="360" w:lineRule="auto"/>
+        <w:ind w:firstLine="709"/>
+        <w:rPr>
+          <w:rFonts w:cs="Times New Roman"/>
           <w:bCs/>
           <w:color w:val="595959" w:themeColor="text1" w:themeTint="A6"/>
         </w:rPr>
+      </w:pPr>
+      <w:r>
+        <w:rPr>
+          <w:rFonts w:cs="Times New Roman"/>
+          <w:bCs/>
+          <w:color w:val="595959" w:themeColor="text1" w:themeTint="A6"/>
+        </w:rPr>
+        <w:t>удаление питомца вместе со всеми записями</w:t>
+      </w:r>
+      <w:r>
+        <w:rPr>
+          <w:rFonts w:cs="Times New Roman"/>
+          <w:bCs/>
+          <w:color w:val="595959" w:themeColor="text1" w:themeTint="A6"/>
+        </w:rPr>
         <w:t>;</w:t>
       </w:r>
     </w:p>
     <w:p>
       <w:pPr>
         <w:pStyle w:val="af7"/>
-        <w:rPr>
+        <w:spacing w:line="360" w:lineRule="auto"/>
+        <w:ind w:firstLine="709"/>
+        <w:rPr>
+          <w:rFonts w:cs="Times New Roman"/>
           <w:bCs/>
           <w:color w:val="595959" w:themeColor="text1" w:themeTint="A6"/>
         </w:rPr>
       </w:pPr>
       <w:r>
         <w:rPr>
+          <w:rFonts w:cs="Times New Roman"/>
           <w:bCs/>
           <w:color w:val="595959" w:themeColor="text1" w:themeTint="A6"/>
         </w:rPr>
-        <w:t>редактирование данных питомца;</w:t>
-      </w:r>
-    </w:p>
-    <w:p>
-      <w:pPr>
-        <w:pStyle w:val="af7"/>
-        <w:rPr>
+        <w:t>обновление фотографии питомца с моментальным отображением изменений в карточке и общем списке</w:t>
+      </w:r>
+      <w:r>
+        <w:rPr>
+          <w:rFonts w:cs="Times New Roman"/>
           <w:bCs/>
           <w:color w:val="595959" w:themeColor="text1" w:themeTint="A6"/>
         </w:rPr>
-      </w:pPr>
-      <w:r>
-        <w:rPr>
+        <w:t>.</w:t>
+      </w:r>
+    </w:p>
+    <w:p>
+      <w:pPr>
+        <w:pStyle w:val="af7"/>
+        <w:spacing w:line="360" w:lineRule="auto"/>
+        <w:ind w:firstLine="709"/>
+        <w:rPr>
+          <w:rFonts w:cs="Times New Roman"/>
           <w:bCs/>
           <w:color w:val="595959" w:themeColor="text1" w:themeTint="A6"/>
         </w:rPr>
-        <w:t>удаление питомца вместе со всеми записями</w:t>
-      </w:r>
-      <w:r>
-        <w:rPr>
+      </w:pPr>
+      <w:r>
+        <w:rPr>
+          <w:rFonts w:cs="Times New Roman"/>
           <w:bCs/>
           <w:color w:val="595959" w:themeColor="text1" w:themeTint="A6"/>
         </w:rPr>
+        <w:t>3. Работа с записями:</w:t>
+      </w:r>
+    </w:p>
+    <w:p>
+      <w:pPr>
+        <w:pStyle w:val="af7"/>
+        <w:spacing w:line="360" w:lineRule="auto"/>
+        <w:ind w:firstLine="709"/>
+        <w:rPr>
+          <w:rFonts w:cs="Times New Roman"/>
+          <w:bCs/>
+          <w:color w:val="595959" w:themeColor="text1" w:themeTint="A6"/>
+        </w:rPr>
+      </w:pPr>
+      <w:r>
+        <w:rPr>
+          <w:rFonts w:cs="Times New Roman"/>
+          <w:bCs/>
+          <w:color w:val="595959" w:themeColor="text1" w:themeTint="A6"/>
+        </w:rPr>
+        <w:t>добавление записи</w:t>
+      </w:r>
+      <w:r>
+        <w:rPr>
+          <w:rFonts w:cs="Times New Roman"/>
+          <w:bCs/>
+          <w:color w:val="595959" w:themeColor="text1" w:themeTint="A6"/>
+        </w:rPr>
+        <w:t>, привязанной к конкретному питомцу</w:t>
+      </w:r>
+      <w:r>
+        <w:rPr>
+          <w:rFonts w:cs="Times New Roman"/>
+          <w:bCs/>
+          <w:color w:val="595959" w:themeColor="text1" w:themeTint="A6"/>
+        </w:rPr>
+        <w:t xml:space="preserve"> (дата, время, категория: настроение, физическая активность, питание, процедуры, медицинский уход, измерения,</w:t>
+      </w:r>
+      <w:r>
+        <w:rPr>
+          <w:rFonts w:cs="Times New Roman"/>
+          <w:bCs/>
+          <w:color w:val="595959" w:themeColor="text1" w:themeTint="A6"/>
+        </w:rPr>
+        <w:t xml:space="preserve"> напоминание,</w:t>
+      </w:r>
+      <w:r>
+        <w:rPr>
+          <w:rFonts w:cs="Times New Roman"/>
+          <w:bCs/>
+          <w:color w:val="595959" w:themeColor="text1" w:themeTint="A6"/>
+        </w:rPr>
+        <w:t xml:space="preserve"> комментарий, фото);</w:t>
+      </w:r>
+    </w:p>
+    <w:p>
+      <w:pPr>
+        <w:pStyle w:val="af7"/>
+        <w:spacing w:line="360" w:lineRule="auto"/>
+        <w:ind w:firstLine="709"/>
+        <w:rPr>
+          <w:rFonts w:cs="Times New Roman"/>
+          <w:bCs/>
+          <w:color w:val="595959" w:themeColor="text1" w:themeTint="A6"/>
+        </w:rPr>
+      </w:pPr>
+      <w:r>
+        <w:rPr>
+          <w:rFonts w:cs="Times New Roman"/>
+          <w:bCs/>
+          <w:color w:val="595959" w:themeColor="text1" w:themeTint="A6"/>
+        </w:rPr>
+        <w:t>прикрепление фотографии к записи;</w:t>
+      </w:r>
+    </w:p>
+    <w:p>
+      <w:pPr>
+        <w:pStyle w:val="af7"/>
+        <w:spacing w:line="360" w:lineRule="auto"/>
+        <w:ind w:firstLine="709"/>
+        <w:rPr>
+          <w:rFonts w:cs="Times New Roman"/>
+          <w:bCs/>
+          <w:color w:val="595959" w:themeColor="text1" w:themeTint="A6"/>
+        </w:rPr>
+      </w:pPr>
+      <w:r>
+        <w:rPr>
+          <w:rFonts w:cs="Times New Roman"/>
+          <w:bCs/>
+          <w:color w:val="595959" w:themeColor="text1" w:themeTint="A6"/>
+        </w:rPr>
+        <w:t>просмотр списка записей по питомцу (хронологически, сверху вниз);</w:t>
+      </w:r>
+    </w:p>
+    <w:p>
+      <w:pPr>
+        <w:pStyle w:val="af7"/>
+        <w:spacing w:line="360" w:lineRule="auto"/>
+        <w:ind w:firstLine="709"/>
+        <w:rPr>
+          <w:rFonts w:cs="Times New Roman"/>
+          <w:bCs/>
+          <w:color w:val="595959" w:themeColor="text1" w:themeTint="A6"/>
+        </w:rPr>
+      </w:pPr>
+      <w:r>
+        <w:rPr>
+          <w:rFonts w:cs="Times New Roman"/>
+          <w:bCs/>
+          <w:color w:val="595959" w:themeColor="text1" w:themeTint="A6"/>
+        </w:rPr>
+        <w:t>редактирование и удаление записей</w:t>
+      </w:r>
+      <w:r>
+        <w:rPr>
+          <w:rFonts w:cs="Times New Roman"/>
+          <w:bCs/>
+          <w:color w:val="595959" w:themeColor="text1" w:themeTint="A6"/>
+        </w:rPr>
         <w:t>;</w:t>
       </w:r>
     </w:p>
     <w:p>
       <w:pPr>
         <w:pStyle w:val="af7"/>
-        <w:rPr>
+        <w:spacing w:line="360" w:lineRule="auto"/>
+        <w:ind w:firstLine="709"/>
+        <w:rPr>
+          <w:rFonts w:cs="Times New Roman"/>
           <w:bCs/>
           <w:color w:val="595959" w:themeColor="text1" w:themeTint="A6"/>
         </w:rPr>
       </w:pPr>
       <w:r>
         <w:rPr>
+          <w:rFonts w:cs="Times New Roman"/>
           <w:bCs/>
           <w:color w:val="595959" w:themeColor="text1" w:themeTint="A6"/>
         </w:rPr>
-        <w:t>обновление фотографии питомца с моментальным отображением изменений в карточке и общем списке</w:t>
-      </w:r>
-      <w:r>
-        <w:rPr>
+        <w:t>интеграция с Google Календарём для добавления напоминаний.</w:t>
+      </w:r>
+    </w:p>
+    <w:p>
+      <w:pPr>
+        <w:pStyle w:val="af7"/>
+        <w:spacing w:line="360" w:lineRule="auto"/>
+        <w:ind w:firstLine="709"/>
+        <w:rPr>
+          <w:rFonts w:cs="Times New Roman"/>
           <w:bCs/>
           <w:color w:val="595959" w:themeColor="text1" w:themeTint="A6"/>
         </w:rPr>
+      </w:pPr>
+      <w:r>
+        <w:rPr>
+          <w:rFonts w:cs="Times New Roman"/>
+          <w:bCs/>
+          <w:color w:val="595959" w:themeColor="text1" w:themeTint="A6"/>
+        </w:rPr>
+        <w:lastRenderedPageBreak/>
+        <w:t>4. Дополнительные функции:</w:t>
+      </w:r>
+    </w:p>
+    <w:p>
+      <w:pPr>
+        <w:pStyle w:val="af7"/>
+        <w:spacing w:line="360" w:lineRule="auto"/>
+        <w:ind w:firstLine="709"/>
+        <w:rPr>
+          <w:rFonts w:cs="Times New Roman"/>
+          <w:bCs/>
+          <w:color w:val="595959" w:themeColor="text1" w:themeTint="A6"/>
+        </w:rPr>
+      </w:pPr>
+      <w:r>
+        <w:rPr>
+          <w:rFonts w:cs="Times New Roman"/>
+          <w:bCs/>
+          <w:color w:val="595959" w:themeColor="text1" w:themeTint="A6"/>
+        </w:rPr>
+        <w:t xml:space="preserve">поиск по записям: возможность найти </w:t>
+      </w:r>
+      <w:proofErr w:type="gramStart"/>
+      <w:r>
+        <w:rPr>
+          <w:rFonts w:cs="Times New Roman"/>
+          <w:bCs/>
+          <w:color w:val="595959" w:themeColor="text1" w:themeTint="A6"/>
+        </w:rPr>
+        <w:t>запис</w:t>
+      </w:r>
+      <w:r>
+        <w:rPr>
+          <w:rFonts w:cs="Times New Roman"/>
+          <w:bCs/>
+          <w:color w:val="595959" w:themeColor="text1" w:themeTint="A6"/>
+        </w:rPr>
+        <w:t>ь</w:t>
+      </w:r>
+      <w:r>
+        <w:rPr>
+          <w:rFonts w:cs="Times New Roman"/>
+          <w:bCs/>
+          <w:color w:val="595959" w:themeColor="text1" w:themeTint="A6"/>
+        </w:rPr>
+        <w:t xml:space="preserve"> по ключевым словам</w:t>
+      </w:r>
+      <w:proofErr w:type="gramEnd"/>
+      <w:r>
+        <w:rPr>
+          <w:rFonts w:cs="Times New Roman"/>
+          <w:bCs/>
+          <w:color w:val="595959" w:themeColor="text1" w:themeTint="A6"/>
+        </w:rPr>
+        <w:t>, содержащимся в комментарии или категории, без учёта регистра (поддержка ввода с заглавной или строчной буквы)</w:t>
+      </w:r>
+      <w:r>
+        <w:rPr>
+          <w:rFonts w:cs="Times New Roman"/>
+          <w:bCs/>
+          <w:color w:val="595959" w:themeColor="text1" w:themeTint="A6"/>
+        </w:rPr>
+        <w:t>;</w:t>
+      </w:r>
+    </w:p>
+    <w:p>
+      <w:pPr>
+        <w:pStyle w:val="af7"/>
+        <w:spacing w:line="360" w:lineRule="auto"/>
+        <w:ind w:firstLine="709"/>
+        <w:rPr>
+          <w:rFonts w:cs="Times New Roman"/>
+          <w:bCs/>
+          <w:color w:val="595959" w:themeColor="text1" w:themeTint="A6"/>
+        </w:rPr>
+      </w:pPr>
+      <w:r>
+        <w:rPr>
+          <w:rFonts w:cs="Times New Roman"/>
+          <w:bCs/>
+          <w:color w:val="595959" w:themeColor="text1" w:themeTint="A6"/>
+        </w:rPr>
+        <w:t>фильтрация записей по категории: пользователь может выбрать одну категорию из списка и просмотреть только соответствующие ей записи. Интерфейс фильтра содержит визуальное выделение выбранной категории, а также кнопки «Применить» и «Сбросить»</w:t>
+      </w:r>
+      <w:r>
+        <w:rPr>
+          <w:rFonts w:cs="Times New Roman"/>
+          <w:bCs/>
+          <w:color w:val="595959" w:themeColor="text1" w:themeTint="A6"/>
+        </w:rPr>
+        <w:t>;</w:t>
+      </w:r>
+    </w:p>
+    <w:p>
+      <w:pPr>
+        <w:pStyle w:val="af7"/>
+        <w:spacing w:line="360" w:lineRule="auto"/>
+        <w:ind w:firstLine="709"/>
+        <w:rPr>
+          <w:rFonts w:cs="Times New Roman"/>
+          <w:bCs/>
+          <w:color w:val="595959" w:themeColor="text1" w:themeTint="A6"/>
+        </w:rPr>
+      </w:pPr>
+      <w:r>
+        <w:rPr>
+          <w:rFonts w:cs="Times New Roman"/>
+          <w:bCs/>
+          <w:color w:val="595959" w:themeColor="text1" w:themeTint="A6"/>
+        </w:rPr>
+        <w:t>автоматическая синхронизация изменений и отображение обновлённой информации без необходимости перезапуска приложения.</w:t>
+      </w:r>
+    </w:p>
+    <w:p>
+      <w:pPr>
+        <w:pStyle w:val="af7"/>
+        <w:spacing w:line="360" w:lineRule="auto"/>
+        <w:ind w:firstLine="709"/>
+        <w:rPr>
+          <w:rFonts w:cs="Times New Roman"/>
+          <w:bCs/>
+          <w:color w:val="595959" w:themeColor="text1" w:themeTint="A6"/>
+        </w:rPr>
+      </w:pPr>
+      <w:r>
+        <w:rPr>
+          <w:rFonts w:cs="Times New Roman"/>
+          <w:bCs/>
+          <w:color w:val="595959" w:themeColor="text1" w:themeTint="A6"/>
+        </w:rPr>
+        <w:t>5. Интерфейс:</w:t>
+      </w:r>
+    </w:p>
+    <w:p>
+      <w:pPr>
+        <w:pStyle w:val="af7"/>
+        <w:spacing w:line="360" w:lineRule="auto"/>
+        <w:ind w:firstLine="709"/>
+        <w:rPr>
+          <w:rFonts w:cs="Times New Roman"/>
+          <w:bCs/>
+          <w:color w:val="595959" w:themeColor="text1" w:themeTint="A6"/>
+        </w:rPr>
+      </w:pPr>
+      <w:r>
+        <w:rPr>
+          <w:rFonts w:cs="Times New Roman"/>
+          <w:bCs/>
+          <w:color w:val="595959" w:themeColor="text1" w:themeTint="A6"/>
+        </w:rPr>
+        <w:t>поддержка светлой темы (белый и голубой цвета);</w:t>
+      </w:r>
+    </w:p>
+    <w:p>
+      <w:pPr>
+        <w:pStyle w:val="af7"/>
+        <w:spacing w:line="360" w:lineRule="auto"/>
+        <w:ind w:firstLine="709"/>
+        <w:rPr>
+          <w:rFonts w:cs="Times New Roman"/>
+          <w:bCs/>
+          <w:color w:val="595959" w:themeColor="text1" w:themeTint="A6"/>
+        </w:rPr>
+      </w:pPr>
+      <w:r>
+        <w:rPr>
+          <w:rFonts w:cs="Times New Roman"/>
+          <w:bCs/>
+          <w:color w:val="595959" w:themeColor="text1" w:themeTint="A6"/>
+        </w:rPr>
+        <w:t>интерфейс на русском языке;</w:t>
+      </w:r>
+    </w:p>
+    <w:p>
+      <w:pPr>
+        <w:pStyle w:val="af7"/>
+        <w:spacing w:line="360" w:lineRule="auto"/>
+        <w:ind w:firstLine="709"/>
+        <w:rPr>
+          <w:rFonts w:cs="Times New Roman"/>
+          <w:bCs/>
+          <w:color w:val="595959" w:themeColor="text1" w:themeTint="A6"/>
+        </w:rPr>
+      </w:pPr>
+      <w:r>
+        <w:rPr>
+          <w:rFonts w:cs="Times New Roman"/>
+          <w:bCs/>
+          <w:color w:val="595959" w:themeColor="text1" w:themeTint="A6"/>
+        </w:rPr>
+        <w:t xml:space="preserve">возможность использования на </w:t>
+      </w:r>
+      <w:proofErr w:type="spellStart"/>
+      <w:r>
+        <w:rPr>
+          <w:rFonts w:cs="Times New Roman"/>
+          <w:bCs/>
+          <w:color w:val="595959" w:themeColor="text1" w:themeTint="A6"/>
+        </w:rPr>
+        <w:t>Android</w:t>
+      </w:r>
+      <w:proofErr w:type="spellEnd"/>
+      <w:r>
+        <w:rPr>
+          <w:rFonts w:cs="Times New Roman"/>
+          <w:bCs/>
+          <w:color w:val="595959" w:themeColor="text1" w:themeTint="A6"/>
+        </w:rPr>
         <w:t>.</w:t>
       </w:r>
     </w:p>
     <w:p>
       <w:pPr>
         <w:pStyle w:val="af7"/>
-        <w:rPr>
+        <w:spacing w:line="360" w:lineRule="auto"/>
+        <w:ind w:firstLine="709"/>
+        <w:rPr>
+          <w:rFonts w:cs="Times New Roman"/>
           <w:bCs/>
           <w:color w:val="595959" w:themeColor="text1" w:themeTint="A6"/>
         </w:rPr>
       </w:pPr>
-      <w:r>
-        <w:rPr>
+      <w:bookmarkStart w:id="20" w:name="_Toc200971408"/>
+      <w:r>
+        <w:rPr>
+          <w:rFonts w:cs="Times New Roman"/>
           <w:bCs/>
           <w:color w:val="595959" w:themeColor="text1" w:themeTint="A6"/>
         </w:rPr>
-        <w:t>3. Работа с записями:</w:t>
-      </w:r>
-    </w:p>
-    <w:p>
-      <w:pPr>
-        <w:pStyle w:val="af7"/>
-        <w:rPr>
-          <w:bCs/>
-          <w:color w:val="595959" w:themeColor="text1" w:themeTint="A6"/>
-        </w:rPr>
-      </w:pPr>
-      <w:r>
-        <w:rPr>
-          <w:bCs/>
-          <w:color w:val="595959" w:themeColor="text1" w:themeTint="A6"/>
-        </w:rPr>
-        <w:t>добавление записи</w:t>
-      </w:r>
-      <w:r>
-        <w:rPr>
-          <w:bCs/>
-          <w:color w:val="595959" w:themeColor="text1" w:themeTint="A6"/>
-        </w:rPr>
-        <w:t>, привязанной к конкретному питомцу</w:t>
-      </w:r>
-      <w:r>
-        <w:rPr>
-          <w:bCs/>
-          <w:color w:val="595959" w:themeColor="text1" w:themeTint="A6"/>
-        </w:rPr>
-        <w:t xml:space="preserve"> (дата, время, категория: настроение, физическая активность, питание, процедуры, медицинский уход, измерения,</w:t>
-      </w:r>
-      <w:r>
-        <w:rPr>
-          <w:bCs/>
-          <w:color w:val="595959" w:themeColor="text1" w:themeTint="A6"/>
-        </w:rPr>
-        <w:t xml:space="preserve"> напоминание,</w:t>
-      </w:r>
-      <w:r>
-        <w:rPr>
-          <w:bCs/>
-          <w:color w:val="595959" w:themeColor="text1" w:themeTint="A6"/>
-        </w:rPr>
-        <w:t xml:space="preserve"> комментарий, фото);</w:t>
-      </w:r>
-    </w:p>
-    <w:p>
-      <w:pPr>
-        <w:pStyle w:val="af7"/>
-        <w:rPr>
-          <w:bCs/>
-          <w:color w:val="595959" w:themeColor="text1" w:themeTint="A6"/>
-        </w:rPr>
-      </w:pPr>
-      <w:r>
-        <w:rPr>
-          <w:bCs/>
-          <w:color w:val="595959" w:themeColor="text1" w:themeTint="A6"/>
-        </w:rPr>
-        <w:t>прикрепление фотографии к записи;</w:t>
-      </w:r>
-    </w:p>
-    <w:p>
-      <w:pPr>
-        <w:pStyle w:val="af7"/>
-        <w:rPr>
-          <w:bCs/>
-          <w:color w:val="595959" w:themeColor="text1" w:themeTint="A6"/>
-        </w:rPr>
-      </w:pPr>
-      <w:r>
-        <w:rPr>
-          <w:bCs/>
-          <w:color w:val="595959" w:themeColor="text1" w:themeTint="A6"/>
-        </w:rPr>
-        <w:t>просмотр списка записей по питомцу (хронологически, сверху вниз);</w:t>
-      </w:r>
-    </w:p>
-    <w:p>
-      <w:pPr>
-        <w:pStyle w:val="af7"/>
-        <w:rPr>
-          <w:bCs/>
-          <w:color w:val="595959" w:themeColor="text1" w:themeTint="A6"/>
-        </w:rPr>
-      </w:pPr>
-      <w:r>
-        <w:rPr>
-          <w:bCs/>
-          <w:color w:val="595959" w:themeColor="text1" w:themeTint="A6"/>
-        </w:rPr>
-        <w:t>редактирование и удаление записей</w:t>
-      </w:r>
-      <w:r>
-        <w:rPr>
-          <w:bCs/>
-          <w:color w:val="595959" w:themeColor="text1" w:themeTint="A6"/>
-        </w:rPr>
-        <w:t>;</w:t>
-      </w:r>
-    </w:p>
-    <w:p>
-      <w:pPr>
-        <w:pStyle w:val="af7"/>
-        <w:rPr>
-          <w:bCs/>
-          <w:color w:val="595959" w:themeColor="text1" w:themeTint="A6"/>
-        </w:rPr>
-      </w:pPr>
-      <w:r>
-        <w:rPr>
-          <w:bCs/>
-          <w:color w:val="595959" w:themeColor="text1" w:themeTint="A6"/>
-        </w:rPr>
-        <w:t>интеграция с Google Календарём для добавления напоминаний.</w:t>
-      </w:r>
-    </w:p>
-    <w:p>
-      <w:pPr>
-        <w:pStyle w:val="af7"/>
-        <w:rPr>
-          <w:bCs/>
-          <w:color w:val="595959" w:themeColor="text1" w:themeTint="A6"/>
-        </w:rPr>
-      </w:pPr>
-      <w:r>
-        <w:rPr>
-          <w:bCs/>
-          <w:color w:val="595959" w:themeColor="text1" w:themeTint="A6"/>
-        </w:rPr>
-        <w:t>4. Дополнительные функции:</w:t>
-      </w:r>
-    </w:p>
-    <w:p>
-      <w:pPr>
-        <w:pStyle w:val="af7"/>
-        <w:rPr>
-          <w:bCs/>
-          <w:color w:val="595959" w:themeColor="text1" w:themeTint="A6"/>
-        </w:rPr>
-      </w:pPr>
-      <w:r>
-        <w:rPr>
-          <w:bCs/>
-          <w:color w:val="595959" w:themeColor="text1" w:themeTint="A6"/>
-        </w:rPr>
-        <w:t xml:space="preserve">поиск по записям: возможность найти </w:t>
-      </w:r>
-      <w:proofErr w:type="gramStart"/>
-      <w:r>
-        <w:rPr>
-          <w:bCs/>
-          <w:color w:val="595959" w:themeColor="text1" w:themeTint="A6"/>
-        </w:rPr>
-        <w:t>запис</w:t>
-      </w:r>
-      <w:r>
-        <w:rPr>
-          <w:bCs/>
-          <w:color w:val="595959" w:themeColor="text1" w:themeTint="A6"/>
-        </w:rPr>
-        <w:t>ь</w:t>
-      </w:r>
-      <w:r>
-        <w:rPr>
-          <w:bCs/>
-          <w:color w:val="595959" w:themeColor="text1" w:themeTint="A6"/>
-        </w:rPr>
-        <w:t xml:space="preserve"> по ключевым словам</w:t>
-      </w:r>
-      <w:proofErr w:type="gramEnd"/>
-      <w:r>
-        <w:rPr>
-          <w:bCs/>
-          <w:color w:val="595959" w:themeColor="text1" w:themeTint="A6"/>
-        </w:rPr>
-        <w:t>, содержащимся в комментарии или категории, без учёта регистра (поддержка ввода с заглавной или строчной буквы)</w:t>
-      </w:r>
-      <w:r>
-        <w:rPr>
-          <w:bCs/>
-          <w:color w:val="595959" w:themeColor="text1" w:themeTint="A6"/>
-        </w:rPr>
-        <w:t>;</w:t>
-      </w:r>
-    </w:p>
-    <w:p>
-      <w:pPr>
-        <w:pStyle w:val="af7"/>
-        <w:rPr>
-          <w:bCs/>
-          <w:color w:val="595959" w:themeColor="text1" w:themeTint="A6"/>
-        </w:rPr>
-      </w:pPr>
-      <w:r>
-        <w:rPr>
-          <w:bCs/>
-          <w:color w:val="595959" w:themeColor="text1" w:themeTint="A6"/>
-        </w:rPr>
-        <w:t>фильтрация записей по категории: пользователь может выбрать одну категорию из списка и просмотреть только соответствующие ей записи. Интерфейс фильтра содержит визуальное выделение выбранной категории, а также кнопки «Применить» и «Сбросить»</w:t>
-      </w:r>
-      <w:r>
-        <w:rPr>
-          <w:bCs/>
-          <w:color w:val="595959" w:themeColor="text1" w:themeTint="A6"/>
-        </w:rPr>
-        <w:t>;</w:t>
-      </w:r>
-    </w:p>
-    <w:p>
-      <w:pPr>
-        <w:pStyle w:val="af7"/>
-        <w:rPr>
-          <w:bCs/>
-          <w:color w:val="595959" w:themeColor="text1" w:themeTint="A6"/>
-        </w:rPr>
-      </w:pPr>
-      <w:r>
-        <w:rPr>
-          <w:bCs/>
-          <w:color w:val="595959" w:themeColor="text1" w:themeTint="A6"/>
-        </w:rPr>
-        <w:t>автоматическая синхронизация изменений и отображение обновлённой информации без необходимости перезапуска приложения.</w:t>
-      </w:r>
-    </w:p>
-    <w:p>
-      <w:pPr>
-        <w:pStyle w:val="af7"/>
-        <w:rPr>
-          <w:bCs/>
-          <w:color w:val="595959" w:themeColor="text1" w:themeTint="A6"/>
-        </w:rPr>
-      </w:pPr>
-      <w:r>
-        <w:rPr>
-          <w:bCs/>
-          <w:color w:val="595959" w:themeColor="text1" w:themeTint="A6"/>
-        </w:rPr>
-        <w:t>5. Интерфейс:</w:t>
-      </w:r>
-    </w:p>
-    <w:p>
-      <w:pPr>
-        <w:pStyle w:val="af7"/>
-        <w:rPr>
-          <w:bCs/>
-          <w:color w:val="595959" w:themeColor="text1" w:themeTint="A6"/>
-        </w:rPr>
-      </w:pPr>
-      <w:r>
-        <w:rPr>
-          <w:bCs/>
-          <w:color w:val="595959" w:themeColor="text1" w:themeTint="A6"/>
-        </w:rPr>
-        <w:t>поддержка светлой темы (белый и голубой цвета);</w:t>
-      </w:r>
-    </w:p>
-    <w:p>
-      <w:pPr>
-        <w:pStyle w:val="af7"/>
-        <w:rPr>
-          <w:bCs/>
-          <w:color w:val="595959" w:themeColor="text1" w:themeTint="A6"/>
-        </w:rPr>
-      </w:pPr>
-      <w:r>
-        <w:rPr>
-          <w:bCs/>
-          <w:color w:val="595959" w:themeColor="text1" w:themeTint="A6"/>
-        </w:rPr>
-        <w:t>интерфейс на русском языке;</w:t>
-      </w:r>
-    </w:p>
-    <w:p>
-      <w:pPr>
-        <w:pStyle w:val="af7"/>
-        <w:rPr>
-          <w:b/>
-          <w:bCs/>
-          <w:i/>
-          <w:color w:val="595959" w:themeColor="text1" w:themeTint="A6"/>
-        </w:rPr>
-      </w:pPr>
-      <w:r>
-        <w:rPr>
-          <w:b/>
-          <w:bCs/>
-          <w:i/>
-          <w:color w:val="595959" w:themeColor="text1" w:themeTint="A6"/>
-        </w:rPr>
-        <w:t xml:space="preserve">возможность использования на </w:t>
-      </w:r>
-      <w:proofErr w:type="spellStart"/>
-      <w:r>
-        <w:rPr>
-          <w:b/>
-          <w:bCs/>
-          <w:i/>
-          <w:color w:val="595959" w:themeColor="text1" w:themeTint="A6"/>
-        </w:rPr>
-        <w:t>Android</w:t>
-      </w:r>
-      <w:proofErr w:type="spellEnd"/>
-      <w:r>
-        <w:rPr>
-          <w:b/>
-          <w:bCs/>
-          <w:i/>
-          <w:color w:val="595959" w:themeColor="text1" w:themeTint="A6"/>
-        </w:rPr>
-        <w:t>.</w:t>
-      </w:r>
-    </w:p>
-    <w:p>
-      <w:pPr>
-        <w:pStyle w:val="af7"/>
-        <w:rPr>
-          <w:b/>
-          <w:bCs/>
-          <w:i/>
-          <w:color w:val="595959" w:themeColor="text1" w:themeTint="A6"/>
-        </w:rPr>
-      </w:pPr>
-      <w:bookmarkStart w:id="14" w:name="_Toc200971408"/>
-      <w:r>
-        <w:rPr>
-          <w:b/>
-          <w:i/>
-          <w:color w:val="595959" w:themeColor="text1" w:themeTint="A6"/>
-        </w:rPr>
         <w:t>Вывод по главе 2</w:t>
       </w:r>
-      <w:bookmarkEnd w:id="14"/>
-    </w:p>
-    <w:p>
-      <w:pPr>
-        <w:pStyle w:val="af7"/>
-        <w:rPr>
-          <w:b/>
-          <w:i/>
-        </w:rPr>
-      </w:pPr>
-      <w:r>
-        <w:rPr>
-          <w:b/>
-          <w:i/>
+      <w:bookmarkEnd w:id="20"/>
+    </w:p>
+    <w:p>
+      <w:pPr>
+        <w:pStyle w:val="af7"/>
+        <w:spacing w:line="360" w:lineRule="auto"/>
+        <w:ind w:firstLine="709"/>
+        <w:rPr>
+          <w:rFonts w:cs="Times New Roman"/>
+          <w:bCs/>
+        </w:rPr>
+      </w:pPr>
+      <w:r>
+        <w:rPr>
+          <w:rFonts w:cs="Times New Roman"/>
+          <w:bCs/>
           <w:color w:val="595959" w:themeColor="text1" w:themeTint="A6"/>
         </w:rPr>
         <w:tab/>
@@ -4306,824 +6104,891 @@
       </w:r>
       <w:r>
         <w:rPr>
+          <w:rFonts w:cs="Times New Roman"/>
+          <w:bCs/>
+          <w:color w:val="595959" w:themeColor="text1" w:themeTint="A6"/>
+        </w:rPr>
+        <w:t>данной главе</w:t>
+      </w:r>
+      <w:r>
+        <w:rPr>
+          <w:rFonts w:cs="Times New Roman"/>
+          <w:bCs/>
+          <w:color w:val="595959" w:themeColor="text1" w:themeTint="A6"/>
+        </w:rPr>
+        <w:t xml:space="preserve"> были сформулированы основные</w:t>
+      </w:r>
+      <w:r>
+        <w:rPr>
+          <w:rFonts w:cs="Times New Roman"/>
+          <w:bCs/>
+        </w:rPr>
+        <w:t xml:space="preserve"> функциональные требования к мобильному приложению для ведения учёта домашних питомцев. Приложение обеспечивает полный цикл взаимодействия пользователя с системой: от регистрации и добавления питомцев до ведения записей и напоминаний. Особое внимание уделено удобству использования — реализованы функции поиска и фильтрации записей, визуальная организация данных, а также работа с фотографиями. Интерфейс приложения адаптирован под русскоязычную аудиторию, оформлен в светлой цветовой гамме и предназначен для устройств под управлением </w:t>
+      </w:r>
+      <w:proofErr w:type="spellStart"/>
+      <w:r>
+        <w:rPr>
+          <w:rFonts w:cs="Times New Roman"/>
+          <w:bCs/>
+        </w:rPr>
+        <w:t>Android</w:t>
+      </w:r>
+      <w:proofErr w:type="spellEnd"/>
+      <w:r>
+        <w:rPr>
+          <w:rFonts w:cs="Times New Roman"/>
+          <w:bCs/>
+        </w:rPr>
+        <w:t>. Описанный функционал обеспечивает простоту ведения ежедневных записей, контроль за состоянием и активностями питомца, а также способствует систематизации информации о домашних животных в одном месте.</w:t>
+      </w:r>
+    </w:p>
+    <w:p>
+      <w:pPr>
+        <w:pStyle w:val="af7"/>
+        <w:spacing w:line="360" w:lineRule="auto"/>
+        <w:ind w:firstLine="709"/>
+      </w:pPr>
+      <w:r>
+        <w:rPr>
+          <w:rFonts w:cs="Times New Roman"/>
+          <w:bCs/>
+        </w:rPr>
+        <w:t>Таким образом, разрабатываемое приложение представляет собой комплексное решение, объединяющее в себе удобный интерфейс и необходимый функционал для эффективного ухода за домашними животными. Реализованные возможности не только упрощают процесс фиксации данных о питомцах, но и способствуют своевременному выполнению важных процедур благодаря системе напоминаний и интеграции с календарем.</w:t>
+      </w:r>
+      <w:r>
+        <w:rPr>
+          <w:rFonts w:cs="Times New Roman"/>
+          <w:bCs/>
+        </w:rPr>
+        <w:br w:type="page"/>
+      </w:r>
+    </w:p>
+    <w:p>
+      <w:pPr>
+        <w:pStyle w:val="12"/>
+        <w:rPr>
           <w:b/>
-          <w:i/>
-          <w:color w:val="595959" w:themeColor="text1" w:themeTint="A6"/>
-        </w:rPr>
-        <w:t>данной главе</w:t>
-      </w:r>
+          <w:bCs w:val="0"/>
+        </w:rPr>
+      </w:pPr>
+      <w:bookmarkStart w:id="21" w:name="_Toc200971409"/>
+      <w:bookmarkStart w:id="22" w:name="_Toc210676428"/>
       <w:r>
         <w:rPr>
           <w:b/>
-          <w:i/>
-          <w:color w:val="595959" w:themeColor="text1" w:themeTint="A6"/>
-        </w:rPr>
-        <w:t xml:space="preserve"> были сформулированы основные</w:t>
-      </w:r>
+          <w:bCs w:val="0"/>
+        </w:rPr>
+        <w:lastRenderedPageBreak/>
+        <w:t xml:space="preserve">ГЛАВА 3. ПРОЕКТИРОВАНИЕ </w:t>
+      </w:r>
+      <w:bookmarkEnd w:id="15"/>
       <w:r>
         <w:rPr>
           <w:b/>
-          <w:i/>
-        </w:rPr>
-        <w:t xml:space="preserve"> функциональные требования к мобильному приложению для ведения учёта домашних питомцев. Приложение обеспечивает полный цикл взаимодействия пользователя с системой: от регистрации и добавления питомцев до ведения записей и напоминаний. Особое внимание уделено удобству использования — реализованы функции поиска и фильтрации записей, визуальная </w:t>
-      </w:r>
-      <w:r>
+          <w:bCs w:val="0"/>
+        </w:rPr>
+        <w:t>ЕЖЕДНЕВНИКА-ПЛАНЕРА ДЛЯ ПИТОМЦА</w:t>
+      </w:r>
+      <w:bookmarkEnd w:id="21"/>
+      <w:bookmarkEnd w:id="22"/>
+    </w:p>
+    <w:p>
+      <w:pPr>
+        <w:pStyle w:val="2"/>
         <w:rPr>
           <w:b/>
-          <w:i/>
-        </w:rPr>
-        <w:lastRenderedPageBreak/>
-        <w:t xml:space="preserve">организация данных, а также работа с фотографиями. Интерфейс приложения адаптирован под русскоязычную аудиторию, оформлен в светлой цветовой гамме и предназначен для устройств под управлением </w:t>
+          <w:bCs w:val="0"/>
+        </w:rPr>
+      </w:pPr>
+      <w:bookmarkStart w:id="23" w:name="_Toc198167744"/>
+      <w:bookmarkStart w:id="24" w:name="_Toc200971410"/>
+      <w:bookmarkStart w:id="25" w:name="_Toc210676429"/>
+      <w:r>
+        <w:rPr>
+          <w:b/>
+          <w:bCs w:val="0"/>
+        </w:rPr>
+        <w:t>3.1 Выбор архитектурно-программного решения</w:t>
+      </w:r>
+      <w:bookmarkEnd w:id="23"/>
+      <w:bookmarkEnd w:id="24"/>
+      <w:bookmarkEnd w:id="25"/>
+    </w:p>
+    <w:p>
+      <w:pPr>
+        <w:pStyle w:val="af7"/>
+        <w:spacing w:line="360" w:lineRule="auto"/>
+        <w:ind w:firstLine="709"/>
+        <w:rPr>
+          <w:rFonts w:cs="Times New Roman"/>
+          <w:bCs/>
+        </w:rPr>
+      </w:pPr>
+      <w:r>
+        <w:rPr>
+          <w:rFonts w:cs="Times New Roman"/>
+          <w:bCs/>
+        </w:rPr>
+        <w:t xml:space="preserve">Архитектура приложения состоит из двух звеньев — </w:t>
       </w:r>
       <w:proofErr w:type="spellStart"/>
       <w:r>
         <w:rPr>
+          <w:rFonts w:cs="Times New Roman"/>
+          <w:bCs/>
+        </w:rPr>
+        <w:t>Android</w:t>
+      </w:r>
+      <w:proofErr w:type="spellEnd"/>
+      <w:r>
+        <w:rPr>
+          <w:rFonts w:cs="Times New Roman"/>
+          <w:bCs/>
+        </w:rPr>
+        <w:t xml:space="preserve">‑клиента и </w:t>
+      </w:r>
+      <w:proofErr w:type="spellStart"/>
+      <w:r>
+        <w:rPr>
+          <w:rFonts w:cs="Times New Roman"/>
+          <w:bCs/>
+        </w:rPr>
+        <w:t>Firebase</w:t>
+      </w:r>
+      <w:proofErr w:type="spellEnd"/>
+      <w:r>
+        <w:rPr>
+          <w:rFonts w:cs="Times New Roman"/>
+          <w:bCs/>
+        </w:rPr>
+        <w:t>‑облака.</w:t>
+      </w:r>
+    </w:p>
+    <w:p>
+      <w:pPr>
+        <w:pStyle w:val="af7"/>
+        <w:spacing w:line="360" w:lineRule="auto"/>
+        <w:ind w:firstLine="709"/>
+        <w:rPr>
+          <w:rFonts w:cs="Times New Roman"/>
+          <w:bCs/>
+        </w:rPr>
+      </w:pPr>
+      <w:proofErr w:type="spellStart"/>
+      <w:r>
+        <w:rPr>
+          <w:rFonts w:cs="Times New Roman"/>
+          <w:bCs/>
+        </w:rPr>
+        <w:t>Android</w:t>
+      </w:r>
+      <w:proofErr w:type="spellEnd"/>
+      <w:r>
+        <w:rPr>
+          <w:rFonts w:cs="Times New Roman"/>
+          <w:bCs/>
+        </w:rPr>
+        <w:t>‑клиент:</w:t>
+      </w:r>
+    </w:p>
+    <w:p>
+      <w:pPr>
+        <w:pStyle w:val="af7"/>
+        <w:spacing w:line="360" w:lineRule="auto"/>
+        <w:ind w:firstLine="709"/>
+        <w:rPr>
+          <w:rFonts w:cs="Times New Roman"/>
+          <w:bCs/>
+        </w:rPr>
+      </w:pPr>
+      <w:r>
+        <w:rPr>
+          <w:rFonts w:cs="Times New Roman"/>
+          <w:bCs/>
+        </w:rPr>
+        <w:t>Код на </w:t>
+      </w:r>
+      <w:proofErr w:type="spellStart"/>
+      <w:r>
+        <w:rPr>
+          <w:rFonts w:cs="Times New Roman"/>
+          <w:bCs/>
+        </w:rPr>
+        <w:t>Kotlin</w:t>
+      </w:r>
+      <w:proofErr w:type="spellEnd"/>
+      <w:r>
+        <w:rPr>
+          <w:rFonts w:cs="Times New Roman"/>
+          <w:bCs/>
+        </w:rPr>
+        <w:t xml:space="preserve"> расположен прямо в </w:t>
+      </w:r>
+      <w:proofErr w:type="spellStart"/>
+      <w:r>
+        <w:rPr>
+          <w:rFonts w:cs="Times New Roman"/>
+          <w:bCs/>
+        </w:rPr>
+        <w:t>Activity</w:t>
+      </w:r>
+      <w:proofErr w:type="spellEnd"/>
+      <w:r>
+        <w:rPr>
+          <w:rFonts w:cs="Times New Roman"/>
+          <w:bCs/>
+        </w:rPr>
+        <w:t xml:space="preserve">: при нажатиях кнопок они вызывают методы </w:t>
+      </w:r>
+      <w:proofErr w:type="spellStart"/>
+      <w:r>
+        <w:rPr>
+          <w:rFonts w:cs="Times New Roman"/>
+          <w:bCs/>
+        </w:rPr>
+        <w:t>Firebase</w:t>
+      </w:r>
+      <w:proofErr w:type="spellEnd"/>
+      <w:r>
+        <w:rPr>
+          <w:rFonts w:cs="Times New Roman"/>
+          <w:bCs/>
+        </w:rPr>
+        <w:t xml:space="preserve"> SDK и сразу обновляют экран. Отдельных слоёв </w:t>
+      </w:r>
+      <w:proofErr w:type="spellStart"/>
+      <w:r>
+        <w:rPr>
+          <w:rFonts w:cs="Times New Roman"/>
+          <w:bCs/>
+        </w:rPr>
+        <w:t>ViewModel</w:t>
+      </w:r>
+      <w:proofErr w:type="spellEnd"/>
+      <w:r>
+        <w:rPr>
+          <w:rFonts w:cs="Times New Roman"/>
+          <w:bCs/>
+        </w:rPr>
+        <w:t>/</w:t>
+      </w:r>
+      <w:proofErr w:type="spellStart"/>
+      <w:r>
+        <w:rPr>
+          <w:rFonts w:cs="Times New Roman"/>
+          <w:bCs/>
+        </w:rPr>
+        <w:t>Repository</w:t>
+      </w:r>
+      <w:proofErr w:type="spellEnd"/>
+      <w:r>
+        <w:rPr>
+          <w:rFonts w:cs="Times New Roman"/>
+          <w:bCs/>
+        </w:rPr>
+        <w:t xml:space="preserve"> нет, что упрощает поддержку демо‑версии. При добавлении питомца пользователь выбирает снимок в галерее; файл загружается в </w:t>
+      </w:r>
+      <w:proofErr w:type="spellStart"/>
+      <w:r>
+        <w:rPr>
+          <w:rFonts w:cs="Times New Roman"/>
+          <w:bCs/>
+        </w:rPr>
+        <w:t>Firebase</w:t>
+      </w:r>
+      <w:proofErr w:type="spellEnd"/>
+      <w:r>
+        <w:rPr>
+          <w:rFonts w:cs="Times New Roman"/>
+          <w:bCs/>
+        </w:rPr>
+        <w:t xml:space="preserve"> Storage, после чего приложение получает </w:t>
+      </w:r>
+      <w:proofErr w:type="spellStart"/>
+      <w:r>
+        <w:rPr>
+          <w:rFonts w:cs="Times New Roman"/>
+          <w:bCs/>
+        </w:rPr>
+        <w:t>download</w:t>
+      </w:r>
+      <w:proofErr w:type="spellEnd"/>
+      <w:r>
+        <w:rPr>
+          <w:rFonts w:cs="Times New Roman"/>
+          <w:bCs/>
+        </w:rPr>
+        <w:t xml:space="preserve">‑URL и записывает эту ссылку в документ </w:t>
+      </w:r>
+      <w:proofErr w:type="spellStart"/>
+      <w:r>
+        <w:rPr>
+          <w:rFonts w:cs="Times New Roman"/>
+          <w:bCs/>
+        </w:rPr>
+        <w:t>Firestore</w:t>
+      </w:r>
+      <w:proofErr w:type="spellEnd"/>
+      <w:r>
+        <w:rPr>
+          <w:rFonts w:cs="Times New Roman"/>
+          <w:bCs/>
+        </w:rPr>
+        <w:t xml:space="preserve">. При открытии карточки питомца приложение берёт URL из </w:t>
+      </w:r>
+      <w:proofErr w:type="spellStart"/>
+      <w:r>
+        <w:rPr>
+          <w:rFonts w:cs="Times New Roman"/>
+          <w:bCs/>
+        </w:rPr>
+        <w:t>Firestore</w:t>
+      </w:r>
+      <w:proofErr w:type="spellEnd"/>
+      <w:r>
+        <w:rPr>
+          <w:rFonts w:cs="Times New Roman"/>
+          <w:bCs/>
+        </w:rPr>
+        <w:t xml:space="preserve">, запрашивает изображение из Storage и выводит его через стандартный </w:t>
+      </w:r>
+      <w:proofErr w:type="spellStart"/>
+      <w:r>
+        <w:rPr>
+          <w:rFonts w:cs="Times New Roman"/>
+          <w:bCs/>
+        </w:rPr>
+        <w:t>ImageView</w:t>
+      </w:r>
+      <w:proofErr w:type="spellEnd"/>
+      <w:r>
+        <w:rPr>
+          <w:rFonts w:cs="Times New Roman"/>
+          <w:bCs/>
+        </w:rPr>
+        <w:t xml:space="preserve"> (без сторонних библиотек). Локальный кэш и DI не используются. Напоминание создаётся простым вызовом </w:t>
+      </w:r>
+      <w:proofErr w:type="spellStart"/>
+      <w:r>
+        <w:rPr>
+          <w:rFonts w:cs="Times New Roman"/>
+          <w:bCs/>
+        </w:rPr>
+        <w:t>Intent.ACTION_INSERT</w:t>
+      </w:r>
+      <w:proofErr w:type="spellEnd"/>
+      <w:r>
+        <w:rPr>
+          <w:rFonts w:cs="Times New Roman"/>
+          <w:bCs/>
+        </w:rPr>
+        <w:t>, открывающим системный календарь.</w:t>
+      </w:r>
+    </w:p>
+    <w:p>
+      <w:pPr>
+        <w:pStyle w:val="af7"/>
+        <w:spacing w:line="360" w:lineRule="auto"/>
+        <w:ind w:firstLine="709"/>
+        <w:rPr>
+          <w:rFonts w:cs="Times New Roman"/>
+          <w:bCs/>
+        </w:rPr>
+      </w:pPr>
+      <w:proofErr w:type="spellStart"/>
+      <w:r>
+        <w:rPr>
+          <w:rFonts w:cs="Times New Roman"/>
+          <w:bCs/>
+        </w:rPr>
+        <w:t>Firebase</w:t>
+      </w:r>
+      <w:proofErr w:type="spellEnd"/>
+      <w:r>
+        <w:rPr>
+          <w:rFonts w:cs="Times New Roman"/>
+          <w:bCs/>
+        </w:rPr>
+        <w:t>‑облако:</w:t>
+      </w:r>
+    </w:p>
+    <w:p>
+      <w:pPr>
+        <w:pStyle w:val="af7"/>
+        <w:spacing w:line="360" w:lineRule="auto"/>
+        <w:ind w:firstLine="709"/>
+        <w:rPr>
+          <w:rFonts w:cs="Times New Roman"/>
+          <w:bCs/>
+        </w:rPr>
+      </w:pPr>
+      <w:proofErr w:type="spellStart"/>
+      <w:r>
+        <w:rPr>
+          <w:rFonts w:cs="Times New Roman"/>
+          <w:bCs/>
+        </w:rPr>
+        <w:t>Firebase</w:t>
+      </w:r>
+      <w:proofErr w:type="spellEnd"/>
+      <w:r>
+        <w:rPr>
+          <w:rFonts w:cs="Times New Roman"/>
+          <w:bCs/>
+        </w:rPr>
+        <w:t> </w:t>
+      </w:r>
+      <w:proofErr w:type="spellStart"/>
+      <w:r>
+        <w:rPr>
+          <w:rFonts w:cs="Times New Roman"/>
+          <w:bCs/>
+        </w:rPr>
+        <w:t>Authentication</w:t>
+      </w:r>
+      <w:proofErr w:type="spellEnd"/>
+      <w:r>
+        <w:rPr>
+          <w:rFonts w:cs="Times New Roman"/>
+          <w:bCs/>
+        </w:rPr>
+        <w:t xml:space="preserve"> — регистрация/логин по </w:t>
+      </w:r>
+      <w:proofErr w:type="spellStart"/>
+      <w:r>
+        <w:rPr>
+          <w:rFonts w:cs="Times New Roman"/>
+          <w:bCs/>
+        </w:rPr>
+        <w:t>e‑mail</w:t>
+      </w:r>
+      <w:proofErr w:type="spellEnd"/>
+      <w:r>
+        <w:rPr>
+          <w:rFonts w:cs="Times New Roman"/>
+          <w:bCs/>
+        </w:rPr>
+        <w:t>; после входа клиент получает UID.</w:t>
+      </w:r>
+    </w:p>
+    <w:p>
+      <w:pPr>
+        <w:pStyle w:val="af7"/>
+        <w:spacing w:line="360" w:lineRule="auto"/>
+        <w:ind w:firstLine="709"/>
+        <w:rPr>
+          <w:rFonts w:cs="Times New Roman"/>
+          <w:bCs/>
+        </w:rPr>
+      </w:pPr>
+      <w:proofErr w:type="spellStart"/>
+      <w:r>
+        <w:rPr>
+          <w:rFonts w:cs="Times New Roman"/>
+          <w:bCs/>
+        </w:rPr>
+        <w:t>Cloud</w:t>
+      </w:r>
+      <w:proofErr w:type="spellEnd"/>
+      <w:r>
+        <w:rPr>
+          <w:rFonts w:cs="Times New Roman"/>
+          <w:bCs/>
+        </w:rPr>
+        <w:t> </w:t>
+      </w:r>
+      <w:proofErr w:type="spellStart"/>
+      <w:r>
+        <w:rPr>
+          <w:rFonts w:cs="Times New Roman"/>
+          <w:bCs/>
+        </w:rPr>
+        <w:t>Firestore</w:t>
+      </w:r>
+      <w:proofErr w:type="spellEnd"/>
+      <w:r>
+        <w:rPr>
+          <w:rFonts w:cs="Times New Roman"/>
+          <w:bCs/>
+        </w:rPr>
+        <w:t xml:space="preserve"> — основная база: </w:t>
+      </w:r>
+      <w:proofErr w:type="spellStart"/>
+      <w:r>
+        <w:rPr>
+          <w:rFonts w:cs="Times New Roman"/>
+          <w:bCs/>
+        </w:rPr>
+        <w:t>users</w:t>
+      </w:r>
+      <w:proofErr w:type="spellEnd"/>
+      <w:r>
+        <w:rPr>
+          <w:rFonts w:cs="Times New Roman"/>
+          <w:bCs/>
+        </w:rPr>
+        <w:t>/{</w:t>
+      </w:r>
+      <w:proofErr w:type="spellStart"/>
+      <w:r>
+        <w:rPr>
+          <w:rFonts w:cs="Times New Roman"/>
+          <w:bCs/>
+        </w:rPr>
+        <w:t>uid</w:t>
+      </w:r>
+      <w:proofErr w:type="spellEnd"/>
+      <w:r>
+        <w:rPr>
+          <w:rFonts w:cs="Times New Roman"/>
+          <w:bCs/>
+        </w:rPr>
+        <w:t>}/</w:t>
+      </w:r>
+      <w:proofErr w:type="spellStart"/>
+      <w:r>
+        <w:rPr>
+          <w:rFonts w:cs="Times New Roman"/>
+          <w:bCs/>
+        </w:rPr>
+        <w:t>pets</w:t>
+      </w:r>
+      <w:proofErr w:type="spellEnd"/>
+      <w:r>
+        <w:rPr>
+          <w:rFonts w:cs="Times New Roman"/>
+          <w:bCs/>
+        </w:rPr>
+        <w:t>/{</w:t>
+      </w:r>
+      <w:proofErr w:type="spellStart"/>
+      <w:r>
+        <w:rPr>
+          <w:rFonts w:cs="Times New Roman"/>
+          <w:bCs/>
+        </w:rPr>
+        <w:t>petId</w:t>
+      </w:r>
+      <w:proofErr w:type="spellEnd"/>
+      <w:r>
+        <w:rPr>
+          <w:rFonts w:cs="Times New Roman"/>
+          <w:bCs/>
+        </w:rPr>
+        <w:t xml:space="preserve">} и вложенные </w:t>
+      </w:r>
+      <w:proofErr w:type="spellStart"/>
+      <w:r>
+        <w:rPr>
+          <w:rFonts w:cs="Times New Roman"/>
+          <w:bCs/>
+        </w:rPr>
+        <w:t>records</w:t>
+      </w:r>
+      <w:proofErr w:type="spellEnd"/>
+      <w:r>
+        <w:rPr>
+          <w:rFonts w:cs="Times New Roman"/>
+          <w:bCs/>
+        </w:rPr>
+        <w:t xml:space="preserve">. В каждом документе питомца хранится </w:t>
+      </w:r>
+      <w:proofErr w:type="spellStart"/>
+      <w:r>
+        <w:rPr>
+          <w:rFonts w:cs="Times New Roman"/>
+          <w:bCs/>
+        </w:rPr>
+        <w:t>download</w:t>
+      </w:r>
+      <w:proofErr w:type="spellEnd"/>
+      <w:r>
+        <w:rPr>
+          <w:rFonts w:cs="Times New Roman"/>
+          <w:bCs/>
+        </w:rPr>
+        <w:t xml:space="preserve">‑URL фото из Storage, поэтому все данные (текст + изображения) доступны на любом устройстве под тем же UID. </w:t>
+      </w:r>
+      <w:proofErr w:type="spellStart"/>
+      <w:r>
+        <w:rPr>
+          <w:rFonts w:cs="Times New Roman"/>
+          <w:bCs/>
+        </w:rPr>
+        <w:t>Firestore</w:t>
+      </w:r>
+      <w:proofErr w:type="spellEnd"/>
+      <w:r>
+        <w:rPr>
+          <w:rFonts w:cs="Times New Roman"/>
+          <w:bCs/>
+        </w:rPr>
+        <w:t xml:space="preserve"> </w:t>
+      </w:r>
+      <w:proofErr w:type="spellStart"/>
+      <w:r>
+        <w:rPr>
+          <w:rFonts w:cs="Times New Roman"/>
+          <w:bCs/>
+        </w:rPr>
+        <w:t>Persistence</w:t>
+      </w:r>
+      <w:proofErr w:type="spellEnd"/>
+      <w:r>
+        <w:rPr>
+          <w:rFonts w:cs="Times New Roman"/>
+          <w:bCs/>
+        </w:rPr>
+        <w:t xml:space="preserve"> включена, поэтому при кратковременной потере сети данные остаются видимыми офлайн и синхронизируются, как только связь восстановится.</w:t>
+      </w:r>
+    </w:p>
+    <w:p>
+      <w:pPr>
+        <w:pStyle w:val="af7"/>
+        <w:spacing w:line="360" w:lineRule="auto"/>
+        <w:ind w:firstLine="709"/>
+        <w:rPr>
+          <w:rFonts w:cs="Times New Roman"/>
+          <w:bCs/>
+        </w:rPr>
+      </w:pPr>
+      <w:proofErr w:type="spellStart"/>
+      <w:r>
+        <w:rPr>
+          <w:rFonts w:cs="Times New Roman"/>
+          <w:bCs/>
+        </w:rPr>
+        <w:t>Firebase</w:t>
+      </w:r>
+      <w:proofErr w:type="spellEnd"/>
+      <w:r>
+        <w:rPr>
+          <w:rFonts w:cs="Times New Roman"/>
+          <w:bCs/>
+        </w:rPr>
+        <w:t> Storage — надёжное облачное хранилище файлов; даёт ссылку, которую легко хранить и пересылать.</w:t>
+      </w:r>
+    </w:p>
+    <w:p>
+      <w:pPr>
+        <w:pStyle w:val="af7"/>
+        <w:spacing w:line="360" w:lineRule="auto"/>
+        <w:ind w:firstLine="709"/>
+        <w:rPr>
+          <w:rFonts w:cs="Times New Roman"/>
+          <w:bCs/>
+        </w:rPr>
+      </w:pPr>
+      <w:r>
+        <w:rPr>
+          <w:rFonts w:cs="Times New Roman"/>
+          <w:bCs/>
+        </w:rPr>
+        <w:t xml:space="preserve">Таким образом полный цикл выглядит так: </w:t>
+      </w:r>
+      <w:proofErr w:type="spellStart"/>
+      <w:r>
+        <w:rPr>
+          <w:rFonts w:cs="Times New Roman"/>
+          <w:bCs/>
+        </w:rPr>
+        <w:t>Activity</w:t>
+      </w:r>
+      <w:proofErr w:type="spellEnd"/>
+      <w:r>
+        <w:rPr>
+          <w:rFonts w:cs="Times New Roman"/>
+          <w:bCs/>
+        </w:rPr>
+        <w:t xml:space="preserve"> </w:t>
+      </w:r>
+      <w:r>
+        <w:rPr>
+          <w:rFonts w:ascii="Cambria Math" w:hAnsi="Cambria Math" w:cs="Cambria Math"/>
+          <w:bCs/>
+        </w:rPr>
+        <w:t>⇄</w:t>
+      </w:r>
+      <w:r>
+        <w:rPr>
+          <w:rFonts w:cs="Times New Roman"/>
+          <w:bCs/>
+        </w:rPr>
+        <w:t xml:space="preserve"> </w:t>
+      </w:r>
+      <w:proofErr w:type="spellStart"/>
+      <w:r>
+        <w:rPr>
+          <w:rFonts w:cs="Times New Roman"/>
+          <w:bCs/>
+        </w:rPr>
+        <w:t>Firebase</w:t>
+      </w:r>
+      <w:proofErr w:type="spellEnd"/>
+      <w:r>
+        <w:rPr>
+          <w:rFonts w:cs="Times New Roman"/>
+          <w:bCs/>
+        </w:rPr>
+        <w:t> SDK (</w:t>
+      </w:r>
+      <w:proofErr w:type="spellStart"/>
+      <w:r>
+        <w:rPr>
+          <w:rFonts w:cs="Times New Roman"/>
+          <w:bCs/>
+        </w:rPr>
+        <w:t>Auth</w:t>
+      </w:r>
+      <w:proofErr w:type="spellEnd"/>
+      <w:r>
+        <w:rPr>
+          <w:rFonts w:cs="Times New Roman"/>
+          <w:bCs/>
+        </w:rPr>
+        <w:t> / </w:t>
+      </w:r>
+      <w:proofErr w:type="spellStart"/>
+      <w:r>
+        <w:rPr>
+          <w:rFonts w:cs="Times New Roman"/>
+          <w:bCs/>
+        </w:rPr>
+        <w:t>Firestore</w:t>
+      </w:r>
+      <w:proofErr w:type="spellEnd"/>
+      <w:r>
+        <w:rPr>
+          <w:rFonts w:cs="Times New Roman"/>
+          <w:bCs/>
+        </w:rPr>
+        <w:t xml:space="preserve"> / Storage) </w:t>
+      </w:r>
+      <w:r>
+        <w:rPr>
+          <w:rFonts w:ascii="Cambria Math" w:hAnsi="Cambria Math" w:cs="Cambria Math"/>
+          <w:bCs/>
+        </w:rPr>
+        <w:t>⇄</w:t>
+      </w:r>
+      <w:r>
+        <w:rPr>
+          <w:rFonts w:cs="Times New Roman"/>
+          <w:bCs/>
+        </w:rPr>
+        <w:t xml:space="preserve"> Облако </w:t>
+      </w:r>
+      <w:proofErr w:type="spellStart"/>
+      <w:r>
+        <w:rPr>
+          <w:rFonts w:cs="Times New Roman"/>
+          <w:bCs/>
+        </w:rPr>
+        <w:t>Firebase</w:t>
+      </w:r>
+      <w:proofErr w:type="spellEnd"/>
+      <w:r>
+        <w:rPr>
+          <w:rFonts w:cs="Times New Roman"/>
+          <w:bCs/>
+        </w:rPr>
+        <w:t xml:space="preserve">. Любое изменение, сделанное на одном устройстве, тут же реплицируется в </w:t>
+      </w:r>
+      <w:proofErr w:type="spellStart"/>
+      <w:r>
+        <w:rPr>
+          <w:rFonts w:cs="Times New Roman"/>
+          <w:bCs/>
+        </w:rPr>
+        <w:t>Firestore</w:t>
+      </w:r>
+      <w:proofErr w:type="spellEnd"/>
+      <w:r>
+        <w:rPr>
+          <w:rFonts w:cs="Times New Roman"/>
+          <w:bCs/>
+        </w:rPr>
+        <w:t xml:space="preserve"> и становится доступным на других устройствах владельца, включая изображения, благодаря связке Storage + </w:t>
+      </w:r>
+      <w:proofErr w:type="spellStart"/>
+      <w:r>
+        <w:rPr>
+          <w:rFonts w:cs="Times New Roman"/>
+          <w:bCs/>
+        </w:rPr>
+        <w:t>download</w:t>
+      </w:r>
+      <w:proofErr w:type="spellEnd"/>
+      <w:r>
+        <w:rPr>
+          <w:rFonts w:cs="Times New Roman"/>
+          <w:bCs/>
+        </w:rPr>
+        <w:t xml:space="preserve">‑URL. Минимальный набор сервисов покрывает все нужды синхронизации без собственного </w:t>
+      </w:r>
+      <w:proofErr w:type="spellStart"/>
+      <w:r>
+        <w:rPr>
+          <w:rFonts w:cs="Times New Roman"/>
+          <w:bCs/>
+        </w:rPr>
+        <w:t>backend</w:t>
+      </w:r>
+      <w:proofErr w:type="spellEnd"/>
+      <w:r>
+        <w:rPr>
+          <w:rFonts w:cs="Times New Roman"/>
+          <w:bCs/>
+        </w:rPr>
+        <w:t>‑сервера и лишних слоёв в клиентском коде</w:t>
+      </w:r>
+      <w:r>
+        <w:rPr>
+          <w:rFonts w:cs="Times New Roman"/>
+          <w:bCs/>
+        </w:rPr>
+        <w:t>.</w:t>
+      </w:r>
+    </w:p>
+    <w:p>
+      <w:pPr>
+        <w:pStyle w:val="2"/>
+        <w:rPr>
           <w:b/>
-          <w:i/>
-        </w:rPr>
-        <w:t>Android</w:t>
-      </w:r>
-      <w:proofErr w:type="spellEnd"/>
+          <w:bCs w:val="0"/>
+          <w:highlight w:val="yellow"/>
+        </w:rPr>
+      </w:pPr>
+      <w:bookmarkStart w:id="26" w:name="_Toc198167745"/>
+      <w:bookmarkStart w:id="27" w:name="_Toc200971411"/>
+      <w:bookmarkStart w:id="28" w:name="_Toc210676430"/>
       <w:r>
         <w:rPr>
           <w:b/>
-          <w:i/>
-        </w:rPr>
-        <w:t>. Описанный функционал обеспечивает простоту ведения ежедневных записей, контроль за состоянием и активностями питомца, а также способствует систематизации информации о домашних животных в одном месте.</w:t>
-      </w:r>
-    </w:p>
-    <w:p>
-      <w:pPr>
-        <w:pStyle w:val="af7"/>
-      </w:pPr>
+          <w:bCs w:val="0"/>
+          <w:highlight w:val="yellow"/>
+        </w:rPr>
+        <w:t xml:space="preserve">3.2 Разработка </w:t>
+      </w:r>
       <w:r>
         <w:rPr>
           <w:b/>
-          <w:i/>
-        </w:rPr>
-        <w:t>Таким образом, разрабатываемое приложение представляет собой комплексное решение, объединяющее в себе удобный интерфейс и необходимый функционал для эффективного ухода за домашними животными. Реализованные возможности не только упрощают процесс</w:t>
-      </w:r>
-      <w:r>
-        <w:t xml:space="preserve"> фиксации данных о питомцах, но и способствуют своевременному выполнению важных процедур благодаря системе напоминаний и интеграции с календарем.</w:t>
-      </w:r>
-      <w:r>
-        <w:br w:type="page"/>
-      </w:r>
-    </w:p>
-    <w:p>
-      <w:pPr>
-        <w:pStyle w:val="af7"/>
+          <w:bCs w:val="0"/>
+          <w:highlight w:val="yellow"/>
+        </w:rPr>
+        <w:t xml:space="preserve">основных диаграмм функционирования </w:t>
+      </w:r>
+      <w:bookmarkEnd w:id="26"/>
+      <w:r>
         <w:rPr>
           <w:b/>
-          <w:bCs/>
-        </w:rPr>
-      </w:pPr>
-      <w:bookmarkStart w:id="15" w:name="_Toc200971409"/>
-      <w:r>
-        <w:rPr>
-          <w:b/>
-        </w:rPr>
-        <w:lastRenderedPageBreak/>
-        <w:t xml:space="preserve">Глава </w:t>
-      </w:r>
-      <w:r>
-        <w:rPr>
-          <w:b/>
-        </w:rPr>
-        <w:t xml:space="preserve">3. Проектирование </w:t>
-      </w:r>
-      <w:bookmarkEnd w:id="11"/>
-      <w:r>
-        <w:rPr>
-          <w:b/>
-        </w:rPr>
-        <w:t>ежедневника-планера для питомца</w:t>
-      </w:r>
-      <w:bookmarkEnd w:id="15"/>
-    </w:p>
-    <w:p>
-      <w:pPr>
-        <w:pStyle w:val="af7"/>
-        <w:rPr>
-          <w:bCs/>
-        </w:rPr>
-      </w:pPr>
-      <w:bookmarkStart w:id="16" w:name="_Toc198167744"/>
-      <w:bookmarkStart w:id="17" w:name="_Toc200971410"/>
-      <w:r>
-        <w:t>3.1 Выбор архитектурно-программного решения</w:t>
-      </w:r>
-      <w:bookmarkEnd w:id="16"/>
-      <w:bookmarkEnd w:id="17"/>
-    </w:p>
-    <w:p>
-      <w:pPr>
-        <w:pStyle w:val="af7"/>
-        <w:rPr>
-          <w:bCs/>
-        </w:rPr>
-      </w:pPr>
-      <w:r>
-        <w:rPr>
-          <w:bCs/>
-        </w:rPr>
-        <w:t xml:space="preserve">Архитектура приложения состоит из двух звеньев — </w:t>
-      </w:r>
-      <w:proofErr w:type="spellStart"/>
-      <w:r>
-        <w:rPr>
-          <w:bCs/>
-        </w:rPr>
-        <w:t>Android</w:t>
-      </w:r>
-      <w:proofErr w:type="spellEnd"/>
-      <w:r>
-        <w:rPr>
-          <w:bCs/>
-        </w:rPr>
-        <w:t xml:space="preserve">‑клиента и </w:t>
-      </w:r>
-      <w:proofErr w:type="spellStart"/>
-      <w:r>
-        <w:rPr>
-          <w:bCs/>
-        </w:rPr>
-        <w:t>Firebase</w:t>
-      </w:r>
-      <w:proofErr w:type="spellEnd"/>
-      <w:r>
-        <w:rPr>
-          <w:bCs/>
-        </w:rPr>
-        <w:t>‑облака.</w:t>
-      </w:r>
-    </w:p>
-    <w:p>
-      <w:pPr>
-        <w:pStyle w:val="af7"/>
-        <w:rPr>
-          <w:bCs/>
-        </w:rPr>
-      </w:pPr>
-      <w:proofErr w:type="spellStart"/>
-      <w:r>
-        <w:rPr>
-          <w:bCs/>
-        </w:rPr>
-        <w:t>Android</w:t>
-      </w:r>
-      <w:proofErr w:type="spellEnd"/>
-      <w:r>
-        <w:rPr>
-          <w:bCs/>
-        </w:rPr>
-        <w:t>‑клиент</w:t>
-      </w:r>
-      <w:r>
-        <w:rPr>
-          <w:bCs/>
-        </w:rPr>
-        <w:t>:</w:t>
-      </w:r>
-    </w:p>
-    <w:p>
-      <w:pPr>
-        <w:pStyle w:val="af7"/>
-        <w:rPr>
-          <w:bCs/>
-        </w:rPr>
-      </w:pPr>
-      <w:r>
-        <w:rPr>
-          <w:bCs/>
-        </w:rPr>
-        <w:t>Код на </w:t>
-      </w:r>
-      <w:proofErr w:type="spellStart"/>
-      <w:r>
-        <w:rPr>
-          <w:bCs/>
-        </w:rPr>
-        <w:t>Kotlin</w:t>
-      </w:r>
-      <w:proofErr w:type="spellEnd"/>
-      <w:r>
-        <w:rPr>
-          <w:bCs/>
-        </w:rPr>
-        <w:t xml:space="preserve"> расположен прямо в </w:t>
-      </w:r>
-      <w:proofErr w:type="spellStart"/>
-      <w:r>
-        <w:rPr>
-          <w:bCs/>
-        </w:rPr>
-        <w:t>Activity</w:t>
-      </w:r>
-      <w:proofErr w:type="spellEnd"/>
-      <w:r>
-        <w:rPr>
-          <w:bCs/>
-        </w:rPr>
-        <w:t xml:space="preserve">: при нажатиях кнопок они вызывают методы </w:t>
-      </w:r>
-      <w:proofErr w:type="spellStart"/>
-      <w:r>
-        <w:rPr>
-          <w:bCs/>
-        </w:rPr>
-        <w:t>Firebase</w:t>
-      </w:r>
-      <w:proofErr w:type="spellEnd"/>
-      <w:r>
-        <w:rPr>
-          <w:bCs/>
-        </w:rPr>
-        <w:t xml:space="preserve"> SDK и сразу обновляют экран. Отдельных слоёв </w:t>
-      </w:r>
-      <w:proofErr w:type="spellStart"/>
-      <w:r>
-        <w:rPr>
-          <w:bCs/>
-        </w:rPr>
-        <w:t>ViewModel</w:t>
-      </w:r>
-      <w:proofErr w:type="spellEnd"/>
-      <w:r>
-        <w:rPr>
-          <w:bCs/>
-        </w:rPr>
-        <w:t>/</w:t>
-      </w:r>
-      <w:proofErr w:type="spellStart"/>
-      <w:r>
-        <w:rPr>
-          <w:bCs/>
-        </w:rPr>
-        <w:t>Repository</w:t>
-      </w:r>
-      <w:proofErr w:type="spellEnd"/>
-      <w:r>
-        <w:rPr>
-          <w:bCs/>
-        </w:rPr>
-        <w:t xml:space="preserve"> нет, что упрощает поддержку демо‑версии. При добавлении питомца пользователь выбирает снимок в галерее; файл загружается в </w:t>
-      </w:r>
-      <w:proofErr w:type="spellStart"/>
-      <w:r>
-        <w:rPr>
-          <w:bCs/>
-        </w:rPr>
-        <w:t>Firebase</w:t>
-      </w:r>
-      <w:proofErr w:type="spellEnd"/>
-      <w:r>
-        <w:rPr>
-          <w:bCs/>
-        </w:rPr>
-        <w:t xml:space="preserve"> Storage, после чего приложение получает </w:t>
-      </w:r>
-      <w:proofErr w:type="spellStart"/>
-      <w:r>
-        <w:rPr>
-          <w:bCs/>
-        </w:rPr>
-        <w:t>download</w:t>
-      </w:r>
-      <w:proofErr w:type="spellEnd"/>
-      <w:r>
-        <w:rPr>
-          <w:bCs/>
-        </w:rPr>
-        <w:t xml:space="preserve">‑URL и записывает эту ссылку в документ </w:t>
-      </w:r>
-      <w:proofErr w:type="spellStart"/>
-      <w:r>
-        <w:rPr>
-          <w:bCs/>
-        </w:rPr>
-        <w:t>Firestore</w:t>
-      </w:r>
-      <w:proofErr w:type="spellEnd"/>
-      <w:r>
-        <w:rPr>
-          <w:bCs/>
-        </w:rPr>
-        <w:t xml:space="preserve">. При открытии карточки питомца приложение берёт URL из </w:t>
-      </w:r>
-      <w:proofErr w:type="spellStart"/>
-      <w:r>
-        <w:rPr>
-          <w:bCs/>
-        </w:rPr>
-        <w:t>Firestore</w:t>
-      </w:r>
-      <w:proofErr w:type="spellEnd"/>
-      <w:r>
-        <w:rPr>
-          <w:bCs/>
-        </w:rPr>
-        <w:t xml:space="preserve">, запрашивает изображение из Storage и выводит его через стандартный </w:t>
-      </w:r>
-      <w:proofErr w:type="spellStart"/>
-      <w:r>
-        <w:rPr>
-          <w:bCs/>
-        </w:rPr>
-        <w:t>ImageView</w:t>
-      </w:r>
-      <w:proofErr w:type="spellEnd"/>
-      <w:r>
-        <w:rPr>
-          <w:bCs/>
-        </w:rPr>
-        <w:t xml:space="preserve"> (без сторонних библиотек). Локальный кэш и DI не используются. Напоминание создаётся простым вызовом </w:t>
-      </w:r>
-      <w:proofErr w:type="spellStart"/>
-      <w:r>
-        <w:rPr>
-          <w:bCs/>
-        </w:rPr>
-        <w:t>Intent.ACTION_INSERT</w:t>
-      </w:r>
-      <w:proofErr w:type="spellEnd"/>
-      <w:r>
-        <w:rPr>
-          <w:bCs/>
-        </w:rPr>
-        <w:t>, открывающим системный календарь.</w:t>
-      </w:r>
-    </w:p>
-    <w:p>
-      <w:pPr>
-        <w:pStyle w:val="af7"/>
-        <w:rPr>
-          <w:bCs/>
-        </w:rPr>
-      </w:pPr>
-      <w:proofErr w:type="spellStart"/>
-      <w:r>
-        <w:rPr>
-          <w:bCs/>
-        </w:rPr>
-        <w:t>Firebase</w:t>
-      </w:r>
-      <w:proofErr w:type="spellEnd"/>
-      <w:r>
-        <w:rPr>
-          <w:bCs/>
-        </w:rPr>
-        <w:t>‑облако</w:t>
-      </w:r>
-      <w:r>
-        <w:rPr>
-          <w:bCs/>
-        </w:rPr>
-        <w:t>:</w:t>
-      </w:r>
-    </w:p>
-    <w:p>
-      <w:pPr>
-        <w:pStyle w:val="af7"/>
-        <w:rPr>
-          <w:bCs/>
-        </w:rPr>
-      </w:pPr>
-      <w:proofErr w:type="spellStart"/>
-      <w:r>
-        <w:rPr>
-          <w:bCs/>
-        </w:rPr>
-        <w:t>Firebase</w:t>
-      </w:r>
-      <w:proofErr w:type="spellEnd"/>
-      <w:r>
-        <w:rPr>
-          <w:bCs/>
-        </w:rPr>
-        <w:t> </w:t>
-      </w:r>
-      <w:proofErr w:type="spellStart"/>
-      <w:r>
-        <w:rPr>
-          <w:bCs/>
-        </w:rPr>
-        <w:t>Authentication</w:t>
-      </w:r>
-      <w:proofErr w:type="spellEnd"/>
-      <w:r>
-        <w:rPr>
-          <w:bCs/>
-        </w:rPr>
-        <w:t xml:space="preserve"> — регистрация/логин по </w:t>
-      </w:r>
-      <w:proofErr w:type="spellStart"/>
-      <w:r>
-        <w:rPr>
-          <w:bCs/>
-        </w:rPr>
-        <w:t>e‑mail</w:t>
-      </w:r>
-      <w:proofErr w:type="spellEnd"/>
-      <w:r>
-        <w:rPr>
-          <w:bCs/>
-        </w:rPr>
-        <w:t>; после входа клиент получает UID.</w:t>
-      </w:r>
-    </w:p>
-    <w:p>
-      <w:pPr>
-        <w:pStyle w:val="af7"/>
-        <w:rPr>
-          <w:bCs/>
+          <w:bCs w:val="0"/>
           <w:highlight w:val="yellow"/>
         </w:rPr>
-      </w:pPr>
-      <w:proofErr w:type="spellStart"/>
-      <w:r>
-        <w:rPr>
-          <w:bCs/>
-        </w:rPr>
-        <w:t>Cloud</w:t>
-      </w:r>
-      <w:proofErr w:type="spellEnd"/>
-      <w:r>
-        <w:rPr>
-          <w:bCs/>
-        </w:rPr>
-        <w:t> </w:t>
-      </w:r>
-      <w:proofErr w:type="spellStart"/>
-      <w:r>
-        <w:rPr>
-          <w:bCs/>
-        </w:rPr>
-        <w:t>Firestore</w:t>
-      </w:r>
-      <w:proofErr w:type="spellEnd"/>
-      <w:r>
-        <w:rPr>
-          <w:bCs/>
-        </w:rPr>
-        <w:t xml:space="preserve"> — основная база: </w:t>
-      </w:r>
-      <w:proofErr w:type="spellStart"/>
-      <w:r>
-        <w:rPr>
-          <w:bCs/>
-        </w:rPr>
-        <w:t>users</w:t>
-      </w:r>
-      <w:proofErr w:type="spellEnd"/>
-      <w:r>
-        <w:rPr>
-          <w:bCs/>
-        </w:rPr>
-        <w:t>/{</w:t>
-      </w:r>
-      <w:proofErr w:type="spellStart"/>
-      <w:r>
-        <w:rPr>
-          <w:bCs/>
-        </w:rPr>
-        <w:t>uid</w:t>
-      </w:r>
-      <w:proofErr w:type="spellEnd"/>
-      <w:r>
-        <w:rPr>
-          <w:bCs/>
-        </w:rPr>
-        <w:t>}/</w:t>
-      </w:r>
-      <w:proofErr w:type="spellStart"/>
-      <w:r>
-        <w:rPr>
-          <w:bCs/>
-        </w:rPr>
-        <w:t>pets</w:t>
-      </w:r>
-      <w:proofErr w:type="spellEnd"/>
-      <w:r>
-        <w:rPr>
-          <w:bCs/>
-        </w:rPr>
-        <w:t>/{</w:t>
-      </w:r>
-      <w:proofErr w:type="spellStart"/>
-      <w:r>
-        <w:rPr>
-          <w:bCs/>
-        </w:rPr>
-        <w:t>petId</w:t>
-      </w:r>
-      <w:proofErr w:type="spellEnd"/>
-      <w:r>
-        <w:rPr>
-          <w:bCs/>
-        </w:rPr>
-        <w:t xml:space="preserve">} и вложенные </w:t>
-      </w:r>
-      <w:proofErr w:type="spellStart"/>
-      <w:r>
-        <w:rPr>
-          <w:bCs/>
-        </w:rPr>
-        <w:t>records</w:t>
-      </w:r>
-      <w:proofErr w:type="spellEnd"/>
-      <w:r>
-        <w:rPr>
-          <w:bCs/>
-        </w:rPr>
-        <w:t xml:space="preserve">. В каждом документе питомца хранится </w:t>
-      </w:r>
-      <w:proofErr w:type="spellStart"/>
-      <w:r>
-        <w:rPr>
-          <w:bCs/>
-        </w:rPr>
-        <w:t>download</w:t>
-      </w:r>
-      <w:proofErr w:type="spellEnd"/>
-      <w:r>
-        <w:rPr>
-          <w:bCs/>
-        </w:rPr>
-        <w:t xml:space="preserve">‑URL фото из Storage, поэтому все данные (текст + изображения) доступны на любом устройстве под тем же UID. </w:t>
-      </w:r>
-      <w:proofErr w:type="spellStart"/>
-      <w:r>
-        <w:rPr>
-          <w:bCs/>
-        </w:rPr>
-        <w:t>Firestore</w:t>
-      </w:r>
-      <w:proofErr w:type="spellEnd"/>
-      <w:r>
-        <w:rPr>
-          <w:bCs/>
-        </w:rPr>
-        <w:t xml:space="preserve"> </w:t>
-      </w:r>
-      <w:proofErr w:type="spellStart"/>
-      <w:r>
-        <w:rPr>
-          <w:bCs/>
-        </w:rPr>
-        <w:t>Persistence</w:t>
-      </w:r>
-      <w:proofErr w:type="spellEnd"/>
-      <w:r>
-        <w:rPr>
-          <w:bCs/>
-        </w:rPr>
-        <w:t xml:space="preserve"> включена, поэтому при кратковременной потере сети данные остаются видимыми офлайн и синхронизируются, как только </w:t>
-      </w:r>
-      <w:r>
-        <w:rPr>
-          <w:bCs/>
-          <w:highlight w:val="yellow"/>
-        </w:rPr>
-        <w:t>связь восстановится.</w:t>
-      </w:r>
-    </w:p>
-    <w:p>
-      <w:pPr>
-        <w:pStyle w:val="af7"/>
-        <w:rPr>
-          <w:bCs/>
-          <w:highlight w:val="yellow"/>
-        </w:rPr>
-      </w:pPr>
-      <w:proofErr w:type="spellStart"/>
-      <w:r>
-        <w:rPr>
-          <w:bCs/>
-          <w:highlight w:val="yellow"/>
-        </w:rPr>
-        <w:t>Firebase</w:t>
-      </w:r>
-      <w:proofErr w:type="spellEnd"/>
-      <w:r>
-        <w:rPr>
-          <w:bCs/>
-          <w:highlight w:val="yellow"/>
-        </w:rPr>
-        <w:t> Storage — надёжное облачное хранилище файлов; даёт ссылку, которую легко хранить и пересылать.</w:t>
-      </w:r>
-    </w:p>
-    <w:p>
-      <w:pPr>
-        <w:pStyle w:val="af7"/>
-        <w:rPr>
-          <w:bCs/>
-          <w:highlight w:val="yellow"/>
-        </w:rPr>
-      </w:pPr>
-      <w:r>
-        <w:rPr>
-          <w:bCs/>
-          <w:highlight w:val="yellow"/>
-        </w:rPr>
-        <w:t xml:space="preserve">Таким образом полный цикл выглядит так: </w:t>
-      </w:r>
-      <w:proofErr w:type="spellStart"/>
-      <w:r>
-        <w:rPr>
-          <w:bCs/>
-          <w:highlight w:val="yellow"/>
-        </w:rPr>
-        <w:t>Activity</w:t>
-      </w:r>
-      <w:proofErr w:type="spellEnd"/>
-      <w:r>
-        <w:rPr>
-          <w:bCs/>
-          <w:highlight w:val="yellow"/>
-        </w:rPr>
-        <w:t xml:space="preserve"> </w:t>
-      </w:r>
-      <w:r>
-        <w:rPr>
-          <w:rFonts w:ascii="Cambria Math" w:hAnsi="Cambria Math" w:cs="Cambria Math"/>
-          <w:bCs/>
-          <w:highlight w:val="yellow"/>
-        </w:rPr>
-        <w:t>⇄</w:t>
-      </w:r>
-      <w:r>
-        <w:rPr>
-          <w:bCs/>
-          <w:highlight w:val="yellow"/>
-        </w:rPr>
-        <w:t xml:space="preserve"> </w:t>
-      </w:r>
-      <w:proofErr w:type="spellStart"/>
-      <w:r>
-        <w:rPr>
-          <w:bCs/>
-          <w:highlight w:val="yellow"/>
-        </w:rPr>
-        <w:t>Firebase</w:t>
-      </w:r>
-      <w:proofErr w:type="spellEnd"/>
-      <w:r>
-        <w:rPr>
-          <w:bCs/>
-          <w:highlight w:val="yellow"/>
-        </w:rPr>
-        <w:t> SDK (</w:t>
-      </w:r>
-      <w:proofErr w:type="spellStart"/>
-      <w:r>
-        <w:rPr>
-          <w:bCs/>
-          <w:highlight w:val="yellow"/>
-        </w:rPr>
-        <w:t>Auth</w:t>
-      </w:r>
-      <w:proofErr w:type="spellEnd"/>
-      <w:r>
-        <w:rPr>
-          <w:bCs/>
-          <w:highlight w:val="yellow"/>
-        </w:rPr>
-        <w:t> / </w:t>
-      </w:r>
-      <w:proofErr w:type="spellStart"/>
-      <w:r>
-        <w:rPr>
-          <w:bCs/>
-          <w:highlight w:val="yellow"/>
-        </w:rPr>
-        <w:t>Firestore</w:t>
-      </w:r>
-      <w:proofErr w:type="spellEnd"/>
-      <w:r>
-        <w:rPr>
-          <w:bCs/>
-          <w:highlight w:val="yellow"/>
-        </w:rPr>
-        <w:t xml:space="preserve"> / Storage) </w:t>
-      </w:r>
-      <w:r>
-        <w:rPr>
-          <w:rFonts w:ascii="Cambria Math" w:hAnsi="Cambria Math" w:cs="Cambria Math"/>
-          <w:bCs/>
-          <w:highlight w:val="yellow"/>
-        </w:rPr>
-        <w:t>⇄</w:t>
-      </w:r>
-      <w:r>
-        <w:rPr>
-          <w:bCs/>
-          <w:highlight w:val="yellow"/>
-        </w:rPr>
-        <w:t xml:space="preserve"> Облако </w:t>
-      </w:r>
-      <w:proofErr w:type="spellStart"/>
-      <w:r>
-        <w:rPr>
-          <w:bCs/>
-          <w:highlight w:val="yellow"/>
-        </w:rPr>
-        <w:t>Firebase</w:t>
-      </w:r>
-      <w:proofErr w:type="spellEnd"/>
-      <w:r>
-        <w:rPr>
-          <w:bCs/>
-          <w:highlight w:val="yellow"/>
-        </w:rPr>
-        <w:t xml:space="preserve">. Любое изменение, сделанное на одном устройстве, тут же реплицируется в </w:t>
-      </w:r>
-      <w:proofErr w:type="spellStart"/>
-      <w:r>
-        <w:rPr>
-          <w:bCs/>
-          <w:highlight w:val="yellow"/>
-        </w:rPr>
-        <w:t>Firestore</w:t>
-      </w:r>
-      <w:proofErr w:type="spellEnd"/>
-      <w:r>
-        <w:rPr>
-          <w:bCs/>
-          <w:highlight w:val="yellow"/>
-        </w:rPr>
-        <w:t xml:space="preserve"> и становится доступным на других устройствах владельца, включая изображения, благодаря связке Storage + </w:t>
-      </w:r>
-      <w:proofErr w:type="spellStart"/>
-      <w:r>
-        <w:rPr>
-          <w:bCs/>
-          <w:highlight w:val="yellow"/>
-        </w:rPr>
-        <w:t>download</w:t>
-      </w:r>
-      <w:proofErr w:type="spellEnd"/>
-      <w:r>
-        <w:rPr>
-          <w:bCs/>
-          <w:highlight w:val="yellow"/>
-        </w:rPr>
-        <w:t xml:space="preserve">‑URL. Минимальный набор сервисов покрывает все нужды синхронизации без собственного </w:t>
-      </w:r>
-      <w:proofErr w:type="spellStart"/>
-      <w:r>
-        <w:rPr>
-          <w:bCs/>
-          <w:highlight w:val="yellow"/>
-        </w:rPr>
-        <w:t>backend</w:t>
-      </w:r>
-      <w:proofErr w:type="spellEnd"/>
-      <w:r>
-        <w:rPr>
-          <w:bCs/>
-          <w:highlight w:val="yellow"/>
-        </w:rPr>
-        <w:t>‑сервера и лишних слоёв в клиентском коде</w:t>
-      </w:r>
-      <w:r>
-        <w:rPr>
-          <w:bCs/>
-          <w:highlight w:val="yellow"/>
-        </w:rPr>
-        <w:t>.</w:t>
-      </w:r>
-    </w:p>
-    <w:p>
-      <w:pPr>
-        <w:pStyle w:val="af7"/>
-        <w:rPr>
-          <w:bCs/>
-          <w:highlight w:val="yellow"/>
-        </w:rPr>
-      </w:pPr>
-      <w:bookmarkStart w:id="18" w:name="_Toc198167745"/>
-      <w:bookmarkStart w:id="19" w:name="_Toc200971411"/>
-      <w:r>
-        <w:rPr>
-          <w:highlight w:val="yellow"/>
-        </w:rPr>
-        <w:t xml:space="preserve">3.2 Разработка </w:t>
-      </w:r>
-      <w:r>
-        <w:rPr>
-          <w:highlight w:val="yellow"/>
-        </w:rPr>
-        <w:t xml:space="preserve">основных диаграмм функционирования </w:t>
-      </w:r>
-      <w:bookmarkEnd w:id="18"/>
-      <w:r>
-        <w:rPr>
-          <w:highlight w:val="yellow"/>
-        </w:rPr>
         <w:t>мобильного приложения</w:t>
       </w:r>
-      <w:bookmarkEnd w:id="19"/>
+      <w:bookmarkEnd w:id="27"/>
+      <w:bookmarkEnd w:id="28"/>
     </w:p>
     <w:p>
       <w:pPr>
@@ -5681,7 +7546,7 @@
           <w:noProof/>
         </w:rPr>
         <w:drawing>
-          <wp:inline distT="0" distB="0" distL="0" distR="0" wp14:anchorId="33161745" wp14:editId="0782BA5A">
+          <wp:inline distT="0" distB="0" distL="0" distR="0" wp14:anchorId="33161745" wp14:editId="74212140">
             <wp:extent cx="5686425" cy="3422719"/>
             <wp:effectExtent l="0" t="0" r="0" b="6350"/>
             <wp:docPr id="12" name="Рисунок 12"/>
@@ -5770,28 +7635,35 @@
     </w:p>
     <w:p>
       <w:pPr>
-        <w:pStyle w:val="af7"/>
-        <w:rPr>
-          <w:bCs/>
-        </w:rPr>
-      </w:pPr>
-      <w:bookmarkStart w:id="20" w:name="_Toc198167746"/>
-      <w:bookmarkStart w:id="21" w:name="_Toc200971412"/>
-      <w:r>
+        <w:pStyle w:val="2"/>
+        <w:rPr>
+          <w:b/>
+          <w:bCs w:val="0"/>
+        </w:rPr>
+      </w:pPr>
+      <w:bookmarkStart w:id="29" w:name="_Toc198167746"/>
+      <w:bookmarkStart w:id="30" w:name="_Toc200971412"/>
+      <w:bookmarkStart w:id="31" w:name="_Toc210676431"/>
+      <w:r>
+        <w:rPr>
+          <w:b/>
+          <w:bCs w:val="0"/>
+        </w:rPr>
         <w:t>3.3 Проектирование базы данных</w:t>
       </w:r>
-      <w:bookmarkEnd w:id="20"/>
-      <w:bookmarkEnd w:id="21"/>
-    </w:p>
-    <w:p>
-      <w:pPr>
-        <w:pStyle w:val="af7"/>
-      </w:pPr>
-      <w:bookmarkStart w:id="22" w:name="_Toc198167747"/>
+      <w:bookmarkEnd w:id="29"/>
+      <w:bookmarkEnd w:id="30"/>
+      <w:bookmarkEnd w:id="31"/>
+    </w:p>
+    <w:p>
+      <w:pPr>
+        <w:pStyle w:val="af7"/>
+      </w:pPr>
+      <w:bookmarkStart w:id="32" w:name="_Toc198167747"/>
       <w:r>
         <w:t>Концептуальная модель</w:t>
       </w:r>
-      <w:bookmarkEnd w:id="22"/>
+      <w:bookmarkEnd w:id="32"/>
     </w:p>
     <w:p>
       <w:pPr>
@@ -5955,23 +7827,24 @@
       <w:pPr>
         <w:pStyle w:val="af7"/>
       </w:pPr>
-      <w:bookmarkStart w:id="23" w:name="_Toc198167748"/>
+      <w:bookmarkStart w:id="33" w:name="_Toc198167748"/>
       <w:r>
         <w:t>Логическая модель</w:t>
       </w:r>
-      <w:bookmarkEnd w:id="23"/>
-    </w:p>
-    <w:p>
-      <w:pPr>
-        <w:pStyle w:val="af7"/>
-        <w:rPr>
-          <w:bCs/>
-        </w:rPr>
-      </w:pPr>
-      <w:r>
-        <w:rPr>
-          <w:bCs/>
-        </w:rPr>
+      <w:bookmarkEnd w:id="33"/>
+    </w:p>
+    <w:p>
+      <w:pPr>
+        <w:pStyle w:val="af7"/>
+        <w:rPr>
+          <w:bCs/>
+        </w:rPr>
+      </w:pPr>
+      <w:r>
+        <w:rPr>
+          <w:bCs/>
+        </w:rPr>
+        <w:lastRenderedPageBreak/>
         <w:t>Описание структуры документов в коллекциях (таблица полей и типов):</w:t>
       </w:r>
     </w:p>
@@ -7436,11 +9309,11 @@
       <w:pPr>
         <w:pStyle w:val="af7"/>
       </w:pPr>
-      <w:bookmarkStart w:id="24" w:name="_Toc198167749"/>
+      <w:bookmarkStart w:id="34" w:name="_Toc198167749"/>
       <w:r>
         <w:t>Физическая модель</w:t>
       </w:r>
-      <w:bookmarkEnd w:id="24"/>
+      <w:bookmarkEnd w:id="34"/>
     </w:p>
     <w:p>
       <w:pPr>
@@ -8082,6 +9955,7 @@
         <w:rPr>
           <w:bCs/>
         </w:rPr>
+        <w:lastRenderedPageBreak/>
         <w:t xml:space="preserve">    }</w:t>
       </w:r>
     </w:p>
@@ -8096,7 +9970,6 @@
         <w:rPr>
           <w:bCs/>
         </w:rPr>
-        <w:lastRenderedPageBreak/>
         <w:t xml:space="preserve">  }</w:t>
       </w:r>
     </w:p>
@@ -8944,9 +10817,9 @@
         </w:rPr>
         <w:t xml:space="preserve"> данных между устройствами, при минимальной инфраструктуре.</w:t>
       </w:r>
-      <w:bookmarkStart w:id="25" w:name="_Toc198167751"/>
-    </w:p>
-    <w:bookmarkEnd w:id="25"/>
+      <w:bookmarkStart w:id="35" w:name="_Toc198167751"/>
+    </w:p>
+    <w:bookmarkEnd w:id="35"/>
     <w:p>
       <w:pPr>
         <w:pStyle w:val="af7"/>
@@ -9226,28 +11099,32 @@
     </w:p>
     <w:p>
       <w:pPr>
-        <w:pStyle w:val="af7"/>
-        <w:rPr>
-          <w:bCs/>
-          <w:strike/>
-        </w:rPr>
-      </w:pPr>
-      <w:bookmarkStart w:id="26" w:name="_Toc198167752"/>
-      <w:bookmarkStart w:id="27" w:name="_Toc200971413"/>
-      <w:r>
-        <w:rPr>
-          <w:strike/>
+        <w:pStyle w:val="2"/>
+        <w:rPr>
+          <w:b/>
+          <w:bCs w:val="0"/>
+        </w:rPr>
+      </w:pPr>
+      <w:bookmarkStart w:id="36" w:name="_Toc198167752"/>
+      <w:bookmarkStart w:id="37" w:name="_Toc200971413"/>
+      <w:bookmarkStart w:id="38" w:name="_Toc210676432"/>
+      <w:r>
+        <w:rPr>
+          <w:b/>
+          <w:bCs w:val="0"/>
         </w:rPr>
         <w:t xml:space="preserve">3.4 Прототипирование </w:t>
       </w:r>
-      <w:bookmarkEnd w:id="26"/>
-      <w:r>
-        <w:rPr>
-          <w:strike/>
+      <w:bookmarkEnd w:id="36"/>
+      <w:r>
+        <w:rPr>
+          <w:b/>
+          <w:bCs w:val="0"/>
         </w:rPr>
         <w:t>экранных форм</w:t>
       </w:r>
-      <w:bookmarkEnd w:id="27"/>
+      <w:bookmarkEnd w:id="37"/>
+      <w:bookmarkEnd w:id="38"/>
     </w:p>
     <w:p>
       <w:pPr>
@@ -9963,11 +11840,11 @@
           <w:bCs/>
         </w:rPr>
       </w:pPr>
-      <w:bookmarkStart w:id="28" w:name="_Toc200971414"/>
+      <w:bookmarkStart w:id="39" w:name="_Toc200971414"/>
       <w:r>
         <w:t>Вывод по главе 3</w:t>
       </w:r>
-      <w:bookmarkEnd w:id="28"/>
+      <w:bookmarkEnd w:id="39"/>
     </w:p>
     <w:p>
       <w:pPr>
@@ -10128,421 +12005,482 @@
     </w:p>
     <w:p>
       <w:pPr>
-        <w:pStyle w:val="af7"/>
-      </w:pPr>
-      <w:bookmarkStart w:id="29" w:name="_Toc200971415"/>
-      <w:r>
-        <w:t>Глава 4. Тестирование и отладка</w:t>
-      </w:r>
-      <w:bookmarkEnd w:id="29"/>
-    </w:p>
-    <w:p>
-      <w:pPr>
-        <w:pStyle w:val="af7"/>
-        <w:rPr>
-          <w:bCs/>
-        </w:rPr>
-      </w:pPr>
-      <w:bookmarkStart w:id="30" w:name="_Toc200971416"/>
-      <w:r>
+        <w:pStyle w:val="12"/>
+        <w:rPr>
+          <w:b/>
+          <w:bCs w:val="0"/>
+        </w:rPr>
+      </w:pPr>
+      <w:bookmarkStart w:id="40" w:name="_Toc200971415"/>
+      <w:bookmarkStart w:id="41" w:name="_Toc210676433"/>
+      <w:r>
+        <w:rPr>
+          <w:b/>
+          <w:bCs w:val="0"/>
+        </w:rPr>
+        <w:lastRenderedPageBreak/>
+        <w:t>ГЛАВА 4. ТЕСТИРОВАНИЕ И ОТЛАДКА</w:t>
+      </w:r>
+      <w:bookmarkEnd w:id="40"/>
+      <w:bookmarkEnd w:id="41"/>
+    </w:p>
+    <w:p>
+      <w:pPr>
+        <w:pStyle w:val="2"/>
+        <w:rPr>
+          <w:b/>
+          <w:bCs w:val="0"/>
+        </w:rPr>
+      </w:pPr>
+      <w:bookmarkStart w:id="42" w:name="_Toc200971416"/>
+      <w:bookmarkStart w:id="43" w:name="_Toc210676434"/>
+      <w:r>
+        <w:rPr>
+          <w:b/>
+          <w:bCs w:val="0"/>
+        </w:rPr>
         <w:t>4.1 Цели и задачи тестирования</w:t>
       </w:r>
-      <w:bookmarkEnd w:id="30"/>
-    </w:p>
-    <w:p>
-      <w:pPr>
-        <w:pStyle w:val="af7"/>
-      </w:pPr>
+      <w:bookmarkEnd w:id="42"/>
+      <w:bookmarkEnd w:id="43"/>
+    </w:p>
+    <w:p>
+      <w:pPr>
+        <w:pStyle w:val="af7"/>
+      </w:pPr>
+      <w:r>
+        <w:tab/>
+      </w:r>
+      <w:r>
+        <w:t>Тестирование является важным этапом разработки мобильного приложения, позволяющим выявить ошибки и неточности в работе приложения до его непосредственного использования пользователями. Основная цель тестирования заключается в обеспечении качества и надежности разработанного мобильного приложения</w:t>
+      </w:r>
+      <w:r>
+        <w:t>.</w:t>
+      </w:r>
+    </w:p>
+    <w:p>
+      <w:pPr>
+        <w:pStyle w:val="af7"/>
+      </w:pPr>
+      <w:r>
+        <w:t>Задачи тестирования:</w:t>
+      </w:r>
+    </w:p>
+    <w:p>
+      <w:pPr>
+        <w:pStyle w:val="af7"/>
+      </w:pPr>
+      <w:r>
+        <w:t>п</w:t>
+      </w:r>
+      <w:r>
+        <w:t>роверка соответствия функциональных возможностей приложения заданным требованиям</w:t>
+      </w:r>
+      <w:r>
+        <w:t>;</w:t>
+      </w:r>
+    </w:p>
+    <w:p>
+      <w:pPr>
+        <w:pStyle w:val="af7"/>
+      </w:pPr>
+      <w:r>
+        <w:t>в</w:t>
+      </w:r>
+      <w:r>
+        <w:t>ыявление ошибок взаимодействия интерфейса и логики приложения</w:t>
+      </w:r>
+      <w:r>
+        <w:t>;</w:t>
+      </w:r>
+    </w:p>
+    <w:p>
+      <w:pPr>
+        <w:pStyle w:val="af7"/>
+      </w:pPr>
+      <w:r>
+        <w:t>о</w:t>
+      </w:r>
+      <w:r>
+        <w:t>ценка удобства использования приложения</w:t>
+      </w:r>
+      <w:r>
+        <w:t>;</w:t>
+      </w:r>
+    </w:p>
+    <w:p>
+      <w:pPr>
+        <w:pStyle w:val="af7"/>
+      </w:pPr>
+      <w:r>
+        <w:t>п</w:t>
+      </w:r>
+      <w:r>
+        <w:t>роверка стабильности работы приложения в различных условиях</w:t>
+      </w:r>
+      <w:r>
+        <w:t>.</w:t>
+      </w:r>
+    </w:p>
+    <w:p>
+      <w:pPr>
+        <w:pStyle w:val="2"/>
+        <w:rPr>
+          <w:b/>
+          <w:bCs w:val="0"/>
+        </w:rPr>
+      </w:pPr>
+      <w:bookmarkStart w:id="44" w:name="_Toc200971417"/>
+      <w:bookmarkStart w:id="45" w:name="_Toc210676435"/>
+      <w:r>
+        <w:rPr>
+          <w:b/>
+          <w:bCs w:val="0"/>
+        </w:rPr>
+        <w:t>4.2 Методы тестирования</w:t>
+      </w:r>
+      <w:bookmarkEnd w:id="44"/>
+      <w:bookmarkEnd w:id="45"/>
+    </w:p>
+    <w:p>
+      <w:pPr>
+        <w:pStyle w:val="3"/>
+        <w:rPr>
+          <w:b/>
+          <w:bCs w:val="0"/>
+        </w:rPr>
+      </w:pPr>
+      <w:bookmarkStart w:id="46" w:name="_Toc200971418"/>
+      <w:bookmarkStart w:id="47" w:name="_Toc210676436"/>
+      <w:r>
+        <w:rPr>
+          <w:b/>
+          <w:bCs w:val="0"/>
+        </w:rPr>
+        <w:t>4.2.1 Функциональное тестирование</w:t>
+      </w:r>
+      <w:bookmarkEnd w:id="46"/>
+      <w:bookmarkEnd w:id="47"/>
+    </w:p>
+    <w:p>
+      <w:pPr>
+        <w:pStyle w:val="af7"/>
+      </w:pPr>
+      <w:r>
+        <w:t>Функциональное тестирование предназначено для проверки корректности реализации функционала приложения в соответствии с поставленными требованиями</w:t>
+      </w:r>
+      <w:r>
+        <w:t>.</w:t>
+      </w:r>
+    </w:p>
+    <w:p>
+      <w:pPr>
+        <w:pStyle w:val="af7"/>
+      </w:pPr>
+      <w:r>
+        <w:t>Как использовалось:</w:t>
+      </w:r>
+    </w:p>
+    <w:p>
+      <w:pPr>
+        <w:pStyle w:val="af7"/>
+      </w:pPr>
+      <w:r>
+        <w:t>с</w:t>
+      </w:r>
+      <w:r>
+        <w:t>оздание и редактирование профиля питомца</w:t>
+      </w:r>
+      <w:r>
+        <w:t>;</w:t>
+      </w:r>
+    </w:p>
+    <w:p>
+      <w:pPr>
+        <w:pStyle w:val="af7"/>
+      </w:pPr>
+      <w:r>
+        <w:t>д</w:t>
+      </w:r>
+      <w:r>
+        <w:t>обавление, редактирование и удаление записей</w:t>
+      </w:r>
+      <w:r>
+        <w:t>;</w:t>
+      </w:r>
+    </w:p>
+    <w:p>
+      <w:pPr>
+        <w:pStyle w:val="af7"/>
+      </w:pPr>
+      <w:r>
+        <w:t>п</w:t>
+      </w:r>
+      <w:r>
+        <w:t>роверка работоспособности системы напоминаний</w:t>
+      </w:r>
+      <w:r>
+        <w:t>.</w:t>
+      </w:r>
+    </w:p>
+    <w:p>
+      <w:pPr>
+        <w:pStyle w:val="af7"/>
+      </w:pPr>
+      <w:r>
+        <w:t>Отчёт о функциональном тестировании представлен в приложении А</w:t>
+      </w:r>
+      <w:r>
+        <w:t>.</w:t>
+      </w:r>
+    </w:p>
+    <w:p>
+      <w:pPr>
+        <w:pStyle w:val="3"/>
+        <w:rPr>
+          <w:b/>
+          <w:bCs w:val="0"/>
+        </w:rPr>
+      </w:pPr>
+      <w:bookmarkStart w:id="48" w:name="_Toc200971419"/>
+      <w:bookmarkStart w:id="49" w:name="_Toc210676437"/>
+      <w:r>
+        <w:rPr>
+          <w:b/>
+          <w:bCs w:val="0"/>
+        </w:rPr>
+        <w:t>4.2.2 Инструментальное тестирование производительности</w:t>
+      </w:r>
+      <w:bookmarkEnd w:id="48"/>
+      <w:bookmarkEnd w:id="49"/>
+    </w:p>
+    <w:p>
+      <w:pPr>
+        <w:pStyle w:val="af7"/>
+      </w:pPr>
+      <w:r>
+        <w:tab/>
+      </w:r>
+      <w:r>
+        <w:t>Инструментальное тестирование производительности позволяет оценить быстродействие приложения, его отклик и использование ресурсов устройства</w:t>
+      </w:r>
+      <w:r>
+        <w:t>.</w:t>
+      </w:r>
+    </w:p>
+    <w:p>
+      <w:pPr>
+        <w:pStyle w:val="af7"/>
+      </w:pPr>
+      <w:r>
+        <w:tab/>
+      </w:r>
+      <w:r>
+        <w:t>Как использовалось</w:t>
+      </w:r>
+      <w:r>
+        <w:t>:</w:t>
+      </w:r>
+    </w:p>
+    <w:p>
+      <w:pPr>
+        <w:pStyle w:val="af7"/>
+      </w:pPr>
+      <w:r>
+        <w:t>и</w:t>
+      </w:r>
+      <w:r>
+        <w:t>змерение времени запуска приложения и загрузки экранов</w:t>
+      </w:r>
+      <w:r>
+        <w:t>;</w:t>
+      </w:r>
+    </w:p>
+    <w:p>
+      <w:pPr>
+        <w:pStyle w:val="af7"/>
+      </w:pPr>
+      <w:r>
+        <w:t>о</w:t>
+      </w:r>
+      <w:r>
+        <w:t>ценка потребления оперативной памяти и ресурсов CPU</w:t>
+      </w:r>
+      <w:r>
+        <w:t>.</w:t>
+      </w:r>
+    </w:p>
+    <w:p>
+      <w:pPr>
+        <w:pStyle w:val="af7"/>
+      </w:pPr>
+      <w:r>
+        <w:t>Отчёт о тестировании производительности представлен в приложении Б</w:t>
+      </w:r>
+      <w:r>
+        <w:t>.</w:t>
+      </w:r>
+    </w:p>
+    <w:p>
+      <w:pPr>
+        <w:pStyle w:val="3"/>
+        <w:rPr>
+          <w:b/>
+          <w:bCs w:val="0"/>
+        </w:rPr>
+      </w:pPr>
+      <w:bookmarkStart w:id="50" w:name="_Toc200971420"/>
+      <w:bookmarkStart w:id="51" w:name="_Toc210676438"/>
+      <w:r>
+        <w:rPr>
+          <w:b/>
+          <w:bCs w:val="0"/>
+        </w:rPr>
+        <w:t xml:space="preserve">4.2.3 Тестирование интерфейса с помощью инструмента </w:t>
+      </w:r>
+      <w:proofErr w:type="spellStart"/>
+      <w:r>
+        <w:rPr>
+          <w:b/>
+          <w:bCs w:val="0"/>
+        </w:rPr>
+        <w:t>Espresso</w:t>
+      </w:r>
+      <w:bookmarkEnd w:id="50"/>
+      <w:bookmarkEnd w:id="51"/>
+      <w:proofErr w:type="spellEnd"/>
+    </w:p>
+    <w:p>
+      <w:pPr>
+        <w:pStyle w:val="af7"/>
+      </w:pPr>
+      <w:r>
+        <w:tab/>
+      </w:r>
+      <w:r>
+        <w:t>т</w:t>
+      </w:r>
+      <w:r>
+        <w:t xml:space="preserve">естирование интерфейса с использованием </w:t>
+      </w:r>
+      <w:proofErr w:type="spellStart"/>
+      <w:r>
+        <w:t>Espresso</w:t>
+      </w:r>
+      <w:proofErr w:type="spellEnd"/>
+      <w:r>
+        <w:t xml:space="preserve"> позволяет автоматически проверять корректность работы элементов пользовательского интерфейса и навигацию</w:t>
+      </w:r>
+      <w:r>
+        <w:t>.</w:t>
+      </w:r>
+    </w:p>
+    <w:p>
+      <w:pPr>
+        <w:pStyle w:val="af7"/>
+      </w:pPr>
+      <w:r>
+        <w:t>Как использовалось</w:t>
+      </w:r>
+      <w:r>
+        <w:t>:</w:t>
+      </w:r>
+    </w:p>
+    <w:p>
+      <w:pPr>
+        <w:pStyle w:val="af7"/>
+      </w:pPr>
+      <w:r>
+        <w:t>а</w:t>
+      </w:r>
+      <w:r>
+        <w:t>втоматизированная проверка корректности отображения и работы элементов интерфейса</w:t>
+      </w:r>
+      <w:r>
+        <w:t>;</w:t>
+      </w:r>
+    </w:p>
+    <w:p>
+      <w:pPr>
+        <w:pStyle w:val="af7"/>
+      </w:pPr>
+      <w:r>
+        <w:t>т</w:t>
+      </w:r>
+      <w:r>
+        <w:t>естирование сценариев навигации по приложению</w:t>
+      </w:r>
+      <w:r>
+        <w:t>.</w:t>
+      </w:r>
+    </w:p>
+    <w:p>
+      <w:pPr>
+        <w:pStyle w:val="af7"/>
+      </w:pPr>
+      <w:r>
+        <w:t>Отчёт о тестировании интерфейса представлен в приложении В</w:t>
+      </w:r>
+      <w:r>
+        <w:t>.</w:t>
+      </w:r>
+    </w:p>
+    <w:p>
+      <w:pPr>
+        <w:pStyle w:val="af7"/>
+        <w:jc w:val="center"/>
+        <w:rPr>
+          <w:rStyle w:val="af9"/>
+          <w:rFonts w:ascii="Times New Roman" w:hAnsi="Times New Roman" w:cs="Times New Roman"/>
+          <w:b/>
+          <w:bCs/>
+          <w:sz w:val="28"/>
+          <w:szCs w:val="28"/>
+        </w:rPr>
+      </w:pPr>
+      <w:bookmarkStart w:id="52" w:name="_Toc200971421"/>
+      <w:r>
+        <w:t>Вывод по главе 4</w:t>
+      </w:r>
+      <w:bookmarkEnd w:id="52"/>
+    </w:p>
+    <w:p>
+      <w:pPr>
+        <w:pStyle w:val="af7"/>
+      </w:pPr>
+      <w:r>
+        <w:tab/>
+      </w:r>
+      <w:r>
+        <w:t>Проведённое тестирование позволило выявить и устранить ошибки функциональности, улучшить производительность и корректность работы интерфейса мобильного приложения. В результате проведённых тестов подтверждена стабильность и эффективность приложения «Ежедневник-планер для питомца», что свидетельствует о его готовности к дальнейшей эксплуатации</w:t>
+      </w:r>
+      <w:r>
+        <w:t>.</w:t>
+      </w:r>
+      <w:bookmarkStart w:id="53" w:name="_Toc200971422"/>
+    </w:p>
+    <w:p>
+      <w:pPr>
+        <w:pStyle w:val="12"/>
+      </w:pPr>
+      <w:bookmarkStart w:id="54" w:name="_Toc210676439"/>
+      <w:r>
+        <w:t>ЗАКЛЮЧЕНИЕ</w:t>
+      </w:r>
+      <w:bookmarkEnd w:id="53"/>
+      <w:bookmarkEnd w:id="54"/>
+    </w:p>
+    <w:p>
+      <w:pPr>
+        <w:pStyle w:val="af7"/>
+      </w:pPr>
+      <w:r>
+        <w:tab/>
+        <w:t xml:space="preserve">Домашние животные стали неотъемлемой частью жизни миллионов людей, и вопрос организации ухода за ними требует современных цифровых решений. В процессе выполнения дипломной работы была рассмотрена проблема отсутствия удобных инструментов для </w:t>
+      </w:r>
       <w:r>
         <w:lastRenderedPageBreak/>
-        <w:tab/>
-      </w:r>
-      <w:r>
-        <w:t>Тестирование является важным этапом разработки мобильного приложения, позволяющим выявить ошибки и неточности в работе приложения до его непосредственного использования пользователями. Основная цель тестирования заключается в обеспечении качества и надежности разработанного мобильного приложения</w:t>
-      </w:r>
-      <w:r>
-        <w:t>.</w:t>
-      </w:r>
-    </w:p>
-    <w:p>
-      <w:pPr>
-        <w:pStyle w:val="af7"/>
-      </w:pPr>
-      <w:r>
-        <w:t>Задачи тестирования:</w:t>
-      </w:r>
-    </w:p>
-    <w:p>
-      <w:pPr>
-        <w:pStyle w:val="af7"/>
-      </w:pPr>
-      <w:r>
-        <w:t>п</w:t>
-      </w:r>
-      <w:r>
-        <w:t>роверка соответствия функциональных возможностей приложения заданным требованиям</w:t>
-      </w:r>
-      <w:r>
-        <w:t>;</w:t>
-      </w:r>
-    </w:p>
-    <w:p>
-      <w:pPr>
-        <w:pStyle w:val="af7"/>
-      </w:pPr>
-      <w:r>
-        <w:t>в</w:t>
-      </w:r>
-      <w:r>
-        <w:t>ыявление ошибок взаимодействия интерфейса и логики приложения</w:t>
-      </w:r>
-      <w:r>
-        <w:t>;</w:t>
-      </w:r>
-    </w:p>
-    <w:p>
-      <w:pPr>
-        <w:pStyle w:val="af7"/>
-      </w:pPr>
-      <w:r>
-        <w:t>о</w:t>
-      </w:r>
-      <w:r>
-        <w:t>ценка удобства использования приложения</w:t>
-      </w:r>
-      <w:r>
-        <w:t>;</w:t>
-      </w:r>
-    </w:p>
-    <w:p>
-      <w:pPr>
-        <w:pStyle w:val="af7"/>
-      </w:pPr>
-      <w:r>
-        <w:t>п</w:t>
-      </w:r>
-      <w:r>
-        <w:t>роверка стабильности работы приложения в различных условиях</w:t>
-      </w:r>
-      <w:r>
-        <w:t>.</w:t>
-      </w:r>
-    </w:p>
-    <w:p>
-      <w:pPr>
-        <w:pStyle w:val="af7"/>
-        <w:rPr>
-          <w:bCs/>
-        </w:rPr>
-      </w:pPr>
-      <w:bookmarkStart w:id="31" w:name="_Toc200971417"/>
-      <w:r>
-        <w:t>4.2 Методы тестирования</w:t>
-      </w:r>
-      <w:bookmarkEnd w:id="31"/>
-    </w:p>
-    <w:p>
-      <w:pPr>
-        <w:pStyle w:val="af7"/>
-        <w:rPr>
-          <w:bCs/>
-        </w:rPr>
-      </w:pPr>
-      <w:bookmarkStart w:id="32" w:name="_Toc200971418"/>
-      <w:r>
-        <w:t>4.2.1 Функциональное тестирование</w:t>
-      </w:r>
-      <w:bookmarkEnd w:id="32"/>
-    </w:p>
-    <w:p>
-      <w:pPr>
-        <w:pStyle w:val="af7"/>
-      </w:pPr>
-      <w:r>
-        <w:t>Функциональное тестирование предназначено для проверки корректности реализации функционала приложения в соответствии с поставленными требованиями</w:t>
-      </w:r>
-      <w:r>
-        <w:t>.</w:t>
-      </w:r>
-    </w:p>
-    <w:p>
-      <w:pPr>
-        <w:pStyle w:val="af7"/>
-      </w:pPr>
-      <w:r>
-        <w:t>Как использовалось:</w:t>
-      </w:r>
-    </w:p>
-    <w:p>
-      <w:pPr>
-        <w:pStyle w:val="af7"/>
-      </w:pPr>
-      <w:r>
-        <w:t>с</w:t>
-      </w:r>
-      <w:r>
-        <w:t>оздание и редактирование профиля питомца</w:t>
-      </w:r>
-      <w:r>
-        <w:t>;</w:t>
-      </w:r>
-    </w:p>
-    <w:p>
-      <w:pPr>
-        <w:pStyle w:val="af7"/>
-      </w:pPr>
-      <w:r>
-        <w:t>д</w:t>
-      </w:r>
-      <w:r>
-        <w:t>обавление, редактирование и удаление записей</w:t>
-      </w:r>
-      <w:r>
-        <w:t>;</w:t>
-      </w:r>
-    </w:p>
-    <w:p>
-      <w:pPr>
-        <w:pStyle w:val="af7"/>
-      </w:pPr>
-      <w:r>
-        <w:t>п</w:t>
-      </w:r>
-      <w:r>
-        <w:t>роверка работоспособности системы напоминаний</w:t>
-      </w:r>
-      <w:r>
-        <w:t>.</w:t>
-      </w:r>
-    </w:p>
-    <w:p>
-      <w:pPr>
-        <w:pStyle w:val="af7"/>
-      </w:pPr>
-      <w:r>
-        <w:t>Отчёт о функциональном тестировании представлен в приложении А</w:t>
-      </w:r>
-      <w:r>
-        <w:t>.</w:t>
-      </w:r>
-    </w:p>
-    <w:p>
-      <w:pPr>
-        <w:pStyle w:val="af7"/>
-        <w:rPr>
-          <w:bCs/>
-        </w:rPr>
-      </w:pPr>
-      <w:bookmarkStart w:id="33" w:name="_Toc200971419"/>
-      <w:r>
-        <w:t>4.2.2 Инструментальное тестирование производительности</w:t>
-      </w:r>
-      <w:bookmarkEnd w:id="33"/>
-    </w:p>
-    <w:p>
-      <w:pPr>
-        <w:pStyle w:val="af7"/>
-      </w:pPr>
-      <w:r>
-        <w:tab/>
-      </w:r>
-      <w:r>
-        <w:t>Инструментальное тестирование производительности позволяет оценить быстродействие приложения, его отклик и использование ресурсов устройства</w:t>
-      </w:r>
-      <w:r>
-        <w:t>.</w:t>
-      </w:r>
-    </w:p>
-    <w:p>
-      <w:pPr>
-        <w:pStyle w:val="af7"/>
-      </w:pPr>
-      <w:r>
-        <w:tab/>
-      </w:r>
-      <w:r>
-        <w:t>Как использовалось</w:t>
-      </w:r>
-      <w:r>
-        <w:t>:</w:t>
-      </w:r>
-    </w:p>
-    <w:p>
-      <w:pPr>
-        <w:pStyle w:val="af7"/>
-      </w:pPr>
-      <w:r>
-        <w:t>и</w:t>
-      </w:r>
-      <w:r>
-        <w:t>змерение времени запуска приложения и загрузки экранов</w:t>
-      </w:r>
-      <w:r>
-        <w:t>;</w:t>
-      </w:r>
-    </w:p>
-    <w:p>
-      <w:pPr>
-        <w:pStyle w:val="af7"/>
-      </w:pPr>
-      <w:r>
-        <w:t>о</w:t>
-      </w:r>
-      <w:r>
-        <w:t>ценка потребления оперативной памяти и ресурсов CPU</w:t>
-      </w:r>
-      <w:r>
-        <w:t>.</w:t>
-      </w:r>
-    </w:p>
-    <w:p>
-      <w:pPr>
-        <w:pStyle w:val="af7"/>
-      </w:pPr>
-      <w:r>
-        <w:t>Отчёт о тестировании производительности представлен в приложении Б</w:t>
-      </w:r>
-      <w:r>
-        <w:t>.</w:t>
-      </w:r>
-    </w:p>
-    <w:p>
-      <w:pPr>
-        <w:pStyle w:val="af7"/>
-        <w:rPr>
-          <w:bCs/>
-        </w:rPr>
-      </w:pPr>
-      <w:bookmarkStart w:id="34" w:name="_Toc200971420"/>
-      <w:r>
-        <w:t xml:space="preserve">4.2.3 Тестирование интерфейса с помощью инструмента </w:t>
-      </w:r>
-      <w:proofErr w:type="spellStart"/>
-      <w:r>
-        <w:t>Espresso</w:t>
-      </w:r>
-      <w:bookmarkEnd w:id="34"/>
-      <w:proofErr w:type="spellEnd"/>
-    </w:p>
-    <w:p>
-      <w:pPr>
-        <w:pStyle w:val="af7"/>
-      </w:pPr>
-      <w:r>
-        <w:tab/>
-      </w:r>
-      <w:r>
-        <w:t>т</w:t>
-      </w:r>
-      <w:r>
-        <w:t xml:space="preserve">естирование интерфейса с использованием </w:t>
-      </w:r>
-      <w:proofErr w:type="spellStart"/>
-      <w:r>
-        <w:t>Espresso</w:t>
-      </w:r>
-      <w:proofErr w:type="spellEnd"/>
-      <w:r>
-        <w:t xml:space="preserve"> позволяет автоматически проверять корректность работы элементов пользовательского интерфейса и навигацию</w:t>
-      </w:r>
-      <w:r>
-        <w:t>.</w:t>
-      </w:r>
-    </w:p>
-    <w:p>
-      <w:pPr>
-        <w:pStyle w:val="af7"/>
-      </w:pPr>
-      <w:r>
-        <w:t>Как использовалось</w:t>
-      </w:r>
-      <w:r>
-        <w:t>:</w:t>
-      </w:r>
-    </w:p>
-    <w:p>
-      <w:pPr>
-        <w:pStyle w:val="af7"/>
-      </w:pPr>
-      <w:r>
-        <w:t>а</w:t>
-      </w:r>
-      <w:r>
-        <w:t>втоматизированная проверка корректности отображения и работы элементов интерфейса</w:t>
-      </w:r>
-      <w:r>
-        <w:t>;</w:t>
-      </w:r>
-    </w:p>
-    <w:p>
-      <w:pPr>
-        <w:pStyle w:val="af7"/>
-      </w:pPr>
-      <w:r>
-        <w:t>т</w:t>
-      </w:r>
-      <w:r>
-        <w:t>естирование сценариев навигации по приложению</w:t>
-      </w:r>
-      <w:r>
-        <w:t>.</w:t>
-      </w:r>
-    </w:p>
-    <w:p>
-      <w:pPr>
-        <w:pStyle w:val="af7"/>
-      </w:pPr>
-      <w:r>
-        <w:t>Отчёт о тестировании интерфейса представлен в приложении В</w:t>
-      </w:r>
-      <w:r>
-        <w:t>.</w:t>
-      </w:r>
-    </w:p>
-    <w:p>
-      <w:pPr>
-        <w:pStyle w:val="af7"/>
-        <w:rPr>
-          <w:bCs/>
-        </w:rPr>
-      </w:pPr>
-      <w:bookmarkStart w:id="35" w:name="_Toc200971421"/>
-      <w:r>
-        <w:t>Вывод по главе 4</w:t>
-      </w:r>
-      <w:bookmarkEnd w:id="35"/>
-    </w:p>
-    <w:p>
-      <w:pPr>
-        <w:pStyle w:val="af7"/>
-      </w:pPr>
-      <w:r>
-        <w:tab/>
-      </w:r>
-      <w:r>
-        <w:t>Проведённое тестирование позволило выявить и устранить ошибки функциональности, улучшить производительность и корректность работы интерфейса мобильного приложения. В результате проведённых тестов подтверждена стабильность и эффективность приложения «Ежедневник-планер для питомца», что свидетельствует о его готовности к дальнейшей эксплуатации</w:t>
-      </w:r>
-      <w:r>
-        <w:t>.</w:t>
-      </w:r>
-      <w:bookmarkStart w:id="36" w:name="_Toc200971422"/>
-    </w:p>
-    <w:p>
-      <w:pPr>
-        <w:pStyle w:val="af7"/>
-      </w:pPr>
-      <w:r>
-        <w:t>ЗАКЛЮЧЕНИЕ</w:t>
-      </w:r>
-      <w:bookmarkEnd w:id="36"/>
-    </w:p>
-    <w:p>
-      <w:pPr>
-        <w:pStyle w:val="af7"/>
-      </w:pPr>
-      <w:r>
-        <w:tab/>
-        <w:t>Домашние животные стали неотъемлемой частью жизни миллионов людей, и вопрос организации ухода за ними требует современных цифровых решений. В процессе выполнения дипломной работы была рассмотрена проблема отсутствия удобных инструментов для системного хранения данных о здоровье, привычках и мероприятиях, связанных с питомцами. Проведённый анализ предметной области и существующих аналогов подтвердил актуальность разработки приложения, сочетающего простоту интерфейса и широкие функциональные возможности.</w:t>
+        <w:t>системного хранения данных о здоровье, привычках и мероприятиях, связанных с питомцами. Проведённый анализ предметной области и существующих аналогов подтвердил актуальность разработки приложения, сочетающего простоту интерфейса и широкие функциональные возможности.</w:t>
       </w:r>
     </w:p>
     <w:p>
@@ -10559,11 +12497,7 @@
       </w:r>
       <w:proofErr w:type="spellEnd"/>
       <w:r>
-        <w:t xml:space="preserve">-приложения, позволяющего пользователю создавать карточки питомцев, добавлять тематические </w:t>
-      </w:r>
-      <w:r>
-        <w:lastRenderedPageBreak/>
-        <w:t xml:space="preserve">записи, прикреплять фотографии и формировать напоминания, при этом обеспечивая синхронизацию данных с облачной базой </w:t>
+        <w:t xml:space="preserve">-приложения, позволяющего пользователю создавать карточки питомцев, добавлять тематические записи, прикреплять фотографии и формировать напоминания, при этом обеспечивая синхронизацию данных с облачной базой </w:t>
       </w:r>
       <w:proofErr w:type="spellStart"/>
       <w:r>
@@ -10874,7 +12808,11 @@
         <w:pStyle w:val="af7"/>
       </w:pPr>
       <w:r>
-        <w:t xml:space="preserve">Интеграция с сервисами доставки. Приложение может быть дополнено модулями для взаимодействия с онлайн-магазинами (через публичные API), позволяя пользователям заказывать корма, игрушки и медикаменты прямо из интерфейса приложения, а система сможет формировать напоминания о необходимости пополнения запасов на основе данных пользователя или </w:t>
+        <w:t xml:space="preserve">Интеграция с сервисами доставки. Приложение может быть дополнено модулями для взаимодействия с онлайн-магазинами (через публичные API), позволяя пользователям заказывать корма, игрушки и медикаменты прямо из интерфейса приложения, а система сможет формировать </w:t>
+      </w:r>
+      <w:r>
+        <w:lastRenderedPageBreak/>
+        <w:t xml:space="preserve">напоминания о необходимости пополнения запасов на основе данных пользователя или </w:t>
       </w:r>
       <w:proofErr w:type="spellStart"/>
       <w:r>
@@ -10887,11 +12825,7 @@
     </w:p>
     <w:p>
       <w:r>
-        <w:t xml:space="preserve">Таким образом, разработанное мобильное приложение обладает практической ценностью и может использоваться владельцами домашних животных для упрощения и систематизации ухода. Внедрение дополнительных функций расширит аудиторию продукта, повысит уровень </w:t>
-      </w:r>
-      <w:r>
-        <w:lastRenderedPageBreak/>
-        <w:t>автоматизации и превратит его в полноценную экосистему, объединяющую владельцев, ветеринарные службы и поставщиков товаров для животных</w:t>
+        <w:t>Таким образом, разработанное мобильное приложение обладает практической ценностью и может использоваться владельцами домашних животных для упрощения и систематизации ухода. Внедрение дополнительных функций расширит аудиторию продукта, повысит уровень автоматизации и превратит его в полноценную экосистему, объединяющую владельцев, ветеринарные службы и поставщиков товаров для животных</w:t>
       </w:r>
       <w:r>
         <w:t>.</w:t>
@@ -10901,18 +12835,34 @@
     <w:p/>
     <w:p/>
     <w:p/>
-    <w:p/>
-    <w:p>
-      <w:pPr>
-        <w:pStyle w:val="af7"/>
-      </w:pPr>
-      <w:bookmarkStart w:id="37" w:name="_Toc198167755"/>
-      <w:bookmarkStart w:id="38" w:name="_Toc200971423"/>
-      <w:r>
+    <w:p>
+      <w:pPr>
+        <w:pStyle w:val="12"/>
+      </w:pPr>
+    </w:p>
+    <w:p>
+      <w:pPr>
+        <w:pStyle w:val="12"/>
+        <w:rPr>
+          <w:rFonts w:cs="Times New Roman"/>
+          <w:b/>
+          <w:szCs w:val="28"/>
+        </w:rPr>
+      </w:pPr>
+      <w:bookmarkStart w:id="55" w:name="_Toc198167755"/>
+      <w:bookmarkStart w:id="56" w:name="_Toc200971423"/>
+      <w:bookmarkStart w:id="57" w:name="_Toc210676440"/>
+      <w:r>
+        <w:rPr>
+          <w:rFonts w:cs="Times New Roman"/>
+          <w:b/>
+          <w:szCs w:val="28"/>
+        </w:rPr>
         <w:t>СПИСОК ИСПОЛЬЗОВАННЫХ ИСТОЧНИКОВ</w:t>
       </w:r>
-      <w:bookmarkEnd w:id="37"/>
-      <w:bookmarkEnd w:id="38"/>
+      <w:bookmarkEnd w:id="55"/>
+      <w:bookmarkEnd w:id="56"/>
+      <w:bookmarkEnd w:id="57"/>
     </w:p>
     <w:p>
       <w:pPr>
@@ -14325,6 +16275,119 @@
     </w:lvl>
   </w:abstractNum>
   <w:abstractNum w:abstractNumId="23" w15:restartNumberingAfterBreak="0">
+    <w:nsid w:val="4E374912"/>
+    <w:multiLevelType w:val="hybridMultilevel"/>
+    <w:tmpl w:val="0938E93A"/>
+    <w:lvl w:ilvl="0" w:tplc="04190001">
+      <w:start w:val="1"/>
+      <w:numFmt w:val="bullet"/>
+      <w:lvlText w:val=""/>
+      <w:lvlJc w:val="left"/>
+      <w:pPr>
+        <w:ind w:left="720" w:hanging="360"/>
+      </w:pPr>
+      <w:rPr>
+        <w:rFonts w:ascii="Symbol" w:hAnsi="Symbol" w:hint="default"/>
+      </w:rPr>
+    </w:lvl>
+    <w:lvl w:ilvl="1" w:tplc="04190003" w:tentative="1">
+      <w:start w:val="1"/>
+      <w:numFmt w:val="bullet"/>
+      <w:lvlText w:val="o"/>
+      <w:lvlJc w:val="left"/>
+      <w:pPr>
+        <w:ind w:left="1440" w:hanging="360"/>
+      </w:pPr>
+      <w:rPr>
+        <w:rFonts w:ascii="Courier New" w:hAnsi="Courier New" w:cs="Courier New" w:hint="default"/>
+      </w:rPr>
+    </w:lvl>
+    <w:lvl w:ilvl="2" w:tplc="04190005" w:tentative="1">
+      <w:start w:val="1"/>
+      <w:numFmt w:val="bullet"/>
+      <w:lvlText w:val=""/>
+      <w:lvlJc w:val="left"/>
+      <w:pPr>
+        <w:ind w:left="2160" w:hanging="360"/>
+      </w:pPr>
+      <w:rPr>
+        <w:rFonts w:ascii="Wingdings" w:hAnsi="Wingdings" w:hint="default"/>
+      </w:rPr>
+    </w:lvl>
+    <w:lvl w:ilvl="3" w:tplc="04190001" w:tentative="1">
+      <w:start w:val="1"/>
+      <w:numFmt w:val="bullet"/>
+      <w:lvlText w:val=""/>
+      <w:lvlJc w:val="left"/>
+      <w:pPr>
+        <w:ind w:left="2880" w:hanging="360"/>
+      </w:pPr>
+      <w:rPr>
+        <w:rFonts w:ascii="Symbol" w:hAnsi="Symbol" w:hint="default"/>
+      </w:rPr>
+    </w:lvl>
+    <w:lvl w:ilvl="4" w:tplc="04190003" w:tentative="1">
+      <w:start w:val="1"/>
+      <w:numFmt w:val="bullet"/>
+      <w:lvlText w:val="o"/>
+      <w:lvlJc w:val="left"/>
+      <w:pPr>
+        <w:ind w:left="3600" w:hanging="360"/>
+      </w:pPr>
+      <w:rPr>
+        <w:rFonts w:ascii="Courier New" w:hAnsi="Courier New" w:cs="Courier New" w:hint="default"/>
+      </w:rPr>
+    </w:lvl>
+    <w:lvl w:ilvl="5" w:tplc="04190005" w:tentative="1">
+      <w:start w:val="1"/>
+      <w:numFmt w:val="bullet"/>
+      <w:lvlText w:val=""/>
+      <w:lvlJc w:val="left"/>
+      <w:pPr>
+        <w:ind w:left="4320" w:hanging="360"/>
+      </w:pPr>
+      <w:rPr>
+        <w:rFonts w:ascii="Wingdings" w:hAnsi="Wingdings" w:hint="default"/>
+      </w:rPr>
+    </w:lvl>
+    <w:lvl w:ilvl="6" w:tplc="04190001" w:tentative="1">
+      <w:start w:val="1"/>
+      <w:numFmt w:val="bullet"/>
+      <w:lvlText w:val=""/>
+      <w:lvlJc w:val="left"/>
+      <w:pPr>
+        <w:ind w:left="5040" w:hanging="360"/>
+      </w:pPr>
+      <w:rPr>
+        <w:rFonts w:ascii="Symbol" w:hAnsi="Symbol" w:hint="default"/>
+      </w:rPr>
+    </w:lvl>
+    <w:lvl w:ilvl="7" w:tplc="04190003" w:tentative="1">
+      <w:start w:val="1"/>
+      <w:numFmt w:val="bullet"/>
+      <w:lvlText w:val="o"/>
+      <w:lvlJc w:val="left"/>
+      <w:pPr>
+        <w:ind w:left="5760" w:hanging="360"/>
+      </w:pPr>
+      <w:rPr>
+        <w:rFonts w:ascii="Courier New" w:hAnsi="Courier New" w:cs="Courier New" w:hint="default"/>
+      </w:rPr>
+    </w:lvl>
+    <w:lvl w:ilvl="8" w:tplc="04190005" w:tentative="1">
+      <w:start w:val="1"/>
+      <w:numFmt w:val="bullet"/>
+      <w:lvlText w:val=""/>
+      <w:lvlJc w:val="left"/>
+      <w:pPr>
+        <w:ind w:left="6480" w:hanging="360"/>
+      </w:pPr>
+      <w:rPr>
+        <w:rFonts w:ascii="Wingdings" w:hAnsi="Wingdings" w:hint="default"/>
+      </w:rPr>
+    </w:lvl>
+  </w:abstractNum>
+  <w:abstractNum w:abstractNumId="24" w15:restartNumberingAfterBreak="0">
     <w:nsid w:val="561C2DAA"/>
     <w:multiLevelType w:val="hybridMultilevel"/>
     <w:tmpl w:val="169249C2"/>
@@ -14437,7 +16500,7 @@
       </w:rPr>
     </w:lvl>
   </w:abstractNum>
-  <w:abstractNum w:abstractNumId="24" w15:restartNumberingAfterBreak="0">
+  <w:abstractNum w:abstractNumId="25" w15:restartNumberingAfterBreak="0">
     <w:nsid w:val="57424552"/>
     <w:multiLevelType w:val="hybridMultilevel"/>
     <w:tmpl w:val="D1A8B0D4"/>
@@ -14526,7 +16589,7 @@
       </w:pPr>
     </w:lvl>
   </w:abstractNum>
-  <w:abstractNum w:abstractNumId="25" w15:restartNumberingAfterBreak="0">
+  <w:abstractNum w:abstractNumId="26" w15:restartNumberingAfterBreak="0">
     <w:nsid w:val="595E4636"/>
     <w:multiLevelType w:val="hybridMultilevel"/>
     <w:tmpl w:val="2D127F58"/>
@@ -14615,7 +16678,7 @@
       </w:pPr>
     </w:lvl>
   </w:abstractNum>
-  <w:abstractNum w:abstractNumId="26" w15:restartNumberingAfterBreak="0">
+  <w:abstractNum w:abstractNumId="27" w15:restartNumberingAfterBreak="0">
     <w:nsid w:val="5A4F539E"/>
     <w:multiLevelType w:val="hybridMultilevel"/>
     <w:tmpl w:val="6576F430"/>
@@ -14728,7 +16791,7 @@
       </w:rPr>
     </w:lvl>
   </w:abstractNum>
-  <w:abstractNum w:abstractNumId="27" w15:restartNumberingAfterBreak="0">
+  <w:abstractNum w:abstractNumId="28" w15:restartNumberingAfterBreak="0">
     <w:nsid w:val="5ADF6FEE"/>
     <w:multiLevelType w:val="hybridMultilevel"/>
     <w:tmpl w:val="A77CE09E"/>
@@ -14841,7 +16904,7 @@
       </w:rPr>
     </w:lvl>
   </w:abstractNum>
-  <w:abstractNum w:abstractNumId="28" w15:restartNumberingAfterBreak="0">
+  <w:abstractNum w:abstractNumId="29" w15:restartNumberingAfterBreak="0">
     <w:nsid w:val="5B715842"/>
     <w:multiLevelType w:val="hybridMultilevel"/>
     <w:tmpl w:val="F2762F7C"/>
@@ -14954,7 +17017,7 @@
       </w:rPr>
     </w:lvl>
   </w:abstractNum>
-  <w:abstractNum w:abstractNumId="29" w15:restartNumberingAfterBreak="0">
+  <w:abstractNum w:abstractNumId="30" w15:restartNumberingAfterBreak="0">
     <w:nsid w:val="5C9F1B3E"/>
     <w:multiLevelType w:val="hybridMultilevel"/>
     <w:tmpl w:val="B9B4CCBC"/>
@@ -15067,7 +17130,7 @@
       </w:rPr>
     </w:lvl>
   </w:abstractNum>
-  <w:abstractNum w:abstractNumId="30" w15:restartNumberingAfterBreak="0">
+  <w:abstractNum w:abstractNumId="31" w15:restartNumberingAfterBreak="0">
     <w:nsid w:val="5E1E7A30"/>
     <w:multiLevelType w:val="hybridMultilevel"/>
     <w:tmpl w:val="08FAAF64"/>
@@ -15153,7 +17216,7 @@
       </w:pPr>
     </w:lvl>
   </w:abstractNum>
-  <w:abstractNum w:abstractNumId="31" w15:restartNumberingAfterBreak="0">
+  <w:abstractNum w:abstractNumId="32" w15:restartNumberingAfterBreak="0">
     <w:nsid w:val="5E5355BC"/>
     <w:multiLevelType w:val="hybridMultilevel"/>
     <w:tmpl w:val="45DA4578"/>
@@ -15239,7 +17302,7 @@
       </w:pPr>
     </w:lvl>
   </w:abstractNum>
-  <w:abstractNum w:abstractNumId="32" w15:restartNumberingAfterBreak="0">
+  <w:abstractNum w:abstractNumId="33" w15:restartNumberingAfterBreak="0">
     <w:nsid w:val="5E64628C"/>
     <w:multiLevelType w:val="hybridMultilevel"/>
     <w:tmpl w:val="A664D622"/>
@@ -15352,7 +17415,7 @@
       </w:rPr>
     </w:lvl>
   </w:abstractNum>
-  <w:abstractNum w:abstractNumId="33" w15:restartNumberingAfterBreak="0">
+  <w:abstractNum w:abstractNumId="34" w15:restartNumberingAfterBreak="0">
     <w:nsid w:val="5EFB1EDF"/>
     <w:multiLevelType w:val="hybridMultilevel"/>
     <w:tmpl w:val="7B5A9FA0"/>
@@ -15465,7 +17528,7 @@
       </w:rPr>
     </w:lvl>
   </w:abstractNum>
-  <w:abstractNum w:abstractNumId="34" w15:restartNumberingAfterBreak="0">
+  <w:abstractNum w:abstractNumId="35" w15:restartNumberingAfterBreak="0">
     <w:nsid w:val="5F447B30"/>
     <w:multiLevelType w:val="hybridMultilevel"/>
     <w:tmpl w:val="4B1CCAF8"/>
@@ -15551,7 +17614,7 @@
       </w:pPr>
     </w:lvl>
   </w:abstractNum>
-  <w:abstractNum w:abstractNumId="35" w15:restartNumberingAfterBreak="0">
+  <w:abstractNum w:abstractNumId="36" w15:restartNumberingAfterBreak="0">
     <w:nsid w:val="5F65785D"/>
     <w:multiLevelType w:val="hybridMultilevel"/>
     <w:tmpl w:val="F7C60666"/>
@@ -15637,7 +17700,7 @@
       </w:pPr>
     </w:lvl>
   </w:abstractNum>
-  <w:abstractNum w:abstractNumId="36" w15:restartNumberingAfterBreak="0">
+  <w:abstractNum w:abstractNumId="37" w15:restartNumberingAfterBreak="0">
     <w:nsid w:val="68D2194F"/>
     <w:multiLevelType w:val="hybridMultilevel"/>
     <w:tmpl w:val="259C2E92"/>
@@ -15750,7 +17813,7 @@
       </w:rPr>
     </w:lvl>
   </w:abstractNum>
-  <w:abstractNum w:abstractNumId="37" w15:restartNumberingAfterBreak="0">
+  <w:abstractNum w:abstractNumId="38" w15:restartNumberingAfterBreak="0">
     <w:nsid w:val="694D08CF"/>
     <w:multiLevelType w:val="hybridMultilevel"/>
     <w:tmpl w:val="10B66522"/>
@@ -15863,7 +17926,7 @@
       </w:rPr>
     </w:lvl>
   </w:abstractNum>
-  <w:abstractNum w:abstractNumId="38" w15:restartNumberingAfterBreak="0">
+  <w:abstractNum w:abstractNumId="39" w15:restartNumberingAfterBreak="0">
     <w:nsid w:val="69681707"/>
     <w:multiLevelType w:val="hybridMultilevel"/>
     <w:tmpl w:val="70444A04"/>
@@ -15976,7 +18039,7 @@
       </w:rPr>
     </w:lvl>
   </w:abstractNum>
-  <w:abstractNum w:abstractNumId="39" w15:restartNumberingAfterBreak="0">
+  <w:abstractNum w:abstractNumId="40" w15:restartNumberingAfterBreak="0">
     <w:nsid w:val="6F222CDB"/>
     <w:multiLevelType w:val="hybridMultilevel"/>
     <w:tmpl w:val="2E283D10"/>
@@ -16089,7 +18152,7 @@
       </w:rPr>
     </w:lvl>
   </w:abstractNum>
-  <w:abstractNum w:abstractNumId="40" w15:restartNumberingAfterBreak="0">
+  <w:abstractNum w:abstractNumId="41" w15:restartNumberingAfterBreak="0">
     <w:nsid w:val="7365298E"/>
     <w:multiLevelType w:val="hybridMultilevel"/>
     <w:tmpl w:val="E432EBCE"/>
@@ -16202,7 +18265,7 @@
       </w:rPr>
     </w:lvl>
   </w:abstractNum>
-  <w:abstractNum w:abstractNumId="41" w15:restartNumberingAfterBreak="0">
+  <w:abstractNum w:abstractNumId="42" w15:restartNumberingAfterBreak="0">
     <w:nsid w:val="7E345E11"/>
     <w:multiLevelType w:val="hybridMultilevel"/>
     <w:tmpl w:val="F4B8DEE4"/>
@@ -16315,7 +18378,7 @@
       </w:rPr>
     </w:lvl>
   </w:abstractNum>
-  <w:abstractNum w:abstractNumId="42" w15:restartNumberingAfterBreak="0">
+  <w:abstractNum w:abstractNumId="43" w15:restartNumberingAfterBreak="0">
     <w:nsid w:val="7FBC2E36"/>
     <w:multiLevelType w:val="hybridMultilevel"/>
     <w:tmpl w:val="06B6B93C"/>
@@ -16465,22 +18528,22 @@
     <w:abstractNumId w:val="7"/>
   </w:num>
   <w:num w:numId="4" w16cid:durableId="1075586808">
-    <w:abstractNumId w:val="25"/>
+    <w:abstractNumId w:val="26"/>
   </w:num>
   <w:num w:numId="5" w16cid:durableId="2034920363">
     <w:abstractNumId w:val="19"/>
   </w:num>
   <w:num w:numId="6" w16cid:durableId="1948466003">
-    <w:abstractNumId w:val="28"/>
+    <w:abstractNumId w:val="29"/>
   </w:num>
   <w:num w:numId="7" w16cid:durableId="698697403">
     <w:abstractNumId w:val="1"/>
   </w:num>
   <w:num w:numId="8" w16cid:durableId="1278633948">
-    <w:abstractNumId w:val="33"/>
+    <w:abstractNumId w:val="34"/>
   </w:num>
   <w:num w:numId="9" w16cid:durableId="1400135892">
-    <w:abstractNumId w:val="32"/>
+    <w:abstractNumId w:val="33"/>
   </w:num>
   <w:num w:numId="10" w16cid:durableId="920530742">
     <w:abstractNumId w:val="14"/>
@@ -16489,40 +18552,40 @@
     <w:abstractNumId w:val="9"/>
   </w:num>
   <w:num w:numId="12" w16cid:durableId="411390402">
-    <w:abstractNumId w:val="36"/>
+    <w:abstractNumId w:val="37"/>
   </w:num>
   <w:num w:numId="13" w16cid:durableId="1297878566">
     <w:abstractNumId w:val="20"/>
   </w:num>
   <w:num w:numId="14" w16cid:durableId="1316033059">
-    <w:abstractNumId w:val="37"/>
+    <w:abstractNumId w:val="38"/>
   </w:num>
   <w:num w:numId="15" w16cid:durableId="1298686778">
-    <w:abstractNumId w:val="27"/>
+    <w:abstractNumId w:val="28"/>
   </w:num>
   <w:num w:numId="16" w16cid:durableId="592708135">
-    <w:abstractNumId w:val="39"/>
+    <w:abstractNumId w:val="40"/>
   </w:num>
   <w:num w:numId="17" w16cid:durableId="1884293753">
     <w:abstractNumId w:val="12"/>
   </w:num>
   <w:num w:numId="18" w16cid:durableId="100419354">
-    <w:abstractNumId w:val="29"/>
+    <w:abstractNumId w:val="30"/>
   </w:num>
   <w:num w:numId="19" w16cid:durableId="998922909">
     <w:abstractNumId w:val="6"/>
   </w:num>
   <w:num w:numId="20" w16cid:durableId="700789726">
-    <w:abstractNumId w:val="35"/>
+    <w:abstractNumId w:val="36"/>
   </w:num>
   <w:num w:numId="21" w16cid:durableId="1688865989">
-    <w:abstractNumId w:val="42"/>
+    <w:abstractNumId w:val="43"/>
   </w:num>
   <w:num w:numId="22" w16cid:durableId="73211260">
     <w:abstractNumId w:val="2"/>
   </w:num>
   <w:num w:numId="23" w16cid:durableId="1438132930">
-    <w:abstractNumId w:val="26"/>
+    <w:abstractNumId w:val="27"/>
   </w:num>
   <w:num w:numId="24" w16cid:durableId="1163395935">
     <w:abstractNumId w:val="10"/>
@@ -16531,10 +18594,10 @@
     <w:abstractNumId w:val="13"/>
   </w:num>
   <w:num w:numId="26" w16cid:durableId="102698489">
-    <w:abstractNumId w:val="24"/>
+    <w:abstractNumId w:val="25"/>
   </w:num>
   <w:num w:numId="27" w16cid:durableId="1573468809">
-    <w:abstractNumId w:val="38"/>
+    <w:abstractNumId w:val="39"/>
   </w:num>
   <w:num w:numId="28" w16cid:durableId="1170945492">
     <w:abstractNumId w:val="5"/>
@@ -16549,25 +18612,25 @@
     <w:abstractNumId w:val="22"/>
   </w:num>
   <w:num w:numId="32" w16cid:durableId="2033069554">
-    <w:abstractNumId w:val="31"/>
+    <w:abstractNumId w:val="32"/>
   </w:num>
   <w:num w:numId="33" w16cid:durableId="1533884787">
-    <w:abstractNumId w:val="30"/>
+    <w:abstractNumId w:val="31"/>
   </w:num>
   <w:num w:numId="34" w16cid:durableId="70277356">
     <w:abstractNumId w:val="16"/>
   </w:num>
   <w:num w:numId="35" w16cid:durableId="908004955">
-    <w:abstractNumId w:val="34"/>
+    <w:abstractNumId w:val="35"/>
   </w:num>
   <w:num w:numId="36" w16cid:durableId="194849087">
     <w:abstractNumId w:val="8"/>
   </w:num>
   <w:num w:numId="37" w16cid:durableId="683559059">
-    <w:abstractNumId w:val="41"/>
+    <w:abstractNumId w:val="42"/>
   </w:num>
   <w:num w:numId="38" w16cid:durableId="640427822">
-    <w:abstractNumId w:val="40"/>
+    <w:abstractNumId w:val="41"/>
   </w:num>
   <w:num w:numId="39" w16cid:durableId="1011954228">
     <w:abstractNumId w:val="21"/>
@@ -16579,13 +18642,16 @@
     <w:abstractNumId w:val="11"/>
   </w:num>
   <w:num w:numId="42" w16cid:durableId="1016345242">
-    <w:abstractNumId w:val="23"/>
+    <w:abstractNumId w:val="24"/>
   </w:num>
   <w:num w:numId="43" w16cid:durableId="620914720">
     <w:abstractNumId w:val="17"/>
   </w:num>
   <w:num w:numId="44" w16cid:durableId="1931888930">
     <w:abstractNumId w:val="18"/>
+  </w:num>
+  <w:num w:numId="45" w16cid:durableId="391469180">
+    <w:abstractNumId w:val="23"/>
   </w:num>
 </w:numbering>
 </file>
@@ -17328,12 +19394,13 @@
     <w:autoRedefine/>
     <w:uiPriority w:val="39"/>
     <w:unhideWhenUsed/>
-    <w:rsid w:val="00BB33D2"/>
+    <w:rsid w:val="00FB4131"/>
     <w:pPr>
       <w:tabs>
         <w:tab w:val="right" w:leader="dot" w:pos="9345"/>
       </w:tabs>
       <w:spacing w:after="0"/>
+      <w:jc w:val="left"/>
     </w:pPr>
   </w:style>
   <w:style w:type="paragraph" w:styleId="21">
@@ -17468,6 +19535,68 @@
     <w:rPr>
       <w:rFonts w:ascii="Times New Roman" w:hAnsi="Times New Roman"/>
       <w:sz w:val="28"/>
+    </w:rPr>
+  </w:style>
+  <w:style w:type="paragraph" w:styleId="af8">
+    <w:name w:val="Title"/>
+    <w:basedOn w:val="a"/>
+    <w:next w:val="a"/>
+    <w:link w:val="af9"/>
+    <w:uiPriority w:val="10"/>
+    <w:qFormat/>
+    <w:rsid w:val="00891D51"/>
+    <w:pPr>
+      <w:spacing w:after="0" w:line="240" w:lineRule="auto"/>
+      <w:contextualSpacing/>
+    </w:pPr>
+    <w:rPr>
+      <w:rFonts w:asciiTheme="majorHAnsi" w:eastAsiaTheme="majorEastAsia" w:hAnsiTheme="majorHAnsi" w:cstheme="majorBidi"/>
+      <w:spacing w:val="-10"/>
+      <w:kern w:val="28"/>
+      <w:sz w:val="56"/>
+      <w:szCs w:val="56"/>
+    </w:rPr>
+  </w:style>
+  <w:style w:type="character" w:customStyle="1" w:styleId="af9">
+    <w:name w:val="Заголовок Знак"/>
+    <w:basedOn w:val="a1"/>
+    <w:link w:val="af8"/>
+    <w:uiPriority w:val="10"/>
+    <w:rsid w:val="00891D51"/>
+    <w:rPr>
+      <w:rFonts w:asciiTheme="majorHAnsi" w:eastAsiaTheme="majorEastAsia" w:hAnsiTheme="majorHAnsi" w:cstheme="majorBidi"/>
+      <w:spacing w:val="-10"/>
+      <w:kern w:val="28"/>
+      <w:sz w:val="56"/>
+      <w:szCs w:val="56"/>
+    </w:rPr>
+  </w:style>
+  <w:style w:type="paragraph" w:customStyle="1" w:styleId="12">
+    <w:name w:val="Заголовок_1"/>
+    <w:basedOn w:val="1"/>
+    <w:next w:val="1"/>
+    <w:link w:val="13"/>
+    <w:qFormat/>
+    <w:rsid w:val="00CD610A"/>
+    <w:pPr>
+      <w:spacing w:before="0"/>
+    </w:pPr>
+    <w:rPr>
+      <w:b w:val="0"/>
+      <w:bCs/>
+    </w:rPr>
+  </w:style>
+  <w:style w:type="character" w:customStyle="1" w:styleId="13">
+    <w:name w:val="Заголовок_1 Знак"/>
+    <w:basedOn w:val="10"/>
+    <w:link w:val="12"/>
+    <w:rsid w:val="00CD610A"/>
+    <w:rPr>
+      <w:rFonts w:ascii="Times New Roman" w:eastAsiaTheme="majorEastAsia" w:hAnsi="Times New Roman" w:cstheme="majorBidi"/>
+      <w:b w:val="0"/>
+      <w:bCs/>
+      <w:sz w:val="28"/>
+      <w:szCs w:val="32"/>
     </w:rPr>
   </w:style>
 </w:styles>

--- a/ПРАКТИКА инфор.технологии/Практика 2.docx
+++ b/ПРАКТИКА инфор.технологии/Практика 2.docx
@@ -5690,10 +5690,23 @@
       <w:pPr>
         <w:widowControl w:val="0"/>
         <w:spacing w:after="0" w:line="240" w:lineRule="auto"/>
-      </w:pPr>
-      <w:r>
-        <w:br w:type="page"/>
-      </w:r>
+        <w:jc w:val="center"/>
+        <w:sectPr>
+          <w:pgSz w:w="11906" w:h="16838"/>
+          <w:pgMar w:top="1134" w:right="851" w:bottom="1134" w:left="1701" w:header="709" w:footer="833" w:gutter="0"/>
+          <w:pgNumType w:start="5"/>
+          <w:cols w:space="708"/>
+          <w:titlePg/>
+          <w:docGrid w:linePitch="381"/>
+        </w:sectPr>
+      </w:pPr>
+    </w:p>
+    <w:p>
+      <w:pPr>
+        <w:widowControl w:val="0"/>
+        <w:spacing w:after="0" w:line="240" w:lineRule="auto"/>
+        <w:jc w:val="center"/>
+      </w:pPr>
       <w:r>
         <w:rPr>
           <w:noProof/>
@@ -6894,13 +6907,7 @@
                                   <w:rPr>
                                     <w:sz w:val="18"/>
                                   </w:rPr>
-                                  <w:t xml:space="preserve"> </w:t>
-                                </w:r>
-                                <w:r>
-                                  <w:rPr>
-                                    <w:sz w:val="18"/>
-                                  </w:rPr>
-                                  <w:t xml:space="preserve">Н. </w:t>
+                                  <w:t xml:space="preserve"> Н. </w:t>
                                 </w:r>
                                 <w:r>
                                   <w:rPr>
@@ -8123,13 +8130,7 @@
                             <w:rPr>
                               <w:sz w:val="18"/>
                             </w:rPr>
-                            <w:t xml:space="preserve"> </w:t>
-                          </w:r>
-                          <w:r>
-                            <w:rPr>
-                              <w:sz w:val="18"/>
-                            </w:rPr>
-                            <w:t xml:space="preserve">Н. </w:t>
+                            <w:t xml:space="preserve"> Н. </w:t>
                           </w:r>
                           <w:r>
                             <w:rPr>
@@ -8580,37 +8581,36 @@
     </w:p>
     <w:sdt>
       <w:sdtPr>
-        <w:rPr>
-          <w:rFonts w:ascii="Times New Roman" w:eastAsia="SimSun" w:hAnsi="Times New Roman" w:cs="Times New Roman"/>
-          <w:color w:val="auto"/>
-          <w:sz w:val="28"/>
-          <w:szCs w:val="22"/>
-          <w:lang w:eastAsia="en-US"/>
-        </w:rPr>
-        <w:id w:val="455450408"/>
+        <w:id w:val="-139420709"/>
         <w:docPartObj>
           <w:docPartGallery w:val="Table of Contents"/>
           <w:docPartUnique/>
         </w:docPartObj>
       </w:sdtPr>
+      <w:sdtEndPr>
+        <w:rPr>
+          <w:rFonts w:ascii="Times New Roman" w:eastAsia="SimSun" w:hAnsi="Times New Roman" w:cstheme="minorBidi"/>
+          <w:b/>
+          <w:bCs/>
+          <w:color w:val="auto"/>
+          <w:sz w:val="28"/>
+          <w:szCs w:val="22"/>
+          <w:lang w:eastAsia="en-US"/>
+        </w:rPr>
+      </w:sdtEndPr>
       <w:sdtContent>
         <w:p>
           <w:pPr>
             <w:pStyle w:val="af1"/>
-            <w:spacing w:before="0" w:line="360" w:lineRule="auto"/>
-            <w:rPr>
-              <w:rFonts w:ascii="Times New Roman" w:hAnsi="Times New Roman" w:cs="Times New Roman"/>
-              <w:color w:val="auto"/>
-            </w:rPr>
           </w:pPr>
         </w:p>
         <w:p>
           <w:pPr>
             <w:pStyle w:val="11"/>
+            <w:contextualSpacing/>
+            <w:jc w:val="both"/>
             <w:rPr>
-              <w:rFonts w:eastAsiaTheme="minorEastAsia" w:cs="Times New Roman"/>
-              <w:b/>
-              <w:bCs/>
+              <w:rFonts w:asciiTheme="minorHAnsi" w:eastAsiaTheme="minorEastAsia" w:hAnsiTheme="minorHAnsi"/>
               <w:noProof/>
               <w:kern w:val="2"/>
               <w:sz w:val="24"/>
@@ -8620,46 +8620,24 @@
             </w:rPr>
           </w:pPr>
           <w:r>
-            <w:rPr>
-              <w:rFonts w:cs="Times New Roman"/>
-              <w:b/>
-              <w:bCs/>
-            </w:rPr>
             <w:fldChar w:fldCharType="begin"/>
           </w:r>
           <w:r>
-            <w:rPr>
-              <w:rFonts w:cs="Times New Roman"/>
-              <w:b/>
-              <w:bCs/>
-            </w:rPr>
             <w:instrText xml:space="preserve"> TOC \o "1-3" \h \z \u </w:instrText>
           </w:r>
           <w:r>
-            <w:rPr>
-              <w:rFonts w:cs="Times New Roman"/>
-              <w:b/>
-              <w:bCs/>
-            </w:rPr>
             <w:fldChar w:fldCharType="separate"/>
           </w:r>
-          <w:hyperlink w:anchor="_Toc210676422" w:history="1">
+          <w:hyperlink w:anchor="_Toc213679113" w:history="1">
             <w:r>
               <w:rPr>
                 <w:rStyle w:val="ae"/>
-                <w:rFonts w:cs="Times New Roman"/>
-                <w:b/>
-                <w:bCs/>
                 <w:noProof/>
-                <w:color w:val="auto"/>
               </w:rPr>
               <w:t>ВВЕДЕНИЕ</w:t>
             </w:r>
             <w:r>
               <w:rPr>
-                <w:rFonts w:cs="Times New Roman"/>
-                <w:b/>
-                <w:bCs/>
                 <w:noProof/>
                 <w:webHidden/>
               </w:rPr>
@@ -8667,9 +8645,6 @@
             </w:r>
             <w:r>
               <w:rPr>
-                <w:rFonts w:cs="Times New Roman"/>
-                <w:b/>
-                <w:bCs/>
                 <w:noProof/>
                 <w:webHidden/>
               </w:rPr>
@@ -8677,28 +8652,19 @@
             </w:r>
             <w:r>
               <w:rPr>
-                <w:rFonts w:cs="Times New Roman"/>
-                <w:b/>
-                <w:bCs/>
                 <w:noProof/>
                 <w:webHidden/>
               </w:rPr>
-              <w:instrText xml:space="preserve"> PAGEREF _Toc210676422 \h </w:instrText>
-            </w:r>
-            <w:r>
-              <w:rPr>
-                <w:rFonts w:cs="Times New Roman"/>
-                <w:b/>
-                <w:bCs/>
+              <w:instrText xml:space="preserve"> PAGEREF _Toc213679113 \h </w:instrText>
+            </w:r>
+            <w:r>
+              <w:rPr>
                 <w:noProof/>
                 <w:webHidden/>
               </w:rPr>
             </w:r>
             <w:r>
               <w:rPr>
-                <w:rFonts w:cs="Times New Roman"/>
-                <w:b/>
-                <w:bCs/>
                 <w:noProof/>
                 <w:webHidden/>
               </w:rPr>
@@ -8706,19 +8672,13 @@
             </w:r>
             <w:r>
               <w:rPr>
-                <w:rFonts w:cs="Times New Roman"/>
-                <w:b/>
-                <w:bCs/>
                 <w:noProof/>
                 <w:webHidden/>
               </w:rPr>
-              <w:t>4</w:t>
-            </w:r>
-            <w:r>
-              <w:rPr>
-                <w:rFonts w:cs="Times New Roman"/>
-                <w:b/>
-                <w:bCs/>
+              <w:t>6</w:t>
+            </w:r>
+            <w:r>
+              <w:rPr>
                 <w:noProof/>
                 <w:webHidden/>
               </w:rPr>
@@ -8729,10 +8689,10 @@
         <w:p>
           <w:pPr>
             <w:pStyle w:val="11"/>
+            <w:contextualSpacing/>
+            <w:jc w:val="both"/>
             <w:rPr>
-              <w:rFonts w:eastAsiaTheme="minorEastAsia" w:cs="Times New Roman"/>
-              <w:b/>
-              <w:bCs/>
+              <w:rFonts w:asciiTheme="minorHAnsi" w:eastAsiaTheme="minorEastAsia" w:hAnsiTheme="minorHAnsi"/>
               <w:noProof/>
               <w:kern w:val="2"/>
               <w:sz w:val="24"/>
@@ -8741,23 +8701,16 @@
               <w14:ligatures w14:val="standardContextual"/>
             </w:rPr>
           </w:pPr>
-          <w:hyperlink w:anchor="_Toc210676423" w:history="1">
+          <w:hyperlink w:anchor="_Toc213679114" w:history="1">
             <w:r>
               <w:rPr>
                 <w:rStyle w:val="ae"/>
-                <w:rFonts w:cs="Times New Roman"/>
-                <w:b/>
-                <w:bCs/>
                 <w:noProof/>
-                <w:color w:val="auto"/>
               </w:rPr>
               <w:t>ГЛАВА 1. АНАЛИЗ ОБЛАСТИ УХОДА ЗА ДОМАШНИМИ ЖИВОТНЫМИ</w:t>
             </w:r>
             <w:r>
               <w:rPr>
-                <w:rFonts w:cs="Times New Roman"/>
-                <w:b/>
-                <w:bCs/>
                 <w:noProof/>
                 <w:webHidden/>
               </w:rPr>
@@ -8765,9 +8718,6 @@
             </w:r>
             <w:r>
               <w:rPr>
-                <w:rFonts w:cs="Times New Roman"/>
-                <w:b/>
-                <w:bCs/>
                 <w:noProof/>
                 <w:webHidden/>
               </w:rPr>
@@ -8775,28 +8725,19 @@
             </w:r>
             <w:r>
               <w:rPr>
-                <w:rFonts w:cs="Times New Roman"/>
-                <w:b/>
-                <w:bCs/>
                 <w:noProof/>
                 <w:webHidden/>
               </w:rPr>
-              <w:instrText xml:space="preserve"> PAGEREF _Toc210676423 \h </w:instrText>
-            </w:r>
-            <w:r>
-              <w:rPr>
-                <w:rFonts w:cs="Times New Roman"/>
-                <w:b/>
-                <w:bCs/>
+              <w:instrText xml:space="preserve"> PAGEREF _Toc213679114 \h </w:instrText>
+            </w:r>
+            <w:r>
+              <w:rPr>
                 <w:noProof/>
                 <w:webHidden/>
               </w:rPr>
             </w:r>
             <w:r>
               <w:rPr>
-                <w:rFonts w:cs="Times New Roman"/>
-                <w:b/>
-                <w:bCs/>
                 <w:noProof/>
                 <w:webHidden/>
               </w:rPr>
@@ -8804,19 +8745,13 @@
             </w:r>
             <w:r>
               <w:rPr>
-                <w:rFonts w:cs="Times New Roman"/>
-                <w:b/>
-                <w:bCs/>
                 <w:noProof/>
                 <w:webHidden/>
               </w:rPr>
-              <w:t>6</w:t>
-            </w:r>
-            <w:r>
-              <w:rPr>
-                <w:rFonts w:cs="Times New Roman"/>
-                <w:b/>
-                <w:bCs/>
+              <w:t>8</w:t>
+            </w:r>
+            <w:r>
+              <w:rPr>
                 <w:noProof/>
                 <w:webHidden/>
               </w:rPr>
@@ -8827,15 +8762,8 @@
         <w:p>
           <w:pPr>
             <w:pStyle w:val="21"/>
-            <w:tabs>
-              <w:tab w:val="right" w:leader="dot" w:pos="11641"/>
-            </w:tabs>
-            <w:spacing w:after="0" w:line="360" w:lineRule="auto"/>
-            <w:ind w:left="0"/>
-            <w:jc w:val="left"/>
             <w:rPr>
-              <w:b/>
-              <w:bCs/>
+              <w:rFonts w:asciiTheme="minorHAnsi" w:hAnsiTheme="minorHAnsi" w:cstheme="minorBidi"/>
               <w:noProof/>
               <w:kern w:val="2"/>
               <w:sz w:val="24"/>
@@ -8843,21 +8771,16 @@
               <w14:ligatures w14:val="standardContextual"/>
             </w:rPr>
           </w:pPr>
-          <w:hyperlink w:anchor="_Toc210676424" w:history="1">
+          <w:hyperlink w:anchor="_Toc213679115" w:history="1">
             <w:r>
               <w:rPr>
                 <w:rStyle w:val="ae"/>
-                <w:b/>
-                <w:bCs/>
                 <w:noProof/>
-                <w:color w:val="auto"/>
               </w:rPr>
               <w:t>1.1 Анализ предметной области</w:t>
             </w:r>
             <w:r>
               <w:rPr>
-                <w:b/>
-                <w:bCs/>
                 <w:noProof/>
                 <w:webHidden/>
               </w:rPr>
@@ -8865,8 +8788,6 @@
             </w:r>
             <w:r>
               <w:rPr>
-                <w:b/>
-                <w:bCs/>
                 <w:noProof/>
                 <w:webHidden/>
               </w:rPr>
@@ -8874,25 +8795,19 @@
             </w:r>
             <w:r>
               <w:rPr>
-                <w:b/>
-                <w:bCs/>
                 <w:noProof/>
                 <w:webHidden/>
               </w:rPr>
-              <w:instrText xml:space="preserve"> PAGEREF _Toc210676424 \h </w:instrText>
-            </w:r>
-            <w:r>
-              <w:rPr>
-                <w:b/>
-                <w:bCs/>
+              <w:instrText xml:space="preserve"> PAGEREF _Toc213679115 \h </w:instrText>
+            </w:r>
+            <w:r>
+              <w:rPr>
                 <w:noProof/>
                 <w:webHidden/>
               </w:rPr>
             </w:r>
             <w:r>
               <w:rPr>
-                <w:b/>
-                <w:bCs/>
                 <w:noProof/>
                 <w:webHidden/>
               </w:rPr>
@@ -8900,17 +8815,13 @@
             </w:r>
             <w:r>
               <w:rPr>
-                <w:b/>
-                <w:bCs/>
                 <w:noProof/>
                 <w:webHidden/>
               </w:rPr>
-              <w:t>6</w:t>
-            </w:r>
-            <w:r>
-              <w:rPr>
-                <w:b/>
-                <w:bCs/>
+              <w:t>8</w:t>
+            </w:r>
+            <w:r>
+              <w:rPr>
                 <w:noProof/>
                 <w:webHidden/>
               </w:rPr>
@@ -8921,15 +8832,8 @@
         <w:p>
           <w:pPr>
             <w:pStyle w:val="21"/>
-            <w:tabs>
-              <w:tab w:val="right" w:leader="dot" w:pos="11641"/>
-            </w:tabs>
-            <w:spacing w:after="0" w:line="360" w:lineRule="auto"/>
-            <w:ind w:left="0"/>
-            <w:jc w:val="left"/>
             <w:rPr>
-              <w:b/>
-              <w:bCs/>
+              <w:rFonts w:asciiTheme="minorHAnsi" w:hAnsiTheme="minorHAnsi" w:cstheme="minorBidi"/>
               <w:noProof/>
               <w:kern w:val="2"/>
               <w:sz w:val="24"/>
@@ -8937,21 +8841,16 @@
               <w14:ligatures w14:val="standardContextual"/>
             </w:rPr>
           </w:pPr>
-          <w:hyperlink w:anchor="_Toc210676425" w:history="1">
+          <w:hyperlink w:anchor="_Toc213679116" w:history="1">
             <w:r>
               <w:rPr>
                 <w:rStyle w:val="ae"/>
-                <w:b/>
-                <w:bCs/>
                 <w:noProof/>
-                <w:color w:val="auto"/>
-              </w:rPr>
-              <w:t>1.2 Анализ мобильных решений для владельцев домашних животных</w:t>
-            </w:r>
-            <w:r>
-              <w:rPr>
-                <w:b/>
-                <w:bCs/>
+              </w:rPr>
+              <w:t>1.2Анализ мобильных решений для владельцев домашних животных</w:t>
+            </w:r>
+            <w:r>
+              <w:rPr>
                 <w:noProof/>
                 <w:webHidden/>
               </w:rPr>
@@ -8959,8 +8858,6 @@
             </w:r>
             <w:r>
               <w:rPr>
-                <w:b/>
-                <w:bCs/>
                 <w:noProof/>
                 <w:webHidden/>
               </w:rPr>
@@ -8968,25 +8865,19 @@
             </w:r>
             <w:r>
               <w:rPr>
-                <w:b/>
-                <w:bCs/>
                 <w:noProof/>
                 <w:webHidden/>
               </w:rPr>
-              <w:instrText xml:space="preserve"> PAGEREF _Toc210676425 \h </w:instrText>
-            </w:r>
-            <w:r>
-              <w:rPr>
-                <w:b/>
-                <w:bCs/>
+              <w:instrText xml:space="preserve"> PAGEREF _Toc213679116 \h </w:instrText>
+            </w:r>
+            <w:r>
+              <w:rPr>
                 <w:noProof/>
                 <w:webHidden/>
               </w:rPr>
             </w:r>
             <w:r>
               <w:rPr>
-                <w:b/>
-                <w:bCs/>
                 <w:noProof/>
                 <w:webHidden/>
               </w:rPr>
@@ -8994,17 +8885,13 @@
             </w:r>
             <w:r>
               <w:rPr>
-                <w:b/>
-                <w:bCs/>
                 <w:noProof/>
                 <w:webHidden/>
               </w:rPr>
-              <w:t>6</w:t>
-            </w:r>
-            <w:r>
-              <w:rPr>
-                <w:b/>
-                <w:bCs/>
+              <w:t>8</w:t>
+            </w:r>
+            <w:r>
+              <w:rPr>
                 <w:noProof/>
                 <w:webHidden/>
               </w:rPr>
@@ -9015,10 +8902,10 @@
         <w:p>
           <w:pPr>
             <w:pStyle w:val="11"/>
+            <w:contextualSpacing/>
+            <w:jc w:val="both"/>
             <w:rPr>
-              <w:rFonts w:eastAsiaTheme="minorEastAsia" w:cs="Times New Roman"/>
-              <w:b/>
-              <w:bCs/>
+              <w:rFonts w:asciiTheme="minorHAnsi" w:eastAsiaTheme="minorEastAsia" w:hAnsiTheme="minorHAnsi"/>
               <w:noProof/>
               <w:kern w:val="2"/>
               <w:sz w:val="24"/>
@@ -9027,23 +8914,16 @@
               <w14:ligatures w14:val="standardContextual"/>
             </w:rPr>
           </w:pPr>
-          <w:hyperlink w:anchor="_Toc210676426" w:history="1">
+          <w:hyperlink w:anchor="_Toc213679117" w:history="1">
             <w:r>
               <w:rPr>
                 <w:rStyle w:val="ae"/>
-                <w:rFonts w:cs="Times New Roman"/>
-                <w:b/>
-                <w:bCs/>
                 <w:noProof/>
-                <w:color w:val="auto"/>
               </w:rPr>
               <w:t>ГЛАВА 2. ФУНКЦИОНАЛЬНЫЕ ТРЕБОВАНИЯ К ЕЖЕДНЕВНИКУ-ПЛАНЕРУ ДЛЯ ПИТОМЦА</w:t>
             </w:r>
             <w:r>
               <w:rPr>
-                <w:rFonts w:cs="Times New Roman"/>
-                <w:b/>
-                <w:bCs/>
                 <w:noProof/>
                 <w:webHidden/>
               </w:rPr>
@@ -9051,9 +8931,6 @@
             </w:r>
             <w:r>
               <w:rPr>
-                <w:rFonts w:cs="Times New Roman"/>
-                <w:b/>
-                <w:bCs/>
                 <w:noProof/>
                 <w:webHidden/>
               </w:rPr>
@@ -9061,28 +8938,19 @@
             </w:r>
             <w:r>
               <w:rPr>
-                <w:rFonts w:cs="Times New Roman"/>
-                <w:b/>
-                <w:bCs/>
                 <w:noProof/>
                 <w:webHidden/>
               </w:rPr>
-              <w:instrText xml:space="preserve"> PAGEREF _Toc210676426 \h </w:instrText>
-            </w:r>
-            <w:r>
-              <w:rPr>
-                <w:rFonts w:cs="Times New Roman"/>
-                <w:b/>
-                <w:bCs/>
+              <w:instrText xml:space="preserve"> PAGEREF _Toc213679117 \h </w:instrText>
+            </w:r>
+            <w:r>
+              <w:rPr>
                 <w:noProof/>
                 <w:webHidden/>
               </w:rPr>
             </w:r>
             <w:r>
               <w:rPr>
-                <w:rFonts w:cs="Times New Roman"/>
-                <w:b/>
-                <w:bCs/>
                 <w:noProof/>
                 <w:webHidden/>
               </w:rPr>
@@ -9090,19 +8958,13 @@
             </w:r>
             <w:r>
               <w:rPr>
-                <w:rFonts w:cs="Times New Roman"/>
-                <w:b/>
-                <w:bCs/>
                 <w:noProof/>
                 <w:webHidden/>
               </w:rPr>
-              <w:t>13</w:t>
-            </w:r>
-            <w:r>
-              <w:rPr>
-                <w:rFonts w:cs="Times New Roman"/>
-                <w:b/>
-                <w:bCs/>
+              <w:t>16</w:t>
+            </w:r>
+            <w:r>
+              <w:rPr>
                 <w:noProof/>
                 <w:webHidden/>
               </w:rPr>
@@ -9113,15 +8975,8 @@
         <w:p>
           <w:pPr>
             <w:pStyle w:val="21"/>
-            <w:tabs>
-              <w:tab w:val="right" w:leader="dot" w:pos="11641"/>
-            </w:tabs>
-            <w:spacing w:after="0" w:line="360" w:lineRule="auto"/>
-            <w:ind w:left="0"/>
-            <w:jc w:val="left"/>
             <w:rPr>
-              <w:b/>
-              <w:bCs/>
+              <w:rFonts w:asciiTheme="minorHAnsi" w:hAnsiTheme="minorHAnsi" w:cstheme="minorBidi"/>
               <w:noProof/>
               <w:kern w:val="2"/>
               <w:sz w:val="24"/>
@@ -9129,21 +8984,16 @@
               <w14:ligatures w14:val="standardContextual"/>
             </w:rPr>
           </w:pPr>
-          <w:hyperlink w:anchor="_Toc210676427" w:history="1">
+          <w:hyperlink w:anchor="_Toc213679118" w:history="1">
             <w:r>
               <w:rPr>
                 <w:rStyle w:val="ae"/>
-                <w:b/>
-                <w:bCs/>
                 <w:noProof/>
-                <w:color w:val="auto"/>
               </w:rPr>
               <w:t>2.1 Общие функциональные требования к приложению</w:t>
             </w:r>
             <w:r>
               <w:rPr>
-                <w:b/>
-                <w:bCs/>
                 <w:noProof/>
                 <w:webHidden/>
               </w:rPr>
@@ -9151,8 +9001,6 @@
             </w:r>
             <w:r>
               <w:rPr>
-                <w:b/>
-                <w:bCs/>
                 <w:noProof/>
                 <w:webHidden/>
               </w:rPr>
@@ -9160,25 +9008,19 @@
             </w:r>
             <w:r>
               <w:rPr>
-                <w:b/>
-                <w:bCs/>
                 <w:noProof/>
                 <w:webHidden/>
               </w:rPr>
-              <w:instrText xml:space="preserve"> PAGEREF _Toc210676427 \h </w:instrText>
-            </w:r>
-            <w:r>
-              <w:rPr>
-                <w:b/>
-                <w:bCs/>
+              <w:instrText xml:space="preserve"> PAGEREF _Toc213679118 \h </w:instrText>
+            </w:r>
+            <w:r>
+              <w:rPr>
                 <w:noProof/>
                 <w:webHidden/>
               </w:rPr>
             </w:r>
             <w:r>
               <w:rPr>
-                <w:b/>
-                <w:bCs/>
                 <w:noProof/>
                 <w:webHidden/>
               </w:rPr>
@@ -9186,17 +9028,13 @@
             </w:r>
             <w:r>
               <w:rPr>
-                <w:b/>
-                <w:bCs/>
                 <w:noProof/>
                 <w:webHidden/>
               </w:rPr>
-              <w:t>13</w:t>
-            </w:r>
-            <w:r>
-              <w:rPr>
-                <w:b/>
-                <w:bCs/>
+              <w:t>16</w:t>
+            </w:r>
+            <w:r>
+              <w:rPr>
                 <w:noProof/>
                 <w:webHidden/>
               </w:rPr>
@@ -9207,10 +9045,10 @@
         <w:p>
           <w:pPr>
             <w:pStyle w:val="11"/>
+            <w:contextualSpacing/>
+            <w:jc w:val="both"/>
             <w:rPr>
-              <w:rFonts w:eastAsiaTheme="minorEastAsia" w:cs="Times New Roman"/>
-              <w:b/>
-              <w:bCs/>
+              <w:rFonts w:asciiTheme="minorHAnsi" w:eastAsiaTheme="minorEastAsia" w:hAnsiTheme="minorHAnsi"/>
               <w:noProof/>
               <w:kern w:val="2"/>
               <w:sz w:val="24"/>
@@ -9219,23 +9057,16 @@
               <w14:ligatures w14:val="standardContextual"/>
             </w:rPr>
           </w:pPr>
-          <w:hyperlink w:anchor="_Toc210676428" w:history="1">
+          <w:hyperlink w:anchor="_Toc213679119" w:history="1">
             <w:r>
               <w:rPr>
                 <w:rStyle w:val="ae"/>
-                <w:rFonts w:cs="Times New Roman"/>
-                <w:b/>
-                <w:bCs/>
                 <w:noProof/>
-                <w:color w:val="auto"/>
               </w:rPr>
               <w:t>ГЛАВА 3. ПРОЕКТИРОВАНИЕ ЕЖЕДНЕВНИКА-ПЛАНЕРА ДЛЯ ПИТОМЦА</w:t>
             </w:r>
             <w:r>
               <w:rPr>
-                <w:rFonts w:cs="Times New Roman"/>
-                <w:b/>
-                <w:bCs/>
                 <w:noProof/>
                 <w:webHidden/>
               </w:rPr>
@@ -9243,9 +9074,6 @@
             </w:r>
             <w:r>
               <w:rPr>
-                <w:rFonts w:cs="Times New Roman"/>
-                <w:b/>
-                <w:bCs/>
                 <w:noProof/>
                 <w:webHidden/>
               </w:rPr>
@@ -9253,28 +9081,19 @@
             </w:r>
             <w:r>
               <w:rPr>
-                <w:rFonts w:cs="Times New Roman"/>
-                <w:b/>
-                <w:bCs/>
                 <w:noProof/>
                 <w:webHidden/>
               </w:rPr>
-              <w:instrText xml:space="preserve"> PAGEREF _Toc210676428 \h </w:instrText>
-            </w:r>
-            <w:r>
-              <w:rPr>
-                <w:rFonts w:cs="Times New Roman"/>
-                <w:b/>
-                <w:bCs/>
+              <w:instrText xml:space="preserve"> PAGEREF _Toc213679119 \h </w:instrText>
+            </w:r>
+            <w:r>
+              <w:rPr>
                 <w:noProof/>
                 <w:webHidden/>
               </w:rPr>
             </w:r>
             <w:r>
               <w:rPr>
-                <w:rFonts w:cs="Times New Roman"/>
-                <w:b/>
-                <w:bCs/>
                 <w:noProof/>
                 <w:webHidden/>
               </w:rPr>
@@ -9282,19 +9101,13 @@
             </w:r>
             <w:r>
               <w:rPr>
-                <w:rFonts w:cs="Times New Roman"/>
-                <w:b/>
-                <w:bCs/>
                 <w:noProof/>
                 <w:webHidden/>
               </w:rPr>
-              <w:t>15</w:t>
-            </w:r>
-            <w:r>
-              <w:rPr>
-                <w:rFonts w:cs="Times New Roman"/>
-                <w:b/>
-                <w:bCs/>
+              <w:t>19</w:t>
+            </w:r>
+            <w:r>
+              <w:rPr>
                 <w:noProof/>
                 <w:webHidden/>
               </w:rPr>
@@ -9305,15 +9118,8 @@
         <w:p>
           <w:pPr>
             <w:pStyle w:val="21"/>
-            <w:tabs>
-              <w:tab w:val="right" w:leader="dot" w:pos="11641"/>
-            </w:tabs>
-            <w:spacing w:after="0" w:line="360" w:lineRule="auto"/>
-            <w:ind w:left="0"/>
-            <w:jc w:val="left"/>
             <w:rPr>
-              <w:b/>
-              <w:bCs/>
+              <w:rFonts w:asciiTheme="minorHAnsi" w:hAnsiTheme="minorHAnsi" w:cstheme="minorBidi"/>
               <w:noProof/>
               <w:kern w:val="2"/>
               <w:sz w:val="24"/>
@@ -9321,21 +9127,16 @@
               <w14:ligatures w14:val="standardContextual"/>
             </w:rPr>
           </w:pPr>
-          <w:hyperlink w:anchor="_Toc210676429" w:history="1">
+          <w:hyperlink w:anchor="_Toc213679120" w:history="1">
             <w:r>
               <w:rPr>
                 <w:rStyle w:val="ae"/>
-                <w:b/>
-                <w:bCs/>
                 <w:noProof/>
-                <w:color w:val="auto"/>
               </w:rPr>
               <w:t>3.1 Выбор архитектурно-программного решения</w:t>
             </w:r>
             <w:r>
               <w:rPr>
-                <w:b/>
-                <w:bCs/>
                 <w:noProof/>
                 <w:webHidden/>
               </w:rPr>
@@ -9343,8 +9144,6 @@
             </w:r>
             <w:r>
               <w:rPr>
-                <w:b/>
-                <w:bCs/>
                 <w:noProof/>
                 <w:webHidden/>
               </w:rPr>
@@ -9352,25 +9151,19 @@
             </w:r>
             <w:r>
               <w:rPr>
-                <w:b/>
-                <w:bCs/>
                 <w:noProof/>
                 <w:webHidden/>
               </w:rPr>
-              <w:instrText xml:space="preserve"> PAGEREF _Toc210676429 \h </w:instrText>
-            </w:r>
-            <w:r>
-              <w:rPr>
-                <w:b/>
-                <w:bCs/>
+              <w:instrText xml:space="preserve"> PAGEREF _Toc213679120 \h </w:instrText>
+            </w:r>
+            <w:r>
+              <w:rPr>
                 <w:noProof/>
                 <w:webHidden/>
               </w:rPr>
             </w:r>
             <w:r>
               <w:rPr>
-                <w:b/>
-                <w:bCs/>
                 <w:noProof/>
                 <w:webHidden/>
               </w:rPr>
@@ -9378,17 +9171,13 @@
             </w:r>
             <w:r>
               <w:rPr>
-                <w:b/>
-                <w:bCs/>
                 <w:noProof/>
                 <w:webHidden/>
               </w:rPr>
-              <w:t>15</w:t>
-            </w:r>
-            <w:r>
-              <w:rPr>
-                <w:b/>
-                <w:bCs/>
+              <w:t>19</w:t>
+            </w:r>
+            <w:r>
+              <w:rPr>
                 <w:noProof/>
                 <w:webHidden/>
               </w:rPr>
@@ -9399,15 +9188,8 @@
         <w:p>
           <w:pPr>
             <w:pStyle w:val="21"/>
-            <w:tabs>
-              <w:tab w:val="right" w:leader="dot" w:pos="11641"/>
-            </w:tabs>
-            <w:spacing w:after="0" w:line="360" w:lineRule="auto"/>
-            <w:ind w:left="0"/>
-            <w:jc w:val="left"/>
             <w:rPr>
-              <w:b/>
-              <w:bCs/>
+              <w:rFonts w:asciiTheme="minorHAnsi" w:hAnsiTheme="minorHAnsi" w:cstheme="minorBidi"/>
               <w:noProof/>
               <w:kern w:val="2"/>
               <w:sz w:val="24"/>
@@ -9415,21 +9197,16 @@
               <w14:ligatures w14:val="standardContextual"/>
             </w:rPr>
           </w:pPr>
-          <w:hyperlink w:anchor="_Toc210676430" w:history="1">
+          <w:hyperlink w:anchor="_Toc213679121" w:history="1">
             <w:r>
               <w:rPr>
                 <w:rStyle w:val="ae"/>
-                <w:b/>
-                <w:bCs/>
                 <w:noProof/>
-                <w:color w:val="auto"/>
               </w:rPr>
               <w:t>3.2 Разработка основных диаграмм функционирования мобильного приложения</w:t>
             </w:r>
             <w:r>
               <w:rPr>
-                <w:b/>
-                <w:bCs/>
                 <w:noProof/>
                 <w:webHidden/>
               </w:rPr>
@@ -9437,8 +9214,6 @@
             </w:r>
             <w:r>
               <w:rPr>
-                <w:b/>
-                <w:bCs/>
                 <w:noProof/>
                 <w:webHidden/>
               </w:rPr>
@@ -9446,25 +9221,19 @@
             </w:r>
             <w:r>
               <w:rPr>
-                <w:b/>
-                <w:bCs/>
                 <w:noProof/>
                 <w:webHidden/>
               </w:rPr>
-              <w:instrText xml:space="preserve"> PAGEREF _Toc210676430 \h </w:instrText>
-            </w:r>
-            <w:r>
-              <w:rPr>
-                <w:b/>
-                <w:bCs/>
+              <w:instrText xml:space="preserve"> PAGEREF _Toc213679121 \h </w:instrText>
+            </w:r>
+            <w:r>
+              <w:rPr>
                 <w:noProof/>
                 <w:webHidden/>
               </w:rPr>
             </w:r>
             <w:r>
               <w:rPr>
-                <w:b/>
-                <w:bCs/>
                 <w:noProof/>
                 <w:webHidden/>
               </w:rPr>
@@ -9472,17 +9241,13 @@
             </w:r>
             <w:r>
               <w:rPr>
-                <w:b/>
-                <w:bCs/>
                 <w:noProof/>
                 <w:webHidden/>
               </w:rPr>
-              <w:t>15</w:t>
-            </w:r>
-            <w:r>
-              <w:rPr>
-                <w:b/>
-                <w:bCs/>
+              <w:t>20</w:t>
+            </w:r>
+            <w:r>
+              <w:rPr>
                 <w:noProof/>
                 <w:webHidden/>
               </w:rPr>
@@ -9493,15 +9258,8 @@
         <w:p>
           <w:pPr>
             <w:pStyle w:val="21"/>
-            <w:tabs>
-              <w:tab w:val="right" w:leader="dot" w:pos="11641"/>
-            </w:tabs>
-            <w:spacing w:after="0" w:line="360" w:lineRule="auto"/>
-            <w:ind w:left="0"/>
-            <w:jc w:val="left"/>
             <w:rPr>
-              <w:b/>
-              <w:bCs/>
+              <w:rFonts w:asciiTheme="minorHAnsi" w:hAnsiTheme="minorHAnsi" w:cstheme="minorBidi"/>
               <w:noProof/>
               <w:kern w:val="2"/>
               <w:sz w:val="24"/>
@@ -9509,21 +9267,16 @@
               <w14:ligatures w14:val="standardContextual"/>
             </w:rPr>
           </w:pPr>
-          <w:hyperlink w:anchor="_Toc210676431" w:history="1">
+          <w:hyperlink w:anchor="_Toc213679122" w:history="1">
             <w:r>
               <w:rPr>
                 <w:rStyle w:val="ae"/>
-                <w:b/>
-                <w:bCs/>
                 <w:noProof/>
-                <w:color w:val="auto"/>
               </w:rPr>
               <w:t>3.3 Проектирование базы данных</w:t>
             </w:r>
             <w:r>
               <w:rPr>
-                <w:b/>
-                <w:bCs/>
                 <w:noProof/>
                 <w:webHidden/>
               </w:rPr>
@@ -9531,8 +9284,6 @@
             </w:r>
             <w:r>
               <w:rPr>
-                <w:b/>
-                <w:bCs/>
                 <w:noProof/>
                 <w:webHidden/>
               </w:rPr>
@@ -9540,25 +9291,19 @@
             </w:r>
             <w:r>
               <w:rPr>
-                <w:b/>
-                <w:bCs/>
                 <w:noProof/>
                 <w:webHidden/>
               </w:rPr>
-              <w:instrText xml:space="preserve"> PAGEREF _Toc210676431 \h </w:instrText>
-            </w:r>
-            <w:r>
-              <w:rPr>
-                <w:b/>
-                <w:bCs/>
+              <w:instrText xml:space="preserve"> PAGEREF _Toc213679122 \h </w:instrText>
+            </w:r>
+            <w:r>
+              <w:rPr>
                 <w:noProof/>
                 <w:webHidden/>
               </w:rPr>
             </w:r>
             <w:r>
               <w:rPr>
-                <w:b/>
-                <w:bCs/>
                 <w:noProof/>
                 <w:webHidden/>
               </w:rPr>
@@ -9566,17 +9311,13 @@
             </w:r>
             <w:r>
               <w:rPr>
-                <w:b/>
-                <w:bCs/>
                 <w:noProof/>
                 <w:webHidden/>
               </w:rPr>
-              <w:t>17</w:t>
-            </w:r>
-            <w:r>
-              <w:rPr>
-                <w:b/>
-                <w:bCs/>
+              <w:t>23</w:t>
+            </w:r>
+            <w:r>
+              <w:rPr>
                 <w:noProof/>
                 <w:webHidden/>
               </w:rPr>
@@ -9587,15 +9328,8 @@
         <w:p>
           <w:pPr>
             <w:pStyle w:val="21"/>
-            <w:tabs>
-              <w:tab w:val="right" w:leader="dot" w:pos="11641"/>
-            </w:tabs>
-            <w:spacing w:after="0" w:line="360" w:lineRule="auto"/>
-            <w:ind w:left="0"/>
-            <w:jc w:val="left"/>
             <w:rPr>
-              <w:b/>
-              <w:bCs/>
+              <w:rFonts w:asciiTheme="minorHAnsi" w:hAnsiTheme="minorHAnsi" w:cstheme="minorBidi"/>
               <w:noProof/>
               <w:kern w:val="2"/>
               <w:sz w:val="24"/>
@@ -9603,21 +9337,16 @@
               <w14:ligatures w14:val="standardContextual"/>
             </w:rPr>
           </w:pPr>
-          <w:hyperlink w:anchor="_Toc210676432" w:history="1">
+          <w:hyperlink w:anchor="_Toc213679123" w:history="1">
             <w:r>
               <w:rPr>
                 <w:rStyle w:val="ae"/>
-                <w:b/>
-                <w:bCs/>
                 <w:noProof/>
-                <w:color w:val="auto"/>
               </w:rPr>
               <w:t>3.4 Прототипирование экранных форм</w:t>
             </w:r>
             <w:r>
               <w:rPr>
-                <w:b/>
-                <w:bCs/>
                 <w:noProof/>
                 <w:webHidden/>
               </w:rPr>
@@ -9625,8 +9354,6 @@
             </w:r>
             <w:r>
               <w:rPr>
-                <w:b/>
-                <w:bCs/>
                 <w:noProof/>
                 <w:webHidden/>
               </w:rPr>
@@ -9634,25 +9361,19 @@
             </w:r>
             <w:r>
               <w:rPr>
-                <w:b/>
-                <w:bCs/>
                 <w:noProof/>
                 <w:webHidden/>
               </w:rPr>
-              <w:instrText xml:space="preserve"> PAGEREF _Toc210676432 \h </w:instrText>
-            </w:r>
-            <w:r>
-              <w:rPr>
-                <w:b/>
-                <w:bCs/>
+              <w:instrText xml:space="preserve"> PAGEREF _Toc213679123 \h </w:instrText>
+            </w:r>
+            <w:r>
+              <w:rPr>
                 <w:noProof/>
                 <w:webHidden/>
               </w:rPr>
             </w:r>
             <w:r>
               <w:rPr>
-                <w:b/>
-                <w:bCs/>
                 <w:noProof/>
                 <w:webHidden/>
               </w:rPr>
@@ -9660,17 +9381,83 @@
             </w:r>
             <w:r>
               <w:rPr>
-                <w:b/>
-                <w:bCs/>
                 <w:noProof/>
                 <w:webHidden/>
               </w:rPr>
-              <w:t>20</w:t>
-            </w:r>
-            <w:r>
-              <w:rPr>
-                <w:b/>
-                <w:bCs/>
+              <w:t>27</w:t>
+            </w:r>
+            <w:r>
+              <w:rPr>
+                <w:noProof/>
+                <w:webHidden/>
+              </w:rPr>
+              <w:fldChar w:fldCharType="end"/>
+            </w:r>
+          </w:hyperlink>
+        </w:p>
+        <w:p>
+          <w:pPr>
+            <w:pStyle w:val="21"/>
+            <w:rPr>
+              <w:rFonts w:asciiTheme="minorHAnsi" w:hAnsiTheme="minorHAnsi" w:cstheme="minorBidi"/>
+              <w:noProof/>
+              <w:kern w:val="2"/>
+              <w:sz w:val="24"/>
+              <w:szCs w:val="24"/>
+              <w14:ligatures w14:val="standardContextual"/>
+            </w:rPr>
+          </w:pPr>
+          <w:hyperlink w:anchor="_Toc213679124" w:history="1">
+            <w:r>
+              <w:rPr>
+                <w:rStyle w:val="ae"/>
+                <w:noProof/>
+              </w:rPr>
+              <w:t>Вывод по главе 3</w:t>
+            </w:r>
+            <w:r>
+              <w:rPr>
+                <w:noProof/>
+                <w:webHidden/>
+              </w:rPr>
+              <w:tab/>
+            </w:r>
+            <w:r>
+              <w:rPr>
+                <w:noProof/>
+                <w:webHidden/>
+              </w:rPr>
+              <w:fldChar w:fldCharType="begin"/>
+            </w:r>
+            <w:r>
+              <w:rPr>
+                <w:noProof/>
+                <w:webHidden/>
+              </w:rPr>
+              <w:instrText xml:space="preserve"> PAGEREF _Toc213679124 \h </w:instrText>
+            </w:r>
+            <w:r>
+              <w:rPr>
+                <w:noProof/>
+                <w:webHidden/>
+              </w:rPr>
+            </w:r>
+            <w:r>
+              <w:rPr>
+                <w:noProof/>
+                <w:webHidden/>
+              </w:rPr>
+              <w:fldChar w:fldCharType="separate"/>
+            </w:r>
+            <w:r>
+              <w:rPr>
+                <w:noProof/>
+                <w:webHidden/>
+              </w:rPr>
+              <w:t>31</w:t>
+            </w:r>
+            <w:r>
+              <w:rPr>
                 <w:noProof/>
                 <w:webHidden/>
               </w:rPr>
@@ -9681,10 +9468,10 @@
         <w:p>
           <w:pPr>
             <w:pStyle w:val="11"/>
+            <w:contextualSpacing/>
+            <w:jc w:val="both"/>
             <w:rPr>
-              <w:rFonts w:eastAsiaTheme="minorEastAsia" w:cs="Times New Roman"/>
-              <w:b/>
-              <w:bCs/>
+              <w:rFonts w:asciiTheme="minorHAnsi" w:eastAsiaTheme="minorEastAsia" w:hAnsiTheme="minorHAnsi"/>
               <w:noProof/>
               <w:kern w:val="2"/>
               <w:sz w:val="24"/>
@@ -9693,23 +9480,16 @@
               <w14:ligatures w14:val="standardContextual"/>
             </w:rPr>
           </w:pPr>
-          <w:hyperlink w:anchor="_Toc210676433" w:history="1">
+          <w:hyperlink w:anchor="_Toc213679125" w:history="1">
             <w:r>
               <w:rPr>
                 <w:rStyle w:val="ae"/>
-                <w:rFonts w:cs="Times New Roman"/>
-                <w:b/>
-                <w:bCs/>
                 <w:noProof/>
-                <w:color w:val="auto"/>
               </w:rPr>
               <w:t>ГЛАВА 4. ТЕСТИРОВАНИЕ И ОТЛАДКА</w:t>
             </w:r>
             <w:r>
               <w:rPr>
-                <w:rFonts w:cs="Times New Roman"/>
-                <w:b/>
-                <w:bCs/>
                 <w:noProof/>
                 <w:webHidden/>
               </w:rPr>
@@ -9717,9 +9497,6 @@
             </w:r>
             <w:r>
               <w:rPr>
-                <w:rFonts w:cs="Times New Roman"/>
-                <w:b/>
-                <w:bCs/>
                 <w:noProof/>
                 <w:webHidden/>
               </w:rPr>
@@ -9727,28 +9504,19 @@
             </w:r>
             <w:r>
               <w:rPr>
-                <w:rFonts w:cs="Times New Roman"/>
-                <w:b/>
-                <w:bCs/>
                 <w:noProof/>
                 <w:webHidden/>
               </w:rPr>
-              <w:instrText xml:space="preserve"> PAGEREF _Toc210676433 \h </w:instrText>
-            </w:r>
-            <w:r>
-              <w:rPr>
-                <w:rFonts w:cs="Times New Roman"/>
-                <w:b/>
-                <w:bCs/>
+              <w:instrText xml:space="preserve"> PAGEREF _Toc213679125 \h </w:instrText>
+            </w:r>
+            <w:r>
+              <w:rPr>
                 <w:noProof/>
                 <w:webHidden/>
               </w:rPr>
             </w:r>
             <w:r>
               <w:rPr>
-                <w:rFonts w:cs="Times New Roman"/>
-                <w:b/>
-                <w:bCs/>
                 <w:noProof/>
                 <w:webHidden/>
               </w:rPr>
@@ -9756,19 +9524,13 @@
             </w:r>
             <w:r>
               <w:rPr>
-                <w:rFonts w:cs="Times New Roman"/>
-                <w:b/>
-                <w:bCs/>
                 <w:noProof/>
                 <w:webHidden/>
               </w:rPr>
-              <w:t>24</w:t>
-            </w:r>
-            <w:r>
-              <w:rPr>
-                <w:rFonts w:cs="Times New Roman"/>
-                <w:b/>
-                <w:bCs/>
+              <w:t>33</w:t>
+            </w:r>
+            <w:r>
+              <w:rPr>
                 <w:noProof/>
                 <w:webHidden/>
               </w:rPr>
@@ -9779,15 +9541,8 @@
         <w:p>
           <w:pPr>
             <w:pStyle w:val="21"/>
-            <w:tabs>
-              <w:tab w:val="right" w:leader="dot" w:pos="11641"/>
-            </w:tabs>
-            <w:spacing w:after="0" w:line="360" w:lineRule="auto"/>
-            <w:ind w:left="0"/>
-            <w:jc w:val="left"/>
             <w:rPr>
-              <w:b/>
-              <w:bCs/>
+              <w:rFonts w:asciiTheme="minorHAnsi" w:hAnsiTheme="minorHAnsi" w:cstheme="minorBidi"/>
               <w:noProof/>
               <w:kern w:val="2"/>
               <w:sz w:val="24"/>
@@ -9795,21 +9550,16 @@
               <w14:ligatures w14:val="standardContextual"/>
             </w:rPr>
           </w:pPr>
-          <w:hyperlink w:anchor="_Toc210676434" w:history="1">
+          <w:hyperlink w:anchor="_Toc213679126" w:history="1">
             <w:r>
               <w:rPr>
                 <w:rStyle w:val="ae"/>
-                <w:b/>
-                <w:bCs/>
                 <w:noProof/>
-                <w:color w:val="auto"/>
               </w:rPr>
               <w:t>4.1 Цели и задачи тестирования</w:t>
             </w:r>
             <w:r>
               <w:rPr>
-                <w:b/>
-                <w:bCs/>
                 <w:noProof/>
                 <w:webHidden/>
               </w:rPr>
@@ -9817,8 +9567,6 @@
             </w:r>
             <w:r>
               <w:rPr>
-                <w:b/>
-                <w:bCs/>
                 <w:noProof/>
                 <w:webHidden/>
               </w:rPr>
@@ -9826,25 +9574,19 @@
             </w:r>
             <w:r>
               <w:rPr>
-                <w:b/>
-                <w:bCs/>
                 <w:noProof/>
                 <w:webHidden/>
               </w:rPr>
-              <w:instrText xml:space="preserve"> PAGEREF _Toc210676434 \h </w:instrText>
-            </w:r>
-            <w:r>
-              <w:rPr>
-                <w:b/>
-                <w:bCs/>
+              <w:instrText xml:space="preserve"> PAGEREF _Toc213679126 \h </w:instrText>
+            </w:r>
+            <w:r>
+              <w:rPr>
                 <w:noProof/>
                 <w:webHidden/>
               </w:rPr>
             </w:r>
             <w:r>
               <w:rPr>
-                <w:b/>
-                <w:bCs/>
                 <w:noProof/>
                 <w:webHidden/>
               </w:rPr>
@@ -9852,17 +9594,13 @@
             </w:r>
             <w:r>
               <w:rPr>
-                <w:b/>
-                <w:bCs/>
                 <w:noProof/>
                 <w:webHidden/>
               </w:rPr>
-              <w:t>24</w:t>
-            </w:r>
-            <w:r>
-              <w:rPr>
-                <w:b/>
-                <w:bCs/>
+              <w:t>33</w:t>
+            </w:r>
+            <w:r>
+              <w:rPr>
                 <w:noProof/>
                 <w:webHidden/>
               </w:rPr>
@@ -9873,15 +9611,8 @@
         <w:p>
           <w:pPr>
             <w:pStyle w:val="21"/>
-            <w:tabs>
-              <w:tab w:val="right" w:leader="dot" w:pos="11641"/>
-            </w:tabs>
-            <w:spacing w:after="0" w:line="360" w:lineRule="auto"/>
-            <w:ind w:left="0"/>
-            <w:jc w:val="left"/>
             <w:rPr>
-              <w:b/>
-              <w:bCs/>
+              <w:rFonts w:asciiTheme="minorHAnsi" w:hAnsiTheme="minorHAnsi" w:cstheme="minorBidi"/>
               <w:noProof/>
               <w:kern w:val="2"/>
               <w:sz w:val="24"/>
@@ -9889,21 +9620,16 @@
               <w14:ligatures w14:val="standardContextual"/>
             </w:rPr>
           </w:pPr>
-          <w:hyperlink w:anchor="_Toc210676435" w:history="1">
+          <w:hyperlink w:anchor="_Toc213679127" w:history="1">
             <w:r>
               <w:rPr>
                 <w:rStyle w:val="ae"/>
-                <w:b/>
-                <w:bCs/>
                 <w:noProof/>
-                <w:color w:val="auto"/>
-              </w:rPr>
-              <w:t>4.2 Методы тестирования</w:t>
-            </w:r>
-            <w:r>
-              <w:rPr>
-                <w:b/>
-                <w:bCs/>
+              </w:rPr>
+              <w:t>4.2 Методы тестирования:</w:t>
+            </w:r>
+            <w:r>
+              <w:rPr>
                 <w:noProof/>
                 <w:webHidden/>
               </w:rPr>
@@ -9911,8 +9637,6 @@
             </w:r>
             <w:r>
               <w:rPr>
-                <w:b/>
-                <w:bCs/>
                 <w:noProof/>
                 <w:webHidden/>
               </w:rPr>
@@ -9920,25 +9644,19 @@
             </w:r>
             <w:r>
               <w:rPr>
-                <w:b/>
-                <w:bCs/>
                 <w:noProof/>
                 <w:webHidden/>
               </w:rPr>
-              <w:instrText xml:space="preserve"> PAGEREF _Toc210676435 \h </w:instrText>
-            </w:r>
-            <w:r>
-              <w:rPr>
-                <w:b/>
-                <w:bCs/>
+              <w:instrText xml:space="preserve"> PAGEREF _Toc213679127 \h </w:instrText>
+            </w:r>
+            <w:r>
+              <w:rPr>
                 <w:noProof/>
                 <w:webHidden/>
               </w:rPr>
             </w:r>
             <w:r>
               <w:rPr>
-                <w:b/>
-                <w:bCs/>
                 <w:noProof/>
                 <w:webHidden/>
               </w:rPr>
@@ -9946,17 +9664,13 @@
             </w:r>
             <w:r>
               <w:rPr>
-                <w:b/>
-                <w:bCs/>
                 <w:noProof/>
                 <w:webHidden/>
               </w:rPr>
-              <w:t>25</w:t>
-            </w:r>
-            <w:r>
-              <w:rPr>
-                <w:b/>
-                <w:bCs/>
+              <w:t>33</w:t>
+            </w:r>
+            <w:r>
+              <w:rPr>
                 <w:noProof/>
                 <w:webHidden/>
               </w:rPr>
@@ -9968,14 +9682,13 @@
           <w:pPr>
             <w:pStyle w:val="31"/>
             <w:tabs>
-              <w:tab w:val="right" w:leader="dot" w:pos="11641"/>
+              <w:tab w:val="right" w:leader="dot" w:pos="9344"/>
             </w:tabs>
             <w:spacing w:after="0" w:line="360" w:lineRule="auto"/>
             <w:ind w:left="0"/>
-            <w:jc w:val="left"/>
+            <w:contextualSpacing/>
             <w:rPr>
-              <w:b/>
-              <w:bCs/>
+              <w:rFonts w:asciiTheme="minorHAnsi" w:hAnsiTheme="minorHAnsi" w:cstheme="minorBidi"/>
               <w:noProof/>
               <w:kern w:val="2"/>
               <w:sz w:val="24"/>
@@ -9983,21 +9696,16 @@
               <w14:ligatures w14:val="standardContextual"/>
             </w:rPr>
           </w:pPr>
-          <w:hyperlink w:anchor="_Toc210676436" w:history="1">
+          <w:hyperlink w:anchor="_Toc213679128" w:history="1">
             <w:r>
               <w:rPr>
                 <w:rStyle w:val="ae"/>
-                <w:b/>
-                <w:bCs/>
                 <w:noProof/>
-                <w:color w:val="auto"/>
               </w:rPr>
               <w:t>4.2.1 Функциональное тестирование</w:t>
             </w:r>
             <w:r>
               <w:rPr>
-                <w:b/>
-                <w:bCs/>
                 <w:noProof/>
                 <w:webHidden/>
               </w:rPr>
@@ -10005,8 +9713,6 @@
             </w:r>
             <w:r>
               <w:rPr>
-                <w:b/>
-                <w:bCs/>
                 <w:noProof/>
                 <w:webHidden/>
               </w:rPr>
@@ -10014,25 +9720,19 @@
             </w:r>
             <w:r>
               <w:rPr>
-                <w:b/>
-                <w:bCs/>
                 <w:noProof/>
                 <w:webHidden/>
               </w:rPr>
-              <w:instrText xml:space="preserve"> PAGEREF _Toc210676436 \h </w:instrText>
-            </w:r>
-            <w:r>
-              <w:rPr>
-                <w:b/>
-                <w:bCs/>
+              <w:instrText xml:space="preserve"> PAGEREF _Toc213679128 \h </w:instrText>
+            </w:r>
+            <w:r>
+              <w:rPr>
                 <w:noProof/>
                 <w:webHidden/>
               </w:rPr>
             </w:r>
             <w:r>
               <w:rPr>
-                <w:b/>
-                <w:bCs/>
                 <w:noProof/>
                 <w:webHidden/>
               </w:rPr>
@@ -10040,17 +9740,13 @@
             </w:r>
             <w:r>
               <w:rPr>
-                <w:b/>
-                <w:bCs/>
                 <w:noProof/>
                 <w:webHidden/>
               </w:rPr>
-              <w:t>25</w:t>
-            </w:r>
-            <w:r>
-              <w:rPr>
-                <w:b/>
-                <w:bCs/>
+              <w:t>33</w:t>
+            </w:r>
+            <w:r>
+              <w:rPr>
                 <w:noProof/>
                 <w:webHidden/>
               </w:rPr>
@@ -10062,14 +9758,13 @@
           <w:pPr>
             <w:pStyle w:val="31"/>
             <w:tabs>
-              <w:tab w:val="right" w:leader="dot" w:pos="11641"/>
+              <w:tab w:val="right" w:leader="dot" w:pos="9344"/>
             </w:tabs>
             <w:spacing w:after="0" w:line="360" w:lineRule="auto"/>
             <w:ind w:left="0"/>
-            <w:jc w:val="left"/>
+            <w:contextualSpacing/>
             <w:rPr>
-              <w:b/>
-              <w:bCs/>
+              <w:rFonts w:asciiTheme="minorHAnsi" w:hAnsiTheme="minorHAnsi" w:cstheme="minorBidi"/>
               <w:noProof/>
               <w:kern w:val="2"/>
               <w:sz w:val="24"/>
@@ -10077,21 +9772,16 @@
               <w14:ligatures w14:val="standardContextual"/>
             </w:rPr>
           </w:pPr>
-          <w:hyperlink w:anchor="_Toc210676437" w:history="1">
+          <w:hyperlink w:anchor="_Toc213679129" w:history="1">
             <w:r>
               <w:rPr>
                 <w:rStyle w:val="ae"/>
-                <w:b/>
-                <w:bCs/>
                 <w:noProof/>
-                <w:color w:val="auto"/>
               </w:rPr>
               <w:t>4.2.2 Инструментальное тестирование производительности</w:t>
             </w:r>
             <w:r>
               <w:rPr>
-                <w:b/>
-                <w:bCs/>
                 <w:noProof/>
                 <w:webHidden/>
               </w:rPr>
@@ -10099,8 +9789,6 @@
             </w:r>
             <w:r>
               <w:rPr>
-                <w:b/>
-                <w:bCs/>
                 <w:noProof/>
                 <w:webHidden/>
               </w:rPr>
@@ -10108,25 +9796,19 @@
             </w:r>
             <w:r>
               <w:rPr>
-                <w:b/>
-                <w:bCs/>
                 <w:noProof/>
                 <w:webHidden/>
               </w:rPr>
-              <w:instrText xml:space="preserve"> PAGEREF _Toc210676437 \h </w:instrText>
-            </w:r>
-            <w:r>
-              <w:rPr>
-                <w:b/>
-                <w:bCs/>
+              <w:instrText xml:space="preserve"> PAGEREF _Toc213679129 \h </w:instrText>
+            </w:r>
+            <w:r>
+              <w:rPr>
                 <w:noProof/>
                 <w:webHidden/>
               </w:rPr>
             </w:r>
             <w:r>
               <w:rPr>
-                <w:b/>
-                <w:bCs/>
                 <w:noProof/>
                 <w:webHidden/>
               </w:rPr>
@@ -10134,17 +9816,13 @@
             </w:r>
             <w:r>
               <w:rPr>
-                <w:b/>
-                <w:bCs/>
                 <w:noProof/>
                 <w:webHidden/>
               </w:rPr>
-              <w:t>25</w:t>
-            </w:r>
-            <w:r>
-              <w:rPr>
-                <w:b/>
-                <w:bCs/>
+              <w:t>33</w:t>
+            </w:r>
+            <w:r>
+              <w:rPr>
                 <w:noProof/>
                 <w:webHidden/>
               </w:rPr>
@@ -10156,14 +9834,13 @@
           <w:pPr>
             <w:pStyle w:val="31"/>
             <w:tabs>
-              <w:tab w:val="right" w:leader="dot" w:pos="11641"/>
+              <w:tab w:val="right" w:leader="dot" w:pos="9344"/>
             </w:tabs>
             <w:spacing w:after="0" w:line="360" w:lineRule="auto"/>
             <w:ind w:left="0"/>
-            <w:jc w:val="left"/>
+            <w:contextualSpacing/>
             <w:rPr>
-              <w:b/>
-              <w:bCs/>
+              <w:rFonts w:asciiTheme="minorHAnsi" w:hAnsiTheme="minorHAnsi" w:cstheme="minorBidi"/>
               <w:noProof/>
               <w:kern w:val="2"/>
               <w:sz w:val="24"/>
@@ -10171,21 +9848,16 @@
               <w14:ligatures w14:val="standardContextual"/>
             </w:rPr>
           </w:pPr>
-          <w:hyperlink w:anchor="_Toc210676438" w:history="1">
+          <w:hyperlink w:anchor="_Toc213679130" w:history="1">
             <w:r>
               <w:rPr>
                 <w:rStyle w:val="ae"/>
-                <w:b/>
-                <w:bCs/>
                 <w:noProof/>
-                <w:color w:val="auto"/>
               </w:rPr>
               <w:t>4.2.3 Тестирование интерфейса с помощью инструмента Espresso</w:t>
             </w:r>
             <w:r>
               <w:rPr>
-                <w:b/>
-                <w:bCs/>
                 <w:noProof/>
                 <w:webHidden/>
               </w:rPr>
@@ -10193,8 +9865,6 @@
             </w:r>
             <w:r>
               <w:rPr>
-                <w:b/>
-                <w:bCs/>
                 <w:noProof/>
                 <w:webHidden/>
               </w:rPr>
@@ -10202,25 +9872,19 @@
             </w:r>
             <w:r>
               <w:rPr>
-                <w:b/>
-                <w:bCs/>
                 <w:noProof/>
                 <w:webHidden/>
               </w:rPr>
-              <w:instrText xml:space="preserve"> PAGEREF _Toc210676438 \h </w:instrText>
-            </w:r>
-            <w:r>
-              <w:rPr>
-                <w:b/>
-                <w:bCs/>
+              <w:instrText xml:space="preserve"> PAGEREF _Toc213679130 \h </w:instrText>
+            </w:r>
+            <w:r>
+              <w:rPr>
                 <w:noProof/>
                 <w:webHidden/>
               </w:rPr>
             </w:r>
             <w:r>
               <w:rPr>
-                <w:b/>
-                <w:bCs/>
                 <w:noProof/>
                 <w:webHidden/>
               </w:rPr>
@@ -10228,17 +9892,13 @@
             </w:r>
             <w:r>
               <w:rPr>
-                <w:b/>
-                <w:bCs/>
                 <w:noProof/>
                 <w:webHidden/>
               </w:rPr>
-              <w:t>25</w:t>
-            </w:r>
-            <w:r>
-              <w:rPr>
-                <w:b/>
-                <w:bCs/>
+              <w:t>34</w:t>
+            </w:r>
+            <w:r>
+              <w:rPr>
                 <w:noProof/>
                 <w:webHidden/>
               </w:rPr>
@@ -10249,10 +9909,10 @@
         <w:p>
           <w:pPr>
             <w:pStyle w:val="11"/>
+            <w:contextualSpacing/>
+            <w:jc w:val="both"/>
             <w:rPr>
-              <w:rFonts w:eastAsiaTheme="minorEastAsia" w:cs="Times New Roman"/>
-              <w:b/>
-              <w:bCs/>
+              <w:rFonts w:asciiTheme="minorHAnsi" w:eastAsiaTheme="minorEastAsia" w:hAnsiTheme="minorHAnsi"/>
               <w:noProof/>
               <w:kern w:val="2"/>
               <w:sz w:val="24"/>
@@ -10261,23 +9921,16 @@
               <w14:ligatures w14:val="standardContextual"/>
             </w:rPr>
           </w:pPr>
-          <w:hyperlink w:anchor="_Toc210676439" w:history="1">
+          <w:hyperlink w:anchor="_Toc213679131" w:history="1">
             <w:r>
               <w:rPr>
                 <w:rStyle w:val="ae"/>
-                <w:rFonts w:cs="Times New Roman"/>
-                <w:b/>
-                <w:bCs/>
                 <w:noProof/>
-                <w:color w:val="auto"/>
               </w:rPr>
               <w:t>ЗАКЛЮЧЕНИЕ</w:t>
             </w:r>
             <w:r>
               <w:rPr>
-                <w:rFonts w:cs="Times New Roman"/>
-                <w:b/>
-                <w:bCs/>
                 <w:noProof/>
                 <w:webHidden/>
               </w:rPr>
@@ -10285,9 +9938,6 @@
             </w:r>
             <w:r>
               <w:rPr>
-                <w:rFonts w:cs="Times New Roman"/>
-                <w:b/>
-                <w:bCs/>
                 <w:noProof/>
                 <w:webHidden/>
               </w:rPr>
@@ -10295,28 +9945,19 @@
             </w:r>
             <w:r>
               <w:rPr>
-                <w:rFonts w:cs="Times New Roman"/>
-                <w:b/>
-                <w:bCs/>
                 <w:noProof/>
                 <w:webHidden/>
               </w:rPr>
-              <w:instrText xml:space="preserve"> PAGEREF _Toc210676439 \h </w:instrText>
-            </w:r>
-            <w:r>
-              <w:rPr>
-                <w:rFonts w:cs="Times New Roman"/>
-                <w:b/>
-                <w:bCs/>
+              <w:instrText xml:space="preserve"> PAGEREF _Toc213679131 \h </w:instrText>
+            </w:r>
+            <w:r>
+              <w:rPr>
                 <w:noProof/>
                 <w:webHidden/>
               </w:rPr>
             </w:r>
             <w:r>
               <w:rPr>
-                <w:rFonts w:cs="Times New Roman"/>
-                <w:b/>
-                <w:bCs/>
                 <w:noProof/>
                 <w:webHidden/>
               </w:rPr>
@@ -10324,117 +9965,13 @@
             </w:r>
             <w:r>
               <w:rPr>
-                <w:rFonts w:cs="Times New Roman"/>
-                <w:b/>
-                <w:bCs/>
                 <w:noProof/>
                 <w:webHidden/>
               </w:rPr>
-              <w:t>25</w:t>
-            </w:r>
-            <w:r>
-              <w:rPr>
-                <w:rFonts w:cs="Times New Roman"/>
-                <w:b/>
-                <w:bCs/>
-                <w:noProof/>
-                <w:webHidden/>
-              </w:rPr>
-              <w:fldChar w:fldCharType="end"/>
-            </w:r>
-          </w:hyperlink>
-        </w:p>
-        <w:p>
-          <w:pPr>
-            <w:pStyle w:val="11"/>
-            <w:rPr>
-              <w:rFonts w:eastAsiaTheme="minorEastAsia" w:cs="Times New Roman"/>
-              <w:b/>
-              <w:bCs/>
-              <w:noProof/>
-              <w:kern w:val="2"/>
-              <w:sz w:val="24"/>
-              <w:szCs w:val="24"/>
-              <w:lang w:eastAsia="ru-RU"/>
-              <w14:ligatures w14:val="standardContextual"/>
-            </w:rPr>
-          </w:pPr>
-          <w:hyperlink w:anchor="_Toc210676440" w:history="1">
-            <w:r>
-              <w:rPr>
-                <w:rStyle w:val="ae"/>
-                <w:rFonts w:cs="Times New Roman"/>
-                <w:b/>
-                <w:bCs/>
-                <w:noProof/>
-                <w:color w:val="auto"/>
-              </w:rPr>
-              <w:t>СПИСОК ИСПОЛЬЗОВАННЫХ ИСТОЧНИКОВ</w:t>
-            </w:r>
-            <w:r>
-              <w:rPr>
-                <w:rFonts w:cs="Times New Roman"/>
-                <w:b/>
-                <w:bCs/>
-                <w:noProof/>
-                <w:webHidden/>
-              </w:rPr>
-              <w:tab/>
-            </w:r>
-            <w:r>
-              <w:rPr>
-                <w:rFonts w:cs="Times New Roman"/>
-                <w:b/>
-                <w:bCs/>
-                <w:noProof/>
-                <w:webHidden/>
-              </w:rPr>
-              <w:fldChar w:fldCharType="begin"/>
-            </w:r>
-            <w:r>
-              <w:rPr>
-                <w:rFonts w:cs="Times New Roman"/>
-                <w:b/>
-                <w:bCs/>
-                <w:noProof/>
-                <w:webHidden/>
-              </w:rPr>
-              <w:instrText xml:space="preserve"> PAGEREF _Toc210676440 \h </w:instrText>
-            </w:r>
-            <w:r>
-              <w:rPr>
-                <w:rFonts w:cs="Times New Roman"/>
-                <w:b/>
-                <w:bCs/>
-                <w:noProof/>
-                <w:webHidden/>
-              </w:rPr>
-            </w:r>
-            <w:r>
-              <w:rPr>
-                <w:rFonts w:cs="Times New Roman"/>
-                <w:b/>
-                <w:bCs/>
-                <w:noProof/>
-                <w:webHidden/>
-              </w:rPr>
-              <w:fldChar w:fldCharType="separate"/>
-            </w:r>
-            <w:r>
-              <w:rPr>
-                <w:rFonts w:cs="Times New Roman"/>
-                <w:b/>
-                <w:bCs/>
-                <w:noProof/>
-                <w:webHidden/>
-              </w:rPr>
-              <w:t>27</w:t>
-            </w:r>
-            <w:r>
-              <w:rPr>
-                <w:rFonts w:cs="Times New Roman"/>
-                <w:b/>
-                <w:bCs/>
+              <w:t>35</w:t>
+            </w:r>
+            <w:r>
+              <w:rPr>
                 <w:noProof/>
                 <w:webHidden/>
               </w:rPr>
@@ -10445,14 +9982,10 @@
         <w:p>
           <w:pPr>
             <w:spacing w:after="0"/>
-            <w:jc w:val="left"/>
-            <w:rPr>
-              <w:rFonts w:cs="Times New Roman"/>
-            </w:rPr>
+            <w:contextualSpacing/>
           </w:pPr>
           <w:r>
             <w:rPr>
-              <w:rFonts w:cs="Times New Roman"/>
               <w:b/>
               <w:bCs/>
             </w:rPr>
@@ -10463,30 +9996,28 @@
     </w:sdt>
     <w:p>
       <w:pPr>
-        <w:spacing w:after="0"/>
-        <w:ind w:firstLine="709"/>
-        <w:jc w:val="center"/>
-        <w:rPr>
-          <w:rFonts w:cs="Times New Roman"/>
-          <w:b/>
-          <w:bCs/>
-          <w:kern w:val="28"/>
-          <w:szCs w:val="28"/>
-        </w:rPr>
-      </w:pPr>
-      <w:r>
+        <w:pStyle w:val="12"/>
+        <w:jc w:val="both"/>
+        <w:rPr>
+          <w:rFonts w:eastAsia="SimSun" w:cs="Times New Roman"/>
+          <w:szCs w:val="22"/>
+        </w:rPr>
+      </w:pPr>
+      <w:r>
+        <w:rPr>
+          <w:rFonts w:eastAsia="SimSun" w:cs="Times New Roman"/>
+          <w:szCs w:val="22"/>
+        </w:rPr>
         <w:br w:type="page"/>
       </w:r>
+    </w:p>
+    <w:p>
+      <w:pPr>
+        <w:pStyle w:val="12"/>
+      </w:pPr>
       <w:bookmarkStart w:id="1" w:name="_Toc200971401"/>
-      <w:bookmarkStart w:id="2" w:name="_Toc210676422"/>
-      <w:r>
-        <w:rPr>
-          <w:rFonts w:cs="Times New Roman"/>
-          <w:b/>
-          <w:bCs/>
-          <w:kern w:val="28"/>
-          <w:szCs w:val="28"/>
-        </w:rPr>
+      <w:bookmarkStart w:id="2" w:name="_Toc213679113"/>
+      <w:r>
         <w:lastRenderedPageBreak/>
         <w:t>ВВЕДЕНИЕ</w:t>
       </w:r>
@@ -11010,9 +10541,20 @@
     </w:p>
     <w:p>
       <w:pPr>
+        <w:pStyle w:val="12"/>
+      </w:pPr>
+      <w:bookmarkStart w:id="3" w:name="_Toc200971402"/>
+      <w:bookmarkStart w:id="4" w:name="_Toc213679114"/>
+      <w:r>
+        <w:lastRenderedPageBreak/>
+        <w:t>ГЛАВА 1. АНАЛИЗ ОБЛАСТИ УХОДА ЗА ДОМАШНИМИ ЖИВОТНЫМИ</w:t>
+      </w:r>
+      <w:bookmarkEnd w:id="3"/>
+      <w:bookmarkEnd w:id="4"/>
+    </w:p>
+    <w:p>
+      <w:pPr>
         <w:spacing w:after="0"/>
-        <w:ind w:firstLine="709"/>
-        <w:jc w:val="center"/>
         <w:rPr>
           <w:rFonts w:cs="Times New Roman"/>
           <w:b/>
@@ -11021,67 +10563,36 @@
           <w:szCs w:val="28"/>
         </w:rPr>
       </w:pPr>
-      <w:bookmarkStart w:id="3" w:name="_Toc200971402"/>
-      <w:bookmarkStart w:id="4" w:name="_Toc210676423"/>
-      <w:r>
-        <w:rPr>
-          <w:rFonts w:cs="Times New Roman"/>
-          <w:b/>
+    </w:p>
+    <w:p>
+      <w:pPr>
+        <w:pStyle w:val="2"/>
+        <w:rPr>
+          <w:rStyle w:val="af0"/>
           <w:bCs/>
-          <w:kern w:val="28"/>
-          <w:szCs w:val="28"/>
-        </w:rPr>
-        <w:lastRenderedPageBreak/>
-        <w:t>ГЛАВА 1. АНАЛИЗ ОБЛАСТИ УХОДА ЗА ДОМАШНИМИ ЖИВОТНЫМИ</w:t>
-      </w:r>
-      <w:bookmarkEnd w:id="3"/>
-      <w:bookmarkEnd w:id="4"/>
-    </w:p>
-    <w:p>
-      <w:pPr>
-        <w:spacing w:after="0"/>
-        <w:rPr>
-          <w:rFonts w:cs="Times New Roman"/>
-          <w:b/>
-          <w:bCs/>
-          <w:kern w:val="28"/>
-          <w:szCs w:val="28"/>
-        </w:rPr>
-      </w:pPr>
-    </w:p>
-    <w:p>
-      <w:pPr>
-        <w:pStyle w:val="ad"/>
-        <w:numPr>
-          <w:ilvl w:val="1"/>
-          <w:numId w:val="28"/>
-        </w:numPr>
-        <w:spacing w:after="0"/>
-        <w:rPr>
-          <w:rFonts w:cs="Times New Roman"/>
-          <w:b/>
-          <w:kern w:val="28"/>
-          <w:szCs w:val="28"/>
         </w:rPr>
       </w:pPr>
       <w:bookmarkStart w:id="5" w:name="_Toc198167735"/>
       <w:bookmarkStart w:id="6" w:name="_Toc200971403"/>
-      <w:bookmarkStart w:id="7" w:name="_Toc210676424"/>
+      <w:bookmarkStart w:id="7" w:name="_Toc213679115"/>
       <w:r>
         <w:rPr>
           <w:rStyle w:val="af0"/>
-          <w:b/>
-          <w:bCs w:val="0"/>
-          <w:kern w:val="28"/>
+          <w:bCs/>
+        </w:rPr>
+        <w:t xml:space="preserve">1.1 </w:t>
+      </w:r>
+      <w:r>
+        <w:rPr>
+          <w:rStyle w:val="af0"/>
+          <w:bCs/>
         </w:rPr>
         <w:t>Анализ</w:t>
       </w:r>
       <w:r>
         <w:rPr>
           <w:rStyle w:val="af0"/>
-          <w:b/>
-          <w:bCs w:val="0"/>
-          <w:kern w:val="28"/>
+          <w:bCs/>
         </w:rPr>
         <w:t xml:space="preserve"> предметной области</w:t>
       </w:r>
@@ -11089,6 +10600,7 @@
       <w:bookmarkEnd w:id="6"/>
       <w:bookmarkEnd w:id="7"/>
     </w:p>
+    <w:p/>
     <w:p>
       <w:pPr>
         <w:spacing w:after="0"/>
@@ -11183,73 +10695,52 @@
     </w:p>
     <w:p>
       <w:pPr>
+        <w:pStyle w:val="2"/>
+      </w:pPr>
+      <w:bookmarkStart w:id="8" w:name="_Toc200971404"/>
+      <w:bookmarkStart w:id="9" w:name="_Toc213679116"/>
+      <w:r>
+        <w:t>1.2</w:t>
+      </w:r>
+      <w:r>
+        <w:t>Анализ мобильных решений для владельцев домашних животных</w:t>
+      </w:r>
+      <w:bookmarkEnd w:id="8"/>
+      <w:bookmarkEnd w:id="9"/>
+    </w:p>
+    <w:p>
+      <w:pPr>
+        <w:spacing w:after="0"/>
+        <w:ind w:left="709"/>
+        <w:rPr>
+          <w:rFonts w:cs="Times New Roman"/>
+          <w:b/>
+          <w:bCs/>
+          <w:kern w:val="28"/>
+          <w:szCs w:val="28"/>
+        </w:rPr>
+      </w:pPr>
+    </w:p>
+    <w:p>
+      <w:pPr>
         <w:spacing w:after="0"/>
         <w:ind w:firstLine="709"/>
         <w:rPr>
           <w:rFonts w:cs="Times New Roman"/>
-          <w:b/>
-          <w:bCs/>
-          <w:kern w:val="28"/>
-          <w:szCs w:val="28"/>
-        </w:rPr>
-      </w:pPr>
-      <w:bookmarkStart w:id="8" w:name="_Toc198167736"/>
-      <w:bookmarkStart w:id="9" w:name="_Toc200971404"/>
-      <w:bookmarkStart w:id="10" w:name="_Toc210676425"/>
-      <w:r>
-        <w:rPr>
-          <w:rFonts w:cs="Times New Roman"/>
-          <w:b/>
-          <w:bCs/>
-          <w:kern w:val="28"/>
-          <w:szCs w:val="28"/>
-        </w:rPr>
-        <w:t>1</w:t>
-      </w:r>
-      <w:r>
-        <w:rPr>
-          <w:rFonts w:cs="Times New Roman"/>
-          <w:b/>
-          <w:bCs/>
-          <w:kern w:val="28"/>
-          <w:szCs w:val="28"/>
-        </w:rPr>
-        <w:t xml:space="preserve">.2 </w:t>
-      </w:r>
-      <w:bookmarkEnd w:id="8"/>
-      <w:r>
-        <w:rPr>
-          <w:rFonts w:cs="Times New Roman"/>
-          <w:b/>
-          <w:bCs/>
-          <w:kern w:val="28"/>
-          <w:szCs w:val="28"/>
-        </w:rPr>
-        <w:t>Анализ мобильных решений для владельцев домашних животных</w:t>
-      </w:r>
-      <w:bookmarkEnd w:id="9"/>
+          <w:kern w:val="28"/>
+          <w:szCs w:val="28"/>
+        </w:rPr>
+      </w:pPr>
+      <w:bookmarkStart w:id="10" w:name="_Toc198167737"/>
+      <w:r>
+        <w:rPr>
+          <w:rFonts w:cs="Times New Roman"/>
+          <w:kern w:val="28"/>
+          <w:szCs w:val="28"/>
+        </w:rPr>
+        <w:t>«Дневник питомца»</w:t>
+      </w:r>
       <w:bookmarkEnd w:id="10"/>
-    </w:p>
-    <w:p>
-      <w:pPr>
-        <w:spacing w:after="0"/>
-        <w:ind w:firstLine="709"/>
-        <w:rPr>
-          <w:rFonts w:cs="Times New Roman"/>
-          <w:kern w:val="28"/>
-          <w:szCs w:val="28"/>
-        </w:rPr>
-      </w:pPr>
-      <w:bookmarkStart w:id="11" w:name="_Toc198167737"/>
-      <w:r>
-        <w:rPr>
-          <w:rFonts w:cs="Times New Roman"/>
-          <w:kern w:val="28"/>
-          <w:szCs w:val="28"/>
-        </w:rPr>
-        <w:t>«Дневник питомца»</w:t>
-      </w:r>
-      <w:bookmarkEnd w:id="11"/>
     </w:p>
     <w:p>
       <w:pPr>
@@ -11302,7 +10793,16 @@
           <w:kern w:val="28"/>
           <w:szCs w:val="28"/>
         </w:rPr>
-        <w:t>Приложение рассчитано на владельцев различных домашних питомцев. Позволяет добавлять питомцев с подробной анкетой: имя, тип животного, пол, порода, окрас, дата рождения, дата появления в семье, кастрация/стерилизация, наличие микрочипа, примечание и фото.</w:t>
+        <w:t xml:space="preserve">Приложение рассчитано на владельцев различных домашних питомцев. Позволяет добавлять питомцев с подробной анкетой: имя, тип животного, пол, </w:t>
+      </w:r>
+      <w:r>
+        <w:rPr>
+          <w:rFonts w:cs="Times New Roman"/>
+          <w:kern w:val="28"/>
+          <w:szCs w:val="28"/>
+        </w:rPr>
+        <w:lastRenderedPageBreak/>
+        <w:t>порода, окрас, дата рождения, дата появления в семье, кастрация/стерилизация, наличие микрочипа, примечание и фото.</w:t>
       </w:r>
     </w:p>
     <w:p>
@@ -11321,7 +10821,6 @@
           <w:kern w:val="28"/>
           <w:szCs w:val="28"/>
         </w:rPr>
-        <w:lastRenderedPageBreak/>
         <w:t>Есть отдельный экран со списком всех питомцев, каждый отображается карточкой. При нажатии открывается профиль питомца, где можно вести записи (дата, время, категория: настроение, активность, питание, процедуры, медицинский уход и др.). К записям можно прикрепить фото и комментарии.</w:t>
       </w:r>
     </w:p>
@@ -11762,6 +11261,7 @@
           <w:kern w:val="28"/>
           <w:szCs w:val="28"/>
         </w:rPr>
+        <w:lastRenderedPageBreak/>
         <w:t>поддержка многих видов питомцев;</w:t>
       </w:r>
     </w:p>
@@ -11808,7 +11308,6 @@
           <w:kern w:val="28"/>
           <w:szCs w:val="28"/>
         </w:rPr>
-        <w:lastRenderedPageBreak/>
         <w:t>компактный и лаконичный интерфейс.</w:t>
       </w:r>
     </w:p>
@@ -11878,7 +11377,7 @@
           <w:lang w:val="en-US"/>
         </w:rPr>
       </w:pPr>
-      <w:bookmarkStart w:id="12" w:name="_Toc198167738"/>
+      <w:bookmarkStart w:id="11" w:name="_Toc198167738"/>
       <w:r>
         <w:rPr>
           <w:rFonts w:cs="Times New Roman"/>
@@ -11888,7 +11387,7 @@
         </w:rPr>
         <w:t>«DogPlanner»</w:t>
       </w:r>
-      <w:bookmarkEnd w:id="12"/>
+      <w:bookmarkEnd w:id="11"/>
     </w:p>
     <w:p>
       <w:pPr>
@@ -12199,27 +11698,14 @@
       <w:r>
         <w:t xml:space="preserve">Рисунок </w:t>
       </w:r>
-      <w:r>
-        <w:fldChar w:fldCharType="begin"/>
-      </w:r>
-      <w:r>
-        <w:instrText xml:space="preserve"> SEQ Рисунок \* ARABIC </w:instrText>
-      </w:r>
-      <w:r>
-        <w:fldChar w:fldCharType="separate"/>
-      </w:r>
-      <w:r>
-        <w:rPr>
-          <w:noProof/>
-        </w:rPr>
-        <w:t>2</w:t>
-      </w:r>
-      <w:r>
-        <w:rPr>
-          <w:noProof/>
-        </w:rPr>
-        <w:fldChar w:fldCharType="end"/>
-      </w:r>
+      <w:fldSimple w:instr=" SEQ Рисунок \* ARABIC ">
+        <w:r>
+          <w:rPr>
+            <w:noProof/>
+          </w:rPr>
+          <w:t>2</w:t>
+        </w:r>
+      </w:fldSimple>
       <w:r>
         <w:t xml:space="preserve"> </w:t>
       </w:r>
@@ -12343,7 +11829,16 @@
           <w:kern w:val="28"/>
           <w:szCs w:val="28"/>
         </w:rPr>
-        <w:t>В главном меню — список всех питомцев, возможность их добавления/удаления. Редактирование информации осуществляется прямо в карточке питомца (неудобно). Также есть функция сброса всех данных БД и событий календаря.</w:t>
+        <w:t xml:space="preserve">В главном меню — список всех питомцев, возможность их добавления/удаления. Редактирование информации осуществляется прямо в </w:t>
+      </w:r>
+      <w:r>
+        <w:rPr>
+          <w:rFonts w:cs="Times New Roman"/>
+          <w:kern w:val="28"/>
+          <w:szCs w:val="28"/>
+        </w:rPr>
+        <w:lastRenderedPageBreak/>
+        <w:t>карточке питомца (неудобно). Также есть функция сброса всех данных БД и событий календаря.</w:t>
       </w:r>
     </w:p>
     <w:p>
@@ -12362,7 +11857,6 @@
           <w:kern w:val="28"/>
           <w:szCs w:val="28"/>
         </w:rPr>
-        <w:lastRenderedPageBreak/>
         <w:t>Интерфейс только на русском языке. Интерфейс неудобный: у кнопок нет подписей, сложно понять назначение элементов.</w:t>
       </w:r>
     </w:p>
@@ -12561,7 +12055,7 @@
           <w:szCs w:val="28"/>
         </w:rPr>
       </w:pPr>
-      <w:bookmarkStart w:id="13" w:name="_Toc198167739"/>
+      <w:bookmarkStart w:id="12" w:name="_Toc198167739"/>
       <w:r>
         <w:rPr>
           <w:rFonts w:cs="Times New Roman"/>
@@ -12580,7 +12074,7 @@
         </w:rPr>
         <w:t>DogCatApp</w:t>
       </w:r>
-      <w:bookmarkEnd w:id="13"/>
+      <w:bookmarkEnd w:id="12"/>
       <w:proofErr w:type="spellEnd"/>
       <w:r>
         <w:rPr>
@@ -12724,24 +12218,14 @@
       <w:r>
         <w:t xml:space="preserve">Рисунок </w:t>
       </w:r>
-      <w:r>
-        <w:fldChar w:fldCharType="begin"/>
-      </w:r>
-      <w:r>
-        <w:instrText xml:space="preserve"> SEQ Рисунок \* ARABIC </w:instrText>
-      </w:r>
-      <w:r>
-        <w:fldChar w:fldCharType="separate"/>
-      </w:r>
-      <w:r>
-        <w:rPr>
-          <w:noProof/>
-        </w:rPr>
-        <w:t>3</w:t>
-      </w:r>
-      <w:r>
-        <w:fldChar w:fldCharType="end"/>
-      </w:r>
+      <w:fldSimple w:instr=" SEQ Рисунок \* ARABIC ">
+        <w:r>
+          <w:rPr>
+            <w:noProof/>
+          </w:rPr>
+          <w:t>3</w:t>
+        </w:r>
+      </w:fldSimple>
       <w:r>
         <w:sym w:font="Symbol" w:char="F02D"/>
       </w:r>
@@ -15066,8 +14550,8 @@
           <w:szCs w:val="28"/>
         </w:rPr>
       </w:pPr>
-      <w:bookmarkStart w:id="14" w:name="_Toc198167742"/>
-      <w:bookmarkStart w:id="15" w:name="_Toc200971405"/>
+      <w:bookmarkStart w:id="13" w:name="_Toc198167742"/>
+      <w:bookmarkStart w:id="14" w:name="_Toc200971405"/>
     </w:p>
     <w:p>
       <w:pPr>
@@ -15075,13 +14559,226 @@
         <w:ind w:firstLine="709"/>
         <w:rPr>
           <w:rFonts w:cs="Times New Roman"/>
+          <w:kern w:val="28"/>
+          <w:szCs w:val="28"/>
+        </w:rPr>
+      </w:pPr>
+      <w:r>
+        <w:rPr>
+          <w:rFonts w:cs="Times New Roman"/>
+          <w:kern w:val="28"/>
+          <w:szCs w:val="28"/>
+        </w:rPr>
+        <w:t xml:space="preserve">Вывод по </w:t>
+      </w:r>
+      <w:bookmarkEnd w:id="13"/>
+      <w:r>
+        <w:rPr>
+          <w:rFonts w:cs="Times New Roman"/>
+          <w:kern w:val="28"/>
+          <w:szCs w:val="28"/>
+        </w:rPr>
+        <w:t xml:space="preserve">главе </w:t>
+      </w:r>
+      <w:r>
+        <w:rPr>
+          <w:rFonts w:cs="Times New Roman"/>
+          <w:kern w:val="28"/>
+          <w:szCs w:val="28"/>
+        </w:rPr>
+        <w:t>1</w:t>
+      </w:r>
+      <w:bookmarkEnd w:id="14"/>
+    </w:p>
+    <w:p>
+      <w:pPr>
+        <w:spacing w:after="0"/>
+        <w:ind w:firstLine="709"/>
+        <w:rPr>
+          <w:rFonts w:cs="Times New Roman"/>
+          <w:kern w:val="28"/>
+          <w:szCs w:val="28"/>
+        </w:rPr>
+      </w:pPr>
+      <w:r>
+        <w:rPr>
+          <w:rFonts w:cs="Times New Roman"/>
+          <w:kern w:val="28"/>
+          <w:szCs w:val="28"/>
+        </w:rPr>
+        <w:t xml:space="preserve">Анализ предметной области показал, что владельцы домашних животных нуждаются в простом и удобном инструменте для централизованного хранения и управления информацией о своих питомцах. </w:t>
+      </w:r>
+      <w:r>
+        <w:rPr>
+          <w:rFonts w:cs="Times New Roman"/>
+          <w:kern w:val="28"/>
+          <w:szCs w:val="28"/>
+        </w:rPr>
+        <w:lastRenderedPageBreak/>
+        <w:t>Существующие решения на рынке частично покрывают эту потребность, однако каждый из рассмотренных аналогов имеет ограничения, которые снижают их универсальность и удобство.</w:t>
+      </w:r>
+    </w:p>
+    <w:p>
+      <w:pPr>
+        <w:spacing w:after="0"/>
+        <w:ind w:firstLine="709"/>
+        <w:rPr>
+          <w:rFonts w:cs="Times New Roman"/>
+          <w:bCs/>
+          <w:kern w:val="28"/>
+          <w:szCs w:val="28"/>
+        </w:rPr>
+      </w:pPr>
+      <w:r>
+        <w:rPr>
+          <w:rFonts w:cs="Times New Roman"/>
+          <w:bCs/>
+          <w:kern w:val="28"/>
+          <w:szCs w:val="28"/>
+        </w:rPr>
+        <w:t>Приложение «Дневник питомца» обладает наиболее сбалансированным набором функций, но ограничено интерфейсно и содержит рекламу. «</w:t>
+      </w:r>
+      <w:proofErr w:type="spellStart"/>
+      <w:r>
+        <w:rPr>
+          <w:rFonts w:cs="Times New Roman"/>
+          <w:bCs/>
+          <w:kern w:val="28"/>
+          <w:szCs w:val="28"/>
+        </w:rPr>
+        <w:t>DogPlanner</w:t>
+      </w:r>
+      <w:proofErr w:type="spellEnd"/>
+      <w:r>
+        <w:rPr>
+          <w:rFonts w:cs="Times New Roman"/>
+          <w:bCs/>
+          <w:kern w:val="28"/>
+          <w:szCs w:val="28"/>
+        </w:rPr>
+        <w:t>» ориентирован только на владельцев собак и не поддерживает ведение записей, а «</w:t>
+      </w:r>
+      <w:proofErr w:type="spellStart"/>
+      <w:r>
+        <w:rPr>
+          <w:rFonts w:cs="Times New Roman"/>
+          <w:bCs/>
+          <w:kern w:val="28"/>
+          <w:szCs w:val="28"/>
+        </w:rPr>
+        <w:t>DogCatApp</w:t>
+      </w:r>
+      <w:proofErr w:type="spellEnd"/>
+      <w:r>
+        <w:rPr>
+          <w:rFonts w:cs="Times New Roman"/>
+          <w:bCs/>
+          <w:kern w:val="28"/>
+          <w:szCs w:val="28"/>
+        </w:rPr>
+        <w:t>», несмотря на широкий функционал, страдает от перегруженности интерфейса и недостаточной оптимизации пользовательского опыта.</w:t>
+      </w:r>
+    </w:p>
+    <w:p>
+      <w:pPr>
+        <w:spacing w:after="0"/>
+        <w:ind w:firstLine="709"/>
+        <w:rPr>
+          <w:rFonts w:cs="Times New Roman"/>
+          <w:bCs/>
+          <w:kern w:val="28"/>
+          <w:szCs w:val="28"/>
+        </w:rPr>
+      </w:pPr>
+      <w:r>
+        <w:rPr>
+          <w:rFonts w:cs="Times New Roman"/>
+          <w:bCs/>
+          <w:kern w:val="28"/>
+          <w:szCs w:val="28"/>
+        </w:rPr>
+        <w:t xml:space="preserve">В результате анализа аналогов и постановки задач была </w:t>
+      </w:r>
+      <w:r>
+        <w:rPr>
+          <w:rFonts w:cs="Times New Roman"/>
+          <w:bCs/>
+          <w:kern w:val="28"/>
+          <w:szCs w:val="28"/>
+        </w:rPr>
+        <w:t>установлено, что необходимо</w:t>
+      </w:r>
+      <w:r>
+        <w:rPr>
+          <w:rFonts w:cs="Times New Roman"/>
+          <w:bCs/>
+          <w:kern w:val="28"/>
+          <w:szCs w:val="28"/>
+        </w:rPr>
+        <w:t xml:space="preserve"> объединить лучшие практики существующих решений и устранить их недостатки. Приложение должно предоставить возможность добавления нескольких питомцев с полной анкетой, ведения хронологических записей по различным категориям, а также создания напоминаний. При этом интерфейс должен оставаться максимально простым и понятным даже для неподготовленного пользователя.</w:t>
+      </w:r>
+    </w:p>
+    <w:p>
+      <w:pPr>
+        <w:spacing w:after="0"/>
+        <w:ind w:firstLine="709"/>
+        <w:rPr>
+          <w:rFonts w:cs="Times New Roman"/>
+          <w:kern w:val="28"/>
+          <w:szCs w:val="28"/>
+        </w:rPr>
+      </w:pPr>
+      <w:bookmarkStart w:id="15" w:name="_Toc198167743"/>
+      <w:r>
+        <w:rPr>
+          <w:rFonts w:cs="Times New Roman"/>
+          <w:kern w:val="28"/>
+          <w:szCs w:val="28"/>
+        </w:rPr>
+        <w:br w:type="page"/>
+      </w:r>
+    </w:p>
+    <w:p>
+      <w:pPr>
+        <w:pStyle w:val="12"/>
+      </w:pPr>
+      <w:bookmarkStart w:id="16" w:name="_Toc200971406"/>
+      <w:bookmarkStart w:id="17" w:name="_Toc213679117"/>
+      <w:r>
+        <w:lastRenderedPageBreak/>
+        <w:t>ГЛАВА 2. ФУНКЦИОНАЛЬНЫЕ ТРЕБОВАНИЯ К ЕЖЕДНЕВНИКУ-ПЛАНЕРУ ДЛЯ ПИТОМЦА</w:t>
+      </w:r>
+      <w:bookmarkEnd w:id="16"/>
+      <w:bookmarkEnd w:id="17"/>
+    </w:p>
+    <w:p>
+      <w:pPr>
+        <w:spacing w:after="0"/>
+        <w:rPr>
+          <w:rFonts w:cs="Times New Roman"/>
           <w:b/>
           <w:bCs/>
           <w:kern w:val="28"/>
           <w:szCs w:val="28"/>
         </w:rPr>
       </w:pPr>
-      <w:r>
+    </w:p>
+    <w:p>
+      <w:pPr>
+        <w:pStyle w:val="2"/>
+      </w:pPr>
+      <w:bookmarkStart w:id="18" w:name="_Toc200971407"/>
+      <w:bookmarkStart w:id="19" w:name="_Toc213679118"/>
+      <w:r>
+        <w:t>2.1 Общие функциональные требования к приложению</w:t>
+      </w:r>
+      <w:bookmarkEnd w:id="18"/>
+      <w:bookmarkEnd w:id="19"/>
+    </w:p>
+    <w:p>
+      <w:pPr>
+        <w:spacing w:after="0"/>
+        <w:ind w:firstLine="709"/>
         <w:rPr>
           <w:rFonts w:cs="Times New Roman"/>
           <w:b/>
@@ -15089,246 +14786,7 @@
           <w:kern w:val="28"/>
           <w:szCs w:val="28"/>
         </w:rPr>
-        <w:t xml:space="preserve">Вывод по </w:t>
-      </w:r>
-      <w:bookmarkEnd w:id="14"/>
-      <w:r>
-        <w:rPr>
-          <w:rFonts w:cs="Times New Roman"/>
-          <w:b/>
-          <w:bCs/>
-          <w:kern w:val="28"/>
-          <w:szCs w:val="28"/>
-        </w:rPr>
-        <w:t xml:space="preserve">главе </w:t>
-      </w:r>
-      <w:r>
-        <w:rPr>
-          <w:rFonts w:cs="Times New Roman"/>
-          <w:b/>
-          <w:bCs/>
-          <w:kern w:val="28"/>
-          <w:szCs w:val="28"/>
-        </w:rPr>
-        <w:t>1</w:t>
-      </w:r>
-      <w:bookmarkEnd w:id="15"/>
-    </w:p>
-    <w:p>
-      <w:pPr>
-        <w:spacing w:after="0"/>
-        <w:ind w:firstLine="709"/>
-        <w:rPr>
-          <w:rFonts w:cs="Times New Roman"/>
-          <w:kern w:val="28"/>
-          <w:szCs w:val="28"/>
-        </w:rPr>
-      </w:pPr>
-      <w:r>
-        <w:rPr>
-          <w:rFonts w:cs="Times New Roman"/>
-          <w:kern w:val="28"/>
-          <w:szCs w:val="28"/>
-        </w:rPr>
-        <w:t xml:space="preserve">Анализ предметной области показал, что владельцы домашних животных нуждаются в простом и удобном инструменте для централизованного хранения и управления информацией о своих питомцах. </w:t>
-      </w:r>
-      <w:r>
-        <w:rPr>
-          <w:rFonts w:cs="Times New Roman"/>
-          <w:kern w:val="28"/>
-          <w:szCs w:val="28"/>
-        </w:rPr>
-        <w:lastRenderedPageBreak/>
-        <w:t>Существующие решения на рынке частично покрывают эту потребность, однако каждый из рассмотренных аналогов имеет ограничения, которые снижают их универсальность и удобство.</w:t>
-      </w:r>
-    </w:p>
-    <w:p>
-      <w:pPr>
-        <w:spacing w:after="0"/>
-        <w:ind w:firstLine="709"/>
-        <w:rPr>
-          <w:rFonts w:cs="Times New Roman"/>
-          <w:bCs/>
-          <w:kern w:val="28"/>
-          <w:szCs w:val="28"/>
-        </w:rPr>
-      </w:pPr>
-      <w:r>
-        <w:rPr>
-          <w:rFonts w:cs="Times New Roman"/>
-          <w:bCs/>
-          <w:kern w:val="28"/>
-          <w:szCs w:val="28"/>
-        </w:rPr>
-        <w:t>Приложение «Дневник питомца» обладает наиболее сбалансированным набором функций, но ограничено интерфейсно и содержит рекламу. «</w:t>
-      </w:r>
-      <w:proofErr w:type="spellStart"/>
-      <w:r>
-        <w:rPr>
-          <w:rFonts w:cs="Times New Roman"/>
-          <w:bCs/>
-          <w:kern w:val="28"/>
-          <w:szCs w:val="28"/>
-        </w:rPr>
-        <w:t>DogPlanner</w:t>
-      </w:r>
-      <w:proofErr w:type="spellEnd"/>
-      <w:r>
-        <w:rPr>
-          <w:rFonts w:cs="Times New Roman"/>
-          <w:bCs/>
-          <w:kern w:val="28"/>
-          <w:szCs w:val="28"/>
-        </w:rPr>
-        <w:t>» ориентирован только на владельцев собак и не поддерживает ведение записей, а «</w:t>
-      </w:r>
-      <w:proofErr w:type="spellStart"/>
-      <w:r>
-        <w:rPr>
-          <w:rFonts w:cs="Times New Roman"/>
-          <w:bCs/>
-          <w:kern w:val="28"/>
-          <w:szCs w:val="28"/>
-        </w:rPr>
-        <w:t>DogCatApp</w:t>
-      </w:r>
-      <w:proofErr w:type="spellEnd"/>
-      <w:r>
-        <w:rPr>
-          <w:rFonts w:cs="Times New Roman"/>
-          <w:bCs/>
-          <w:kern w:val="28"/>
-          <w:szCs w:val="28"/>
-        </w:rPr>
-        <w:t>», несмотря на широкий функционал, страдает от перегруженности интерфейса и недостаточной оптимизации пользовательского опыта.</w:t>
-      </w:r>
-    </w:p>
-    <w:p>
-      <w:pPr>
-        <w:spacing w:after="0"/>
-        <w:ind w:firstLine="709"/>
-        <w:rPr>
-          <w:rFonts w:cs="Times New Roman"/>
-          <w:bCs/>
-          <w:kern w:val="28"/>
-          <w:szCs w:val="28"/>
-        </w:rPr>
-      </w:pPr>
-      <w:r>
-        <w:rPr>
-          <w:rFonts w:cs="Times New Roman"/>
-          <w:bCs/>
-          <w:kern w:val="28"/>
-          <w:szCs w:val="28"/>
-        </w:rPr>
-        <w:t xml:space="preserve">В результате анализа аналогов и постановки задач была </w:t>
-      </w:r>
-      <w:r>
-        <w:rPr>
-          <w:rFonts w:cs="Times New Roman"/>
-          <w:bCs/>
-          <w:kern w:val="28"/>
-          <w:szCs w:val="28"/>
-        </w:rPr>
-        <w:t>установлено, что необходимо</w:t>
-      </w:r>
-      <w:r>
-        <w:rPr>
-          <w:rFonts w:cs="Times New Roman"/>
-          <w:bCs/>
-          <w:kern w:val="28"/>
-          <w:szCs w:val="28"/>
-        </w:rPr>
-        <w:t xml:space="preserve"> объединить лучшие практики существующих решений и устранить их недостатки. Приложение должно предоставить возможность добавления нескольких питомцев с полной анкетой, ведения хронологических записей по различным категориям, а также создания напоминаний. При этом интерфейс должен оставаться максимально простым и понятным даже для неподготовленного пользователя.</w:t>
-      </w:r>
-    </w:p>
-    <w:p>
-      <w:pPr>
-        <w:spacing w:after="0"/>
-        <w:ind w:firstLine="709"/>
-        <w:rPr>
-          <w:rFonts w:cs="Times New Roman"/>
-          <w:kern w:val="28"/>
-          <w:szCs w:val="28"/>
-        </w:rPr>
-      </w:pPr>
-      <w:bookmarkStart w:id="16" w:name="_Toc198167743"/>
-      <w:r>
-        <w:rPr>
-          <w:rFonts w:cs="Times New Roman"/>
-          <w:kern w:val="28"/>
-          <w:szCs w:val="28"/>
-        </w:rPr>
-        <w:br w:type="page"/>
-      </w:r>
-    </w:p>
-    <w:p>
-      <w:pPr>
-        <w:spacing w:after="0"/>
-        <w:ind w:firstLine="709"/>
-        <w:jc w:val="center"/>
-        <w:rPr>
-          <w:rFonts w:cs="Times New Roman"/>
-          <w:b/>
-          <w:bCs/>
-          <w:kern w:val="28"/>
-          <w:szCs w:val="28"/>
-        </w:rPr>
-      </w:pPr>
-      <w:bookmarkStart w:id="17" w:name="_Toc200971406"/>
-      <w:bookmarkStart w:id="18" w:name="_Toc210676426"/>
-      <w:r>
-        <w:rPr>
-          <w:rFonts w:cs="Times New Roman"/>
-          <w:b/>
-          <w:bCs/>
-          <w:kern w:val="28"/>
-          <w:szCs w:val="28"/>
-        </w:rPr>
-        <w:lastRenderedPageBreak/>
-        <w:t>ГЛАВА 2. ФУНКЦИОНАЛЬНЫЕ ТРЕБОВАНИЯ К ЕЖЕДНЕВНИКУ-ПЛАНЕРУ ДЛЯ ПИТОМЦА</w:t>
-      </w:r>
-      <w:bookmarkEnd w:id="17"/>
-      <w:bookmarkEnd w:id="18"/>
-    </w:p>
-    <w:p>
-      <w:pPr>
-        <w:spacing w:after="0"/>
-        <w:rPr>
-          <w:rFonts w:cs="Times New Roman"/>
-          <w:b/>
-          <w:bCs/>
-          <w:kern w:val="28"/>
-          <w:szCs w:val="28"/>
-        </w:rPr>
-      </w:pPr>
-    </w:p>
-    <w:p>
-      <w:pPr>
-        <w:spacing w:after="0"/>
-        <w:ind w:firstLine="709"/>
-        <w:rPr>
-          <w:rFonts w:cs="Times New Roman"/>
-          <w:b/>
-          <w:bCs/>
-          <w:kern w:val="28"/>
-          <w:szCs w:val="28"/>
-        </w:rPr>
-      </w:pPr>
-      <w:bookmarkStart w:id="19" w:name="_Toc200971407"/>
-      <w:bookmarkStart w:id="20" w:name="_Toc210676427"/>
-      <w:r>
-        <w:rPr>
-          <w:rFonts w:cs="Times New Roman"/>
-          <w:b/>
-          <w:bCs/>
-          <w:kern w:val="28"/>
-          <w:szCs w:val="28"/>
-        </w:rPr>
-        <w:t>2.1 Общие функциональные требования к приложению</w:t>
-      </w:r>
-      <w:bookmarkEnd w:id="19"/>
-      <w:bookmarkEnd w:id="20"/>
+      </w:pPr>
     </w:p>
     <w:p>
       <w:pPr>
@@ -16252,15 +15710,1019 @@
         <w:ind w:firstLine="709"/>
         <w:rPr>
           <w:rFonts w:cs="Times New Roman"/>
+          <w:kern w:val="28"/>
+          <w:szCs w:val="28"/>
+          <w:lang w:val="en-US"/>
+        </w:rPr>
+      </w:pPr>
+      <w:bookmarkStart w:id="20" w:name="_Toc200971408"/>
+      <w:r>
+        <w:rPr>
+          <w:rFonts w:cs="Times New Roman"/>
+          <w:kern w:val="28"/>
+          <w:szCs w:val="28"/>
+        </w:rPr>
+        <w:t>Вывод по главе 2</w:t>
+      </w:r>
+      <w:bookmarkEnd w:id="20"/>
+    </w:p>
+    <w:p>
+      <w:pPr>
+        <w:spacing w:after="0"/>
+        <w:ind w:firstLine="709"/>
+        <w:rPr>
+          <w:rFonts w:cs="Times New Roman"/>
+          <w:kern w:val="28"/>
+          <w:szCs w:val="28"/>
+        </w:rPr>
+      </w:pPr>
+      <w:r>
+        <w:rPr>
+          <w:rFonts w:cs="Times New Roman"/>
+          <w:kern w:val="28"/>
+          <w:szCs w:val="28"/>
+        </w:rPr>
+        <w:t xml:space="preserve">В </w:t>
+      </w:r>
+      <w:r>
+        <w:rPr>
+          <w:rFonts w:cs="Times New Roman"/>
+          <w:kern w:val="28"/>
+          <w:szCs w:val="28"/>
+        </w:rPr>
+        <w:t>данной главе</w:t>
+      </w:r>
+      <w:r>
+        <w:rPr>
+          <w:rFonts w:cs="Times New Roman"/>
+          <w:kern w:val="28"/>
+          <w:szCs w:val="28"/>
+        </w:rPr>
+        <w:t xml:space="preserve"> были сформулированы основные функциональные требования к мобильному приложению для ведения учёта домашних питомцев. Приложение обеспечивает полный цикл взаимодействия пользователя с системой: от регистрации и добавления питомцев до ведения записей и напоминаний. Особое внимание уделено удобству использования — реализованы функции поиска и фильтрации записей, визуальная организация данных, а также работа с фотографиями. Интерфейс приложения адаптирован </w:t>
+      </w:r>
+      <w:r>
+        <w:rPr>
+          <w:rFonts w:cs="Times New Roman"/>
+          <w:kern w:val="28"/>
+          <w:szCs w:val="28"/>
+        </w:rPr>
+        <w:lastRenderedPageBreak/>
+        <w:t xml:space="preserve">под русскоязычную аудиторию, оформлен в светлой цветовой гамме и предназначен для устройств под управлением </w:t>
+      </w:r>
+      <w:proofErr w:type="spellStart"/>
+      <w:r>
+        <w:rPr>
+          <w:rFonts w:cs="Times New Roman"/>
+          <w:kern w:val="28"/>
+          <w:szCs w:val="28"/>
+        </w:rPr>
+        <w:t>Android</w:t>
+      </w:r>
+      <w:proofErr w:type="spellEnd"/>
+      <w:r>
+        <w:rPr>
+          <w:rFonts w:cs="Times New Roman"/>
+          <w:kern w:val="28"/>
+          <w:szCs w:val="28"/>
+        </w:rPr>
+        <w:t>. Описанный функционал обеспечивает простоту ведения ежедневных записей, контроль за состоянием и активностями питомца, а также способствует систематизации информации о домашних животных в одном месте.</w:t>
+      </w:r>
+    </w:p>
+    <w:p>
+      <w:pPr>
+        <w:spacing w:after="0"/>
+        <w:ind w:firstLine="709"/>
+        <w:rPr>
+          <w:rFonts w:cs="Times New Roman"/>
+          <w:kern w:val="28"/>
+          <w:szCs w:val="28"/>
+        </w:rPr>
+      </w:pPr>
+      <w:r>
+        <w:rPr>
+          <w:rFonts w:cs="Times New Roman"/>
+          <w:kern w:val="28"/>
+          <w:szCs w:val="28"/>
+        </w:rPr>
+        <w:t>Таким образом, разрабатываемое приложение представляет собой комплексное решение, объединяющее в себе удобный интерфейс и необходимый функционал для эффективного ухода за домашними животными. Реализованные возможности не только упрощают процесс фиксации данных о питомцах, но и способствуют своевременному выполнению важных процедур благодаря системе напоминаний и интеграции с календарем.</w:t>
+      </w:r>
+    </w:p>
+    <w:p>
+      <w:pPr>
+        <w:spacing w:after="0"/>
+        <w:ind w:firstLine="709"/>
+        <w:rPr>
+          <w:rFonts w:cs="Times New Roman"/>
+          <w:kern w:val="28"/>
+          <w:szCs w:val="28"/>
+        </w:rPr>
+      </w:pPr>
+      <w:r>
+        <w:rPr>
+          <w:rFonts w:cs="Times New Roman"/>
+          <w:kern w:val="28"/>
+          <w:szCs w:val="28"/>
+        </w:rPr>
+        <w:br w:type="page"/>
+      </w:r>
+    </w:p>
+    <w:p>
+      <w:pPr>
+        <w:pStyle w:val="12"/>
+      </w:pPr>
+      <w:bookmarkStart w:id="21" w:name="_Toc200971409"/>
+      <w:bookmarkStart w:id="22" w:name="_Toc213679119"/>
+      <w:r>
+        <w:lastRenderedPageBreak/>
+        <w:t xml:space="preserve">ГЛАВА 3. ПРОЕКТИРОВАНИЕ </w:t>
+      </w:r>
+      <w:bookmarkEnd w:id="15"/>
+      <w:r>
+        <w:t>ЕЖЕДНЕВНИКА-ПЛАНЕРА ДЛЯ ПИТОМЦА</w:t>
+      </w:r>
+      <w:bookmarkEnd w:id="21"/>
+      <w:bookmarkEnd w:id="22"/>
+    </w:p>
+    <w:p>
+      <w:pPr>
+        <w:spacing w:after="0"/>
+        <w:rPr>
+          <w:rFonts w:cs="Times New Roman"/>
           <w:b/>
           <w:bCs/>
           <w:kern w:val="28"/>
           <w:szCs w:val="28"/>
-          <w:lang w:val="en-US"/>
-        </w:rPr>
-      </w:pPr>
-      <w:bookmarkStart w:id="21" w:name="_Toc200971408"/>
-      <w:r>
+        </w:rPr>
+      </w:pPr>
+    </w:p>
+    <w:p>
+      <w:pPr>
+        <w:pStyle w:val="2"/>
+      </w:pPr>
+      <w:bookmarkStart w:id="23" w:name="_Toc198167744"/>
+      <w:bookmarkStart w:id="24" w:name="_Toc200971410"/>
+      <w:bookmarkStart w:id="25" w:name="_Toc213679120"/>
+      <w:r>
+        <w:t>3.1 Выбор архитектурно-программного решения</w:t>
+      </w:r>
+      <w:bookmarkEnd w:id="23"/>
+      <w:bookmarkEnd w:id="24"/>
+      <w:bookmarkEnd w:id="25"/>
+    </w:p>
+    <w:p/>
+    <w:p>
+      <w:pPr>
+        <w:spacing w:after="0"/>
+        <w:ind w:firstLine="709"/>
+        <w:rPr>
+          <w:rFonts w:cs="Times New Roman"/>
+          <w:kern w:val="28"/>
+          <w:szCs w:val="28"/>
+        </w:rPr>
+      </w:pPr>
+      <w:r>
+        <w:rPr>
+          <w:rFonts w:cs="Times New Roman"/>
+          <w:kern w:val="28"/>
+          <w:szCs w:val="28"/>
+        </w:rPr>
+        <w:t xml:space="preserve">Архитектура приложения состоит из двух звеньев — </w:t>
+      </w:r>
+      <w:proofErr w:type="spellStart"/>
+      <w:r>
+        <w:rPr>
+          <w:rFonts w:cs="Times New Roman"/>
+          <w:kern w:val="28"/>
+          <w:szCs w:val="28"/>
+        </w:rPr>
+        <w:t>Android</w:t>
+      </w:r>
+      <w:proofErr w:type="spellEnd"/>
+      <w:r>
+        <w:rPr>
+          <w:rFonts w:cs="Times New Roman"/>
+          <w:kern w:val="28"/>
+          <w:szCs w:val="28"/>
+        </w:rPr>
+        <w:t xml:space="preserve">‑клиента и </w:t>
+      </w:r>
+      <w:proofErr w:type="spellStart"/>
+      <w:r>
+        <w:rPr>
+          <w:rFonts w:cs="Times New Roman"/>
+          <w:kern w:val="28"/>
+          <w:szCs w:val="28"/>
+        </w:rPr>
+        <w:t>Firebase</w:t>
+      </w:r>
+      <w:proofErr w:type="spellEnd"/>
+      <w:r>
+        <w:rPr>
+          <w:rFonts w:cs="Times New Roman"/>
+          <w:kern w:val="28"/>
+          <w:szCs w:val="28"/>
+        </w:rPr>
+        <w:t>‑облака.</w:t>
+      </w:r>
+    </w:p>
+    <w:p>
+      <w:pPr>
+        <w:spacing w:after="0"/>
+        <w:ind w:firstLine="709"/>
+        <w:rPr>
+          <w:rFonts w:cs="Times New Roman"/>
+          <w:kern w:val="28"/>
+          <w:szCs w:val="28"/>
+        </w:rPr>
+      </w:pPr>
+      <w:proofErr w:type="spellStart"/>
+      <w:r>
+        <w:rPr>
+          <w:rFonts w:cs="Times New Roman"/>
+          <w:kern w:val="28"/>
+          <w:szCs w:val="28"/>
+        </w:rPr>
+        <w:t>Android</w:t>
+      </w:r>
+      <w:proofErr w:type="spellEnd"/>
+      <w:r>
+        <w:rPr>
+          <w:rFonts w:cs="Times New Roman"/>
+          <w:kern w:val="28"/>
+          <w:szCs w:val="28"/>
+        </w:rPr>
+        <w:t>‑клиент:</w:t>
+      </w:r>
+    </w:p>
+    <w:p>
+      <w:pPr>
+        <w:spacing w:after="0"/>
+        <w:ind w:firstLine="709"/>
+        <w:rPr>
+          <w:rFonts w:cs="Times New Roman"/>
+          <w:kern w:val="28"/>
+          <w:szCs w:val="28"/>
+        </w:rPr>
+      </w:pPr>
+      <w:r>
+        <w:rPr>
+          <w:rFonts w:cs="Times New Roman"/>
+          <w:kern w:val="28"/>
+          <w:szCs w:val="28"/>
+        </w:rPr>
+        <w:t>Код на </w:t>
+      </w:r>
+      <w:proofErr w:type="spellStart"/>
+      <w:r>
+        <w:rPr>
+          <w:rFonts w:cs="Times New Roman"/>
+          <w:kern w:val="28"/>
+          <w:szCs w:val="28"/>
+        </w:rPr>
+        <w:t>Kotlin</w:t>
+      </w:r>
+      <w:proofErr w:type="spellEnd"/>
+      <w:r>
+        <w:rPr>
+          <w:rFonts w:cs="Times New Roman"/>
+          <w:kern w:val="28"/>
+          <w:szCs w:val="28"/>
+        </w:rPr>
+        <w:t xml:space="preserve"> расположен прямо в </w:t>
+      </w:r>
+      <w:proofErr w:type="spellStart"/>
+      <w:r>
+        <w:rPr>
+          <w:rFonts w:cs="Times New Roman"/>
+          <w:kern w:val="28"/>
+          <w:szCs w:val="28"/>
+        </w:rPr>
+        <w:t>Activity</w:t>
+      </w:r>
+      <w:proofErr w:type="spellEnd"/>
+      <w:r>
+        <w:rPr>
+          <w:rFonts w:cs="Times New Roman"/>
+          <w:kern w:val="28"/>
+          <w:szCs w:val="28"/>
+        </w:rPr>
+        <w:t xml:space="preserve">: при нажатиях кнопок они вызывают методы </w:t>
+      </w:r>
+      <w:proofErr w:type="spellStart"/>
+      <w:r>
+        <w:rPr>
+          <w:rFonts w:cs="Times New Roman"/>
+          <w:kern w:val="28"/>
+          <w:szCs w:val="28"/>
+        </w:rPr>
+        <w:t>Firebase</w:t>
+      </w:r>
+      <w:proofErr w:type="spellEnd"/>
+      <w:r>
+        <w:rPr>
+          <w:rFonts w:cs="Times New Roman"/>
+          <w:kern w:val="28"/>
+          <w:szCs w:val="28"/>
+        </w:rPr>
+        <w:t xml:space="preserve"> SDK и сразу обновляют экран. Отдельных слоёв </w:t>
+      </w:r>
+      <w:proofErr w:type="spellStart"/>
+      <w:r>
+        <w:rPr>
+          <w:rFonts w:cs="Times New Roman"/>
+          <w:kern w:val="28"/>
+          <w:szCs w:val="28"/>
+        </w:rPr>
+        <w:t>ViewModel</w:t>
+      </w:r>
+      <w:proofErr w:type="spellEnd"/>
+      <w:r>
+        <w:rPr>
+          <w:rFonts w:cs="Times New Roman"/>
+          <w:kern w:val="28"/>
+          <w:szCs w:val="28"/>
+        </w:rPr>
+        <w:t>/</w:t>
+      </w:r>
+      <w:proofErr w:type="spellStart"/>
+      <w:r>
+        <w:rPr>
+          <w:rFonts w:cs="Times New Roman"/>
+          <w:kern w:val="28"/>
+          <w:szCs w:val="28"/>
+        </w:rPr>
+        <w:t>Repository</w:t>
+      </w:r>
+      <w:proofErr w:type="spellEnd"/>
+      <w:r>
+        <w:rPr>
+          <w:rFonts w:cs="Times New Roman"/>
+          <w:kern w:val="28"/>
+          <w:szCs w:val="28"/>
+        </w:rPr>
+        <w:t xml:space="preserve"> нет, что упрощает поддержку демо‑версии. При добавлении питомца пользователь выбирает снимок в галерее; файл загружается в </w:t>
+      </w:r>
+      <w:proofErr w:type="spellStart"/>
+      <w:r>
+        <w:rPr>
+          <w:rFonts w:cs="Times New Roman"/>
+          <w:kern w:val="28"/>
+          <w:szCs w:val="28"/>
+        </w:rPr>
+        <w:t>Firebase</w:t>
+      </w:r>
+      <w:proofErr w:type="spellEnd"/>
+      <w:r>
+        <w:rPr>
+          <w:rFonts w:cs="Times New Roman"/>
+          <w:kern w:val="28"/>
+          <w:szCs w:val="28"/>
+        </w:rPr>
+        <w:t xml:space="preserve"> Storage, после чего приложение получает </w:t>
+      </w:r>
+      <w:proofErr w:type="spellStart"/>
+      <w:r>
+        <w:rPr>
+          <w:rFonts w:cs="Times New Roman"/>
+          <w:kern w:val="28"/>
+          <w:szCs w:val="28"/>
+        </w:rPr>
+        <w:t>download</w:t>
+      </w:r>
+      <w:proofErr w:type="spellEnd"/>
+      <w:r>
+        <w:rPr>
+          <w:rFonts w:cs="Times New Roman"/>
+          <w:kern w:val="28"/>
+          <w:szCs w:val="28"/>
+        </w:rPr>
+        <w:t xml:space="preserve">‑URL и записывает эту ссылку в документ </w:t>
+      </w:r>
+      <w:proofErr w:type="spellStart"/>
+      <w:r>
+        <w:rPr>
+          <w:rFonts w:cs="Times New Roman"/>
+          <w:kern w:val="28"/>
+          <w:szCs w:val="28"/>
+        </w:rPr>
+        <w:t>Firestore</w:t>
+      </w:r>
+      <w:proofErr w:type="spellEnd"/>
+      <w:r>
+        <w:rPr>
+          <w:rFonts w:cs="Times New Roman"/>
+          <w:kern w:val="28"/>
+          <w:szCs w:val="28"/>
+        </w:rPr>
+        <w:t xml:space="preserve">. При открытии карточки питомца приложение берёт URL из </w:t>
+      </w:r>
+      <w:proofErr w:type="spellStart"/>
+      <w:r>
+        <w:rPr>
+          <w:rFonts w:cs="Times New Roman"/>
+          <w:kern w:val="28"/>
+          <w:szCs w:val="28"/>
+        </w:rPr>
+        <w:t>Firestore</w:t>
+      </w:r>
+      <w:proofErr w:type="spellEnd"/>
+      <w:r>
+        <w:rPr>
+          <w:rFonts w:cs="Times New Roman"/>
+          <w:kern w:val="28"/>
+          <w:szCs w:val="28"/>
+        </w:rPr>
+        <w:t xml:space="preserve">, запрашивает изображение из Storage и выводит его через стандартный </w:t>
+      </w:r>
+      <w:proofErr w:type="spellStart"/>
+      <w:r>
+        <w:rPr>
+          <w:rFonts w:cs="Times New Roman"/>
+          <w:kern w:val="28"/>
+          <w:szCs w:val="28"/>
+        </w:rPr>
+        <w:t>ImageView</w:t>
+      </w:r>
+      <w:proofErr w:type="spellEnd"/>
+      <w:r>
+        <w:rPr>
+          <w:rFonts w:cs="Times New Roman"/>
+          <w:kern w:val="28"/>
+          <w:szCs w:val="28"/>
+        </w:rPr>
+        <w:t xml:space="preserve"> (без сторонних библиотек). Локальный кэш и DI не используются. Напоминание создаётся простым вызовом </w:t>
+      </w:r>
+      <w:proofErr w:type="spellStart"/>
+      <w:r>
+        <w:rPr>
+          <w:rFonts w:cs="Times New Roman"/>
+          <w:kern w:val="28"/>
+          <w:szCs w:val="28"/>
+        </w:rPr>
+        <w:t>Intent.ACTION_INSERT</w:t>
+      </w:r>
+      <w:proofErr w:type="spellEnd"/>
+      <w:r>
+        <w:rPr>
+          <w:rFonts w:cs="Times New Roman"/>
+          <w:kern w:val="28"/>
+          <w:szCs w:val="28"/>
+        </w:rPr>
+        <w:t>, открывающим системный календарь.</w:t>
+      </w:r>
+    </w:p>
+    <w:p>
+      <w:pPr>
+        <w:spacing w:after="0"/>
+        <w:ind w:firstLine="709"/>
+        <w:rPr>
+          <w:rFonts w:cs="Times New Roman"/>
+          <w:kern w:val="28"/>
+          <w:szCs w:val="28"/>
+        </w:rPr>
+      </w:pPr>
+      <w:proofErr w:type="spellStart"/>
+      <w:r>
+        <w:rPr>
+          <w:rFonts w:cs="Times New Roman"/>
+          <w:kern w:val="28"/>
+          <w:szCs w:val="28"/>
+        </w:rPr>
+        <w:t>Firebase</w:t>
+      </w:r>
+      <w:proofErr w:type="spellEnd"/>
+      <w:r>
+        <w:rPr>
+          <w:rFonts w:cs="Times New Roman"/>
+          <w:kern w:val="28"/>
+          <w:szCs w:val="28"/>
+        </w:rPr>
+        <w:t>‑облако:</w:t>
+      </w:r>
+    </w:p>
+    <w:p>
+      <w:pPr>
+        <w:spacing w:after="0"/>
+        <w:ind w:firstLine="709"/>
+        <w:rPr>
+          <w:rFonts w:cs="Times New Roman"/>
+          <w:kern w:val="28"/>
+          <w:szCs w:val="28"/>
+        </w:rPr>
+      </w:pPr>
+      <w:proofErr w:type="spellStart"/>
+      <w:r>
+        <w:rPr>
+          <w:rFonts w:cs="Times New Roman"/>
+          <w:kern w:val="28"/>
+          <w:szCs w:val="28"/>
+        </w:rPr>
+        <w:t>Firebase</w:t>
+      </w:r>
+      <w:proofErr w:type="spellEnd"/>
+      <w:r>
+        <w:rPr>
+          <w:rFonts w:cs="Times New Roman"/>
+          <w:kern w:val="28"/>
+          <w:szCs w:val="28"/>
+        </w:rPr>
+        <w:t> </w:t>
+      </w:r>
+      <w:proofErr w:type="spellStart"/>
+      <w:r>
+        <w:rPr>
+          <w:rFonts w:cs="Times New Roman"/>
+          <w:kern w:val="28"/>
+          <w:szCs w:val="28"/>
+        </w:rPr>
+        <w:t>Authentication</w:t>
+      </w:r>
+      <w:proofErr w:type="spellEnd"/>
+      <w:r>
+        <w:rPr>
+          <w:rFonts w:cs="Times New Roman"/>
+          <w:kern w:val="28"/>
+          <w:szCs w:val="28"/>
+        </w:rPr>
+        <w:t xml:space="preserve"> — регистрация/логин по </w:t>
+      </w:r>
+      <w:proofErr w:type="spellStart"/>
+      <w:r>
+        <w:rPr>
+          <w:rFonts w:cs="Times New Roman"/>
+          <w:kern w:val="28"/>
+          <w:szCs w:val="28"/>
+        </w:rPr>
+        <w:t>e‑mail</w:t>
+      </w:r>
+      <w:proofErr w:type="spellEnd"/>
+      <w:r>
+        <w:rPr>
+          <w:rFonts w:cs="Times New Roman"/>
+          <w:kern w:val="28"/>
+          <w:szCs w:val="28"/>
+        </w:rPr>
+        <w:t>; после входа клиент получает UID.</w:t>
+      </w:r>
+    </w:p>
+    <w:p>
+      <w:pPr>
+        <w:spacing w:after="0"/>
+        <w:ind w:firstLine="709"/>
+        <w:rPr>
+          <w:rFonts w:cs="Times New Roman"/>
+          <w:kern w:val="28"/>
+          <w:szCs w:val="28"/>
+        </w:rPr>
+      </w:pPr>
+      <w:proofErr w:type="spellStart"/>
+      <w:r>
+        <w:rPr>
+          <w:rFonts w:cs="Times New Roman"/>
+          <w:kern w:val="28"/>
+          <w:szCs w:val="28"/>
+        </w:rPr>
+        <w:t>Cloud</w:t>
+      </w:r>
+      <w:proofErr w:type="spellEnd"/>
+      <w:r>
+        <w:rPr>
+          <w:rFonts w:cs="Times New Roman"/>
+          <w:kern w:val="28"/>
+          <w:szCs w:val="28"/>
+        </w:rPr>
+        <w:t> </w:t>
+      </w:r>
+      <w:proofErr w:type="spellStart"/>
+      <w:r>
+        <w:rPr>
+          <w:rFonts w:cs="Times New Roman"/>
+          <w:kern w:val="28"/>
+          <w:szCs w:val="28"/>
+        </w:rPr>
+        <w:t>Firestore</w:t>
+      </w:r>
+      <w:proofErr w:type="spellEnd"/>
+      <w:r>
+        <w:rPr>
+          <w:rFonts w:cs="Times New Roman"/>
+          <w:kern w:val="28"/>
+          <w:szCs w:val="28"/>
+        </w:rPr>
+        <w:t xml:space="preserve"> — основная база: </w:t>
+      </w:r>
+      <w:proofErr w:type="spellStart"/>
+      <w:r>
+        <w:rPr>
+          <w:rFonts w:cs="Times New Roman"/>
+          <w:kern w:val="28"/>
+          <w:szCs w:val="28"/>
+        </w:rPr>
+        <w:t>users</w:t>
+      </w:r>
+      <w:proofErr w:type="spellEnd"/>
+      <w:r>
+        <w:rPr>
+          <w:rFonts w:cs="Times New Roman"/>
+          <w:kern w:val="28"/>
+          <w:szCs w:val="28"/>
+        </w:rPr>
+        <w:t>/{</w:t>
+      </w:r>
+      <w:proofErr w:type="spellStart"/>
+      <w:r>
+        <w:rPr>
+          <w:rFonts w:cs="Times New Roman"/>
+          <w:kern w:val="28"/>
+          <w:szCs w:val="28"/>
+        </w:rPr>
+        <w:t>uid</w:t>
+      </w:r>
+      <w:proofErr w:type="spellEnd"/>
+      <w:r>
+        <w:rPr>
+          <w:rFonts w:cs="Times New Roman"/>
+          <w:kern w:val="28"/>
+          <w:szCs w:val="28"/>
+        </w:rPr>
+        <w:t>}/</w:t>
+      </w:r>
+      <w:proofErr w:type="spellStart"/>
+      <w:r>
+        <w:rPr>
+          <w:rFonts w:cs="Times New Roman"/>
+          <w:kern w:val="28"/>
+          <w:szCs w:val="28"/>
+        </w:rPr>
+        <w:t>pets</w:t>
+      </w:r>
+      <w:proofErr w:type="spellEnd"/>
+      <w:r>
+        <w:rPr>
+          <w:rFonts w:cs="Times New Roman"/>
+          <w:kern w:val="28"/>
+          <w:szCs w:val="28"/>
+        </w:rPr>
+        <w:t>/{</w:t>
+      </w:r>
+      <w:proofErr w:type="spellStart"/>
+      <w:r>
+        <w:rPr>
+          <w:rFonts w:cs="Times New Roman"/>
+          <w:kern w:val="28"/>
+          <w:szCs w:val="28"/>
+        </w:rPr>
+        <w:t>petId</w:t>
+      </w:r>
+      <w:proofErr w:type="spellEnd"/>
+      <w:r>
+        <w:rPr>
+          <w:rFonts w:cs="Times New Roman"/>
+          <w:kern w:val="28"/>
+          <w:szCs w:val="28"/>
+        </w:rPr>
+        <w:t xml:space="preserve">} и вложенные </w:t>
+      </w:r>
+      <w:proofErr w:type="spellStart"/>
+      <w:r>
+        <w:rPr>
+          <w:rFonts w:cs="Times New Roman"/>
+          <w:kern w:val="28"/>
+          <w:szCs w:val="28"/>
+        </w:rPr>
+        <w:t>records</w:t>
+      </w:r>
+      <w:proofErr w:type="spellEnd"/>
+      <w:r>
+        <w:rPr>
+          <w:rFonts w:cs="Times New Roman"/>
+          <w:kern w:val="28"/>
+          <w:szCs w:val="28"/>
+        </w:rPr>
+        <w:t xml:space="preserve">. В каждом документе питомца хранится </w:t>
+      </w:r>
+      <w:proofErr w:type="spellStart"/>
+      <w:r>
+        <w:rPr>
+          <w:rFonts w:cs="Times New Roman"/>
+          <w:kern w:val="28"/>
+          <w:szCs w:val="28"/>
+        </w:rPr>
+        <w:t>download</w:t>
+      </w:r>
+      <w:proofErr w:type="spellEnd"/>
+      <w:r>
+        <w:rPr>
+          <w:rFonts w:cs="Times New Roman"/>
+          <w:kern w:val="28"/>
+          <w:szCs w:val="28"/>
+        </w:rPr>
+        <w:t xml:space="preserve">‑URL фото из Storage, поэтому все данные (текст + изображения) доступны на любом устройстве под тем же UID. </w:t>
+      </w:r>
+      <w:proofErr w:type="spellStart"/>
+      <w:r>
+        <w:rPr>
+          <w:rFonts w:cs="Times New Roman"/>
+          <w:kern w:val="28"/>
+          <w:szCs w:val="28"/>
+        </w:rPr>
+        <w:t>Firestore</w:t>
+      </w:r>
+      <w:proofErr w:type="spellEnd"/>
+      <w:r>
+        <w:rPr>
+          <w:rFonts w:cs="Times New Roman"/>
+          <w:kern w:val="28"/>
+          <w:szCs w:val="28"/>
+        </w:rPr>
+        <w:t xml:space="preserve"> </w:t>
+      </w:r>
+      <w:proofErr w:type="spellStart"/>
+      <w:r>
+        <w:rPr>
+          <w:rFonts w:cs="Times New Roman"/>
+          <w:kern w:val="28"/>
+          <w:szCs w:val="28"/>
+        </w:rPr>
+        <w:t>Persistence</w:t>
+      </w:r>
+      <w:proofErr w:type="spellEnd"/>
+      <w:r>
+        <w:rPr>
+          <w:rFonts w:cs="Times New Roman"/>
+          <w:kern w:val="28"/>
+          <w:szCs w:val="28"/>
+        </w:rPr>
+        <w:t xml:space="preserve"> включена, поэтому при кратковременной потере сети данные остаются видимыми офлайн и синхронизируются, как только связь восстановится.</w:t>
+      </w:r>
+    </w:p>
+    <w:p>
+      <w:pPr>
+        <w:spacing w:after="0"/>
+        <w:ind w:firstLine="709"/>
+        <w:rPr>
+          <w:rFonts w:cs="Times New Roman"/>
+          <w:kern w:val="28"/>
+          <w:szCs w:val="28"/>
+        </w:rPr>
+      </w:pPr>
+      <w:proofErr w:type="spellStart"/>
+      <w:r>
+        <w:rPr>
+          <w:rFonts w:cs="Times New Roman"/>
+          <w:kern w:val="28"/>
+          <w:szCs w:val="28"/>
+        </w:rPr>
+        <w:t>Firebase</w:t>
+      </w:r>
+      <w:proofErr w:type="spellEnd"/>
+      <w:r>
+        <w:rPr>
+          <w:rFonts w:cs="Times New Roman"/>
+          <w:kern w:val="28"/>
+          <w:szCs w:val="28"/>
+        </w:rPr>
+        <w:t> Storage — надёжное облачное хранилище файлов; даёт ссылку, которую легко хранить и пересылать.</w:t>
+      </w:r>
+    </w:p>
+    <w:p>
+      <w:pPr>
+        <w:spacing w:after="0"/>
+        <w:ind w:firstLine="709"/>
+        <w:rPr>
+          <w:rFonts w:cs="Times New Roman"/>
+          <w:kern w:val="28"/>
+          <w:szCs w:val="28"/>
+        </w:rPr>
+      </w:pPr>
+      <w:r>
+        <w:rPr>
+          <w:rFonts w:cs="Times New Roman"/>
+          <w:kern w:val="28"/>
+          <w:szCs w:val="28"/>
+        </w:rPr>
+        <w:lastRenderedPageBreak/>
+        <w:t xml:space="preserve">Таким образом полный цикл выглядит так: </w:t>
+      </w:r>
+      <w:proofErr w:type="spellStart"/>
+      <w:r>
+        <w:rPr>
+          <w:rFonts w:cs="Times New Roman"/>
+          <w:kern w:val="28"/>
+          <w:szCs w:val="28"/>
+        </w:rPr>
+        <w:t>Activity</w:t>
+      </w:r>
+      <w:proofErr w:type="spellEnd"/>
+      <w:r>
+        <w:rPr>
+          <w:rFonts w:cs="Times New Roman"/>
+          <w:kern w:val="28"/>
+          <w:szCs w:val="28"/>
+        </w:rPr>
+        <w:t xml:space="preserve"> </w:t>
+      </w:r>
+      <w:r>
+        <w:rPr>
+          <w:rFonts w:ascii="Cambria Math" w:hAnsi="Cambria Math" w:cs="Cambria Math"/>
+          <w:kern w:val="28"/>
+          <w:szCs w:val="28"/>
+        </w:rPr>
+        <w:t>⇄</w:t>
+      </w:r>
+      <w:r>
+        <w:rPr>
+          <w:rFonts w:cs="Times New Roman"/>
+          <w:kern w:val="28"/>
+          <w:szCs w:val="28"/>
+        </w:rPr>
+        <w:t xml:space="preserve"> </w:t>
+      </w:r>
+      <w:proofErr w:type="spellStart"/>
+      <w:r>
+        <w:rPr>
+          <w:rFonts w:cs="Times New Roman"/>
+          <w:kern w:val="28"/>
+          <w:szCs w:val="28"/>
+        </w:rPr>
+        <w:t>Firebase</w:t>
+      </w:r>
+      <w:proofErr w:type="spellEnd"/>
+      <w:r>
+        <w:rPr>
+          <w:rFonts w:cs="Times New Roman"/>
+          <w:kern w:val="28"/>
+          <w:szCs w:val="28"/>
+        </w:rPr>
+        <w:t> SDK (</w:t>
+      </w:r>
+      <w:proofErr w:type="spellStart"/>
+      <w:r>
+        <w:rPr>
+          <w:rFonts w:cs="Times New Roman"/>
+          <w:kern w:val="28"/>
+          <w:szCs w:val="28"/>
+        </w:rPr>
+        <w:t>Auth</w:t>
+      </w:r>
+      <w:proofErr w:type="spellEnd"/>
+      <w:r>
+        <w:rPr>
+          <w:rFonts w:cs="Times New Roman"/>
+          <w:kern w:val="28"/>
+          <w:szCs w:val="28"/>
+        </w:rPr>
+        <w:t> / </w:t>
+      </w:r>
+      <w:proofErr w:type="spellStart"/>
+      <w:r>
+        <w:rPr>
+          <w:rFonts w:cs="Times New Roman"/>
+          <w:kern w:val="28"/>
+          <w:szCs w:val="28"/>
+        </w:rPr>
+        <w:t>Firestore</w:t>
+      </w:r>
+      <w:proofErr w:type="spellEnd"/>
+      <w:r>
+        <w:rPr>
+          <w:rFonts w:cs="Times New Roman"/>
+          <w:kern w:val="28"/>
+          <w:szCs w:val="28"/>
+        </w:rPr>
+        <w:t xml:space="preserve"> / Storage) </w:t>
+      </w:r>
+      <w:r>
+        <w:rPr>
+          <w:rFonts w:ascii="Cambria Math" w:hAnsi="Cambria Math" w:cs="Cambria Math"/>
+          <w:kern w:val="28"/>
+          <w:szCs w:val="28"/>
+        </w:rPr>
+        <w:t>⇄</w:t>
+      </w:r>
+      <w:r>
+        <w:rPr>
+          <w:rFonts w:cs="Times New Roman"/>
+          <w:kern w:val="28"/>
+          <w:szCs w:val="28"/>
+        </w:rPr>
+        <w:t xml:space="preserve"> Облако </w:t>
+      </w:r>
+      <w:proofErr w:type="spellStart"/>
+      <w:r>
+        <w:rPr>
+          <w:rFonts w:cs="Times New Roman"/>
+          <w:kern w:val="28"/>
+          <w:szCs w:val="28"/>
+        </w:rPr>
+        <w:t>Firebase</w:t>
+      </w:r>
+      <w:proofErr w:type="spellEnd"/>
+      <w:r>
+        <w:rPr>
+          <w:rFonts w:cs="Times New Roman"/>
+          <w:kern w:val="28"/>
+          <w:szCs w:val="28"/>
+        </w:rPr>
+        <w:t xml:space="preserve">. Любое изменение, сделанное на одном устройстве, тут же реплицируется в </w:t>
+      </w:r>
+      <w:proofErr w:type="spellStart"/>
+      <w:r>
+        <w:rPr>
+          <w:rFonts w:cs="Times New Roman"/>
+          <w:kern w:val="28"/>
+          <w:szCs w:val="28"/>
+        </w:rPr>
+        <w:t>Firestore</w:t>
+      </w:r>
+      <w:proofErr w:type="spellEnd"/>
+      <w:r>
+        <w:rPr>
+          <w:rFonts w:cs="Times New Roman"/>
+          <w:kern w:val="28"/>
+          <w:szCs w:val="28"/>
+        </w:rPr>
+        <w:t xml:space="preserve"> и становится доступным на других устройствах владельца, включая изображения, благодаря связке Storage + </w:t>
+      </w:r>
+      <w:proofErr w:type="spellStart"/>
+      <w:r>
+        <w:rPr>
+          <w:rFonts w:cs="Times New Roman"/>
+          <w:kern w:val="28"/>
+          <w:szCs w:val="28"/>
+        </w:rPr>
+        <w:t>download</w:t>
+      </w:r>
+      <w:proofErr w:type="spellEnd"/>
+      <w:r>
+        <w:rPr>
+          <w:rFonts w:cs="Times New Roman"/>
+          <w:kern w:val="28"/>
+          <w:szCs w:val="28"/>
+        </w:rPr>
+        <w:t xml:space="preserve">‑URL. Минимальный набор сервисов покрывает все нужды синхронизации без собственного </w:t>
+      </w:r>
+      <w:proofErr w:type="spellStart"/>
+      <w:r>
+        <w:rPr>
+          <w:rFonts w:cs="Times New Roman"/>
+          <w:kern w:val="28"/>
+          <w:szCs w:val="28"/>
+        </w:rPr>
+        <w:t>backend</w:t>
+      </w:r>
+      <w:proofErr w:type="spellEnd"/>
+      <w:r>
+        <w:rPr>
+          <w:rFonts w:cs="Times New Roman"/>
+          <w:kern w:val="28"/>
+          <w:szCs w:val="28"/>
+        </w:rPr>
+        <w:t>‑сервера и лишних слоёв в клиентском коде</w:t>
+      </w:r>
+      <w:r>
+        <w:rPr>
+          <w:rFonts w:cs="Times New Roman"/>
+          <w:kern w:val="28"/>
+          <w:szCs w:val="28"/>
+        </w:rPr>
+        <w:t>.</w:t>
+      </w:r>
+    </w:p>
+    <w:p>
+      <w:pPr>
+        <w:spacing w:after="0"/>
+        <w:rPr>
+          <w:rFonts w:cs="Times New Roman"/>
+          <w:kern w:val="28"/>
+          <w:szCs w:val="28"/>
+        </w:rPr>
+      </w:pPr>
+    </w:p>
+    <w:p>
+      <w:pPr>
+        <w:pStyle w:val="2"/>
+      </w:pPr>
+      <w:bookmarkStart w:id="26" w:name="_Toc198167745"/>
+      <w:bookmarkStart w:id="27" w:name="_Toc200971411"/>
+      <w:bookmarkStart w:id="28" w:name="_Toc213679121"/>
+      <w:r>
+        <w:t xml:space="preserve">3.2 Разработка </w:t>
+      </w:r>
+      <w:r>
+        <w:t xml:space="preserve">основных диаграмм функционирования </w:t>
+      </w:r>
+      <w:bookmarkEnd w:id="26"/>
+      <w:r>
+        <w:t>мобильного приложения</w:t>
+      </w:r>
+      <w:bookmarkEnd w:id="27"/>
+      <w:bookmarkEnd w:id="28"/>
+    </w:p>
+    <w:p>
+      <w:pPr>
+        <w:spacing w:after="0"/>
+        <w:ind w:firstLine="709"/>
         <w:rPr>
           <w:rFonts w:cs="Times New Roman"/>
           <w:b/>
@@ -16268,1076 +16730,7 @@
           <w:kern w:val="28"/>
           <w:szCs w:val="28"/>
         </w:rPr>
-        <w:t>Вывод по главе 2</w:t>
-      </w:r>
-      <w:bookmarkEnd w:id="21"/>
-    </w:p>
-    <w:p>
-      <w:pPr>
-        <w:spacing w:after="0"/>
-        <w:ind w:firstLine="709"/>
-        <w:rPr>
-          <w:rFonts w:cs="Times New Roman"/>
-          <w:kern w:val="28"/>
-          <w:szCs w:val="28"/>
-        </w:rPr>
-      </w:pPr>
-      <w:r>
-        <w:rPr>
-          <w:rFonts w:cs="Times New Roman"/>
-          <w:kern w:val="28"/>
-          <w:szCs w:val="28"/>
-        </w:rPr>
-        <w:t xml:space="preserve">В </w:t>
-      </w:r>
-      <w:r>
-        <w:rPr>
-          <w:rFonts w:cs="Times New Roman"/>
-          <w:kern w:val="28"/>
-          <w:szCs w:val="28"/>
-        </w:rPr>
-        <w:t>данной главе</w:t>
-      </w:r>
-      <w:r>
-        <w:rPr>
-          <w:rFonts w:cs="Times New Roman"/>
-          <w:kern w:val="28"/>
-          <w:szCs w:val="28"/>
-        </w:rPr>
-        <w:t xml:space="preserve"> были сформулированы основные функциональные требования к мобильному приложению для ведения учёта домашних питомцев. Приложение обеспечивает полный цикл взаимодействия пользователя с системой: от регистрации и добавления питомцев до ведения записей и напоминаний. Особое внимание уделено удобству использования — реализованы функции поиска и фильтрации записей, визуальная организация данных, а также работа с фотографиями. Интерфейс приложения адаптирован </w:t>
-      </w:r>
-      <w:r>
-        <w:rPr>
-          <w:rFonts w:cs="Times New Roman"/>
-          <w:kern w:val="28"/>
-          <w:szCs w:val="28"/>
-        </w:rPr>
-        <w:lastRenderedPageBreak/>
-        <w:t xml:space="preserve">под русскоязычную аудиторию, оформлен в светлой цветовой гамме и предназначен для устройств под управлением </w:t>
-      </w:r>
-      <w:proofErr w:type="spellStart"/>
-      <w:r>
-        <w:rPr>
-          <w:rFonts w:cs="Times New Roman"/>
-          <w:kern w:val="28"/>
-          <w:szCs w:val="28"/>
-        </w:rPr>
-        <w:t>Android</w:t>
-      </w:r>
-      <w:proofErr w:type="spellEnd"/>
-      <w:r>
-        <w:rPr>
-          <w:rFonts w:cs="Times New Roman"/>
-          <w:kern w:val="28"/>
-          <w:szCs w:val="28"/>
-        </w:rPr>
-        <w:t>. Описанный функционал обеспечивает простоту ведения ежедневных записей, контроль за состоянием и активностями питомца, а также способствует систематизации информации о домашних животных в одном месте.</w:t>
-      </w:r>
-    </w:p>
-    <w:p>
-      <w:pPr>
-        <w:spacing w:after="0"/>
-        <w:ind w:firstLine="709"/>
-        <w:rPr>
-          <w:rFonts w:cs="Times New Roman"/>
-          <w:kern w:val="28"/>
-          <w:szCs w:val="28"/>
-        </w:rPr>
-      </w:pPr>
-      <w:r>
-        <w:rPr>
-          <w:rFonts w:cs="Times New Roman"/>
-          <w:kern w:val="28"/>
-          <w:szCs w:val="28"/>
-        </w:rPr>
-        <w:t>Таким образом, разрабатываемое приложение представляет собой комплексное решение, объединяющее в себе удобный интерфейс и необходимый функционал для эффективного ухода за домашними животными. Реализованные возможности не только упрощают процесс фиксации данных о питомцах, но и способствуют своевременному выполнению важных процедур благодаря системе напоминаний и интеграции с календарем.</w:t>
-      </w:r>
-    </w:p>
-    <w:p>
-      <w:pPr>
-        <w:spacing w:after="0"/>
-        <w:ind w:firstLine="709"/>
-        <w:rPr>
-          <w:rFonts w:cs="Times New Roman"/>
-          <w:kern w:val="28"/>
-          <w:szCs w:val="28"/>
-        </w:rPr>
-      </w:pPr>
-      <w:r>
-        <w:rPr>
-          <w:rFonts w:cs="Times New Roman"/>
-          <w:kern w:val="28"/>
-          <w:szCs w:val="28"/>
-        </w:rPr>
-        <w:br w:type="page"/>
-      </w:r>
-    </w:p>
-    <w:p>
-      <w:pPr>
-        <w:spacing w:after="0"/>
-        <w:ind w:firstLine="709"/>
-        <w:jc w:val="center"/>
-        <w:rPr>
-          <w:rFonts w:cs="Times New Roman"/>
-          <w:b/>
-          <w:bCs/>
-          <w:kern w:val="28"/>
-          <w:szCs w:val="28"/>
-        </w:rPr>
-      </w:pPr>
-      <w:bookmarkStart w:id="22" w:name="_Toc200971409"/>
-      <w:bookmarkStart w:id="23" w:name="_Toc210676428"/>
-      <w:r>
-        <w:rPr>
-          <w:rFonts w:cs="Times New Roman"/>
-          <w:b/>
-          <w:bCs/>
-          <w:kern w:val="28"/>
-          <w:szCs w:val="28"/>
-        </w:rPr>
-        <w:lastRenderedPageBreak/>
-        <w:t xml:space="preserve">ГЛАВА 3. ПРОЕКТИРОВАНИЕ </w:t>
-      </w:r>
-      <w:bookmarkEnd w:id="16"/>
-      <w:r>
-        <w:rPr>
-          <w:rFonts w:cs="Times New Roman"/>
-          <w:b/>
-          <w:bCs/>
-          <w:kern w:val="28"/>
-          <w:szCs w:val="28"/>
-        </w:rPr>
-        <w:t>ЕЖЕДНЕВНИКА-ПЛАНЕРА ДЛЯ ПИТОМЦА</w:t>
-      </w:r>
-      <w:bookmarkEnd w:id="22"/>
-      <w:bookmarkEnd w:id="23"/>
-    </w:p>
-    <w:p>
-      <w:pPr>
-        <w:spacing w:after="0"/>
-        <w:rPr>
-          <w:rFonts w:cs="Times New Roman"/>
-          <w:b/>
-          <w:bCs/>
-          <w:kern w:val="28"/>
-          <w:szCs w:val="28"/>
-        </w:rPr>
-      </w:pPr>
-    </w:p>
-    <w:p>
-      <w:pPr>
-        <w:spacing w:after="0"/>
-        <w:ind w:firstLine="709"/>
-        <w:rPr>
-          <w:rFonts w:cs="Times New Roman"/>
-          <w:b/>
-          <w:bCs/>
-          <w:kern w:val="28"/>
-          <w:szCs w:val="28"/>
-        </w:rPr>
-      </w:pPr>
-      <w:bookmarkStart w:id="24" w:name="_Toc198167744"/>
-      <w:bookmarkStart w:id="25" w:name="_Toc200971410"/>
-      <w:bookmarkStart w:id="26" w:name="_Toc210676429"/>
-      <w:r>
-        <w:rPr>
-          <w:rFonts w:cs="Times New Roman"/>
-          <w:b/>
-          <w:bCs/>
-          <w:kern w:val="28"/>
-          <w:szCs w:val="28"/>
-        </w:rPr>
-        <w:t>3.1 Выбор архитектурно-программного решения</w:t>
-      </w:r>
-      <w:bookmarkEnd w:id="24"/>
-      <w:bookmarkEnd w:id="25"/>
-      <w:bookmarkEnd w:id="26"/>
-    </w:p>
-    <w:p>
-      <w:pPr>
-        <w:spacing w:after="0"/>
-        <w:ind w:firstLine="709"/>
-        <w:rPr>
-          <w:rFonts w:cs="Times New Roman"/>
-          <w:kern w:val="28"/>
-          <w:szCs w:val="28"/>
-        </w:rPr>
-      </w:pPr>
-      <w:r>
-        <w:rPr>
-          <w:rFonts w:cs="Times New Roman"/>
-          <w:kern w:val="28"/>
-          <w:szCs w:val="28"/>
-        </w:rPr>
-        <w:t xml:space="preserve">Архитектура приложения состоит из двух звеньев — </w:t>
-      </w:r>
-      <w:proofErr w:type="spellStart"/>
-      <w:r>
-        <w:rPr>
-          <w:rFonts w:cs="Times New Roman"/>
-          <w:kern w:val="28"/>
-          <w:szCs w:val="28"/>
-        </w:rPr>
-        <w:t>Android</w:t>
-      </w:r>
-      <w:proofErr w:type="spellEnd"/>
-      <w:r>
-        <w:rPr>
-          <w:rFonts w:cs="Times New Roman"/>
-          <w:kern w:val="28"/>
-          <w:szCs w:val="28"/>
-        </w:rPr>
-        <w:t xml:space="preserve">‑клиента и </w:t>
-      </w:r>
-      <w:proofErr w:type="spellStart"/>
-      <w:r>
-        <w:rPr>
-          <w:rFonts w:cs="Times New Roman"/>
-          <w:kern w:val="28"/>
-          <w:szCs w:val="28"/>
-        </w:rPr>
-        <w:t>Firebase</w:t>
-      </w:r>
-      <w:proofErr w:type="spellEnd"/>
-      <w:r>
-        <w:rPr>
-          <w:rFonts w:cs="Times New Roman"/>
-          <w:kern w:val="28"/>
-          <w:szCs w:val="28"/>
-        </w:rPr>
-        <w:t>‑облака.</w:t>
-      </w:r>
-    </w:p>
-    <w:p>
-      <w:pPr>
-        <w:spacing w:after="0"/>
-        <w:ind w:firstLine="709"/>
-        <w:rPr>
-          <w:rFonts w:cs="Times New Roman"/>
-          <w:kern w:val="28"/>
-          <w:szCs w:val="28"/>
-        </w:rPr>
-      </w:pPr>
-      <w:proofErr w:type="spellStart"/>
-      <w:r>
-        <w:rPr>
-          <w:rFonts w:cs="Times New Roman"/>
-          <w:kern w:val="28"/>
-          <w:szCs w:val="28"/>
-        </w:rPr>
-        <w:t>Android</w:t>
-      </w:r>
-      <w:proofErr w:type="spellEnd"/>
-      <w:r>
-        <w:rPr>
-          <w:rFonts w:cs="Times New Roman"/>
-          <w:kern w:val="28"/>
-          <w:szCs w:val="28"/>
-        </w:rPr>
-        <w:t>‑клиент:</w:t>
-      </w:r>
-    </w:p>
-    <w:p>
-      <w:pPr>
-        <w:spacing w:after="0"/>
-        <w:ind w:firstLine="709"/>
-        <w:rPr>
-          <w:rFonts w:cs="Times New Roman"/>
-          <w:kern w:val="28"/>
-          <w:szCs w:val="28"/>
-        </w:rPr>
-      </w:pPr>
-      <w:r>
-        <w:rPr>
-          <w:rFonts w:cs="Times New Roman"/>
-          <w:kern w:val="28"/>
-          <w:szCs w:val="28"/>
-        </w:rPr>
-        <w:t>Код на </w:t>
-      </w:r>
-      <w:proofErr w:type="spellStart"/>
-      <w:r>
-        <w:rPr>
-          <w:rFonts w:cs="Times New Roman"/>
-          <w:kern w:val="28"/>
-          <w:szCs w:val="28"/>
-        </w:rPr>
-        <w:t>Kotlin</w:t>
-      </w:r>
-      <w:proofErr w:type="spellEnd"/>
-      <w:r>
-        <w:rPr>
-          <w:rFonts w:cs="Times New Roman"/>
-          <w:kern w:val="28"/>
-          <w:szCs w:val="28"/>
-        </w:rPr>
-        <w:t xml:space="preserve"> расположен прямо в </w:t>
-      </w:r>
-      <w:proofErr w:type="spellStart"/>
-      <w:r>
-        <w:rPr>
-          <w:rFonts w:cs="Times New Roman"/>
-          <w:kern w:val="28"/>
-          <w:szCs w:val="28"/>
-        </w:rPr>
-        <w:t>Activity</w:t>
-      </w:r>
-      <w:proofErr w:type="spellEnd"/>
-      <w:r>
-        <w:rPr>
-          <w:rFonts w:cs="Times New Roman"/>
-          <w:kern w:val="28"/>
-          <w:szCs w:val="28"/>
-        </w:rPr>
-        <w:t xml:space="preserve">: при нажатиях кнопок они вызывают методы </w:t>
-      </w:r>
-      <w:proofErr w:type="spellStart"/>
-      <w:r>
-        <w:rPr>
-          <w:rFonts w:cs="Times New Roman"/>
-          <w:kern w:val="28"/>
-          <w:szCs w:val="28"/>
-        </w:rPr>
-        <w:t>Firebase</w:t>
-      </w:r>
-      <w:proofErr w:type="spellEnd"/>
-      <w:r>
-        <w:rPr>
-          <w:rFonts w:cs="Times New Roman"/>
-          <w:kern w:val="28"/>
-          <w:szCs w:val="28"/>
-        </w:rPr>
-        <w:t xml:space="preserve"> SDK и сразу обновляют экран. Отдельных слоёв </w:t>
-      </w:r>
-      <w:proofErr w:type="spellStart"/>
-      <w:r>
-        <w:rPr>
-          <w:rFonts w:cs="Times New Roman"/>
-          <w:kern w:val="28"/>
-          <w:szCs w:val="28"/>
-        </w:rPr>
-        <w:t>ViewModel</w:t>
-      </w:r>
-      <w:proofErr w:type="spellEnd"/>
-      <w:r>
-        <w:rPr>
-          <w:rFonts w:cs="Times New Roman"/>
-          <w:kern w:val="28"/>
-          <w:szCs w:val="28"/>
-        </w:rPr>
-        <w:t>/</w:t>
-      </w:r>
-      <w:proofErr w:type="spellStart"/>
-      <w:r>
-        <w:rPr>
-          <w:rFonts w:cs="Times New Roman"/>
-          <w:kern w:val="28"/>
-          <w:szCs w:val="28"/>
-        </w:rPr>
-        <w:t>Repository</w:t>
-      </w:r>
-      <w:proofErr w:type="spellEnd"/>
-      <w:r>
-        <w:rPr>
-          <w:rFonts w:cs="Times New Roman"/>
-          <w:kern w:val="28"/>
-          <w:szCs w:val="28"/>
-        </w:rPr>
-        <w:t xml:space="preserve"> нет, что упрощает поддержку демо‑версии. При добавлении питомца пользователь выбирает снимок в галерее; файл загружается в </w:t>
-      </w:r>
-      <w:proofErr w:type="spellStart"/>
-      <w:r>
-        <w:rPr>
-          <w:rFonts w:cs="Times New Roman"/>
-          <w:kern w:val="28"/>
-          <w:szCs w:val="28"/>
-        </w:rPr>
-        <w:t>Firebase</w:t>
-      </w:r>
-      <w:proofErr w:type="spellEnd"/>
-      <w:r>
-        <w:rPr>
-          <w:rFonts w:cs="Times New Roman"/>
-          <w:kern w:val="28"/>
-          <w:szCs w:val="28"/>
-        </w:rPr>
-        <w:t xml:space="preserve"> Storage, после чего приложение получает </w:t>
-      </w:r>
-      <w:proofErr w:type="spellStart"/>
-      <w:r>
-        <w:rPr>
-          <w:rFonts w:cs="Times New Roman"/>
-          <w:kern w:val="28"/>
-          <w:szCs w:val="28"/>
-        </w:rPr>
-        <w:t>download</w:t>
-      </w:r>
-      <w:proofErr w:type="spellEnd"/>
-      <w:r>
-        <w:rPr>
-          <w:rFonts w:cs="Times New Roman"/>
-          <w:kern w:val="28"/>
-          <w:szCs w:val="28"/>
-        </w:rPr>
-        <w:t xml:space="preserve">‑URL и записывает эту ссылку в документ </w:t>
-      </w:r>
-      <w:proofErr w:type="spellStart"/>
-      <w:r>
-        <w:rPr>
-          <w:rFonts w:cs="Times New Roman"/>
-          <w:kern w:val="28"/>
-          <w:szCs w:val="28"/>
-        </w:rPr>
-        <w:t>Firestore</w:t>
-      </w:r>
-      <w:proofErr w:type="spellEnd"/>
-      <w:r>
-        <w:rPr>
-          <w:rFonts w:cs="Times New Roman"/>
-          <w:kern w:val="28"/>
-          <w:szCs w:val="28"/>
-        </w:rPr>
-        <w:t xml:space="preserve">. При открытии карточки питомца приложение берёт URL из </w:t>
-      </w:r>
-      <w:proofErr w:type="spellStart"/>
-      <w:r>
-        <w:rPr>
-          <w:rFonts w:cs="Times New Roman"/>
-          <w:kern w:val="28"/>
-          <w:szCs w:val="28"/>
-        </w:rPr>
-        <w:t>Firestore</w:t>
-      </w:r>
-      <w:proofErr w:type="spellEnd"/>
-      <w:r>
-        <w:rPr>
-          <w:rFonts w:cs="Times New Roman"/>
-          <w:kern w:val="28"/>
-          <w:szCs w:val="28"/>
-        </w:rPr>
-        <w:t xml:space="preserve">, запрашивает изображение из Storage и выводит его через стандартный </w:t>
-      </w:r>
-      <w:proofErr w:type="spellStart"/>
-      <w:r>
-        <w:rPr>
-          <w:rFonts w:cs="Times New Roman"/>
-          <w:kern w:val="28"/>
-          <w:szCs w:val="28"/>
-        </w:rPr>
-        <w:t>ImageView</w:t>
-      </w:r>
-      <w:proofErr w:type="spellEnd"/>
-      <w:r>
-        <w:rPr>
-          <w:rFonts w:cs="Times New Roman"/>
-          <w:kern w:val="28"/>
-          <w:szCs w:val="28"/>
-        </w:rPr>
-        <w:t xml:space="preserve"> (без сторонних библиотек). Локальный кэш и DI не используются. Напоминание создаётся простым вызовом </w:t>
-      </w:r>
-      <w:proofErr w:type="spellStart"/>
-      <w:r>
-        <w:rPr>
-          <w:rFonts w:cs="Times New Roman"/>
-          <w:kern w:val="28"/>
-          <w:szCs w:val="28"/>
-        </w:rPr>
-        <w:t>Intent.ACTION_INSERT</w:t>
-      </w:r>
-      <w:proofErr w:type="spellEnd"/>
-      <w:r>
-        <w:rPr>
-          <w:rFonts w:cs="Times New Roman"/>
-          <w:kern w:val="28"/>
-          <w:szCs w:val="28"/>
-        </w:rPr>
-        <w:t>, открывающим системный календарь.</w:t>
-      </w:r>
-    </w:p>
-    <w:p>
-      <w:pPr>
-        <w:spacing w:after="0"/>
-        <w:ind w:firstLine="709"/>
-        <w:rPr>
-          <w:rFonts w:cs="Times New Roman"/>
-          <w:kern w:val="28"/>
-          <w:szCs w:val="28"/>
-        </w:rPr>
-      </w:pPr>
-      <w:proofErr w:type="spellStart"/>
-      <w:r>
-        <w:rPr>
-          <w:rFonts w:cs="Times New Roman"/>
-          <w:kern w:val="28"/>
-          <w:szCs w:val="28"/>
-        </w:rPr>
-        <w:t>Firebase</w:t>
-      </w:r>
-      <w:proofErr w:type="spellEnd"/>
-      <w:r>
-        <w:rPr>
-          <w:rFonts w:cs="Times New Roman"/>
-          <w:kern w:val="28"/>
-          <w:szCs w:val="28"/>
-        </w:rPr>
-        <w:t>‑облако:</w:t>
-      </w:r>
-    </w:p>
-    <w:p>
-      <w:pPr>
-        <w:spacing w:after="0"/>
-        <w:ind w:firstLine="709"/>
-        <w:rPr>
-          <w:rFonts w:cs="Times New Roman"/>
-          <w:kern w:val="28"/>
-          <w:szCs w:val="28"/>
-        </w:rPr>
-      </w:pPr>
-      <w:proofErr w:type="spellStart"/>
-      <w:r>
-        <w:rPr>
-          <w:rFonts w:cs="Times New Roman"/>
-          <w:kern w:val="28"/>
-          <w:szCs w:val="28"/>
-        </w:rPr>
-        <w:t>Firebase</w:t>
-      </w:r>
-      <w:proofErr w:type="spellEnd"/>
-      <w:r>
-        <w:rPr>
-          <w:rFonts w:cs="Times New Roman"/>
-          <w:kern w:val="28"/>
-          <w:szCs w:val="28"/>
-        </w:rPr>
-        <w:t> </w:t>
-      </w:r>
-      <w:proofErr w:type="spellStart"/>
-      <w:r>
-        <w:rPr>
-          <w:rFonts w:cs="Times New Roman"/>
-          <w:kern w:val="28"/>
-          <w:szCs w:val="28"/>
-        </w:rPr>
-        <w:t>Authentication</w:t>
-      </w:r>
-      <w:proofErr w:type="spellEnd"/>
-      <w:r>
-        <w:rPr>
-          <w:rFonts w:cs="Times New Roman"/>
-          <w:kern w:val="28"/>
-          <w:szCs w:val="28"/>
-        </w:rPr>
-        <w:t xml:space="preserve"> — регистрация/логин по </w:t>
-      </w:r>
-      <w:proofErr w:type="spellStart"/>
-      <w:r>
-        <w:rPr>
-          <w:rFonts w:cs="Times New Roman"/>
-          <w:kern w:val="28"/>
-          <w:szCs w:val="28"/>
-        </w:rPr>
-        <w:t>e‑mail</w:t>
-      </w:r>
-      <w:proofErr w:type="spellEnd"/>
-      <w:r>
-        <w:rPr>
-          <w:rFonts w:cs="Times New Roman"/>
-          <w:kern w:val="28"/>
-          <w:szCs w:val="28"/>
-        </w:rPr>
-        <w:t>; после входа клиент получает UID.</w:t>
-      </w:r>
-    </w:p>
-    <w:p>
-      <w:pPr>
-        <w:spacing w:after="0"/>
-        <w:ind w:firstLine="709"/>
-        <w:rPr>
-          <w:rFonts w:cs="Times New Roman"/>
-          <w:kern w:val="28"/>
-          <w:szCs w:val="28"/>
-        </w:rPr>
-      </w:pPr>
-      <w:proofErr w:type="spellStart"/>
-      <w:r>
-        <w:rPr>
-          <w:rFonts w:cs="Times New Roman"/>
-          <w:kern w:val="28"/>
-          <w:szCs w:val="28"/>
-        </w:rPr>
-        <w:t>Cloud</w:t>
-      </w:r>
-      <w:proofErr w:type="spellEnd"/>
-      <w:r>
-        <w:rPr>
-          <w:rFonts w:cs="Times New Roman"/>
-          <w:kern w:val="28"/>
-          <w:szCs w:val="28"/>
-        </w:rPr>
-        <w:t> </w:t>
-      </w:r>
-      <w:proofErr w:type="spellStart"/>
-      <w:r>
-        <w:rPr>
-          <w:rFonts w:cs="Times New Roman"/>
-          <w:kern w:val="28"/>
-          <w:szCs w:val="28"/>
-        </w:rPr>
-        <w:t>Firestore</w:t>
-      </w:r>
-      <w:proofErr w:type="spellEnd"/>
-      <w:r>
-        <w:rPr>
-          <w:rFonts w:cs="Times New Roman"/>
-          <w:kern w:val="28"/>
-          <w:szCs w:val="28"/>
-        </w:rPr>
-        <w:t xml:space="preserve"> — основная база: </w:t>
-      </w:r>
-      <w:proofErr w:type="spellStart"/>
-      <w:r>
-        <w:rPr>
-          <w:rFonts w:cs="Times New Roman"/>
-          <w:kern w:val="28"/>
-          <w:szCs w:val="28"/>
-        </w:rPr>
-        <w:t>users</w:t>
-      </w:r>
-      <w:proofErr w:type="spellEnd"/>
-      <w:r>
-        <w:rPr>
-          <w:rFonts w:cs="Times New Roman"/>
-          <w:kern w:val="28"/>
-          <w:szCs w:val="28"/>
-        </w:rPr>
-        <w:t>/{</w:t>
-      </w:r>
-      <w:proofErr w:type="spellStart"/>
-      <w:r>
-        <w:rPr>
-          <w:rFonts w:cs="Times New Roman"/>
-          <w:kern w:val="28"/>
-          <w:szCs w:val="28"/>
-        </w:rPr>
-        <w:t>uid</w:t>
-      </w:r>
-      <w:proofErr w:type="spellEnd"/>
-      <w:r>
-        <w:rPr>
-          <w:rFonts w:cs="Times New Roman"/>
-          <w:kern w:val="28"/>
-          <w:szCs w:val="28"/>
-        </w:rPr>
-        <w:t>}/</w:t>
-      </w:r>
-      <w:proofErr w:type="spellStart"/>
-      <w:r>
-        <w:rPr>
-          <w:rFonts w:cs="Times New Roman"/>
-          <w:kern w:val="28"/>
-          <w:szCs w:val="28"/>
-        </w:rPr>
-        <w:t>pets</w:t>
-      </w:r>
-      <w:proofErr w:type="spellEnd"/>
-      <w:r>
-        <w:rPr>
-          <w:rFonts w:cs="Times New Roman"/>
-          <w:kern w:val="28"/>
-          <w:szCs w:val="28"/>
-        </w:rPr>
-        <w:t>/{</w:t>
-      </w:r>
-      <w:proofErr w:type="spellStart"/>
-      <w:r>
-        <w:rPr>
-          <w:rFonts w:cs="Times New Roman"/>
-          <w:kern w:val="28"/>
-          <w:szCs w:val="28"/>
-        </w:rPr>
-        <w:t>petId</w:t>
-      </w:r>
-      <w:proofErr w:type="spellEnd"/>
-      <w:r>
-        <w:rPr>
-          <w:rFonts w:cs="Times New Roman"/>
-          <w:kern w:val="28"/>
-          <w:szCs w:val="28"/>
-        </w:rPr>
-        <w:t xml:space="preserve">} и вложенные </w:t>
-      </w:r>
-      <w:proofErr w:type="spellStart"/>
-      <w:r>
-        <w:rPr>
-          <w:rFonts w:cs="Times New Roman"/>
-          <w:kern w:val="28"/>
-          <w:szCs w:val="28"/>
-        </w:rPr>
-        <w:t>records</w:t>
-      </w:r>
-      <w:proofErr w:type="spellEnd"/>
-      <w:r>
-        <w:rPr>
-          <w:rFonts w:cs="Times New Roman"/>
-          <w:kern w:val="28"/>
-          <w:szCs w:val="28"/>
-        </w:rPr>
-        <w:t xml:space="preserve">. В каждом документе питомца хранится </w:t>
-      </w:r>
-      <w:proofErr w:type="spellStart"/>
-      <w:r>
-        <w:rPr>
-          <w:rFonts w:cs="Times New Roman"/>
-          <w:kern w:val="28"/>
-          <w:szCs w:val="28"/>
-        </w:rPr>
-        <w:t>download</w:t>
-      </w:r>
-      <w:proofErr w:type="spellEnd"/>
-      <w:r>
-        <w:rPr>
-          <w:rFonts w:cs="Times New Roman"/>
-          <w:kern w:val="28"/>
-          <w:szCs w:val="28"/>
-        </w:rPr>
-        <w:t xml:space="preserve">‑URL фото из Storage, поэтому все данные (текст + изображения) доступны на любом устройстве под тем же UID. </w:t>
-      </w:r>
-      <w:proofErr w:type="spellStart"/>
-      <w:r>
-        <w:rPr>
-          <w:rFonts w:cs="Times New Roman"/>
-          <w:kern w:val="28"/>
-          <w:szCs w:val="28"/>
-        </w:rPr>
-        <w:t>Firestore</w:t>
-      </w:r>
-      <w:proofErr w:type="spellEnd"/>
-      <w:r>
-        <w:rPr>
-          <w:rFonts w:cs="Times New Roman"/>
-          <w:kern w:val="28"/>
-          <w:szCs w:val="28"/>
-        </w:rPr>
-        <w:t xml:space="preserve"> </w:t>
-      </w:r>
-      <w:proofErr w:type="spellStart"/>
-      <w:r>
-        <w:rPr>
-          <w:rFonts w:cs="Times New Roman"/>
-          <w:kern w:val="28"/>
-          <w:szCs w:val="28"/>
-        </w:rPr>
-        <w:t>Persistence</w:t>
-      </w:r>
-      <w:proofErr w:type="spellEnd"/>
-      <w:r>
-        <w:rPr>
-          <w:rFonts w:cs="Times New Roman"/>
-          <w:kern w:val="28"/>
-          <w:szCs w:val="28"/>
-        </w:rPr>
-        <w:t xml:space="preserve"> включена, поэтому при кратковременной потере сети данные остаются видимыми офлайн и синхронизируются, как только связь восстановится.</w:t>
-      </w:r>
-    </w:p>
-    <w:p>
-      <w:pPr>
-        <w:spacing w:after="0"/>
-        <w:ind w:firstLine="709"/>
-        <w:rPr>
-          <w:rFonts w:cs="Times New Roman"/>
-          <w:kern w:val="28"/>
-          <w:szCs w:val="28"/>
-        </w:rPr>
-      </w:pPr>
-      <w:proofErr w:type="spellStart"/>
-      <w:r>
-        <w:rPr>
-          <w:rFonts w:cs="Times New Roman"/>
-          <w:kern w:val="28"/>
-          <w:szCs w:val="28"/>
-        </w:rPr>
-        <w:t>Firebase</w:t>
-      </w:r>
-      <w:proofErr w:type="spellEnd"/>
-      <w:r>
-        <w:rPr>
-          <w:rFonts w:cs="Times New Roman"/>
-          <w:kern w:val="28"/>
-          <w:szCs w:val="28"/>
-        </w:rPr>
-        <w:t> Storage — надёжное облачное хранилище файлов; даёт ссылку, которую легко хранить и пересылать.</w:t>
-      </w:r>
-    </w:p>
-    <w:p>
-      <w:pPr>
-        <w:spacing w:after="0"/>
-        <w:ind w:firstLine="709"/>
-        <w:rPr>
-          <w:rFonts w:cs="Times New Roman"/>
-          <w:kern w:val="28"/>
-          <w:szCs w:val="28"/>
-        </w:rPr>
-      </w:pPr>
-      <w:r>
-        <w:rPr>
-          <w:rFonts w:cs="Times New Roman"/>
-          <w:kern w:val="28"/>
-          <w:szCs w:val="28"/>
-        </w:rPr>
-        <w:t xml:space="preserve">Таким образом полный цикл выглядит так: </w:t>
-      </w:r>
-      <w:proofErr w:type="spellStart"/>
-      <w:r>
-        <w:rPr>
-          <w:rFonts w:cs="Times New Roman"/>
-          <w:kern w:val="28"/>
-          <w:szCs w:val="28"/>
-        </w:rPr>
-        <w:t>Activity</w:t>
-      </w:r>
-      <w:proofErr w:type="spellEnd"/>
-      <w:r>
-        <w:rPr>
-          <w:rFonts w:cs="Times New Roman"/>
-          <w:kern w:val="28"/>
-          <w:szCs w:val="28"/>
-        </w:rPr>
-        <w:t xml:space="preserve"> </w:t>
-      </w:r>
-      <w:r>
-        <w:rPr>
-          <w:rFonts w:ascii="Cambria Math" w:hAnsi="Cambria Math" w:cs="Cambria Math"/>
-          <w:kern w:val="28"/>
-          <w:szCs w:val="28"/>
-        </w:rPr>
-        <w:t>⇄</w:t>
-      </w:r>
-      <w:r>
-        <w:rPr>
-          <w:rFonts w:cs="Times New Roman"/>
-          <w:kern w:val="28"/>
-          <w:szCs w:val="28"/>
-        </w:rPr>
-        <w:t xml:space="preserve"> </w:t>
-      </w:r>
-      <w:proofErr w:type="spellStart"/>
-      <w:r>
-        <w:rPr>
-          <w:rFonts w:cs="Times New Roman"/>
-          <w:kern w:val="28"/>
-          <w:szCs w:val="28"/>
-        </w:rPr>
-        <w:t>Firebase</w:t>
-      </w:r>
-      <w:proofErr w:type="spellEnd"/>
-      <w:r>
-        <w:rPr>
-          <w:rFonts w:cs="Times New Roman"/>
-          <w:kern w:val="28"/>
-          <w:szCs w:val="28"/>
-        </w:rPr>
-        <w:t> SDK (</w:t>
-      </w:r>
-      <w:proofErr w:type="spellStart"/>
-      <w:r>
-        <w:rPr>
-          <w:rFonts w:cs="Times New Roman"/>
-          <w:kern w:val="28"/>
-          <w:szCs w:val="28"/>
-        </w:rPr>
-        <w:t>Auth</w:t>
-      </w:r>
-      <w:proofErr w:type="spellEnd"/>
-      <w:r>
-        <w:rPr>
-          <w:rFonts w:cs="Times New Roman"/>
-          <w:kern w:val="28"/>
-          <w:szCs w:val="28"/>
-        </w:rPr>
-        <w:t> / </w:t>
-      </w:r>
-      <w:proofErr w:type="spellStart"/>
-      <w:r>
-        <w:rPr>
-          <w:rFonts w:cs="Times New Roman"/>
-          <w:kern w:val="28"/>
-          <w:szCs w:val="28"/>
-        </w:rPr>
-        <w:t>Firestore</w:t>
-      </w:r>
-      <w:proofErr w:type="spellEnd"/>
-      <w:r>
-        <w:rPr>
-          <w:rFonts w:cs="Times New Roman"/>
-          <w:kern w:val="28"/>
-          <w:szCs w:val="28"/>
-        </w:rPr>
-        <w:t xml:space="preserve"> / Storage) </w:t>
-      </w:r>
-      <w:r>
-        <w:rPr>
-          <w:rFonts w:ascii="Cambria Math" w:hAnsi="Cambria Math" w:cs="Cambria Math"/>
-          <w:kern w:val="28"/>
-          <w:szCs w:val="28"/>
-        </w:rPr>
-        <w:t>⇄</w:t>
-      </w:r>
-      <w:r>
-        <w:rPr>
-          <w:rFonts w:cs="Times New Roman"/>
-          <w:kern w:val="28"/>
-          <w:szCs w:val="28"/>
-        </w:rPr>
-        <w:t xml:space="preserve"> Облако </w:t>
-      </w:r>
-      <w:proofErr w:type="spellStart"/>
-      <w:r>
-        <w:rPr>
-          <w:rFonts w:cs="Times New Roman"/>
-          <w:kern w:val="28"/>
-          <w:szCs w:val="28"/>
-        </w:rPr>
-        <w:t>Firebase</w:t>
-      </w:r>
-      <w:proofErr w:type="spellEnd"/>
-      <w:r>
-        <w:rPr>
-          <w:rFonts w:cs="Times New Roman"/>
-          <w:kern w:val="28"/>
-          <w:szCs w:val="28"/>
-        </w:rPr>
-        <w:t xml:space="preserve">. Любое изменение, сделанное на </w:t>
-      </w:r>
-      <w:r>
-        <w:rPr>
-          <w:rFonts w:cs="Times New Roman"/>
-          <w:kern w:val="28"/>
-          <w:szCs w:val="28"/>
-        </w:rPr>
-        <w:lastRenderedPageBreak/>
-        <w:t xml:space="preserve">одном устройстве, тут же реплицируется в </w:t>
-      </w:r>
-      <w:proofErr w:type="spellStart"/>
-      <w:r>
-        <w:rPr>
-          <w:rFonts w:cs="Times New Roman"/>
-          <w:kern w:val="28"/>
-          <w:szCs w:val="28"/>
-        </w:rPr>
-        <w:t>Firestore</w:t>
-      </w:r>
-      <w:proofErr w:type="spellEnd"/>
-      <w:r>
-        <w:rPr>
-          <w:rFonts w:cs="Times New Roman"/>
-          <w:kern w:val="28"/>
-          <w:szCs w:val="28"/>
-        </w:rPr>
-        <w:t xml:space="preserve"> и становится доступным на других устройствах владельца, включая изображения, благодаря связке Storage + </w:t>
-      </w:r>
-      <w:proofErr w:type="spellStart"/>
-      <w:r>
-        <w:rPr>
-          <w:rFonts w:cs="Times New Roman"/>
-          <w:kern w:val="28"/>
-          <w:szCs w:val="28"/>
-        </w:rPr>
-        <w:t>download</w:t>
-      </w:r>
-      <w:proofErr w:type="spellEnd"/>
-      <w:r>
-        <w:rPr>
-          <w:rFonts w:cs="Times New Roman"/>
-          <w:kern w:val="28"/>
-          <w:szCs w:val="28"/>
-        </w:rPr>
-        <w:t xml:space="preserve">‑URL. Минимальный набор сервисов покрывает все нужды синхронизации без собственного </w:t>
-      </w:r>
-      <w:proofErr w:type="spellStart"/>
-      <w:r>
-        <w:rPr>
-          <w:rFonts w:cs="Times New Roman"/>
-          <w:kern w:val="28"/>
-          <w:szCs w:val="28"/>
-        </w:rPr>
-        <w:t>backend</w:t>
-      </w:r>
-      <w:proofErr w:type="spellEnd"/>
-      <w:r>
-        <w:rPr>
-          <w:rFonts w:cs="Times New Roman"/>
-          <w:kern w:val="28"/>
-          <w:szCs w:val="28"/>
-        </w:rPr>
-        <w:t>‑сервера и лишних слоёв в клиентском коде</w:t>
-      </w:r>
-      <w:r>
-        <w:rPr>
-          <w:rFonts w:cs="Times New Roman"/>
-          <w:kern w:val="28"/>
-          <w:szCs w:val="28"/>
-        </w:rPr>
-        <w:t>.</w:t>
-      </w:r>
-    </w:p>
-    <w:p>
-      <w:pPr>
-        <w:spacing w:after="0"/>
-        <w:rPr>
-          <w:rFonts w:cs="Times New Roman"/>
-          <w:kern w:val="28"/>
-          <w:szCs w:val="28"/>
-        </w:rPr>
-      </w:pPr>
-    </w:p>
-    <w:p>
-      <w:pPr>
-        <w:spacing w:after="0"/>
-        <w:ind w:firstLine="709"/>
-        <w:rPr>
-          <w:rFonts w:cs="Times New Roman"/>
-          <w:b/>
-          <w:bCs/>
-          <w:kern w:val="28"/>
-          <w:szCs w:val="28"/>
-        </w:rPr>
-      </w:pPr>
-      <w:bookmarkStart w:id="27" w:name="_Toc198167745"/>
-      <w:bookmarkStart w:id="28" w:name="_Toc200971411"/>
-      <w:bookmarkStart w:id="29" w:name="_Toc210676430"/>
-      <w:r>
-        <w:rPr>
-          <w:rFonts w:cs="Times New Roman"/>
-          <w:b/>
-          <w:bCs/>
-          <w:kern w:val="28"/>
-          <w:szCs w:val="28"/>
-        </w:rPr>
-        <w:t xml:space="preserve">3.2 Разработка </w:t>
-      </w:r>
-      <w:r>
-        <w:rPr>
-          <w:rFonts w:cs="Times New Roman"/>
-          <w:b/>
-          <w:bCs/>
-          <w:kern w:val="28"/>
-          <w:szCs w:val="28"/>
-        </w:rPr>
-        <w:t xml:space="preserve">основных диаграмм функционирования </w:t>
-      </w:r>
-      <w:bookmarkEnd w:id="27"/>
-      <w:r>
-        <w:rPr>
-          <w:rFonts w:cs="Times New Roman"/>
-          <w:b/>
-          <w:bCs/>
-          <w:kern w:val="28"/>
-          <w:szCs w:val="28"/>
-        </w:rPr>
-        <w:t>мобильного приложения</w:t>
-      </w:r>
-      <w:bookmarkEnd w:id="28"/>
-      <w:bookmarkEnd w:id="29"/>
+      </w:pPr>
     </w:p>
     <w:p>
       <w:pPr>
@@ -17386,6 +16779,7 @@
           <w:bCs/>
           <w:noProof/>
         </w:rPr>
+        <w:lastRenderedPageBreak/>
         <w:drawing>
           <wp:inline distT="0" distB="0" distL="0" distR="0" wp14:anchorId="47125D74" wp14:editId="42F6842F">
             <wp:extent cx="4880344" cy="4085724"/>
@@ -17590,7 +16984,6 @@
           <w:kern w:val="28"/>
           <w:szCs w:val="28"/>
         </w:rPr>
-        <w:lastRenderedPageBreak/>
         <w:t>Также была спроектирована диаграмма</w:t>
       </w:r>
       <w:r>
@@ -17622,6 +17015,7 @@
           <w:noProof/>
           <w:lang w:val="en-US"/>
         </w:rPr>
+        <w:lastRenderedPageBreak/>
         <w:drawing>
           <wp:inline distT="0" distB="0" distL="0" distR="0" wp14:anchorId="597924B5" wp14:editId="6CAAEFF9">
             <wp:extent cx="4724400" cy="3749733"/>
@@ -18094,7 +17488,7 @@
         </w:rPr>
         <w:lastRenderedPageBreak/>
         <w:drawing>
-          <wp:inline distT="0" distB="0" distL="0" distR="0" wp14:anchorId="33161745" wp14:editId="03FE9E8C">
+          <wp:inline distT="0" distB="0" distL="0" distR="0" wp14:anchorId="33161745" wp14:editId="2039CCCC">
             <wp:extent cx="5686425" cy="3422719"/>
             <wp:effectExtent l="0" t="0" r="0" b="6350"/>
             <wp:docPr id="12" name="Рисунок 12"/>
@@ -18245,6 +17639,20 @@
     </w:p>
     <w:p>
       <w:pPr>
+        <w:pStyle w:val="2"/>
+      </w:pPr>
+      <w:bookmarkStart w:id="29" w:name="_Toc198167746"/>
+      <w:bookmarkStart w:id="30" w:name="_Toc200971412"/>
+      <w:bookmarkStart w:id="31" w:name="_Toc213679122"/>
+      <w:r>
+        <w:t>3.3 Проектирование базы данных</w:t>
+      </w:r>
+      <w:bookmarkEnd w:id="29"/>
+      <w:bookmarkEnd w:id="30"/>
+      <w:bookmarkEnd w:id="31"/>
+    </w:p>
+    <w:p>
+      <w:pPr>
         <w:spacing w:after="0"/>
         <w:ind w:firstLine="709"/>
         <w:rPr>
@@ -18255,22 +17663,6 @@
           <w:szCs w:val="28"/>
         </w:rPr>
       </w:pPr>
-      <w:bookmarkStart w:id="30" w:name="_Toc198167746"/>
-      <w:bookmarkStart w:id="31" w:name="_Toc200971412"/>
-      <w:bookmarkStart w:id="32" w:name="_Toc210676431"/>
-      <w:r>
-        <w:rPr>
-          <w:rFonts w:cs="Times New Roman"/>
-          <w:b/>
-          <w:bCs/>
-          <w:kern w:val="28"/>
-          <w:szCs w:val="28"/>
-        </w:rPr>
-        <w:t>3.3 Проектирование базы данных</w:t>
-      </w:r>
-      <w:bookmarkEnd w:id="30"/>
-      <w:bookmarkEnd w:id="31"/>
-      <w:bookmarkEnd w:id="32"/>
     </w:p>
     <w:p>
       <w:pPr>
@@ -18282,7 +17674,7 @@
           <w:szCs w:val="28"/>
         </w:rPr>
       </w:pPr>
-      <w:bookmarkStart w:id="33" w:name="_Toc198167747"/>
+      <w:bookmarkStart w:id="32" w:name="_Toc198167747"/>
       <w:r>
         <w:rPr>
           <w:rFonts w:cs="Times New Roman"/>
@@ -18291,7 +17683,7 @@
         </w:rPr>
         <w:t>Концептуальная модель</w:t>
       </w:r>
-      <w:bookmarkEnd w:id="33"/>
+      <w:bookmarkEnd w:id="32"/>
     </w:p>
     <w:p>
       <w:pPr>
@@ -18466,27 +17858,14 @@
       <w:r>
         <w:t xml:space="preserve">Рисунок </w:t>
       </w:r>
-      <w:r>
-        <w:fldChar w:fldCharType="begin"/>
-      </w:r>
-      <w:r>
-        <w:instrText xml:space="preserve"> SEQ Рисунок \* ARABIC </w:instrText>
-      </w:r>
-      <w:r>
-        <w:fldChar w:fldCharType="separate"/>
-      </w:r>
-      <w:r>
-        <w:rPr>
-          <w:noProof/>
-        </w:rPr>
-        <w:t>7</w:t>
-      </w:r>
-      <w:r>
-        <w:rPr>
-          <w:noProof/>
-        </w:rPr>
-        <w:fldChar w:fldCharType="end"/>
-      </w:r>
+      <w:fldSimple w:instr=" SEQ Рисунок \* ARABIC ">
+        <w:r>
+          <w:rPr>
+            <w:noProof/>
+          </w:rPr>
+          <w:t>7</w:t>
+        </w:r>
+      </w:fldSimple>
       <w:r>
         <w:rPr>
           <w:rFonts w:cs="Times New Roman"/>
@@ -18510,7 +17889,7 @@
           <w:szCs w:val="28"/>
         </w:rPr>
       </w:pPr>
-      <w:bookmarkStart w:id="34" w:name="_Toc198167748"/>
+      <w:bookmarkStart w:id="33" w:name="_Toc198167748"/>
       <w:r>
         <w:rPr>
           <w:rFonts w:cs="Times New Roman"/>
@@ -18519,7 +17898,7 @@
         </w:rPr>
         <w:t>Логическая модель</w:t>
       </w:r>
-      <w:bookmarkEnd w:id="34"/>
+      <w:bookmarkEnd w:id="33"/>
     </w:p>
     <w:p>
       <w:pPr>
@@ -20558,7 +19937,7 @@
           <w:szCs w:val="28"/>
         </w:rPr>
       </w:pPr>
-      <w:bookmarkStart w:id="35" w:name="_Toc198167749"/>
+      <w:bookmarkStart w:id="34" w:name="_Toc198167749"/>
       <w:r>
         <w:rPr>
           <w:rFonts w:cs="Times New Roman"/>
@@ -20567,7 +19946,7 @@
         </w:rPr>
         <w:t>Физическая модель</w:t>
       </w:r>
-      <w:bookmarkEnd w:id="35"/>
+      <w:bookmarkEnd w:id="34"/>
     </w:p>
     <w:p>
       <w:pPr>
@@ -20620,7 +19999,7 @@
         </w:rPr>
         <w:lastRenderedPageBreak/>
         <w:drawing>
-          <wp:inline distT="0" distB="0" distL="0" distR="0" wp14:anchorId="2E2D0F6A" wp14:editId="21B7F271">
+          <wp:inline distT="0" distB="0" distL="0" distR="0" wp14:anchorId="2E2D0F6A" wp14:editId="1B442485">
             <wp:extent cx="4756423" cy="3552825"/>
             <wp:effectExtent l="0" t="0" r="6350" b="0"/>
             <wp:docPr id="1542599131" name="Рисунок 68"/>
@@ -20676,24 +20055,14 @@
       <w:r>
         <w:t xml:space="preserve">Рисунок </w:t>
       </w:r>
-      <w:r>
-        <w:fldChar w:fldCharType="begin"/>
-      </w:r>
-      <w:r>
-        <w:instrText xml:space="preserve"> SEQ Рисунок \* ARABIC </w:instrText>
-      </w:r>
-      <w:r>
-        <w:fldChar w:fldCharType="separate"/>
-      </w:r>
-      <w:r>
-        <w:rPr>
-          <w:noProof/>
-        </w:rPr>
-        <w:t>8</w:t>
-      </w:r>
-      <w:r>
-        <w:fldChar w:fldCharType="end"/>
-      </w:r>
+      <w:fldSimple w:instr=" SEQ Рисунок \* ARABIC ">
+        <w:r>
+          <w:rPr>
+            <w:noProof/>
+          </w:rPr>
+          <w:t>8</w:t>
+        </w:r>
+      </w:fldSimple>
       <w:r>
         <w:t xml:space="preserve"> - </w:t>
       </w:r>
@@ -20708,6 +20077,78 @@
         <w:t>Firestore</w:t>
       </w:r>
       <w:proofErr w:type="spellEnd"/>
+    </w:p>
+    <w:p>
+      <w:pPr>
+        <w:pStyle w:val="ad"/>
+        <w:numPr>
+          <w:ilvl w:val="0"/>
+          <w:numId w:val="30"/>
+        </w:numPr>
+        <w:spacing w:after="0"/>
+        <w:ind w:left="284"/>
+        <w:rPr>
+          <w:rFonts w:cs="Times New Roman"/>
+          <w:kern w:val="28"/>
+          <w:szCs w:val="28"/>
+        </w:rPr>
+      </w:pPr>
+      <w:r>
+        <w:rPr>
+          <w:rFonts w:cs="Times New Roman"/>
+          <w:kern w:val="28"/>
+          <w:szCs w:val="28"/>
+        </w:rPr>
+        <w:t>доступ к данным разрешён только владельцу данных (UID) после аутентификации;</w:t>
+      </w:r>
+    </w:p>
+    <w:p>
+      <w:pPr>
+        <w:pStyle w:val="ad"/>
+        <w:numPr>
+          <w:ilvl w:val="0"/>
+          <w:numId w:val="30"/>
+        </w:numPr>
+        <w:spacing w:after="0"/>
+        <w:ind w:left="284"/>
+        <w:rPr>
+          <w:rFonts w:cs="Times New Roman"/>
+          <w:kern w:val="28"/>
+          <w:szCs w:val="28"/>
+        </w:rPr>
+      </w:pPr>
+      <w:r>
+        <w:rPr>
+          <w:rFonts w:cs="Times New Roman"/>
+          <w:kern w:val="28"/>
+          <w:szCs w:val="28"/>
+        </w:rPr>
+        <w:t>все операции (чтение, запись, удаление) разрешены только для своих данных;</w:t>
+      </w:r>
+    </w:p>
+    <w:p>
+      <w:pPr>
+        <w:pStyle w:val="ad"/>
+        <w:numPr>
+          <w:ilvl w:val="0"/>
+          <w:numId w:val="30"/>
+        </w:numPr>
+        <w:spacing w:after="0"/>
+        <w:ind w:left="284"/>
+        <w:rPr>
+          <w:rFonts w:cs="Times New Roman"/>
+          <w:kern w:val="28"/>
+          <w:szCs w:val="28"/>
+        </w:rPr>
+      </w:pPr>
+      <w:r>
+        <w:rPr>
+          <w:rFonts w:cs="Times New Roman"/>
+          <w:kern w:val="28"/>
+          <w:szCs w:val="28"/>
+        </w:rPr>
+        <w:t>пользователи не могут читать или изменять чужие документы</w:t>
+      </w:r>
     </w:p>
     <w:p>
       <w:pPr>
@@ -20725,109 +20166,167 @@
           <w:kern w:val="28"/>
           <w:szCs w:val="28"/>
         </w:rPr>
-        <w:t>доступ к данным разрешён только владельцу данных (UID) после аутентификации;</w:t>
-      </w:r>
-    </w:p>
-    <w:p>
-      <w:pPr>
+        <w:t xml:space="preserve">Выбор </w:t>
+      </w:r>
+      <w:r>
+        <w:rPr>
+          <w:rFonts w:cs="Times New Roman"/>
+          <w:kern w:val="28"/>
+          <w:szCs w:val="28"/>
+          <w:lang w:val="en-US"/>
+        </w:rPr>
+        <w:t>Firebase</w:t>
+      </w:r>
+      <w:r>
+        <w:rPr>
+          <w:rFonts w:cs="Times New Roman"/>
+          <w:kern w:val="28"/>
+          <w:szCs w:val="28"/>
+        </w:rPr>
+        <w:t xml:space="preserve"> </w:t>
+      </w:r>
+      <w:r>
+        <w:rPr>
+          <w:rFonts w:cs="Times New Roman"/>
+          <w:kern w:val="28"/>
+          <w:szCs w:val="28"/>
+          <w:lang w:val="en-US"/>
+        </w:rPr>
+        <w:t>Cloud</w:t>
+      </w:r>
+      <w:r>
+        <w:rPr>
+          <w:rFonts w:cs="Times New Roman"/>
+          <w:kern w:val="28"/>
+          <w:szCs w:val="28"/>
+        </w:rPr>
+        <w:t xml:space="preserve"> </w:t>
+      </w:r>
+      <w:proofErr w:type="spellStart"/>
+      <w:r>
+        <w:rPr>
+          <w:rFonts w:cs="Times New Roman"/>
+          <w:kern w:val="28"/>
+          <w:szCs w:val="28"/>
+          <w:lang w:val="en-US"/>
+        </w:rPr>
+        <w:t>Firestore</w:t>
+      </w:r>
+      <w:proofErr w:type="spellEnd"/>
+      <w:r>
+        <w:rPr>
+          <w:rFonts w:cs="Times New Roman"/>
+          <w:kern w:val="28"/>
+          <w:szCs w:val="28"/>
+        </w:rPr>
+        <w:t xml:space="preserve"> (</w:t>
+      </w:r>
+      <w:r>
+        <w:rPr>
+          <w:rFonts w:cs="Times New Roman"/>
+          <w:kern w:val="28"/>
+          <w:szCs w:val="28"/>
+          <w:lang w:val="en-US"/>
+        </w:rPr>
+        <w:t>NoSQL</w:t>
+      </w:r>
+      <w:r>
+        <w:rPr>
+          <w:rFonts w:cs="Times New Roman"/>
+          <w:kern w:val="28"/>
+          <w:szCs w:val="28"/>
+        </w:rPr>
+        <w:t>) обоснован спецификой проекта:</w:t>
+      </w:r>
+    </w:p>
+    <w:p>
+      <w:pPr>
+        <w:pStyle w:val="ad"/>
+        <w:numPr>
+          <w:ilvl w:val="0"/>
+          <w:numId w:val="31"/>
+        </w:numPr>
         <w:spacing w:after="0"/>
-        <w:ind w:firstLine="709"/>
-        <w:rPr>
-          <w:rFonts w:cs="Times New Roman"/>
-          <w:kern w:val="28"/>
-          <w:szCs w:val="28"/>
-        </w:rPr>
-      </w:pPr>
-      <w:r>
-        <w:rPr>
-          <w:rFonts w:cs="Times New Roman"/>
-          <w:kern w:val="28"/>
-          <w:szCs w:val="28"/>
-        </w:rPr>
-        <w:t>все операции (чтение, запись, удаление) разрешены только для своих данных;</w:t>
-      </w:r>
-    </w:p>
-    <w:p>
-      <w:pPr>
+        <w:ind w:left="284"/>
+        <w:rPr>
+          <w:rFonts w:cs="Times New Roman"/>
+          <w:kern w:val="28"/>
+          <w:szCs w:val="28"/>
+        </w:rPr>
+      </w:pPr>
+      <w:r>
+        <w:rPr>
+          <w:rFonts w:cs="Times New Roman"/>
+          <w:kern w:val="28"/>
+          <w:szCs w:val="28"/>
+        </w:rPr>
+        <w:t>Архитектура приложения ориентирована на мобильную среду</w:t>
+      </w:r>
+      <w:r>
+        <w:rPr>
+          <w:rFonts w:cs="Times New Roman"/>
+          <w:kern w:val="28"/>
+          <w:szCs w:val="28"/>
+        </w:rPr>
+        <w:t>.</w:t>
+      </w:r>
+    </w:p>
+    <w:p>
+      <w:pPr>
+        <w:pStyle w:val="ad"/>
+        <w:numPr>
+          <w:ilvl w:val="0"/>
+          <w:numId w:val="31"/>
+        </w:numPr>
         <w:spacing w:after="0"/>
-        <w:ind w:firstLine="709"/>
-        <w:rPr>
-          <w:rFonts w:cs="Times New Roman"/>
-          <w:kern w:val="28"/>
-          <w:szCs w:val="28"/>
-        </w:rPr>
-      </w:pPr>
-      <w:r>
-        <w:rPr>
-          <w:rFonts w:cs="Times New Roman"/>
-          <w:kern w:val="28"/>
-          <w:szCs w:val="28"/>
-        </w:rPr>
-        <w:t>пользователи не могут читать или изменять чужие документы.</w:t>
-      </w:r>
-    </w:p>
-    <w:p>
-      <w:pPr>
+        <w:ind w:left="284"/>
+        <w:rPr>
+          <w:rFonts w:cs="Times New Roman"/>
+          <w:kern w:val="28"/>
+          <w:szCs w:val="28"/>
+        </w:rPr>
+      </w:pPr>
+      <w:r>
+        <w:rPr>
+          <w:rFonts w:cs="Times New Roman"/>
+          <w:kern w:val="28"/>
+          <w:szCs w:val="28"/>
+        </w:rPr>
+        <w:t xml:space="preserve">все данные пользователя, питомцев и записей хранятся в иерархической структуре с изоляцией по UID. </w:t>
+      </w:r>
+    </w:p>
+    <w:p>
+      <w:pPr>
+        <w:pStyle w:val="ad"/>
+        <w:numPr>
+          <w:ilvl w:val="0"/>
+          <w:numId w:val="31"/>
+        </w:numPr>
         <w:spacing w:after="0"/>
-        <w:ind w:firstLine="709"/>
-        <w:rPr>
-          <w:rFonts w:cs="Times New Roman"/>
-          <w:kern w:val="28"/>
-          <w:szCs w:val="28"/>
-        </w:rPr>
-      </w:pPr>
-      <w:r>
-        <w:rPr>
-          <w:rFonts w:cs="Times New Roman"/>
-          <w:kern w:val="28"/>
-          <w:szCs w:val="28"/>
-        </w:rPr>
-        <w:t xml:space="preserve">Выбор </w:t>
-      </w:r>
-      <w:r>
-        <w:rPr>
-          <w:rFonts w:cs="Times New Roman"/>
-          <w:kern w:val="28"/>
-          <w:szCs w:val="28"/>
-          <w:lang w:val="en-US"/>
+        <w:ind w:left="284"/>
+        <w:rPr>
+          <w:rFonts w:cs="Times New Roman"/>
+          <w:kern w:val="28"/>
+          <w:szCs w:val="28"/>
+        </w:rPr>
+      </w:pPr>
+      <w:r>
+        <w:rPr>
+          <w:rFonts w:cs="Times New Roman"/>
+          <w:kern w:val="28"/>
+          <w:szCs w:val="28"/>
+        </w:rPr>
+        <w:t xml:space="preserve">Прямое взаимодействие с </w:t>
+      </w:r>
+      <w:proofErr w:type="spellStart"/>
+      <w:r>
+        <w:rPr>
+          <w:rFonts w:cs="Times New Roman"/>
+          <w:kern w:val="28"/>
+          <w:szCs w:val="28"/>
         </w:rPr>
         <w:t>Firebase</w:t>
       </w:r>
-      <w:r>
-        <w:rPr>
-          <w:rFonts w:cs="Times New Roman"/>
-          <w:kern w:val="28"/>
-          <w:szCs w:val="28"/>
-        </w:rPr>
-        <w:t xml:space="preserve"> </w:t>
-      </w:r>
-      <w:r>
-        <w:rPr>
-          <w:rFonts w:cs="Times New Roman"/>
-          <w:kern w:val="28"/>
-          <w:szCs w:val="28"/>
-          <w:lang w:val="en-US"/>
-        </w:rPr>
-        <w:t>Cloud</w:t>
-      </w:r>
-      <w:r>
-        <w:rPr>
-          <w:rFonts w:cs="Times New Roman"/>
-          <w:kern w:val="28"/>
-          <w:szCs w:val="28"/>
-        </w:rPr>
-        <w:t xml:space="preserve"> </w:t>
-      </w:r>
-      <w:proofErr w:type="spellStart"/>
-      <w:r>
-        <w:rPr>
-          <w:rFonts w:cs="Times New Roman"/>
-          <w:kern w:val="28"/>
-          <w:szCs w:val="28"/>
-          <w:lang w:val="en-US"/>
-        </w:rPr>
-        <w:t>Firestore</w:t>
-      </w:r>
       <w:proofErr w:type="spellEnd"/>
       <w:r>
         <w:rPr>
@@ -20835,61 +20334,31 @@
           <w:kern w:val="28"/>
           <w:szCs w:val="28"/>
         </w:rPr>
-        <w:t xml:space="preserve"> (</w:t>
-      </w:r>
-      <w:r>
-        <w:rPr>
-          <w:rFonts w:cs="Times New Roman"/>
-          <w:kern w:val="28"/>
-          <w:szCs w:val="28"/>
-          <w:lang w:val="en-US"/>
-        </w:rPr>
-        <w:t>NoSQL</w:t>
-      </w:r>
-      <w:r>
-        <w:rPr>
-          <w:rFonts w:cs="Times New Roman"/>
-          <w:kern w:val="28"/>
-          <w:szCs w:val="28"/>
-        </w:rPr>
-        <w:t>) обоснован спецификой проекта:</w:t>
-      </w:r>
-    </w:p>
-    <w:p>
-      <w:pPr>
+        <w:t xml:space="preserve"> SDK позволяет реализовать тонкий клиент без промежуточного сервера.</w:t>
+      </w:r>
+    </w:p>
+    <w:p>
+      <w:pPr>
+        <w:pStyle w:val="ad"/>
+        <w:numPr>
+          <w:ilvl w:val="0"/>
+          <w:numId w:val="31"/>
+        </w:numPr>
         <w:spacing w:after="0"/>
-        <w:ind w:firstLine="709"/>
-        <w:rPr>
-          <w:rFonts w:cs="Times New Roman"/>
-          <w:kern w:val="28"/>
-          <w:szCs w:val="28"/>
-        </w:rPr>
-      </w:pPr>
-      <w:r>
-        <w:rPr>
-          <w:rFonts w:cs="Times New Roman"/>
-          <w:kern w:val="28"/>
-          <w:szCs w:val="28"/>
-        </w:rPr>
-        <w:t xml:space="preserve">Архитектура приложения ориентирована на мобильную среду: все данные пользователя, питомцев и записей хранятся в иерархической структуре с изоляцией по UID. Прямое взаимодействие с </w:t>
-      </w:r>
-      <w:proofErr w:type="spellStart"/>
-      <w:r>
-        <w:rPr>
-          <w:rFonts w:cs="Times New Roman"/>
-          <w:kern w:val="28"/>
-          <w:szCs w:val="28"/>
-        </w:rPr>
-        <w:t>Firebase</w:t>
-      </w:r>
-      <w:proofErr w:type="spellEnd"/>
-      <w:r>
-        <w:rPr>
-          <w:rFonts w:cs="Times New Roman"/>
-          <w:kern w:val="28"/>
-          <w:szCs w:val="28"/>
-        </w:rPr>
-        <w:t xml:space="preserve"> SDK позволяет реализовать тонкий клиент без промежуточного сервера. Проектирование БД выполнено в третьей нормальной форме с учётом особенностей </w:t>
+        <w:ind w:left="284"/>
+        <w:rPr>
+          <w:rFonts w:cs="Times New Roman"/>
+          <w:kern w:val="28"/>
+          <w:szCs w:val="28"/>
+        </w:rPr>
+      </w:pPr>
+      <w:r>
+        <w:rPr>
+          <w:rFonts w:cs="Times New Roman"/>
+          <w:kern w:val="28"/>
+          <w:szCs w:val="28"/>
+        </w:rPr>
+        <w:t xml:space="preserve">Проектирование БД выполнено в третьей нормальной форме с учётом особенностей </w:t>
       </w:r>
       <w:proofErr w:type="spellStart"/>
       <w:r>
@@ -21886,9 +21355,9 @@
         </w:rPr>
         <w:t xml:space="preserve"> данных между устройствами, при минимальной инфраструктуре.</w:t>
       </w:r>
-      <w:bookmarkStart w:id="36" w:name="_Toc198167751"/>
-    </w:p>
-    <w:bookmarkEnd w:id="36"/>
+      <w:bookmarkStart w:id="35" w:name="_Toc198167751"/>
+    </w:p>
+    <w:bookmarkEnd w:id="35"/>
     <w:p>
       <w:pPr>
         <w:spacing w:after="0"/>
@@ -22279,6 +21748,23 @@
     </w:p>
     <w:p>
       <w:pPr>
+        <w:pStyle w:val="2"/>
+      </w:pPr>
+      <w:bookmarkStart w:id="36" w:name="_Toc198167752"/>
+      <w:bookmarkStart w:id="37" w:name="_Toc200971413"/>
+      <w:bookmarkStart w:id="38" w:name="_Toc213679123"/>
+      <w:r>
+        <w:t xml:space="preserve">3.4 Прототипирование </w:t>
+      </w:r>
+      <w:bookmarkEnd w:id="36"/>
+      <w:r>
+        <w:t>экранных форм</w:t>
+      </w:r>
+      <w:bookmarkEnd w:id="37"/>
+      <w:bookmarkEnd w:id="38"/>
+    </w:p>
+    <w:p>
+      <w:pPr>
         <w:spacing w:after="0"/>
         <w:ind w:firstLine="709"/>
         <w:rPr>
@@ -22289,32 +21775,6 @@
           <w:szCs w:val="28"/>
         </w:rPr>
       </w:pPr>
-      <w:bookmarkStart w:id="37" w:name="_Toc198167752"/>
-      <w:bookmarkStart w:id="38" w:name="_Toc200971413"/>
-      <w:bookmarkStart w:id="39" w:name="_Toc210676432"/>
-      <w:r>
-        <w:rPr>
-          <w:rFonts w:cs="Times New Roman"/>
-          <w:b/>
-          <w:bCs/>
-          <w:kern w:val="28"/>
-          <w:szCs w:val="28"/>
-        </w:rPr>
-        <w:t xml:space="preserve">3.4 Прототипирование </w:t>
-      </w:r>
-      <w:bookmarkEnd w:id="37"/>
-      <w:r>
-        <w:rPr>
-          <w:rFonts w:cs="Times New Roman"/>
-          <w:b/>
-          <w:bCs/>
-          <w:kern w:val="28"/>
-          <w:szCs w:val="28"/>
-        </w:rPr>
-        <w:t>экранных форм</w:t>
-      </w:r>
-      <w:bookmarkEnd w:id="38"/>
-      <w:bookmarkEnd w:id="39"/>
     </w:p>
     <w:p>
       <w:pPr>
@@ -22435,27 +21895,14 @@
       <w:r>
         <w:t xml:space="preserve">Рисунок </w:t>
       </w:r>
-      <w:r>
-        <w:fldChar w:fldCharType="begin"/>
-      </w:r>
-      <w:r>
-        <w:instrText xml:space="preserve"> SEQ Рисунок \* ARABIC </w:instrText>
-      </w:r>
-      <w:r>
-        <w:fldChar w:fldCharType="separate"/>
-      </w:r>
-      <w:r>
-        <w:rPr>
-          <w:noProof/>
-        </w:rPr>
-        <w:t>9</w:t>
-      </w:r>
-      <w:r>
-        <w:rPr>
-          <w:noProof/>
-        </w:rPr>
-        <w:fldChar w:fldCharType="end"/>
-      </w:r>
+      <w:fldSimple w:instr=" SEQ Рисунок \* ARABIC ">
+        <w:r>
+          <w:rPr>
+            <w:noProof/>
+          </w:rPr>
+          <w:t>9</w:t>
+        </w:r>
+      </w:fldSimple>
       <w:r>
         <w:rPr>
           <w:rFonts w:cs="Times New Roman"/>
@@ -22644,27 +22091,14 @@
       <w:r>
         <w:t xml:space="preserve">Рисунок </w:t>
       </w:r>
-      <w:r>
-        <w:fldChar w:fldCharType="begin"/>
-      </w:r>
-      <w:r>
-        <w:instrText xml:space="preserve"> SEQ Рисунок \* ARABIC </w:instrText>
-      </w:r>
-      <w:r>
-        <w:fldChar w:fldCharType="separate"/>
-      </w:r>
-      <w:r>
-        <w:rPr>
-          <w:noProof/>
-        </w:rPr>
-        <w:t>10</w:t>
-      </w:r>
-      <w:r>
-        <w:rPr>
-          <w:noProof/>
-        </w:rPr>
-        <w:fldChar w:fldCharType="end"/>
-      </w:r>
+      <w:fldSimple w:instr=" SEQ Рисунок \* ARABIC ">
+        <w:r>
+          <w:rPr>
+            <w:noProof/>
+          </w:rPr>
+          <w:t>10</w:t>
+        </w:r>
+      </w:fldSimple>
       <w:r>
         <w:rPr>
           <w:rFonts w:cs="Times New Roman"/>
@@ -22772,27 +22206,14 @@
       <w:r>
         <w:t xml:space="preserve">Рисунок </w:t>
       </w:r>
-      <w:r>
-        <w:fldChar w:fldCharType="begin"/>
-      </w:r>
-      <w:r>
-        <w:instrText xml:space="preserve"> SEQ Рисунок \* ARABIC </w:instrText>
-      </w:r>
-      <w:r>
-        <w:fldChar w:fldCharType="separate"/>
-      </w:r>
-      <w:r>
-        <w:rPr>
-          <w:noProof/>
-        </w:rPr>
-        <w:t>11</w:t>
-      </w:r>
-      <w:r>
-        <w:rPr>
-          <w:noProof/>
-        </w:rPr>
-        <w:fldChar w:fldCharType="end"/>
-      </w:r>
+      <w:fldSimple w:instr=" SEQ Рисунок \* ARABIC ">
+        <w:r>
+          <w:rPr>
+            <w:noProof/>
+          </w:rPr>
+          <w:t>11</w:t>
+        </w:r>
+      </w:fldSimple>
       <w:r>
         <w:rPr>
           <w:rFonts w:cs="Times New Roman"/>
@@ -22884,27 +22305,14 @@
       <w:r>
         <w:t xml:space="preserve">Рисунок </w:t>
       </w:r>
-      <w:r>
-        <w:fldChar w:fldCharType="begin"/>
-      </w:r>
-      <w:r>
-        <w:instrText xml:space="preserve"> SEQ Рисунок \* ARABIC </w:instrText>
-      </w:r>
-      <w:r>
-        <w:fldChar w:fldCharType="separate"/>
-      </w:r>
-      <w:r>
-        <w:rPr>
-          <w:noProof/>
-        </w:rPr>
-        <w:t>12</w:t>
-      </w:r>
-      <w:r>
-        <w:rPr>
-          <w:noProof/>
-        </w:rPr>
-        <w:fldChar w:fldCharType="end"/>
-      </w:r>
+      <w:fldSimple w:instr=" SEQ Рисунок \* ARABIC ">
+        <w:r>
+          <w:rPr>
+            <w:noProof/>
+          </w:rPr>
+          <w:t>12</w:t>
+        </w:r>
+      </w:fldSimple>
       <w:r>
         <w:rPr>
           <w:rFonts w:cs="Times New Roman"/>
@@ -22995,27 +22403,14 @@
       <w:r>
         <w:t xml:space="preserve">Рисунок </w:t>
       </w:r>
-      <w:r>
-        <w:fldChar w:fldCharType="begin"/>
-      </w:r>
-      <w:r>
-        <w:instrText xml:space="preserve"> SEQ Рисунок \* ARABIC </w:instrText>
-      </w:r>
-      <w:r>
-        <w:fldChar w:fldCharType="separate"/>
-      </w:r>
-      <w:r>
-        <w:rPr>
-          <w:noProof/>
-        </w:rPr>
-        <w:t>13</w:t>
-      </w:r>
-      <w:r>
-        <w:rPr>
-          <w:noProof/>
-        </w:rPr>
-        <w:fldChar w:fldCharType="end"/>
-      </w:r>
+      <w:fldSimple w:instr=" SEQ Рисунок \* ARABIC ">
+        <w:r>
+          <w:rPr>
+            <w:noProof/>
+          </w:rPr>
+          <w:t>13</w:t>
+        </w:r>
+      </w:fldSimple>
       <w:r>
         <w:t xml:space="preserve"> </w:t>
       </w:r>
@@ -23150,27 +22545,14 @@
       <w:r>
         <w:t xml:space="preserve">Рисунок </w:t>
       </w:r>
-      <w:r>
-        <w:fldChar w:fldCharType="begin"/>
-      </w:r>
-      <w:r>
-        <w:instrText xml:space="preserve"> SEQ Рисунок \* ARABIC </w:instrText>
-      </w:r>
-      <w:r>
-        <w:fldChar w:fldCharType="separate"/>
-      </w:r>
-      <w:r>
-        <w:rPr>
-          <w:noProof/>
-        </w:rPr>
-        <w:t>14</w:t>
-      </w:r>
-      <w:r>
-        <w:rPr>
-          <w:noProof/>
-        </w:rPr>
-        <w:fldChar w:fldCharType="end"/>
-      </w:r>
+      <w:fldSimple w:instr=" SEQ Рисунок \* ARABIC ">
+        <w:r>
+          <w:rPr>
+            <w:noProof/>
+          </w:rPr>
+          <w:t>14</w:t>
+        </w:r>
+      </w:fldSimple>
       <w:r>
         <w:t xml:space="preserve"> </w:t>
       </w:r>
@@ -23328,27 +22710,14 @@
       <w:r>
         <w:t xml:space="preserve">Рисунок </w:t>
       </w:r>
-      <w:r>
-        <w:fldChar w:fldCharType="begin"/>
-      </w:r>
-      <w:r>
-        <w:instrText xml:space="preserve"> SEQ Рисунок \* ARABIC </w:instrText>
-      </w:r>
-      <w:r>
-        <w:fldChar w:fldCharType="separate"/>
-      </w:r>
-      <w:r>
-        <w:rPr>
-          <w:noProof/>
-        </w:rPr>
-        <w:t>15</w:t>
-      </w:r>
-      <w:r>
-        <w:rPr>
-          <w:noProof/>
-        </w:rPr>
-        <w:fldChar w:fldCharType="end"/>
-      </w:r>
+      <w:fldSimple w:instr=" SEQ Рисунок \* ARABIC ">
+        <w:r>
+          <w:rPr>
+            <w:noProof/>
+          </w:rPr>
+          <w:t>15</w:t>
+        </w:r>
+      </w:fldSimple>
       <w:r>
         <w:t xml:space="preserve"> </w:t>
       </w:r>
@@ -23463,27 +22832,14 @@
       <w:r>
         <w:t xml:space="preserve">Рисунок </w:t>
       </w:r>
-      <w:r>
-        <w:fldChar w:fldCharType="begin"/>
-      </w:r>
-      <w:r>
-        <w:instrText xml:space="preserve"> SEQ Рисунок \* ARABIC </w:instrText>
-      </w:r>
-      <w:r>
-        <w:fldChar w:fldCharType="separate"/>
-      </w:r>
-      <w:r>
-        <w:rPr>
-          <w:noProof/>
-        </w:rPr>
-        <w:t>16</w:t>
-      </w:r>
-      <w:r>
-        <w:rPr>
-          <w:noProof/>
-        </w:rPr>
-        <w:fldChar w:fldCharType="end"/>
-      </w:r>
+      <w:fldSimple w:instr=" SEQ Рисунок \* ARABIC ">
+        <w:r>
+          <w:rPr>
+            <w:noProof/>
+          </w:rPr>
+          <w:t>16</w:t>
+        </w:r>
+      </w:fldSimple>
       <w:r>
         <w:t xml:space="preserve"> </w:t>
       </w:r>
@@ -23533,424 +22889,381 @@
     </w:p>
     <w:p>
       <w:pPr>
+        <w:pStyle w:val="2"/>
+      </w:pPr>
+      <w:bookmarkStart w:id="39" w:name="_Toc200971414"/>
+      <w:bookmarkStart w:id="40" w:name="_Toc213679124"/>
+      <w:r>
+        <w:t>Вывод по главе 3</w:t>
+      </w:r>
+      <w:bookmarkEnd w:id="39"/>
+      <w:bookmarkEnd w:id="40"/>
+    </w:p>
+    <w:p>
+      <w:pPr>
         <w:spacing w:after="0"/>
         <w:ind w:firstLine="709"/>
         <w:rPr>
           <w:rFonts w:cs="Times New Roman"/>
+          <w:kern w:val="28"/>
+          <w:szCs w:val="28"/>
+        </w:rPr>
+      </w:pPr>
+      <w:r>
+        <w:rPr>
+          <w:rFonts w:cs="Times New Roman"/>
+          <w:kern w:val="28"/>
+          <w:szCs w:val="28"/>
+        </w:rPr>
+        <w:t xml:space="preserve">В результате этапа проектирования был сформирован план разработки мобильного приложения «Ежедневник-планер для питомца», включающий выбор архитектурного решения, описание компонентов интерфейса, логики работы с базой данных и взаимодействия с облачными сервисами </w:t>
+      </w:r>
+      <w:proofErr w:type="spellStart"/>
+      <w:r>
+        <w:rPr>
+          <w:rFonts w:cs="Times New Roman"/>
+          <w:kern w:val="28"/>
+          <w:szCs w:val="28"/>
+        </w:rPr>
+        <w:t>Firebase</w:t>
+      </w:r>
+      <w:proofErr w:type="spellEnd"/>
+      <w:r>
+        <w:rPr>
+          <w:rFonts w:cs="Times New Roman"/>
+          <w:kern w:val="28"/>
+          <w:szCs w:val="28"/>
+        </w:rPr>
+        <w:t>.</w:t>
+      </w:r>
+    </w:p>
+    <w:p>
+      <w:pPr>
+        <w:spacing w:after="0"/>
+        <w:ind w:firstLine="709"/>
+        <w:rPr>
+          <w:rFonts w:cs="Times New Roman"/>
+          <w:kern w:val="28"/>
+          <w:szCs w:val="28"/>
+        </w:rPr>
+      </w:pPr>
+      <w:r>
+        <w:rPr>
+          <w:rFonts w:cs="Times New Roman"/>
+          <w:kern w:val="28"/>
+          <w:szCs w:val="28"/>
+        </w:rPr>
+        <w:t xml:space="preserve">Архитектура приложения построена по принципу клиент-серверного взаимодействия, где </w:t>
+      </w:r>
+      <w:proofErr w:type="spellStart"/>
+      <w:r>
+        <w:rPr>
+          <w:rFonts w:cs="Times New Roman"/>
+          <w:kern w:val="28"/>
+          <w:szCs w:val="28"/>
+        </w:rPr>
+        <w:t>Android</w:t>
+      </w:r>
+      <w:proofErr w:type="spellEnd"/>
+      <w:r>
+        <w:rPr>
+          <w:rFonts w:cs="Times New Roman"/>
+          <w:kern w:val="28"/>
+          <w:szCs w:val="28"/>
+        </w:rPr>
+        <w:t xml:space="preserve">‑клиент напрямую обращается к </w:t>
+      </w:r>
+      <w:proofErr w:type="spellStart"/>
+      <w:r>
+        <w:rPr>
+          <w:rFonts w:cs="Times New Roman"/>
+          <w:kern w:val="28"/>
+          <w:szCs w:val="28"/>
+        </w:rPr>
+        <w:t>Firebase</w:t>
+      </w:r>
+      <w:proofErr w:type="spellEnd"/>
+      <w:r>
+        <w:rPr>
+          <w:rFonts w:cs="Times New Roman"/>
+          <w:kern w:val="28"/>
+          <w:szCs w:val="28"/>
+        </w:rPr>
+        <w:t>-</w:t>
+      </w:r>
+      <w:r>
+        <w:rPr>
+          <w:rFonts w:cs="Times New Roman"/>
+          <w:kern w:val="28"/>
+          <w:szCs w:val="28"/>
+        </w:rPr>
+        <w:lastRenderedPageBreak/>
+        <w:t xml:space="preserve">сервисам: </w:t>
+      </w:r>
+      <w:proofErr w:type="spellStart"/>
+      <w:r>
+        <w:rPr>
+          <w:rFonts w:cs="Times New Roman"/>
+          <w:kern w:val="28"/>
+          <w:szCs w:val="28"/>
+        </w:rPr>
+        <w:t>Firestore</w:t>
+      </w:r>
+      <w:proofErr w:type="spellEnd"/>
+      <w:r>
+        <w:rPr>
+          <w:rFonts w:cs="Times New Roman"/>
+          <w:kern w:val="28"/>
+          <w:szCs w:val="28"/>
+        </w:rPr>
+        <w:t xml:space="preserve">, Storage и </w:t>
+      </w:r>
+      <w:proofErr w:type="spellStart"/>
+      <w:r>
+        <w:rPr>
+          <w:rFonts w:cs="Times New Roman"/>
+          <w:kern w:val="28"/>
+          <w:szCs w:val="28"/>
+        </w:rPr>
+        <w:t>Authentication</w:t>
+      </w:r>
+      <w:proofErr w:type="spellEnd"/>
+      <w:r>
+        <w:rPr>
+          <w:rFonts w:cs="Times New Roman"/>
+          <w:kern w:val="28"/>
+          <w:szCs w:val="28"/>
+        </w:rPr>
+        <w:t xml:space="preserve">. Это позволило отказаться от собственного </w:t>
+      </w:r>
+      <w:proofErr w:type="spellStart"/>
+      <w:r>
+        <w:rPr>
+          <w:rFonts w:cs="Times New Roman"/>
+          <w:kern w:val="28"/>
+          <w:szCs w:val="28"/>
+        </w:rPr>
+        <w:t>backend</w:t>
+      </w:r>
+      <w:proofErr w:type="spellEnd"/>
+      <w:r>
+        <w:rPr>
+          <w:rFonts w:cs="Times New Roman"/>
+          <w:kern w:val="28"/>
+          <w:szCs w:val="28"/>
+        </w:rPr>
+        <w:t>-сервера и упростить реализацию без потери функциональности.</w:t>
+      </w:r>
+    </w:p>
+    <w:p>
+      <w:pPr>
+        <w:spacing w:after="0"/>
+        <w:ind w:firstLine="709"/>
+        <w:rPr>
+          <w:rFonts w:cs="Times New Roman"/>
+          <w:kern w:val="28"/>
+          <w:szCs w:val="28"/>
+        </w:rPr>
+      </w:pPr>
+      <w:r>
+        <w:rPr>
+          <w:rFonts w:cs="Times New Roman"/>
+          <w:kern w:val="28"/>
+          <w:szCs w:val="28"/>
+        </w:rPr>
+        <w:t xml:space="preserve">Функциональная модель системы построена на основе диаграммы IDEF0 и </w:t>
+      </w:r>
+      <w:proofErr w:type="spellStart"/>
+      <w:r>
+        <w:rPr>
+          <w:rFonts w:cs="Times New Roman"/>
+          <w:kern w:val="28"/>
+          <w:szCs w:val="28"/>
+        </w:rPr>
+        <w:t>use-case</w:t>
+      </w:r>
+      <w:proofErr w:type="spellEnd"/>
+      <w:r>
+        <w:rPr>
+          <w:rFonts w:cs="Times New Roman"/>
+          <w:kern w:val="28"/>
+          <w:szCs w:val="28"/>
+        </w:rPr>
+        <w:t xml:space="preserve"> диаграммы, что позволило определить все ключевые действия пользователя: от регистрации и добавления питомца до создания записей и напоминаний. Все действия выполняются в пределах одного аккаунта, с обеспечением полной изоляции данных по UID.</w:t>
+      </w:r>
+    </w:p>
+    <w:p>
+      <w:pPr>
+        <w:spacing w:after="0"/>
+        <w:ind w:firstLine="709"/>
+        <w:rPr>
+          <w:rFonts w:cs="Times New Roman"/>
+          <w:kern w:val="28"/>
+          <w:szCs w:val="28"/>
+        </w:rPr>
+      </w:pPr>
+      <w:r>
+        <w:rPr>
+          <w:rFonts w:cs="Times New Roman"/>
+          <w:kern w:val="28"/>
+          <w:szCs w:val="28"/>
+        </w:rPr>
+        <w:t xml:space="preserve">Концептуальная, логическая и физическая модели базы данных разработаны с учётом особенностей </w:t>
+      </w:r>
+      <w:proofErr w:type="spellStart"/>
+      <w:r>
+        <w:rPr>
+          <w:rFonts w:cs="Times New Roman"/>
+          <w:kern w:val="28"/>
+          <w:szCs w:val="28"/>
+        </w:rPr>
+        <w:t>Firestore</w:t>
+      </w:r>
+      <w:proofErr w:type="spellEnd"/>
+      <w:r>
+        <w:rPr>
+          <w:rFonts w:cs="Times New Roman"/>
+          <w:kern w:val="28"/>
+          <w:szCs w:val="28"/>
+        </w:rPr>
+        <w:t xml:space="preserve"> и требований безопасности. Реализация правил доступа на уровне </w:t>
+      </w:r>
+      <w:proofErr w:type="spellStart"/>
+      <w:r>
+        <w:rPr>
+          <w:rFonts w:cs="Times New Roman"/>
+          <w:kern w:val="28"/>
+          <w:szCs w:val="28"/>
+        </w:rPr>
+        <w:t>Firestore</w:t>
+      </w:r>
+      <w:proofErr w:type="spellEnd"/>
+      <w:r>
+        <w:rPr>
+          <w:rFonts w:cs="Times New Roman"/>
+          <w:kern w:val="28"/>
+          <w:szCs w:val="28"/>
+        </w:rPr>
+        <w:t xml:space="preserve"> Security </w:t>
+      </w:r>
+      <w:proofErr w:type="spellStart"/>
+      <w:r>
+        <w:rPr>
+          <w:rFonts w:cs="Times New Roman"/>
+          <w:kern w:val="28"/>
+          <w:szCs w:val="28"/>
+        </w:rPr>
+        <w:t>Rules</w:t>
+      </w:r>
+      <w:proofErr w:type="spellEnd"/>
+      <w:r>
+        <w:rPr>
+          <w:rFonts w:cs="Times New Roman"/>
+          <w:kern w:val="28"/>
+          <w:szCs w:val="28"/>
+        </w:rPr>
+        <w:t xml:space="preserve"> обеспечивает надёжную защиту пользовательской информации.</w:t>
+      </w:r>
+    </w:p>
+    <w:p>
+      <w:pPr>
+        <w:spacing w:after="0"/>
+        <w:ind w:firstLine="709"/>
+        <w:rPr>
+          <w:rFonts w:cs="Times New Roman"/>
+          <w:kern w:val="28"/>
+          <w:szCs w:val="28"/>
+        </w:rPr>
+      </w:pPr>
+      <w:r>
+        <w:rPr>
+          <w:rFonts w:cs="Times New Roman"/>
+          <w:kern w:val="28"/>
+          <w:szCs w:val="28"/>
+        </w:rPr>
+        <w:t xml:space="preserve">Также на этапе проектирования был создан прототип пользовательского интерфейса, выполненный в светлой цветовой гамме с ориентацией на мобильные устройства и соблюдением требований к удобству использования. Все элементы </w:t>
+      </w:r>
+      <w:r>
+        <w:rPr>
+          <w:rFonts w:cs="Times New Roman"/>
+          <w:kern w:val="28"/>
+          <w:szCs w:val="28"/>
+        </w:rPr>
+        <w:t>пользовательского интерфейса</w:t>
+      </w:r>
+      <w:r>
+        <w:rPr>
+          <w:rFonts w:cs="Times New Roman"/>
+          <w:kern w:val="28"/>
+          <w:szCs w:val="28"/>
+        </w:rPr>
+        <w:t xml:space="preserve"> протестированы на соответствие ключевым пользовательским сценариям.</w:t>
+      </w:r>
+    </w:p>
+    <w:p>
+      <w:pPr>
+        <w:spacing w:after="0"/>
+        <w:ind w:firstLine="709"/>
+        <w:rPr>
+          <w:rFonts w:cs="Times New Roman"/>
+          <w:kern w:val="28"/>
+          <w:szCs w:val="28"/>
+        </w:rPr>
+      </w:pPr>
+      <w:r>
+        <w:rPr>
+          <w:rFonts w:cs="Times New Roman"/>
+          <w:kern w:val="28"/>
+          <w:szCs w:val="28"/>
+        </w:rPr>
+        <w:t>Таким образом, этап проектирования завершился формированием полноценной технической и визуальной основы приложения, готовой к этапу реализации, тестирования и последующей доработки.</w:t>
+      </w:r>
+      <w:r>
+        <w:rPr>
+          <w:rFonts w:cs="Times New Roman"/>
+          <w:kern w:val="28"/>
+          <w:szCs w:val="28"/>
+        </w:rPr>
+        <w:br w:type="page"/>
+      </w:r>
+    </w:p>
+    <w:p>
+      <w:pPr>
+        <w:pStyle w:val="12"/>
+      </w:pPr>
+      <w:bookmarkStart w:id="41" w:name="_Toc200971415"/>
+      <w:bookmarkStart w:id="42" w:name="_Toc213679125"/>
+      <w:r>
+        <w:lastRenderedPageBreak/>
+        <w:t>ГЛАВА 4. ТЕСТИРОВАНИЕ И ОТЛАДКА</w:t>
+      </w:r>
+      <w:bookmarkEnd w:id="41"/>
+      <w:bookmarkEnd w:id="42"/>
+    </w:p>
+    <w:p>
+      <w:pPr>
+        <w:spacing w:after="0"/>
+        <w:rPr>
+          <w:rFonts w:cs="Times New Roman"/>
           <w:b/>
           <w:bCs/>
           <w:kern w:val="28"/>
           <w:szCs w:val="28"/>
         </w:rPr>
       </w:pPr>
-      <w:bookmarkStart w:id="40" w:name="_Toc200971414"/>
-      <w:r>
-        <w:rPr>
-          <w:rFonts w:cs="Times New Roman"/>
-          <w:b/>
-          <w:bCs/>
-          <w:kern w:val="28"/>
-          <w:szCs w:val="28"/>
-        </w:rPr>
-        <w:t>Вывод по главе 3</w:t>
-      </w:r>
-      <w:bookmarkEnd w:id="40"/>
-    </w:p>
-    <w:p>
-      <w:pPr>
-        <w:spacing w:after="0"/>
-        <w:ind w:firstLine="709"/>
-        <w:rPr>
-          <w:rFonts w:cs="Times New Roman"/>
-          <w:kern w:val="28"/>
-          <w:szCs w:val="28"/>
-        </w:rPr>
-      </w:pPr>
-      <w:r>
-        <w:rPr>
-          <w:rFonts w:cs="Times New Roman"/>
-          <w:kern w:val="28"/>
-          <w:szCs w:val="28"/>
-        </w:rPr>
-        <w:t xml:space="preserve">В результате этапа проектирования был сформирован план разработки мобильного приложения «Ежедневник-планер для питомца», включающий выбор архитектурного решения, описание компонентов интерфейса, логики работы с базой данных и взаимодействия с облачными сервисами </w:t>
-      </w:r>
-      <w:proofErr w:type="spellStart"/>
-      <w:r>
-        <w:rPr>
-          <w:rFonts w:cs="Times New Roman"/>
-          <w:kern w:val="28"/>
-          <w:szCs w:val="28"/>
-        </w:rPr>
-        <w:t>Firebase</w:t>
-      </w:r>
-      <w:proofErr w:type="spellEnd"/>
-      <w:r>
-        <w:rPr>
-          <w:rFonts w:cs="Times New Roman"/>
-          <w:kern w:val="28"/>
-          <w:szCs w:val="28"/>
-        </w:rPr>
-        <w:t>.</w:t>
-      </w:r>
-    </w:p>
-    <w:p>
-      <w:pPr>
-        <w:spacing w:after="0"/>
-        <w:ind w:firstLine="709"/>
-        <w:rPr>
-          <w:rFonts w:cs="Times New Roman"/>
-          <w:kern w:val="28"/>
-          <w:szCs w:val="28"/>
-        </w:rPr>
-      </w:pPr>
-      <w:r>
-        <w:rPr>
-          <w:rFonts w:cs="Times New Roman"/>
-          <w:kern w:val="28"/>
-          <w:szCs w:val="28"/>
-        </w:rPr>
-        <w:t xml:space="preserve">Архитектура приложения построена по принципу клиент-серверного взаимодействия, где </w:t>
-      </w:r>
-      <w:proofErr w:type="spellStart"/>
-      <w:r>
-        <w:rPr>
-          <w:rFonts w:cs="Times New Roman"/>
-          <w:kern w:val="28"/>
-          <w:szCs w:val="28"/>
-        </w:rPr>
-        <w:t>Android</w:t>
-      </w:r>
-      <w:proofErr w:type="spellEnd"/>
-      <w:r>
-        <w:rPr>
-          <w:rFonts w:cs="Times New Roman"/>
-          <w:kern w:val="28"/>
-          <w:szCs w:val="28"/>
-        </w:rPr>
-        <w:t xml:space="preserve">‑клиент напрямую обращается к </w:t>
-      </w:r>
-      <w:proofErr w:type="spellStart"/>
-      <w:r>
-        <w:rPr>
-          <w:rFonts w:cs="Times New Roman"/>
-          <w:kern w:val="28"/>
-          <w:szCs w:val="28"/>
-        </w:rPr>
-        <w:t>Firebase</w:t>
-      </w:r>
-      <w:proofErr w:type="spellEnd"/>
-      <w:r>
-        <w:rPr>
-          <w:rFonts w:cs="Times New Roman"/>
-          <w:kern w:val="28"/>
-          <w:szCs w:val="28"/>
-        </w:rPr>
-        <w:t>-</w:t>
-      </w:r>
-      <w:r>
-        <w:rPr>
-          <w:rFonts w:cs="Times New Roman"/>
-          <w:kern w:val="28"/>
-          <w:szCs w:val="28"/>
-        </w:rPr>
-        <w:lastRenderedPageBreak/>
-        <w:t xml:space="preserve">сервисам: </w:t>
-      </w:r>
-      <w:proofErr w:type="spellStart"/>
-      <w:r>
-        <w:rPr>
-          <w:rFonts w:cs="Times New Roman"/>
-          <w:kern w:val="28"/>
-          <w:szCs w:val="28"/>
-        </w:rPr>
-        <w:t>Firestore</w:t>
-      </w:r>
-      <w:proofErr w:type="spellEnd"/>
-      <w:r>
-        <w:rPr>
-          <w:rFonts w:cs="Times New Roman"/>
-          <w:kern w:val="28"/>
-          <w:szCs w:val="28"/>
-        </w:rPr>
-        <w:t xml:space="preserve">, Storage и </w:t>
-      </w:r>
-      <w:proofErr w:type="spellStart"/>
-      <w:r>
-        <w:rPr>
-          <w:rFonts w:cs="Times New Roman"/>
-          <w:kern w:val="28"/>
-          <w:szCs w:val="28"/>
-        </w:rPr>
-        <w:t>Authentication</w:t>
-      </w:r>
-      <w:proofErr w:type="spellEnd"/>
-      <w:r>
-        <w:rPr>
-          <w:rFonts w:cs="Times New Roman"/>
-          <w:kern w:val="28"/>
-          <w:szCs w:val="28"/>
-        </w:rPr>
-        <w:t xml:space="preserve">. Это позволило отказаться от собственного </w:t>
-      </w:r>
-      <w:proofErr w:type="spellStart"/>
-      <w:r>
-        <w:rPr>
-          <w:rFonts w:cs="Times New Roman"/>
-          <w:kern w:val="28"/>
-          <w:szCs w:val="28"/>
-        </w:rPr>
-        <w:t>backend</w:t>
-      </w:r>
-      <w:proofErr w:type="spellEnd"/>
-      <w:r>
-        <w:rPr>
-          <w:rFonts w:cs="Times New Roman"/>
-          <w:kern w:val="28"/>
-          <w:szCs w:val="28"/>
-        </w:rPr>
-        <w:t>-сервера и упростить реализацию без потери функциональности.</w:t>
-      </w:r>
-    </w:p>
-    <w:p>
-      <w:pPr>
-        <w:spacing w:after="0"/>
-        <w:ind w:firstLine="709"/>
-        <w:rPr>
-          <w:rFonts w:cs="Times New Roman"/>
-          <w:kern w:val="28"/>
-          <w:szCs w:val="28"/>
-        </w:rPr>
-      </w:pPr>
-      <w:r>
-        <w:rPr>
-          <w:rFonts w:cs="Times New Roman"/>
-          <w:kern w:val="28"/>
-          <w:szCs w:val="28"/>
-        </w:rPr>
-        <w:t xml:space="preserve">Функциональная модель системы построена на основе диаграммы IDEF0 и </w:t>
-      </w:r>
-      <w:proofErr w:type="spellStart"/>
-      <w:r>
-        <w:rPr>
-          <w:rFonts w:cs="Times New Roman"/>
-          <w:kern w:val="28"/>
-          <w:szCs w:val="28"/>
-        </w:rPr>
-        <w:t>use-case</w:t>
-      </w:r>
-      <w:proofErr w:type="spellEnd"/>
-      <w:r>
-        <w:rPr>
-          <w:rFonts w:cs="Times New Roman"/>
-          <w:kern w:val="28"/>
-          <w:szCs w:val="28"/>
-        </w:rPr>
-        <w:t xml:space="preserve"> диаграммы, что позволило определить все ключевые действия пользователя: от регистрации и добавления питомца до создания записей и напоминаний. Все действия выполняются в пределах одного аккаунта, с обеспечением полной изоляции данных по UID.</w:t>
-      </w:r>
-    </w:p>
-    <w:p>
-      <w:pPr>
-        <w:spacing w:after="0"/>
-        <w:ind w:firstLine="709"/>
-        <w:rPr>
-          <w:rFonts w:cs="Times New Roman"/>
-          <w:kern w:val="28"/>
-          <w:szCs w:val="28"/>
-        </w:rPr>
-      </w:pPr>
-      <w:r>
-        <w:rPr>
-          <w:rFonts w:cs="Times New Roman"/>
-          <w:kern w:val="28"/>
-          <w:szCs w:val="28"/>
-        </w:rPr>
-        <w:t xml:space="preserve">Концептуальная, логическая и физическая модели базы данных разработаны с учётом особенностей </w:t>
-      </w:r>
-      <w:proofErr w:type="spellStart"/>
-      <w:r>
-        <w:rPr>
-          <w:rFonts w:cs="Times New Roman"/>
-          <w:kern w:val="28"/>
-          <w:szCs w:val="28"/>
-        </w:rPr>
-        <w:t>Firestore</w:t>
-      </w:r>
-      <w:proofErr w:type="spellEnd"/>
-      <w:r>
-        <w:rPr>
-          <w:rFonts w:cs="Times New Roman"/>
-          <w:kern w:val="28"/>
-          <w:szCs w:val="28"/>
-        </w:rPr>
-        <w:t xml:space="preserve"> и требований безопасности. Реализация правил доступа на уровне </w:t>
-      </w:r>
-      <w:proofErr w:type="spellStart"/>
-      <w:r>
-        <w:rPr>
-          <w:rFonts w:cs="Times New Roman"/>
-          <w:kern w:val="28"/>
-          <w:szCs w:val="28"/>
-        </w:rPr>
-        <w:t>Firestore</w:t>
-      </w:r>
-      <w:proofErr w:type="spellEnd"/>
-      <w:r>
-        <w:rPr>
-          <w:rFonts w:cs="Times New Roman"/>
-          <w:kern w:val="28"/>
-          <w:szCs w:val="28"/>
-        </w:rPr>
-        <w:t xml:space="preserve"> Security </w:t>
-      </w:r>
-      <w:proofErr w:type="spellStart"/>
-      <w:r>
-        <w:rPr>
-          <w:rFonts w:cs="Times New Roman"/>
-          <w:kern w:val="28"/>
-          <w:szCs w:val="28"/>
-        </w:rPr>
-        <w:t>Rules</w:t>
-      </w:r>
-      <w:proofErr w:type="spellEnd"/>
-      <w:r>
-        <w:rPr>
-          <w:rFonts w:cs="Times New Roman"/>
-          <w:kern w:val="28"/>
-          <w:szCs w:val="28"/>
-        </w:rPr>
-        <w:t xml:space="preserve"> обеспечивает надёжную защиту пользовательской информации.</w:t>
-      </w:r>
-    </w:p>
-    <w:p>
-      <w:pPr>
-        <w:spacing w:after="0"/>
-        <w:ind w:firstLine="709"/>
-        <w:rPr>
-          <w:rFonts w:cs="Times New Roman"/>
-          <w:kern w:val="28"/>
-          <w:szCs w:val="28"/>
-        </w:rPr>
-      </w:pPr>
-      <w:r>
-        <w:rPr>
-          <w:rFonts w:cs="Times New Roman"/>
-          <w:kern w:val="28"/>
-          <w:szCs w:val="28"/>
-        </w:rPr>
-        <w:t xml:space="preserve">Также на этапе проектирования был создан прототип пользовательского интерфейса, выполненный в светлой цветовой гамме с ориентацией на мобильные устройства и соблюдением требований к удобству использования. Все элементы </w:t>
-      </w:r>
-      <w:r>
-        <w:rPr>
-          <w:rFonts w:cs="Times New Roman"/>
-          <w:kern w:val="28"/>
-          <w:szCs w:val="28"/>
-        </w:rPr>
-        <w:t>пользовательского интерфейса</w:t>
-      </w:r>
-      <w:r>
-        <w:rPr>
-          <w:rFonts w:cs="Times New Roman"/>
-          <w:kern w:val="28"/>
-          <w:szCs w:val="28"/>
-        </w:rPr>
-        <w:t xml:space="preserve"> протестированы на соответствие ключевым пользовательским сценариям.</w:t>
-      </w:r>
-    </w:p>
-    <w:p>
-      <w:pPr>
-        <w:spacing w:after="0"/>
-        <w:ind w:firstLine="709"/>
-        <w:rPr>
-          <w:rFonts w:cs="Times New Roman"/>
-          <w:kern w:val="28"/>
-          <w:szCs w:val="28"/>
-        </w:rPr>
-      </w:pPr>
-      <w:r>
-        <w:rPr>
-          <w:rFonts w:cs="Times New Roman"/>
-          <w:kern w:val="28"/>
-          <w:szCs w:val="28"/>
-        </w:rPr>
-        <w:t>Таким образом, этап проектирования завершился формированием полноценной технической и визуальной основы приложения, готовой к этапу реализации, тестирования и последующей доработки.</w:t>
-      </w:r>
-      <w:r>
-        <w:rPr>
-          <w:rFonts w:cs="Times New Roman"/>
-          <w:kern w:val="28"/>
-          <w:szCs w:val="28"/>
-        </w:rPr>
-        <w:br w:type="page"/>
-      </w:r>
-    </w:p>
-    <w:p>
-      <w:pPr>
-        <w:spacing w:after="0"/>
-        <w:ind w:firstLine="709"/>
-        <w:jc w:val="center"/>
-        <w:rPr>
-          <w:rFonts w:cs="Times New Roman"/>
-          <w:b/>
-          <w:bCs/>
-          <w:kern w:val="28"/>
-          <w:szCs w:val="28"/>
-        </w:rPr>
-      </w:pPr>
-      <w:bookmarkStart w:id="41" w:name="_Toc200971415"/>
-      <w:bookmarkStart w:id="42" w:name="_Toc210676433"/>
-      <w:r>
-        <w:rPr>
-          <w:rFonts w:cs="Times New Roman"/>
-          <w:b/>
-          <w:bCs/>
-          <w:kern w:val="28"/>
-          <w:szCs w:val="28"/>
-        </w:rPr>
-        <w:lastRenderedPageBreak/>
-        <w:t>ГЛАВА 4. ТЕСТИРОВАНИЕ И ОТЛАДКА</w:t>
-      </w:r>
-      <w:bookmarkEnd w:id="41"/>
-      <w:bookmarkEnd w:id="42"/>
-    </w:p>
-    <w:p>
-      <w:pPr>
-        <w:spacing w:after="0"/>
-        <w:rPr>
-          <w:rFonts w:cs="Times New Roman"/>
-          <w:b/>
-          <w:bCs/>
-          <w:kern w:val="28"/>
-          <w:szCs w:val="28"/>
-        </w:rPr>
-      </w:pPr>
-    </w:p>
-    <w:p>
-      <w:pPr>
-        <w:spacing w:after="0"/>
-        <w:ind w:firstLine="709"/>
-        <w:rPr>
-          <w:rFonts w:cs="Times New Roman"/>
-          <w:b/>
-          <w:bCs/>
-          <w:kern w:val="28"/>
-          <w:szCs w:val="28"/>
-        </w:rPr>
+    </w:p>
+    <w:p>
+      <w:pPr>
+        <w:pStyle w:val="2"/>
       </w:pPr>
       <w:bookmarkStart w:id="43" w:name="_Toc200971416"/>
-      <w:bookmarkStart w:id="44" w:name="_Toc210676434"/>
-      <w:r>
-        <w:rPr>
-          <w:rFonts w:cs="Times New Roman"/>
-          <w:b/>
-          <w:bCs/>
-          <w:kern w:val="28"/>
-          <w:szCs w:val="28"/>
-        </w:rPr>
+      <w:bookmarkStart w:id="44" w:name="_Toc213679126"/>
+      <w:r>
         <w:t>4.1 Цели и задачи тестирования</w:t>
       </w:r>
       <w:bookmarkEnd w:id="43"/>
       <w:bookmarkEnd w:id="44"/>
     </w:p>
+    <w:p/>
     <w:p>
       <w:pPr>
         <w:spacing w:after="0"/>
@@ -24101,63 +23414,26 @@
     </w:p>
     <w:p>
       <w:pPr>
-        <w:spacing w:after="0"/>
-        <w:ind w:firstLine="709"/>
-        <w:rPr>
-          <w:rFonts w:cs="Times New Roman"/>
-          <w:b/>
-          <w:bCs/>
-          <w:kern w:val="28"/>
-          <w:szCs w:val="28"/>
-        </w:rPr>
+        <w:pStyle w:val="2"/>
       </w:pPr>
       <w:bookmarkStart w:id="45" w:name="_Toc200971417"/>
-      <w:bookmarkStart w:id="46" w:name="_Toc210676435"/>
-      <w:r>
-        <w:rPr>
-          <w:rFonts w:cs="Times New Roman"/>
-          <w:b/>
-          <w:bCs/>
-          <w:kern w:val="28"/>
-          <w:szCs w:val="28"/>
-        </w:rPr>
+      <w:bookmarkStart w:id="46" w:name="_Toc213679127"/>
+      <w:r>
         <w:t>4.2 Методы тестирования</w:t>
       </w:r>
       <w:bookmarkEnd w:id="45"/>
+      <w:r>
+        <w:t>:</w:t>
+      </w:r>
       <w:bookmarkEnd w:id="46"/>
-      <w:r>
-        <w:rPr>
-          <w:rFonts w:cs="Times New Roman"/>
-          <w:b/>
-          <w:bCs/>
-          <w:kern w:val="28"/>
-          <w:szCs w:val="28"/>
-        </w:rPr>
-        <w:t>:</w:t>
-      </w:r>
-    </w:p>
-    <w:p>
-      <w:pPr>
-        <w:spacing w:after="0"/>
-        <w:ind w:firstLine="709"/>
-        <w:rPr>
-          <w:rFonts w:cs="Times New Roman"/>
-          <w:b/>
-          <w:bCs/>
-          <w:kern w:val="28"/>
-          <w:szCs w:val="28"/>
-        </w:rPr>
+    </w:p>
+    <w:p>
+      <w:pPr>
+        <w:pStyle w:val="3"/>
       </w:pPr>
       <w:bookmarkStart w:id="47" w:name="_Toc200971418"/>
-      <w:bookmarkStart w:id="48" w:name="_Toc210676436"/>
-      <w:r>
-        <w:rPr>
-          <w:rFonts w:cs="Times New Roman"/>
-          <w:b/>
-          <w:bCs/>
-          <w:kern w:val="28"/>
-          <w:szCs w:val="28"/>
-        </w:rPr>
+      <w:bookmarkStart w:id="48" w:name="_Toc213679128"/>
+      <w:r>
         <w:t>4.2.1 Функциональное тестирование</w:t>
       </w:r>
       <w:bookmarkEnd w:id="47"/>
@@ -24337,26 +23613,11 @@
     </w:p>
     <w:p>
       <w:pPr>
-        <w:spacing w:after="0"/>
-        <w:ind w:firstLine="709"/>
-        <w:rPr>
-          <w:rFonts w:cs="Times New Roman"/>
-          <w:b/>
-          <w:bCs/>
-          <w:kern w:val="28"/>
-          <w:szCs w:val="28"/>
-        </w:rPr>
+        <w:pStyle w:val="3"/>
       </w:pPr>
       <w:bookmarkStart w:id="49" w:name="_Toc200971419"/>
-      <w:bookmarkStart w:id="50" w:name="_Toc210676437"/>
-      <w:r>
-        <w:rPr>
-          <w:rFonts w:cs="Times New Roman"/>
-          <w:b/>
-          <w:bCs/>
-          <w:kern w:val="28"/>
-          <w:szCs w:val="28"/>
-        </w:rPr>
+      <w:bookmarkStart w:id="50" w:name="_Toc213679129"/>
+      <w:r>
         <w:t>4.2.2 Инструментальное тестирование производительности</w:t>
       </w:r>
       <w:bookmarkEnd w:id="49"/>
@@ -24382,6 +23643,7 @@
           <w:kern w:val="28"/>
           <w:szCs w:val="28"/>
         </w:rPr>
+        <w:lastRenderedPageBreak/>
         <w:t>ин</w:t>
       </w:r>
       <w:r>
@@ -24413,7 +23675,6 @@
           <w:kern w:val="28"/>
           <w:szCs w:val="28"/>
         </w:rPr>
-        <w:lastRenderedPageBreak/>
         <w:t xml:space="preserve">как </w:t>
       </w:r>
       <w:r>
@@ -24522,37 +23783,15 @@
     </w:p>
     <w:p>
       <w:pPr>
-        <w:spacing w:after="0"/>
-        <w:ind w:firstLine="709"/>
-        <w:rPr>
-          <w:rFonts w:cs="Times New Roman"/>
-          <w:b/>
-          <w:bCs/>
-          <w:kern w:val="28"/>
-          <w:szCs w:val="28"/>
-        </w:rPr>
+        <w:pStyle w:val="3"/>
       </w:pPr>
       <w:bookmarkStart w:id="51" w:name="_Toc200971420"/>
-      <w:bookmarkStart w:id="52" w:name="_Toc210676438"/>
-      <w:r>
-        <w:rPr>
-          <w:rFonts w:cs="Times New Roman"/>
-          <w:b/>
-          <w:bCs/>
-          <w:kern w:val="28"/>
-          <w:szCs w:val="28"/>
-        </w:rPr>
+      <w:bookmarkStart w:id="52" w:name="_Toc213679130"/>
+      <w:r>
         <w:t xml:space="preserve">4.2.3 Тестирование интерфейса с помощью инструмента </w:t>
       </w:r>
       <w:proofErr w:type="spellStart"/>
       <w:r>
-        <w:rPr>
-          <w:rFonts w:cs="Times New Roman"/>
-          <w:b/>
-          <w:bCs/>
-          <w:kern w:val="28"/>
-          <w:szCs w:val="28"/>
-        </w:rPr>
         <w:t>Espresso</w:t>
       </w:r>
       <w:bookmarkEnd w:id="51"/>
@@ -24725,8 +23964,6 @@
         <w:rPr>
           <w:rStyle w:val="afa"/>
           <w:rFonts w:ascii="Times New Roman" w:hAnsi="Times New Roman" w:cs="Times New Roman"/>
-          <w:b/>
-          <w:bCs/>
           <w:spacing w:val="0"/>
           <w:sz w:val="28"/>
           <w:szCs w:val="28"/>
@@ -24736,8 +23973,6 @@
       <w:r>
         <w:rPr>
           <w:rFonts w:cs="Times New Roman"/>
-          <w:b/>
-          <w:bCs/>
           <w:kern w:val="28"/>
           <w:szCs w:val="28"/>
         </w:rPr>
@@ -24776,31 +24011,20 @@
     </w:p>
     <w:p>
       <w:pPr>
-        <w:spacing w:after="0"/>
-        <w:ind w:firstLine="709"/>
-        <w:jc w:val="center"/>
-        <w:rPr>
-          <w:rFonts w:cs="Times New Roman"/>
-          <w:b/>
-          <w:bCs/>
-          <w:kern w:val="28"/>
-          <w:szCs w:val="28"/>
-        </w:rPr>
-      </w:pPr>
-      <w:bookmarkStart w:id="55" w:name="_Toc210676439"/>
-      <w:r>
-        <w:rPr>
-          <w:rFonts w:cs="Times New Roman"/>
-          <w:b/>
-          <w:bCs/>
-          <w:kern w:val="28"/>
-          <w:szCs w:val="28"/>
-        </w:rPr>
+        <w:pStyle w:val="12"/>
+      </w:pPr>
+      <w:bookmarkStart w:id="55" w:name="_Toc213679131"/>
+      <w:r>
         <w:lastRenderedPageBreak/>
         <w:t>ЗАКЛЮЧЕНИЕ</w:t>
       </w:r>
       <w:bookmarkEnd w:id="54"/>
       <w:bookmarkEnd w:id="55"/>
+    </w:p>
+    <w:p>
+      <w:pPr>
+        <w:pStyle w:val="1"/>
+      </w:pPr>
     </w:p>
     <w:p>
       <w:pPr>
@@ -25107,7 +24331,16 @@
           <w:kern w:val="28"/>
           <w:szCs w:val="28"/>
         </w:rPr>
-        <w:t>Разработанное программное решение успешно решает ключевые задачи пользователей — позволяет систематизировать информацию о питомцах, создавать напоминания о процедурах и визитах, фиксировать важные события, прикреплять фотографии и хранить данные в надёжной облачной среде.</w:t>
+        <w:t xml:space="preserve">Разработанное программное решение успешно решает ключевые задачи пользователей — позволяет систематизировать информацию о питомцах, </w:t>
+      </w:r>
+      <w:r>
+        <w:rPr>
+          <w:rFonts w:cs="Times New Roman"/>
+          <w:kern w:val="28"/>
+          <w:szCs w:val="28"/>
+        </w:rPr>
+        <w:lastRenderedPageBreak/>
+        <w:t>создавать напоминания о процедурах и визитах, фиксировать важные события, прикреплять фотографии и хранить данные в надёжной облачной среде.</w:t>
       </w:r>
     </w:p>
     <w:p>
@@ -25126,7 +24359,6 @@
           <w:kern w:val="28"/>
           <w:szCs w:val="28"/>
         </w:rPr>
-        <w:lastRenderedPageBreak/>
         <w:t>Практическая значимость работы заключается в возможности внедрения приложения в повседневную жизнь владельцев домашних животных. Продукт может быть полезен как частным пользователям, так и ветеринарным клиникам или зоомагазинам в рамках предоставления цифровых сервисов.</w:t>
       </w:r>
     </w:p>
@@ -25424,6 +24656,7 @@
           <w:kern w:val="28"/>
           <w:szCs w:val="28"/>
         </w:rPr>
+        <w:lastRenderedPageBreak/>
         <w:t>инт</w:t>
       </w:r>
       <w:r>
@@ -25432,16 +24665,7 @@
           <w:kern w:val="28"/>
           <w:szCs w:val="28"/>
         </w:rPr>
-        <w:t xml:space="preserve">еграция с сервисами доставки. Приложение может быть дополнено модулями для взаимодействия с онлайн-магазинами (через публичные API), </w:t>
-      </w:r>
-      <w:r>
-        <w:rPr>
-          <w:rFonts w:cs="Times New Roman"/>
-          <w:kern w:val="28"/>
-          <w:szCs w:val="28"/>
-        </w:rPr>
-        <w:lastRenderedPageBreak/>
-        <w:t xml:space="preserve">позволяя пользователям заказывать корма, игрушки и медикаменты прямо из интерфейса приложения, а система сможет формировать напоминания о необходимости пополнения запасов на основе данных пользователя или </w:t>
+        <w:t xml:space="preserve">еграция с сервисами доставки. Приложение может быть дополнено модулями для взаимодействия с онлайн-магазинами (через публичные API), позволяя пользователям заказывать корма, игрушки и медикаменты прямо из интерфейса приложения, а система сможет формировать напоминания о необходимости пополнения запасов на основе данных пользователя или </w:t>
       </w:r>
       <w:proofErr w:type="spellStart"/>
       <w:r>
@@ -25523,7 +24747,6 @@
       </w:pPr>
       <w:bookmarkStart w:id="56" w:name="_Toc198167755"/>
       <w:bookmarkStart w:id="57" w:name="_Toc200971423"/>
-      <w:bookmarkStart w:id="58" w:name="_Toc210676440"/>
       <w:r>
         <w:rPr>
           <w:rFonts w:cs="Times New Roman"/>
@@ -25537,7 +24760,6 @@
       </w:r>
       <w:bookmarkEnd w:id="56"/>
       <w:bookmarkEnd w:id="57"/>
-      <w:bookmarkEnd w:id="58"/>
     </w:p>
     <w:p>
       <w:pPr>
@@ -25566,6 +24788,7 @@
           <w:lang w:eastAsia="ru-RU"/>
         </w:rPr>
       </w:pPr>
+      <w:proofErr w:type="spellStart"/>
       <w:r>
         <w:rPr>
           <w:rFonts w:eastAsia="Times New Roman" w:cs="Times New Roman"/>
@@ -25573,7 +24796,17 @@
           <w:szCs w:val="28"/>
           <w:lang w:eastAsia="ru-RU"/>
         </w:rPr>
-        <w:t xml:space="preserve">Айгнер С. </w:t>
+        <w:t>Android</w:t>
+      </w:r>
+      <w:proofErr w:type="spellEnd"/>
+      <w:r>
+        <w:rPr>
+          <w:rFonts w:eastAsia="Times New Roman" w:cs="Times New Roman"/>
+          <w:kern w:val="28"/>
+          <w:szCs w:val="28"/>
+          <w:lang w:eastAsia="ru-RU"/>
+        </w:rPr>
+        <w:t xml:space="preserve">. Полное руководство по разработке приложений от сообщества </w:t>
       </w:r>
       <w:proofErr w:type="spellStart"/>
       <w:r>
@@ -25583,7 +24816,7 @@
           <w:szCs w:val="28"/>
           <w:lang w:eastAsia="ru-RU"/>
         </w:rPr>
-        <w:t>Kotlin</w:t>
+        <w:t>Stack</w:t>
       </w:r>
       <w:proofErr w:type="spellEnd"/>
       <w:r>
@@ -25593,7 +24826,27 @@
           <w:szCs w:val="28"/>
           <w:lang w:eastAsia="ru-RU"/>
         </w:rPr>
-        <w:t xml:space="preserve"> в </w:t>
+        <w:t xml:space="preserve"> </w:t>
+      </w:r>
+      <w:proofErr w:type="spellStart"/>
+      <w:r>
+        <w:rPr>
+          <w:rFonts w:eastAsia="Times New Roman" w:cs="Times New Roman"/>
+          <w:kern w:val="28"/>
+          <w:szCs w:val="28"/>
+          <w:lang w:eastAsia="ru-RU"/>
+        </w:rPr>
+        <w:t>Overflow</w:t>
+      </w:r>
+      <w:proofErr w:type="spellEnd"/>
+      <w:r>
+        <w:rPr>
+          <w:rFonts w:eastAsia="Times New Roman" w:cs="Times New Roman"/>
+          <w:kern w:val="28"/>
+          <w:szCs w:val="28"/>
+          <w:lang w:eastAsia="ru-RU"/>
+        </w:rPr>
+        <w:t xml:space="preserve">. – </w:t>
       </w:r>
       <w:proofErr w:type="gramStart"/>
       <w:r>
@@ -25603,7 +24856,7 @@
           <w:szCs w:val="28"/>
           <w:lang w:eastAsia="ru-RU"/>
         </w:rPr>
-        <w:t>действии :</w:t>
+        <w:t>М. :</w:t>
       </w:r>
       <w:proofErr w:type="gramEnd"/>
       <w:r>
@@ -25613,7 +24866,7 @@
           <w:szCs w:val="28"/>
           <w:lang w:eastAsia="ru-RU"/>
         </w:rPr>
-        <w:t xml:space="preserve"> учебное пособие / С. Айгнер; пер. с англ. – 2-е изд. – СПб.: Питер, 2025. – 560 с. – ISBN 978-5-4461-4198-2. [Электронный ресурс] / (дата обращения 02.12.2024)</w:t>
+        <w:t xml:space="preserve"> АСТ, 2024. – 640 с. – (Программирование от экспертов). – ISBN 978-5-17-160273-4. [Электронный ресурс] / (дата обращения 02.12.2024)</w:t>
       </w:r>
     </w:p>
     <w:p>
@@ -25638,7 +24891,7 @@
           <w:szCs w:val="28"/>
           <w:lang w:eastAsia="ru-RU"/>
         </w:rPr>
-        <w:t xml:space="preserve">Лоранс П.-О. Программирование на </w:t>
+        <w:t xml:space="preserve">Айгнер С. </w:t>
       </w:r>
       <w:proofErr w:type="spellStart"/>
       <w:r>
@@ -25658,9 +24911,8 @@
           <w:szCs w:val="28"/>
           <w:lang w:eastAsia="ru-RU"/>
         </w:rPr>
-        <w:t xml:space="preserve"> для </w:t>
-      </w:r>
-      <w:proofErr w:type="spellStart"/>
+        <w:t xml:space="preserve"> в </w:t>
+      </w:r>
       <w:proofErr w:type="gramStart"/>
       <w:r>
         <w:rPr>
@@ -25669,9 +24921,9 @@
           <w:szCs w:val="28"/>
           <w:lang w:eastAsia="ru-RU"/>
         </w:rPr>
-        <w:t>Android</w:t>
-      </w:r>
-      <w:proofErr w:type="spellEnd"/>
+        <w:t>действии :</w:t>
+      </w:r>
+      <w:proofErr w:type="gramEnd"/>
       <w:r>
         <w:rPr>
           <w:rFonts w:eastAsia="Times New Roman" w:cs="Times New Roman"/>
@@ -25679,17 +24931,7 @@
           <w:szCs w:val="28"/>
           <w:lang w:eastAsia="ru-RU"/>
         </w:rPr>
-        <w:t xml:space="preserve"> :</w:t>
-      </w:r>
-      <w:proofErr w:type="gramEnd"/>
-      <w:r>
-        <w:rPr>
-          <w:rFonts w:eastAsia="Times New Roman" w:cs="Times New Roman"/>
-          <w:kern w:val="28"/>
-          <w:szCs w:val="28"/>
-          <w:lang w:eastAsia="ru-RU"/>
-        </w:rPr>
-        <w:t xml:space="preserve"> учебное пособие / П.-О. Лоранс; пер. с англ. – 1-е изд. – СПб.: БХВ, 2023. – 336 с. – ISBN 978-5-9775-0944-2. [Электронный ресурс] / (дата обращения 02.12.2024)</w:t>
+        <w:t xml:space="preserve"> учебное пособие / С. Айгнер; пер. с англ. – 2-е изд. – СПб.: Питер, 2025. – 560 с. – ISBN 978-5-4461-4198-2. [Электронный ресурс] / (дата обращения 02.12.2024)</w:t>
       </w:r>
     </w:p>
     <w:p>
@@ -25714,9 +24956,9 @@
           <w:szCs w:val="28"/>
           <w:lang w:eastAsia="ru-RU"/>
         </w:rPr>
-        <w:t xml:space="preserve">Скин Дж., </w:t>
-      </w:r>
-      <w:proofErr w:type="spellStart"/>
+        <w:t xml:space="preserve">Буч Г., Рамбо Дж., Якобсон И. Введение в UML от создателей языка / Г. Буч, Дж. Рамбо, И. </w:t>
+      </w:r>
+      <w:proofErr w:type="gramStart"/>
       <w:r>
         <w:rPr>
           <w:rFonts w:eastAsia="Times New Roman" w:cs="Times New Roman"/>
@@ -25724,9 +24966,9 @@
           <w:szCs w:val="28"/>
           <w:lang w:eastAsia="ru-RU"/>
         </w:rPr>
-        <w:t>Гринхол</w:t>
-      </w:r>
-      <w:proofErr w:type="spellEnd"/>
+        <w:t>Якобсон ;</w:t>
+      </w:r>
+      <w:proofErr w:type="gramEnd"/>
       <w:r>
         <w:rPr>
           <w:rFonts w:eastAsia="Times New Roman" w:cs="Times New Roman"/>
@@ -25734,9 +24976,9 @@
           <w:szCs w:val="28"/>
           <w:lang w:eastAsia="ru-RU"/>
         </w:rPr>
-        <w:t xml:space="preserve"> Д., Бэйли Э. </w:t>
-      </w:r>
-      <w:proofErr w:type="spellStart"/>
+        <w:t xml:space="preserve"> пер. с англ. – 2-е изд. – </w:t>
+      </w:r>
+      <w:proofErr w:type="gramStart"/>
       <w:r>
         <w:rPr>
           <w:rFonts w:eastAsia="Times New Roman" w:cs="Times New Roman"/>
@@ -25744,9 +24986,9 @@
           <w:szCs w:val="28"/>
           <w:lang w:eastAsia="ru-RU"/>
         </w:rPr>
-        <w:t>Kotlin</w:t>
-      </w:r>
-      <w:proofErr w:type="spellEnd"/>
+        <w:t>М. :</w:t>
+      </w:r>
+      <w:proofErr w:type="gramEnd"/>
       <w:r>
         <w:rPr>
           <w:rFonts w:eastAsia="Times New Roman" w:cs="Times New Roman"/>
@@ -25754,87 +24996,7 @@
           <w:szCs w:val="28"/>
           <w:lang w:eastAsia="ru-RU"/>
         </w:rPr>
-        <w:t xml:space="preserve">. Программирование для </w:t>
-      </w:r>
-      <w:proofErr w:type="gramStart"/>
-      <w:r>
-        <w:rPr>
-          <w:rFonts w:eastAsia="Times New Roman" w:cs="Times New Roman"/>
-          <w:kern w:val="28"/>
-          <w:szCs w:val="28"/>
-          <w:lang w:eastAsia="ru-RU"/>
-        </w:rPr>
-        <w:t>профессионалов :</w:t>
-      </w:r>
-      <w:proofErr w:type="gramEnd"/>
-      <w:r>
-        <w:rPr>
-          <w:rFonts w:eastAsia="Times New Roman" w:cs="Times New Roman"/>
-          <w:kern w:val="28"/>
-          <w:szCs w:val="28"/>
-          <w:lang w:eastAsia="ru-RU"/>
-        </w:rPr>
-        <w:t xml:space="preserve"> учебное пособие / Дж. Скин, Д. </w:t>
-      </w:r>
-      <w:proofErr w:type="spellStart"/>
-      <w:r>
-        <w:rPr>
-          <w:rFonts w:eastAsia="Times New Roman" w:cs="Times New Roman"/>
-          <w:kern w:val="28"/>
-          <w:szCs w:val="28"/>
-          <w:lang w:eastAsia="ru-RU"/>
-        </w:rPr>
-        <w:t>Гринхол</w:t>
-      </w:r>
-      <w:proofErr w:type="spellEnd"/>
-      <w:r>
-        <w:rPr>
-          <w:rFonts w:eastAsia="Times New Roman" w:cs="Times New Roman"/>
-          <w:kern w:val="28"/>
-          <w:szCs w:val="28"/>
-          <w:lang w:eastAsia="ru-RU"/>
-        </w:rPr>
-        <w:t xml:space="preserve">, Э. </w:t>
-      </w:r>
-      <w:proofErr w:type="gramStart"/>
-      <w:r>
-        <w:rPr>
-          <w:rFonts w:eastAsia="Times New Roman" w:cs="Times New Roman"/>
-          <w:kern w:val="28"/>
-          <w:szCs w:val="28"/>
-          <w:lang w:eastAsia="ru-RU"/>
-        </w:rPr>
-        <w:t>Бэйли ;</w:t>
-      </w:r>
-      <w:proofErr w:type="gramEnd"/>
-      <w:r>
-        <w:rPr>
-          <w:rFonts w:eastAsia="Times New Roman" w:cs="Times New Roman"/>
-          <w:kern w:val="28"/>
-          <w:szCs w:val="28"/>
-          <w:lang w:eastAsia="ru-RU"/>
-        </w:rPr>
-        <w:t xml:space="preserve"> пер. с англ. Е. Матвеева. – СПб</w:t>
-      </w:r>
-      <w:proofErr w:type="gramStart"/>
-      <w:r>
-        <w:rPr>
-          <w:rFonts w:eastAsia="Times New Roman" w:cs="Times New Roman"/>
-          <w:kern w:val="28"/>
-          <w:szCs w:val="28"/>
-          <w:lang w:eastAsia="ru-RU"/>
-        </w:rPr>
-        <w:t>. :</w:t>
-      </w:r>
-      <w:proofErr w:type="gramEnd"/>
-      <w:r>
-        <w:rPr>
-          <w:rFonts w:eastAsia="Times New Roman" w:cs="Times New Roman"/>
-          <w:kern w:val="28"/>
-          <w:szCs w:val="28"/>
-          <w:lang w:eastAsia="ru-RU"/>
-        </w:rPr>
-        <w:t xml:space="preserve"> Питер, 2023. – 560 с. – ISBN 978-5-4461-2319-3. [Электронный ресурс] / (дата обращения 02.12.2024)</w:t>
+        <w:t xml:space="preserve"> ДМК Пресс, 2015. – 496 с. – ISBN 978-5-97060-157-0. [Электронный ресурс] / (дата обращения 02.12.2024)</w:t>
       </w:r>
     </w:p>
     <w:p>
@@ -25852,7 +25014,6 @@
           <w:lang w:eastAsia="ru-RU"/>
         </w:rPr>
       </w:pPr>
-      <w:proofErr w:type="spellStart"/>
       <w:r>
         <w:rPr>
           <w:rFonts w:eastAsia="Times New Roman" w:cs="Times New Roman"/>
@@ -25860,9 +25021,9 @@
           <w:szCs w:val="28"/>
           <w:lang w:eastAsia="ru-RU"/>
         </w:rPr>
-        <w:t>Android</w:t>
-      </w:r>
-      <w:proofErr w:type="spellEnd"/>
+        <w:t>Купер А. Интерфейс. Основы проектирования взаимодействия / А. Купер. – 4-е изд. – СПб</w:t>
+      </w:r>
+      <w:proofErr w:type="gramStart"/>
       <w:r>
         <w:rPr>
           <w:rFonts w:eastAsia="Times New Roman" w:cs="Times New Roman"/>
@@ -25870,9 +25031,9 @@
           <w:szCs w:val="28"/>
           <w:lang w:eastAsia="ru-RU"/>
         </w:rPr>
-        <w:t xml:space="preserve">. Полное руководство по разработке приложений от сообщества </w:t>
-      </w:r>
-      <w:proofErr w:type="spellStart"/>
+        <w:t>. :</w:t>
+      </w:r>
+      <w:proofErr w:type="gramEnd"/>
       <w:r>
         <w:rPr>
           <w:rFonts w:eastAsia="Times New Roman" w:cs="Times New Roman"/>
@@ -25880,57 +25041,7 @@
           <w:szCs w:val="28"/>
           <w:lang w:eastAsia="ru-RU"/>
         </w:rPr>
-        <w:t>Stack</w:t>
-      </w:r>
-      <w:proofErr w:type="spellEnd"/>
-      <w:r>
-        <w:rPr>
-          <w:rFonts w:eastAsia="Times New Roman" w:cs="Times New Roman"/>
-          <w:kern w:val="28"/>
-          <w:szCs w:val="28"/>
-          <w:lang w:eastAsia="ru-RU"/>
-        </w:rPr>
-        <w:t xml:space="preserve"> </w:t>
-      </w:r>
-      <w:proofErr w:type="spellStart"/>
-      <w:r>
-        <w:rPr>
-          <w:rFonts w:eastAsia="Times New Roman" w:cs="Times New Roman"/>
-          <w:kern w:val="28"/>
-          <w:szCs w:val="28"/>
-          <w:lang w:eastAsia="ru-RU"/>
-        </w:rPr>
-        <w:t>Overflow</w:t>
-      </w:r>
-      <w:proofErr w:type="spellEnd"/>
-      <w:r>
-        <w:rPr>
-          <w:rFonts w:eastAsia="Times New Roman" w:cs="Times New Roman"/>
-          <w:kern w:val="28"/>
-          <w:szCs w:val="28"/>
-          <w:lang w:eastAsia="ru-RU"/>
-        </w:rPr>
-        <w:t xml:space="preserve">. – </w:t>
-      </w:r>
-      <w:proofErr w:type="gramStart"/>
-      <w:r>
-        <w:rPr>
-          <w:rFonts w:eastAsia="Times New Roman" w:cs="Times New Roman"/>
-          <w:kern w:val="28"/>
-          <w:szCs w:val="28"/>
-          <w:lang w:eastAsia="ru-RU"/>
-        </w:rPr>
-        <w:t>М. :</w:t>
-      </w:r>
-      <w:proofErr w:type="gramEnd"/>
-      <w:r>
-        <w:rPr>
-          <w:rFonts w:eastAsia="Times New Roman" w:cs="Times New Roman"/>
-          <w:kern w:val="28"/>
-          <w:szCs w:val="28"/>
-          <w:lang w:eastAsia="ru-RU"/>
-        </w:rPr>
-        <w:t xml:space="preserve"> АСТ, 2024. – 640 с. – (Программирование от экспертов). – ISBN 978-5-17-160273-4. [Электронный ресурс] / (дата обращения 02.12.2024)</w:t>
+        <w:t xml:space="preserve"> Питер, 2022. – 720 с. – (Для профессионалов). – ISBN 978-5-4461-0877-0. [Электронный ресурс] / (дата обращения 02.12.2024)</w:t>
       </w:r>
     </w:p>
     <w:p>
@@ -25955,7 +25066,7 @@
           <w:szCs w:val="28"/>
           <w:lang w:eastAsia="ru-RU"/>
         </w:rPr>
-        <w:t xml:space="preserve">Хортон Дж. Разработка </w:t>
+        <w:t xml:space="preserve">Лоранс П.-О. Программирование на </w:t>
       </w:r>
       <w:proofErr w:type="spellStart"/>
       <w:r>
@@ -25965,6 +25076,27 @@
           <w:szCs w:val="28"/>
           <w:lang w:eastAsia="ru-RU"/>
         </w:rPr>
+        <w:t>Kotlin</w:t>
+      </w:r>
+      <w:proofErr w:type="spellEnd"/>
+      <w:r>
+        <w:rPr>
+          <w:rFonts w:eastAsia="Times New Roman" w:cs="Times New Roman"/>
+          <w:kern w:val="28"/>
+          <w:szCs w:val="28"/>
+          <w:lang w:eastAsia="ru-RU"/>
+        </w:rPr>
+        <w:t xml:space="preserve"> для </w:t>
+      </w:r>
+      <w:proofErr w:type="spellStart"/>
+      <w:proofErr w:type="gramStart"/>
+      <w:r>
+        <w:rPr>
+          <w:rFonts w:eastAsia="Times New Roman" w:cs="Times New Roman"/>
+          <w:kern w:val="28"/>
+          <w:szCs w:val="28"/>
+          <w:lang w:eastAsia="ru-RU"/>
+        </w:rPr>
         <w:t>Android</w:t>
       </w:r>
       <w:proofErr w:type="spellEnd"/>
@@ -25975,9 +25107,9 @@
           <w:szCs w:val="28"/>
           <w:lang w:eastAsia="ru-RU"/>
         </w:rPr>
-        <w:t>-приложений с нуля / Дж. Хортон. – 3-е изд. – СПб</w:t>
-      </w:r>
-      <w:proofErr w:type="gramStart"/>
+        <w:t xml:space="preserve"> :</w:t>
+      </w:r>
+      <w:proofErr w:type="gramEnd"/>
       <w:r>
         <w:rPr>
           <w:rFonts w:eastAsia="Times New Roman" w:cs="Times New Roman"/>
@@ -25985,17 +25117,7 @@
           <w:szCs w:val="28"/>
           <w:lang w:eastAsia="ru-RU"/>
         </w:rPr>
-        <w:t>. :</w:t>
-      </w:r>
-      <w:proofErr w:type="gramEnd"/>
-      <w:r>
-        <w:rPr>
-          <w:rFonts w:eastAsia="Times New Roman" w:cs="Times New Roman"/>
-          <w:kern w:val="28"/>
-          <w:szCs w:val="28"/>
-          <w:lang w:eastAsia="ru-RU"/>
-        </w:rPr>
-        <w:t xml:space="preserve"> БХВ, 2023. – 576 с. – ISBN 978-5-9775-6855-5. [Электронный ресурс] / (дата обращения 02.12.2024)</w:t>
+        <w:t xml:space="preserve"> учебное пособие / П.-О. Лоранс; пер. с англ. – 1-е изд. – СПб.: БХВ, 2023. – 336 с. – ISBN 978-5-9775-0944-2. [Электронный ресурс] / (дата обращения 02.12.2024)</w:t>
       </w:r>
     </w:p>
     <w:p>
@@ -26116,7 +25238,7 @@
           <w:szCs w:val="28"/>
           <w:lang w:eastAsia="ru-RU"/>
         </w:rPr>
-        <w:t xml:space="preserve">Буч Г., Рамбо Дж., Якобсон И. Введение в UML от создателей языка / Г. Буч, Дж. Рамбо, И. </w:t>
+        <w:t xml:space="preserve">Мюллер Р. Дж. Проектирование баз данных и UML / Р. Дж. </w:t>
       </w:r>
       <w:proofErr w:type="gramStart"/>
       <w:r>
@@ -26126,7 +25248,7 @@
           <w:szCs w:val="28"/>
           <w:lang w:eastAsia="ru-RU"/>
         </w:rPr>
-        <w:t>Якобсон ;</w:t>
+        <w:t>Мюллер ;</w:t>
       </w:r>
       <w:proofErr w:type="gramEnd"/>
       <w:r>
@@ -26136,7 +25258,7 @@
           <w:szCs w:val="28"/>
           <w:lang w:eastAsia="ru-RU"/>
         </w:rPr>
-        <w:t xml:space="preserve"> пер. с англ. – 2-е изд. – </w:t>
+        <w:t xml:space="preserve"> пер. с англ. – СПб</w:t>
       </w:r>
       <w:proofErr w:type="gramStart"/>
       <w:r>
@@ -26146,7 +25268,7 @@
           <w:szCs w:val="28"/>
           <w:lang w:eastAsia="ru-RU"/>
         </w:rPr>
-        <w:t>М. :</w:t>
+        <w:t>. :</w:t>
       </w:r>
       <w:proofErr w:type="gramEnd"/>
       <w:r>
@@ -26156,7 +25278,7 @@
           <w:szCs w:val="28"/>
           <w:lang w:eastAsia="ru-RU"/>
         </w:rPr>
-        <w:t xml:space="preserve"> ДМК Пресс, 2015. – 496 с. – ISBN 978-5-97060-157-0. [Электронный ресурс] / (дата обращения 02.12.2024)</w:t>
+        <w:t xml:space="preserve"> Лори, 2018. – 450 с. – ISBN 978-5-85582-322-6. [Электронный ресурс] / (дата обращения 02.12.2024)</w:t>
       </w:r>
     </w:p>
     <w:p>
@@ -26181,7 +25303,7 @@
           <w:szCs w:val="28"/>
           <w:lang w:eastAsia="ru-RU"/>
         </w:rPr>
-        <w:t xml:space="preserve">Мюллер Р. Дж. Проектирование баз данных и UML / Р. Дж. </w:t>
+        <w:t xml:space="preserve">Савин Р. Тестирование Дот Ком, или Пособие по жестокому обращению с багами в интернет-стартапах / Р. Савин. – </w:t>
       </w:r>
       <w:proofErr w:type="gramStart"/>
       <w:r>
@@ -26191,7 +25313,7 @@
           <w:szCs w:val="28"/>
           <w:lang w:eastAsia="ru-RU"/>
         </w:rPr>
-        <w:t>Мюллер ;</w:t>
+        <w:t>М. :</w:t>
       </w:r>
       <w:proofErr w:type="gramEnd"/>
       <w:r>
@@ -26201,9 +25323,9 @@
           <w:szCs w:val="28"/>
           <w:lang w:eastAsia="ru-RU"/>
         </w:rPr>
-        <w:t xml:space="preserve"> пер. с англ. – СПб</w:t>
-      </w:r>
-      <w:proofErr w:type="gramStart"/>
+        <w:t xml:space="preserve"> </w:t>
+      </w:r>
+      <w:proofErr w:type="spellStart"/>
       <w:r>
         <w:rPr>
           <w:rFonts w:eastAsia="Times New Roman" w:cs="Times New Roman"/>
@@ -26211,9 +25333,9 @@
           <w:szCs w:val="28"/>
           <w:lang w:eastAsia="ru-RU"/>
         </w:rPr>
-        <w:t>. :</w:t>
-      </w:r>
-      <w:proofErr w:type="gramEnd"/>
+        <w:t>Ridero</w:t>
+      </w:r>
+      <w:proofErr w:type="spellEnd"/>
       <w:r>
         <w:rPr>
           <w:rFonts w:eastAsia="Times New Roman" w:cs="Times New Roman"/>
@@ -26221,7 +25343,7 @@
           <w:szCs w:val="28"/>
           <w:lang w:eastAsia="ru-RU"/>
         </w:rPr>
-        <w:t xml:space="preserve"> Лори, 2018. – 450 с. – ISBN 978-5-85582-322-6. [Электронный ресурс] / (дата обращения 02.12.2024)</w:t>
+        <w:t>, 2017. – 312 с. – ISBN 978-5-4485-4551-1. [Электронный ресурс] / (дата обращения 02.12.2024)</w:t>
       </w:r>
     </w:p>
     <w:p>
@@ -26247,7 +25369,47 @@
           <w:lang w:eastAsia="ru-RU"/>
         </w:rPr>
         <w:lastRenderedPageBreak/>
-        <w:t>Купер А. Интерфейс. Основы проектирования взаимодействия / А. Купер. – 4-е изд. – СПб</w:t>
+        <w:t xml:space="preserve">Скин Дж., </w:t>
+      </w:r>
+      <w:proofErr w:type="spellStart"/>
+      <w:r>
+        <w:rPr>
+          <w:rFonts w:eastAsia="Times New Roman" w:cs="Times New Roman"/>
+          <w:kern w:val="28"/>
+          <w:szCs w:val="28"/>
+          <w:lang w:eastAsia="ru-RU"/>
+        </w:rPr>
+        <w:t>Гринхол</w:t>
+      </w:r>
+      <w:proofErr w:type="spellEnd"/>
+      <w:r>
+        <w:rPr>
+          <w:rFonts w:eastAsia="Times New Roman" w:cs="Times New Roman"/>
+          <w:kern w:val="28"/>
+          <w:szCs w:val="28"/>
+          <w:lang w:eastAsia="ru-RU"/>
+        </w:rPr>
+        <w:t xml:space="preserve"> Д., Бэйли Э. </w:t>
+      </w:r>
+      <w:proofErr w:type="spellStart"/>
+      <w:r>
+        <w:rPr>
+          <w:rFonts w:eastAsia="Times New Roman" w:cs="Times New Roman"/>
+          <w:kern w:val="28"/>
+          <w:szCs w:val="28"/>
+          <w:lang w:eastAsia="ru-RU"/>
+        </w:rPr>
+        <w:t>Kotlin</w:t>
+      </w:r>
+      <w:proofErr w:type="spellEnd"/>
+      <w:r>
+        <w:rPr>
+          <w:rFonts w:eastAsia="Times New Roman" w:cs="Times New Roman"/>
+          <w:kern w:val="28"/>
+          <w:szCs w:val="28"/>
+          <w:lang w:eastAsia="ru-RU"/>
+        </w:rPr>
+        <w:t xml:space="preserve">. Программирование для </w:t>
       </w:r>
       <w:proofErr w:type="gramStart"/>
       <w:r>
@@ -26257,6 +25419,66 @@
           <w:szCs w:val="28"/>
           <w:lang w:eastAsia="ru-RU"/>
         </w:rPr>
+        <w:t>профессионалов :</w:t>
+      </w:r>
+      <w:proofErr w:type="gramEnd"/>
+      <w:r>
+        <w:rPr>
+          <w:rFonts w:eastAsia="Times New Roman" w:cs="Times New Roman"/>
+          <w:kern w:val="28"/>
+          <w:szCs w:val="28"/>
+          <w:lang w:eastAsia="ru-RU"/>
+        </w:rPr>
+        <w:t xml:space="preserve"> учебное пособие / Дж. Скин, Д. </w:t>
+      </w:r>
+      <w:proofErr w:type="spellStart"/>
+      <w:r>
+        <w:rPr>
+          <w:rFonts w:eastAsia="Times New Roman" w:cs="Times New Roman"/>
+          <w:kern w:val="28"/>
+          <w:szCs w:val="28"/>
+          <w:lang w:eastAsia="ru-RU"/>
+        </w:rPr>
+        <w:t>Гринхол</w:t>
+      </w:r>
+      <w:proofErr w:type="spellEnd"/>
+      <w:r>
+        <w:rPr>
+          <w:rFonts w:eastAsia="Times New Roman" w:cs="Times New Roman"/>
+          <w:kern w:val="28"/>
+          <w:szCs w:val="28"/>
+          <w:lang w:eastAsia="ru-RU"/>
+        </w:rPr>
+        <w:t xml:space="preserve">, Э. </w:t>
+      </w:r>
+      <w:proofErr w:type="gramStart"/>
+      <w:r>
+        <w:rPr>
+          <w:rFonts w:eastAsia="Times New Roman" w:cs="Times New Roman"/>
+          <w:kern w:val="28"/>
+          <w:szCs w:val="28"/>
+          <w:lang w:eastAsia="ru-RU"/>
+        </w:rPr>
+        <w:t>Бэйли ;</w:t>
+      </w:r>
+      <w:proofErr w:type="gramEnd"/>
+      <w:r>
+        <w:rPr>
+          <w:rFonts w:eastAsia="Times New Roman" w:cs="Times New Roman"/>
+          <w:kern w:val="28"/>
+          <w:szCs w:val="28"/>
+          <w:lang w:eastAsia="ru-RU"/>
+        </w:rPr>
+        <w:t xml:space="preserve"> пер. с англ. Е. Матвеева. – СПб</w:t>
+      </w:r>
+      <w:proofErr w:type="gramStart"/>
+      <w:r>
+        <w:rPr>
+          <w:rFonts w:eastAsia="Times New Roman" w:cs="Times New Roman"/>
+          <w:kern w:val="28"/>
+          <w:szCs w:val="28"/>
+          <w:lang w:eastAsia="ru-RU"/>
+        </w:rPr>
         <w:t>. :</w:t>
       </w:r>
       <w:proofErr w:type="gramEnd"/>
@@ -26267,7 +25489,7 @@
           <w:szCs w:val="28"/>
           <w:lang w:eastAsia="ru-RU"/>
         </w:rPr>
-        <w:t xml:space="preserve"> Питер, 2022. – 720 с. – (Для профессионалов). – ISBN 978-5-4461-0877-0. [Электронный ресурс] / (дата обращения 02.12.2024)</w:t>
+        <w:t xml:space="preserve"> Питер, 2023. – 560 с. – ISBN 978-5-4461-2319-3. [Электронный ресурс] / (дата обращения 02.12.2024)</w:t>
       </w:r>
     </w:p>
     <w:p>
@@ -26292,7 +25514,27 @@
           <w:szCs w:val="28"/>
           <w:lang w:eastAsia="ru-RU"/>
         </w:rPr>
-        <w:t xml:space="preserve">Савин Р. Тестирование Дот Ком, или Пособие по жестокому обращению с багами в интернет-стартапах / Р. Савин. – </w:t>
+        <w:t xml:space="preserve">Хортон Дж. Разработка </w:t>
+      </w:r>
+      <w:proofErr w:type="spellStart"/>
+      <w:r>
+        <w:rPr>
+          <w:rFonts w:eastAsia="Times New Roman" w:cs="Times New Roman"/>
+          <w:kern w:val="28"/>
+          <w:szCs w:val="28"/>
+          <w:lang w:eastAsia="ru-RU"/>
+        </w:rPr>
+        <w:t>Android</w:t>
+      </w:r>
+      <w:proofErr w:type="spellEnd"/>
+      <w:r>
+        <w:rPr>
+          <w:rFonts w:eastAsia="Times New Roman" w:cs="Times New Roman"/>
+          <w:kern w:val="28"/>
+          <w:szCs w:val="28"/>
+          <w:lang w:eastAsia="ru-RU"/>
+        </w:rPr>
+        <w:t>-приложений с нуля / Дж. Хортон. – 3-е изд. – СПб</w:t>
       </w:r>
       <w:proofErr w:type="gramStart"/>
       <w:r>
@@ -26302,7 +25544,7 @@
           <w:szCs w:val="28"/>
           <w:lang w:eastAsia="ru-RU"/>
         </w:rPr>
-        <w:t>М. :</w:t>
+        <w:t>. :</w:t>
       </w:r>
       <w:proofErr w:type="gramEnd"/>
       <w:r>
@@ -26312,27 +25554,7 @@
           <w:szCs w:val="28"/>
           <w:lang w:eastAsia="ru-RU"/>
         </w:rPr>
-        <w:t xml:space="preserve"> </w:t>
-      </w:r>
-      <w:proofErr w:type="spellStart"/>
-      <w:r>
-        <w:rPr>
-          <w:rFonts w:eastAsia="Times New Roman" w:cs="Times New Roman"/>
-          <w:kern w:val="28"/>
-          <w:szCs w:val="28"/>
-          <w:lang w:eastAsia="ru-RU"/>
-        </w:rPr>
-        <w:t>Ridero</w:t>
-      </w:r>
-      <w:proofErr w:type="spellEnd"/>
-      <w:r>
-        <w:rPr>
-          <w:rFonts w:eastAsia="Times New Roman" w:cs="Times New Roman"/>
-          <w:kern w:val="28"/>
-          <w:szCs w:val="28"/>
-          <w:lang w:eastAsia="ru-RU"/>
-        </w:rPr>
-        <w:t>, 2017. – 312 с. – ISBN 978-5-4485-4551-1. [Электронный ресурс] / (дата обращения 02.12.2024)</w:t>
+        <w:t xml:space="preserve"> БХВ, 2023. – 576 с. – ISBN 978-5-9775-6855-5. [Электронный ресурс] / (дата обращения 02.12.2024)</w:t>
       </w:r>
     </w:p>
     <w:sectPr>
@@ -27783,6 +27005,119 @@
     </w:lvl>
   </w:abstractNum>
   <w:abstractNum w:abstractNumId="3" w15:restartNumberingAfterBreak="0">
+    <w:nsid w:val="075B6F2F"/>
+    <w:multiLevelType w:val="multilevel"/>
+    <w:tmpl w:val="390270F6"/>
+    <w:lvl w:ilvl="0">
+      <w:start w:val="1"/>
+      <w:numFmt w:val="decimal"/>
+      <w:lvlText w:val="%1"/>
+      <w:lvlJc w:val="left"/>
+      <w:pPr>
+        <w:ind w:left="420" w:hanging="420"/>
+      </w:pPr>
+      <w:rPr>
+        <w:rFonts w:hint="default"/>
+      </w:rPr>
+    </w:lvl>
+    <w:lvl w:ilvl="1">
+      <w:start w:val="1"/>
+      <w:numFmt w:val="decimal"/>
+      <w:lvlText w:val="%1.%2"/>
+      <w:lvlJc w:val="left"/>
+      <w:pPr>
+        <w:ind w:left="1128" w:hanging="420"/>
+      </w:pPr>
+      <w:rPr>
+        <w:rFonts w:hint="default"/>
+      </w:rPr>
+    </w:lvl>
+    <w:lvl w:ilvl="2">
+      <w:start w:val="1"/>
+      <w:numFmt w:val="decimal"/>
+      <w:lvlText w:val="%1.%2.%3"/>
+      <w:lvlJc w:val="left"/>
+      <w:pPr>
+        <w:ind w:left="2136" w:hanging="720"/>
+      </w:pPr>
+      <w:rPr>
+        <w:rFonts w:hint="default"/>
+      </w:rPr>
+    </w:lvl>
+    <w:lvl w:ilvl="3">
+      <w:start w:val="1"/>
+      <w:numFmt w:val="decimal"/>
+      <w:lvlText w:val="%1.%2.%3.%4"/>
+      <w:lvlJc w:val="left"/>
+      <w:pPr>
+        <w:ind w:left="3204" w:hanging="1080"/>
+      </w:pPr>
+      <w:rPr>
+        <w:rFonts w:hint="default"/>
+      </w:rPr>
+    </w:lvl>
+    <w:lvl w:ilvl="4">
+      <w:start w:val="1"/>
+      <w:numFmt w:val="decimal"/>
+      <w:lvlText w:val="%1.%2.%3.%4.%5"/>
+      <w:lvlJc w:val="left"/>
+      <w:pPr>
+        <w:ind w:left="3912" w:hanging="1080"/>
+      </w:pPr>
+      <w:rPr>
+        <w:rFonts w:hint="default"/>
+      </w:rPr>
+    </w:lvl>
+    <w:lvl w:ilvl="5">
+      <w:start w:val="1"/>
+      <w:numFmt w:val="decimal"/>
+      <w:lvlText w:val="%1.%2.%3.%4.%5.%6"/>
+      <w:lvlJc w:val="left"/>
+      <w:pPr>
+        <w:ind w:left="4980" w:hanging="1440"/>
+      </w:pPr>
+      <w:rPr>
+        <w:rFonts w:hint="default"/>
+      </w:rPr>
+    </w:lvl>
+    <w:lvl w:ilvl="6">
+      <w:start w:val="1"/>
+      <w:numFmt w:val="decimal"/>
+      <w:lvlText w:val="%1.%2.%3.%4.%5.%6.%7"/>
+      <w:lvlJc w:val="left"/>
+      <w:pPr>
+        <w:ind w:left="5688" w:hanging="1440"/>
+      </w:pPr>
+      <w:rPr>
+        <w:rFonts w:hint="default"/>
+      </w:rPr>
+    </w:lvl>
+    <w:lvl w:ilvl="7">
+      <w:start w:val="1"/>
+      <w:numFmt w:val="decimal"/>
+      <w:lvlText w:val="%1.%2.%3.%4.%5.%6.%7.%8"/>
+      <w:lvlJc w:val="left"/>
+      <w:pPr>
+        <w:ind w:left="6756" w:hanging="1800"/>
+      </w:pPr>
+      <w:rPr>
+        <w:rFonts w:hint="default"/>
+      </w:rPr>
+    </w:lvl>
+    <w:lvl w:ilvl="8">
+      <w:start w:val="1"/>
+      <w:numFmt w:val="decimal"/>
+      <w:lvlText w:val="%1.%2.%3.%4.%5.%6.%7.%8.%9"/>
+      <w:lvlJc w:val="left"/>
+      <w:pPr>
+        <w:ind w:left="7824" w:hanging="2160"/>
+      </w:pPr>
+      <w:rPr>
+        <w:rFonts w:hint="default"/>
+      </w:rPr>
+    </w:lvl>
+  </w:abstractNum>
+  <w:abstractNum w:abstractNumId="4" w15:restartNumberingAfterBreak="0">
     <w:nsid w:val="0A1A2E4F"/>
     <w:multiLevelType w:val="hybridMultilevel"/>
     <w:tmpl w:val="0AB89360"/>
@@ -27871,7 +27206,7 @@
       </w:pPr>
     </w:lvl>
   </w:abstractNum>
-  <w:abstractNum w:abstractNumId="4" w15:restartNumberingAfterBreak="0">
+  <w:abstractNum w:abstractNumId="5" w15:restartNumberingAfterBreak="0">
     <w:nsid w:val="0CEA2C28"/>
     <w:multiLevelType w:val="hybridMultilevel"/>
     <w:tmpl w:val="68AAB5BC"/>
@@ -27960,7 +27295,7 @@
       </w:pPr>
     </w:lvl>
   </w:abstractNum>
-  <w:abstractNum w:abstractNumId="5" w15:restartNumberingAfterBreak="0">
+  <w:abstractNum w:abstractNumId="6" w15:restartNumberingAfterBreak="0">
     <w:nsid w:val="0E521436"/>
     <w:multiLevelType w:val="hybridMultilevel"/>
     <w:tmpl w:val="199E08F8"/>
@@ -28046,7 +27381,7 @@
       </w:pPr>
     </w:lvl>
   </w:abstractNum>
-  <w:abstractNum w:abstractNumId="6" w15:restartNumberingAfterBreak="0">
+  <w:abstractNum w:abstractNumId="7" w15:restartNumberingAfterBreak="0">
     <w:nsid w:val="133A5E76"/>
     <w:multiLevelType w:val="hybridMultilevel"/>
     <w:tmpl w:val="21785C36"/>
@@ -28135,7 +27470,93 @@
       </w:pPr>
     </w:lvl>
   </w:abstractNum>
-  <w:abstractNum w:abstractNumId="7" w15:restartNumberingAfterBreak="0">
+  <w:abstractNum w:abstractNumId="8" w15:restartNumberingAfterBreak="0">
+    <w:nsid w:val="1C1B00D9"/>
+    <w:multiLevelType w:val="hybridMultilevel"/>
+    <w:tmpl w:val="7350551A"/>
+    <w:lvl w:ilvl="0" w:tplc="04190011">
+      <w:start w:val="1"/>
+      <w:numFmt w:val="decimal"/>
+      <w:lvlText w:val="%1)"/>
+      <w:lvlJc w:val="left"/>
+      <w:pPr>
+        <w:ind w:left="1429" w:hanging="360"/>
+      </w:pPr>
+    </w:lvl>
+    <w:lvl w:ilvl="1" w:tplc="04190019" w:tentative="1">
+      <w:start w:val="1"/>
+      <w:numFmt w:val="lowerLetter"/>
+      <w:lvlText w:val="%2."/>
+      <w:lvlJc w:val="left"/>
+      <w:pPr>
+        <w:ind w:left="2149" w:hanging="360"/>
+      </w:pPr>
+    </w:lvl>
+    <w:lvl w:ilvl="2" w:tplc="0419001B" w:tentative="1">
+      <w:start w:val="1"/>
+      <w:numFmt w:val="lowerRoman"/>
+      <w:lvlText w:val="%3."/>
+      <w:lvlJc w:val="right"/>
+      <w:pPr>
+        <w:ind w:left="2869" w:hanging="180"/>
+      </w:pPr>
+    </w:lvl>
+    <w:lvl w:ilvl="3" w:tplc="0419000F" w:tentative="1">
+      <w:start w:val="1"/>
+      <w:numFmt w:val="decimal"/>
+      <w:lvlText w:val="%4."/>
+      <w:lvlJc w:val="left"/>
+      <w:pPr>
+        <w:ind w:left="3589" w:hanging="360"/>
+      </w:pPr>
+    </w:lvl>
+    <w:lvl w:ilvl="4" w:tplc="04190019" w:tentative="1">
+      <w:start w:val="1"/>
+      <w:numFmt w:val="lowerLetter"/>
+      <w:lvlText w:val="%5."/>
+      <w:lvlJc w:val="left"/>
+      <w:pPr>
+        <w:ind w:left="4309" w:hanging="360"/>
+      </w:pPr>
+    </w:lvl>
+    <w:lvl w:ilvl="5" w:tplc="0419001B" w:tentative="1">
+      <w:start w:val="1"/>
+      <w:numFmt w:val="lowerRoman"/>
+      <w:lvlText w:val="%6."/>
+      <w:lvlJc w:val="right"/>
+      <w:pPr>
+        <w:ind w:left="5029" w:hanging="180"/>
+      </w:pPr>
+    </w:lvl>
+    <w:lvl w:ilvl="6" w:tplc="0419000F" w:tentative="1">
+      <w:start w:val="1"/>
+      <w:numFmt w:val="decimal"/>
+      <w:lvlText w:val="%7."/>
+      <w:lvlJc w:val="left"/>
+      <w:pPr>
+        <w:ind w:left="5749" w:hanging="360"/>
+      </w:pPr>
+    </w:lvl>
+    <w:lvl w:ilvl="7" w:tplc="04190019" w:tentative="1">
+      <w:start w:val="1"/>
+      <w:numFmt w:val="lowerLetter"/>
+      <w:lvlText w:val="%8."/>
+      <w:lvlJc w:val="left"/>
+      <w:pPr>
+        <w:ind w:left="6469" w:hanging="360"/>
+      </w:pPr>
+    </w:lvl>
+    <w:lvl w:ilvl="8" w:tplc="0419001B" w:tentative="1">
+      <w:start w:val="1"/>
+      <w:numFmt w:val="lowerRoman"/>
+      <w:lvlText w:val="%9."/>
+      <w:lvlJc w:val="right"/>
+      <w:pPr>
+        <w:ind w:left="7189" w:hanging="180"/>
+      </w:pPr>
+    </w:lvl>
+  </w:abstractNum>
+  <w:abstractNum w:abstractNumId="9" w15:restartNumberingAfterBreak="0">
     <w:nsid w:val="22682B5D"/>
     <w:multiLevelType w:val="hybridMultilevel"/>
     <w:tmpl w:val="A5CC0BE6"/>
@@ -28224,7 +27645,7 @@
       </w:pPr>
     </w:lvl>
   </w:abstractNum>
-  <w:abstractNum w:abstractNumId="8" w15:restartNumberingAfterBreak="0">
+  <w:abstractNum w:abstractNumId="10" w15:restartNumberingAfterBreak="0">
     <w:nsid w:val="27522E1A"/>
     <w:multiLevelType w:val="hybridMultilevel"/>
     <w:tmpl w:val="8D184968"/>
@@ -28313,7 +27734,7 @@
       </w:pPr>
     </w:lvl>
   </w:abstractNum>
-  <w:abstractNum w:abstractNumId="9" w15:restartNumberingAfterBreak="0">
+  <w:abstractNum w:abstractNumId="11" w15:restartNumberingAfterBreak="0">
     <w:nsid w:val="2EC57784"/>
     <w:multiLevelType w:val="hybridMultilevel"/>
     <w:tmpl w:val="CEA6762A"/>
@@ -28402,7 +27823,7 @@
       </w:pPr>
     </w:lvl>
   </w:abstractNum>
-  <w:abstractNum w:abstractNumId="10" w15:restartNumberingAfterBreak="0">
+  <w:abstractNum w:abstractNumId="12" w15:restartNumberingAfterBreak="0">
     <w:nsid w:val="39595D6D"/>
     <w:multiLevelType w:val="hybridMultilevel"/>
     <w:tmpl w:val="B12EE238"/>
@@ -28491,7 +27912,7 @@
       </w:pPr>
     </w:lvl>
   </w:abstractNum>
-  <w:abstractNum w:abstractNumId="11" w15:restartNumberingAfterBreak="0">
+  <w:abstractNum w:abstractNumId="13" w15:restartNumberingAfterBreak="0">
     <w:nsid w:val="3DA52A6E"/>
     <w:multiLevelType w:val="hybridMultilevel"/>
     <w:tmpl w:val="F02C9126"/>
@@ -28580,7 +28001,7 @@
       </w:pPr>
     </w:lvl>
   </w:abstractNum>
-  <w:abstractNum w:abstractNumId="12" w15:restartNumberingAfterBreak="0">
+  <w:abstractNum w:abstractNumId="14" w15:restartNumberingAfterBreak="0">
     <w:nsid w:val="3DCA335C"/>
     <w:multiLevelType w:val="hybridMultilevel"/>
     <w:tmpl w:val="016E55FA"/>
@@ -28669,7 +28090,7 @@
       </w:pPr>
     </w:lvl>
   </w:abstractNum>
-  <w:abstractNum w:abstractNumId="13" w15:restartNumberingAfterBreak="0">
+  <w:abstractNum w:abstractNumId="15" w15:restartNumberingAfterBreak="0">
     <w:nsid w:val="3E835725"/>
     <w:multiLevelType w:val="hybridMultilevel"/>
     <w:tmpl w:val="EF5C4976"/>
@@ -28758,7 +28179,7 @@
       </w:pPr>
     </w:lvl>
   </w:abstractNum>
-  <w:abstractNum w:abstractNumId="14" w15:restartNumberingAfterBreak="0">
+  <w:abstractNum w:abstractNumId="16" w15:restartNumberingAfterBreak="0">
     <w:nsid w:val="4BA77CF0"/>
     <w:multiLevelType w:val="hybridMultilevel"/>
     <w:tmpl w:val="C3B22B5E"/>
@@ -28847,7 +28268,7 @@
       </w:pPr>
     </w:lvl>
   </w:abstractNum>
-  <w:abstractNum w:abstractNumId="15" w15:restartNumberingAfterBreak="0">
+  <w:abstractNum w:abstractNumId="17" w15:restartNumberingAfterBreak="0">
     <w:nsid w:val="4EC6461B"/>
     <w:multiLevelType w:val="multilevel"/>
     <w:tmpl w:val="60EA7AEA"/>
@@ -28960,7 +28381,7 @@
       </w:pPr>
     </w:lvl>
   </w:abstractNum>
-  <w:abstractNum w:abstractNumId="16" w15:restartNumberingAfterBreak="0">
+  <w:abstractNum w:abstractNumId="18" w15:restartNumberingAfterBreak="0">
     <w:nsid w:val="4FF40470"/>
     <w:multiLevelType w:val="hybridMultilevel"/>
     <w:tmpl w:val="E132EA36"/>
@@ -29049,7 +28470,7 @@
       </w:pPr>
     </w:lvl>
   </w:abstractNum>
-  <w:abstractNum w:abstractNumId="17" w15:restartNumberingAfterBreak="0">
+  <w:abstractNum w:abstractNumId="19" w15:restartNumberingAfterBreak="0">
     <w:nsid w:val="59D928E0"/>
     <w:multiLevelType w:val="hybridMultilevel"/>
     <w:tmpl w:val="19FAECC0"/>
@@ -29138,7 +28559,7 @@
       </w:pPr>
     </w:lvl>
   </w:abstractNum>
-  <w:abstractNum w:abstractNumId="18" w15:restartNumberingAfterBreak="0">
+  <w:abstractNum w:abstractNumId="20" w15:restartNumberingAfterBreak="0">
     <w:nsid w:val="5ADB4D8B"/>
     <w:multiLevelType w:val="hybridMultilevel"/>
     <w:tmpl w:val="11F43C3E"/>
@@ -29227,7 +28648,7 @@
       </w:pPr>
     </w:lvl>
   </w:abstractNum>
-  <w:abstractNum w:abstractNumId="19" w15:restartNumberingAfterBreak="0">
+  <w:abstractNum w:abstractNumId="21" w15:restartNumberingAfterBreak="0">
     <w:nsid w:val="5EFA6EA6"/>
     <w:multiLevelType w:val="hybridMultilevel"/>
     <w:tmpl w:val="5D249BE6"/>
@@ -29316,7 +28737,7 @@
       </w:pPr>
     </w:lvl>
   </w:abstractNum>
-  <w:abstractNum w:abstractNumId="20" w15:restartNumberingAfterBreak="0">
+  <w:abstractNum w:abstractNumId="22" w15:restartNumberingAfterBreak="0">
     <w:nsid w:val="63A4541B"/>
     <w:multiLevelType w:val="hybridMultilevel"/>
     <w:tmpl w:val="D0D04DD6"/>
@@ -29402,7 +28823,7 @@
       </w:pPr>
     </w:lvl>
   </w:abstractNum>
-  <w:abstractNum w:abstractNumId="21" w15:restartNumberingAfterBreak="0">
+  <w:abstractNum w:abstractNumId="23" w15:restartNumberingAfterBreak="0">
     <w:nsid w:val="64BD6709"/>
     <w:multiLevelType w:val="hybridMultilevel"/>
     <w:tmpl w:val="08A4D344"/>
@@ -29491,7 +28912,7 @@
       </w:pPr>
     </w:lvl>
   </w:abstractNum>
-  <w:abstractNum w:abstractNumId="22" w15:restartNumberingAfterBreak="0">
+  <w:abstractNum w:abstractNumId="24" w15:restartNumberingAfterBreak="0">
     <w:nsid w:val="6CF4273C"/>
     <w:multiLevelType w:val="hybridMultilevel"/>
     <w:tmpl w:val="AD9605E4"/>
@@ -29580,7 +29001,7 @@
       </w:pPr>
     </w:lvl>
   </w:abstractNum>
-  <w:abstractNum w:abstractNumId="23" w15:restartNumberingAfterBreak="0">
+  <w:abstractNum w:abstractNumId="25" w15:restartNumberingAfterBreak="0">
     <w:nsid w:val="6D7153ED"/>
     <w:multiLevelType w:val="hybridMultilevel"/>
     <w:tmpl w:val="07049E9A"/>
@@ -29666,7 +29087,93 @@
       </w:pPr>
     </w:lvl>
   </w:abstractNum>
-  <w:abstractNum w:abstractNumId="24" w15:restartNumberingAfterBreak="0">
+  <w:abstractNum w:abstractNumId="26" w15:restartNumberingAfterBreak="0">
+    <w:nsid w:val="6F2070F6"/>
+    <w:multiLevelType w:val="hybridMultilevel"/>
+    <w:tmpl w:val="B84E3356"/>
+    <w:lvl w:ilvl="0" w:tplc="04190011">
+      <w:start w:val="1"/>
+      <w:numFmt w:val="decimal"/>
+      <w:lvlText w:val="%1)"/>
+      <w:lvlJc w:val="left"/>
+      <w:pPr>
+        <w:ind w:left="1429" w:hanging="360"/>
+      </w:pPr>
+    </w:lvl>
+    <w:lvl w:ilvl="1" w:tplc="04190019" w:tentative="1">
+      <w:start w:val="1"/>
+      <w:numFmt w:val="lowerLetter"/>
+      <w:lvlText w:val="%2."/>
+      <w:lvlJc w:val="left"/>
+      <w:pPr>
+        <w:ind w:left="2149" w:hanging="360"/>
+      </w:pPr>
+    </w:lvl>
+    <w:lvl w:ilvl="2" w:tplc="0419001B" w:tentative="1">
+      <w:start w:val="1"/>
+      <w:numFmt w:val="lowerRoman"/>
+      <w:lvlText w:val="%3."/>
+      <w:lvlJc w:val="right"/>
+      <w:pPr>
+        <w:ind w:left="2869" w:hanging="180"/>
+      </w:pPr>
+    </w:lvl>
+    <w:lvl w:ilvl="3" w:tplc="0419000F" w:tentative="1">
+      <w:start w:val="1"/>
+      <w:numFmt w:val="decimal"/>
+      <w:lvlText w:val="%4."/>
+      <w:lvlJc w:val="left"/>
+      <w:pPr>
+        <w:ind w:left="3589" w:hanging="360"/>
+      </w:pPr>
+    </w:lvl>
+    <w:lvl w:ilvl="4" w:tplc="04190019" w:tentative="1">
+      <w:start w:val="1"/>
+      <w:numFmt w:val="lowerLetter"/>
+      <w:lvlText w:val="%5."/>
+      <w:lvlJc w:val="left"/>
+      <w:pPr>
+        <w:ind w:left="4309" w:hanging="360"/>
+      </w:pPr>
+    </w:lvl>
+    <w:lvl w:ilvl="5" w:tplc="0419001B" w:tentative="1">
+      <w:start w:val="1"/>
+      <w:numFmt w:val="lowerRoman"/>
+      <w:lvlText w:val="%6."/>
+      <w:lvlJc w:val="right"/>
+      <w:pPr>
+        <w:ind w:left="5029" w:hanging="180"/>
+      </w:pPr>
+    </w:lvl>
+    <w:lvl w:ilvl="6" w:tplc="0419000F" w:tentative="1">
+      <w:start w:val="1"/>
+      <w:numFmt w:val="decimal"/>
+      <w:lvlText w:val="%7."/>
+      <w:lvlJc w:val="left"/>
+      <w:pPr>
+        <w:ind w:left="5749" w:hanging="360"/>
+      </w:pPr>
+    </w:lvl>
+    <w:lvl w:ilvl="7" w:tplc="04190019" w:tentative="1">
+      <w:start w:val="1"/>
+      <w:numFmt w:val="lowerLetter"/>
+      <w:lvlText w:val="%8."/>
+      <w:lvlJc w:val="left"/>
+      <w:pPr>
+        <w:ind w:left="6469" w:hanging="360"/>
+      </w:pPr>
+    </w:lvl>
+    <w:lvl w:ilvl="8" w:tplc="0419001B" w:tentative="1">
+      <w:start w:val="1"/>
+      <w:numFmt w:val="lowerRoman"/>
+      <w:lvlText w:val="%9."/>
+      <w:lvlJc w:val="right"/>
+      <w:pPr>
+        <w:ind w:left="7189" w:hanging="180"/>
+      </w:pPr>
+    </w:lvl>
+  </w:abstractNum>
+  <w:abstractNum w:abstractNumId="27" w15:restartNumberingAfterBreak="0">
     <w:nsid w:val="719478FA"/>
     <w:multiLevelType w:val="hybridMultilevel"/>
     <w:tmpl w:val="CD445844"/>
@@ -29755,7 +29262,7 @@
       </w:pPr>
     </w:lvl>
   </w:abstractNum>
-  <w:abstractNum w:abstractNumId="25" w15:restartNumberingAfterBreak="0">
+  <w:abstractNum w:abstractNumId="28" w15:restartNumberingAfterBreak="0">
     <w:nsid w:val="723B228D"/>
     <w:multiLevelType w:val="multilevel"/>
     <w:tmpl w:val="859652B6"/>
@@ -29868,7 +29375,7 @@
       </w:rPr>
     </w:lvl>
   </w:abstractNum>
-  <w:abstractNum w:abstractNumId="26" w15:restartNumberingAfterBreak="0">
+  <w:abstractNum w:abstractNumId="29" w15:restartNumberingAfterBreak="0">
     <w:nsid w:val="746F0F17"/>
     <w:multiLevelType w:val="hybridMultilevel"/>
     <w:tmpl w:val="11A07CD0"/>
@@ -29957,7 +29464,7 @@
       </w:pPr>
     </w:lvl>
   </w:abstractNum>
-  <w:abstractNum w:abstractNumId="27" w15:restartNumberingAfterBreak="0">
+  <w:abstractNum w:abstractNumId="30" w15:restartNumberingAfterBreak="0">
     <w:nsid w:val="7D404248"/>
     <w:multiLevelType w:val="hybridMultilevel"/>
     <w:tmpl w:val="FAA668FC"/>
@@ -30047,88 +29554,97 @@
     </w:lvl>
   </w:abstractNum>
   <w:num w:numId="1" w16cid:durableId="1247112677">
-    <w:abstractNumId w:val="8"/>
+    <w:abstractNumId w:val="10"/>
   </w:num>
   <w:num w:numId="2" w16cid:durableId="1914006912">
     <w:abstractNumId w:val="2"/>
   </w:num>
   <w:num w:numId="3" w16cid:durableId="1811286461">
-    <w:abstractNumId w:val="12"/>
+    <w:abstractNumId w:val="14"/>
   </w:num>
   <w:num w:numId="4" w16cid:durableId="1838036856">
-    <w:abstractNumId w:val="9"/>
+    <w:abstractNumId w:val="11"/>
   </w:num>
   <w:num w:numId="5" w16cid:durableId="2058964332">
-    <w:abstractNumId w:val="18"/>
+    <w:abstractNumId w:val="20"/>
   </w:num>
   <w:num w:numId="6" w16cid:durableId="149101772">
-    <w:abstractNumId w:val="24"/>
+    <w:abstractNumId w:val="27"/>
   </w:num>
   <w:num w:numId="7" w16cid:durableId="1801262749">
-    <w:abstractNumId w:val="13"/>
+    <w:abstractNumId w:val="15"/>
   </w:num>
   <w:num w:numId="8" w16cid:durableId="310258286">
     <w:abstractNumId w:val="1"/>
   </w:num>
   <w:num w:numId="9" w16cid:durableId="1564177198">
-    <w:abstractNumId w:val="26"/>
+    <w:abstractNumId w:val="29"/>
   </w:num>
   <w:num w:numId="10" w16cid:durableId="1890653806">
-    <w:abstractNumId w:val="11"/>
+    <w:abstractNumId w:val="13"/>
   </w:num>
   <w:num w:numId="11" w16cid:durableId="231086864">
+    <w:abstractNumId w:val="23"/>
+  </w:num>
+  <w:num w:numId="12" w16cid:durableId="1909804628">
+    <w:abstractNumId w:val="9"/>
+  </w:num>
+  <w:num w:numId="13" w16cid:durableId="1377466232">
+    <w:abstractNumId w:val="4"/>
+  </w:num>
+  <w:num w:numId="14" w16cid:durableId="205338265">
+    <w:abstractNumId w:val="19"/>
+  </w:num>
+  <w:num w:numId="15" w16cid:durableId="197669047">
+    <w:abstractNumId w:val="6"/>
+  </w:num>
+  <w:num w:numId="16" w16cid:durableId="1436556118">
+    <w:abstractNumId w:val="25"/>
+  </w:num>
+  <w:num w:numId="17" w16cid:durableId="246110676">
+    <w:abstractNumId w:val="22"/>
+  </w:num>
+  <w:num w:numId="18" w16cid:durableId="1662270500">
     <w:abstractNumId w:val="21"/>
   </w:num>
-  <w:num w:numId="12" w16cid:durableId="1909804628">
+  <w:num w:numId="19" w16cid:durableId="402529">
+    <w:abstractNumId w:val="16"/>
+  </w:num>
+  <w:num w:numId="20" w16cid:durableId="149757049">
     <w:abstractNumId w:val="7"/>
   </w:num>
-  <w:num w:numId="13" w16cid:durableId="1377466232">
-    <w:abstractNumId w:val="3"/>
-  </w:num>
-  <w:num w:numId="14" w16cid:durableId="205338265">
-    <w:abstractNumId w:val="17"/>
-  </w:num>
-  <w:num w:numId="15" w16cid:durableId="197669047">
-    <w:abstractNumId w:val="5"/>
-  </w:num>
-  <w:num w:numId="16" w16cid:durableId="1436556118">
-    <w:abstractNumId w:val="23"/>
-  </w:num>
-  <w:num w:numId="17" w16cid:durableId="246110676">
-    <w:abstractNumId w:val="20"/>
-  </w:num>
-  <w:num w:numId="18" w16cid:durableId="1662270500">
-    <w:abstractNumId w:val="19"/>
-  </w:num>
-  <w:num w:numId="19" w16cid:durableId="402529">
-    <w:abstractNumId w:val="14"/>
-  </w:num>
-  <w:num w:numId="20" w16cid:durableId="149757049">
-    <w:abstractNumId w:val="6"/>
-  </w:num>
   <w:num w:numId="21" w16cid:durableId="2015110989">
-    <w:abstractNumId w:val="27"/>
+    <w:abstractNumId w:val="30"/>
   </w:num>
   <w:num w:numId="22" w16cid:durableId="1977635950">
-    <w:abstractNumId w:val="10"/>
+    <w:abstractNumId w:val="12"/>
   </w:num>
   <w:num w:numId="23" w16cid:durableId="775442250">
-    <w:abstractNumId w:val="4"/>
+    <w:abstractNumId w:val="5"/>
   </w:num>
   <w:num w:numId="24" w16cid:durableId="2007587385">
     <w:abstractNumId w:val="0"/>
   </w:num>
   <w:num w:numId="25" w16cid:durableId="258219438">
-    <w:abstractNumId w:val="16"/>
+    <w:abstractNumId w:val="18"/>
   </w:num>
   <w:num w:numId="26" w16cid:durableId="2126070500">
-    <w:abstractNumId w:val="22"/>
+    <w:abstractNumId w:val="24"/>
   </w:num>
   <w:num w:numId="27" w16cid:durableId="2053769966">
-    <w:abstractNumId w:val="15"/>
+    <w:abstractNumId w:val="17"/>
   </w:num>
   <w:num w:numId="28" w16cid:durableId="1309432823">
-    <w:abstractNumId w:val="25"/>
+    <w:abstractNumId w:val="28"/>
+  </w:num>
+  <w:num w:numId="29" w16cid:durableId="2034501563">
+    <w:abstractNumId w:val="3"/>
+  </w:num>
+  <w:num w:numId="30" w16cid:durableId="667486667">
+    <w:abstractNumId w:val="26"/>
+  </w:num>
+  <w:num w:numId="31" w16cid:durableId="1680737520">
+    <w:abstractNumId w:val="8"/>
   </w:num>
   <w:numIdMacAtCleanup w:val="27"/>
 </w:numbering>
@@ -30570,8 +30086,9 @@
     <w:uiPriority w:val="9"/>
     <w:unhideWhenUsed/>
     <w:qFormat/>
-    <w:rsid w:val="009D3D0D"/>
+    <w:rsid w:val="000F5168"/>
     <w:pPr>
+      <w:ind w:firstLine="709"/>
       <w:outlineLvl w:val="1"/>
     </w:pPr>
   </w:style>
@@ -30583,14 +30100,16 @@
     <w:uiPriority w:val="9"/>
     <w:unhideWhenUsed/>
     <w:qFormat/>
-    <w:rsid w:val="009D3D0D"/>
+    <w:rsid w:val="000F5168"/>
     <w:pPr>
+      <w:ind w:firstLine="709"/>
       <w:outlineLvl w:val="2"/>
     </w:pPr>
   </w:style>
   <w:style w:type="character" w:default="1" w:styleId="a1">
     <w:name w:val="Default Paragraph Font"/>
     <w:uiPriority w:val="1"/>
+    <w:semiHidden/>
     <w:unhideWhenUsed/>
   </w:style>
   <w:style w:type="table" w:default="1" w:styleId="a2">
@@ -30887,10 +30406,12 @@
     <w:autoRedefine/>
     <w:uiPriority w:val="39"/>
     <w:unhideWhenUsed/>
-    <w:rsid w:val="00E136E5"/>
+    <w:rsid w:val="00D846A2"/>
     <w:pPr>
-      <w:spacing w:after="100" w:line="259" w:lineRule="auto"/>
-      <w:ind w:left="220"/>
+      <w:tabs>
+        <w:tab w:val="right" w:leader="dot" w:pos="9344"/>
+      </w:tabs>
+      <w:spacing w:after="0"/>
     </w:pPr>
     <w:rPr>
       <w:rFonts w:eastAsiaTheme="minorEastAsia" w:cs="Times New Roman"/>
@@ -30919,7 +30440,7 @@
     <w:basedOn w:val="a1"/>
     <w:link w:val="2"/>
     <w:uiPriority w:val="9"/>
-    <w:rsid w:val="009D3D0D"/>
+    <w:rsid w:val="000F5168"/>
     <w:rPr>
       <w:rFonts w:ascii="Times New Roman" w:hAnsi="Times New Roman" w:cs="Times New Roman"/>
       <w:bCs/>
@@ -30932,7 +30453,7 @@
     <w:basedOn w:val="a1"/>
     <w:link w:val="3"/>
     <w:uiPriority w:val="9"/>
-    <w:rsid w:val="009D3D0D"/>
+    <w:rsid w:val="000F5168"/>
     <w:rPr>
       <w:rFonts w:ascii="Times New Roman" w:hAnsi="Times New Roman" w:cs="Times New Roman"/>
       <w:bCs/>
@@ -31055,12 +30576,11 @@
     <w:next w:val="1"/>
     <w:link w:val="13"/>
     <w:qFormat/>
-    <w:rsid w:val="00CD610A"/>
+    <w:rsid w:val="004179B8"/>
     <w:pPr>
       <w:spacing w:before="0"/>
     </w:pPr>
     <w:rPr>
-      <w:b w:val="0"/>
       <w:bCs/>
     </w:rPr>
   </w:style>
@@ -31068,10 +30588,10 @@
     <w:name w:val="Заголовок_1 Знак"/>
     <w:basedOn w:val="10"/>
     <w:link w:val="12"/>
-    <w:rsid w:val="00CD610A"/>
+    <w:rsid w:val="004179B8"/>
     <w:rPr>
       <w:rFonts w:ascii="Times New Roman" w:eastAsiaTheme="majorEastAsia" w:hAnsi="Times New Roman" w:cstheme="majorBidi"/>
-      <w:b w:val="0"/>
+      <w:b/>
       <w:bCs/>
       <w:sz w:val="28"/>
       <w:szCs w:val="32"/>
